--- a/Design_Docs/ESC_Centralized_Logging_Retention_Strategy_v1.docx
+++ b/Design_Docs/ESC_Centralized_Logging_Retention_Strategy_v1.docx
@@ -106,12 +106,12 @@
       <w:tblPr>
         <w:tblW w:w="9240" w:type="dxa"/>
         <w:tblBorders>
-          <w:top w:val="single" w:sz="4" w:space="0" w:color="auto"/>
-          <w:left w:val="single" w:sz="4" w:space="0" w:color="auto"/>
-          <w:bottom w:val="single" w:sz="4" w:space="0" w:color="auto"/>
-          <w:right w:val="single" w:sz="4" w:space="0" w:color="auto"/>
-          <w:insideH w:val="single" w:sz="4" w:space="0" w:color="auto"/>
-          <w:insideV w:val="single" w:sz="4" w:space="0" w:color="auto"/>
+          <w:top w:val="single" w:color="auto" w:sz="4" w:space="0"/>
+          <w:left w:val="single" w:color="auto" w:sz="4" w:space="0"/>
+          <w:bottom w:val="single" w:color="auto" w:sz="4" w:space="0"/>
+          <w:right w:val="single" w:color="auto" w:sz="4" w:space="0"/>
+          <w:insideH w:val="single" w:color="auto" w:sz="4" w:space="0"/>
+          <w:insideV w:val="single" w:color="auto" w:sz="4" w:space="0"/>
         </w:tblBorders>
         <w:tblCellMar>
           <w:left w:w="10" w:type="dxa"/>
@@ -128,10 +128,10 @@
           <w:tcPr>
             <w:tcW w:w="2600" w:type="dxa"/>
             <w:tcBorders>
-              <w:top w:val="single" w:sz="4" w:space="0" w:color="BBBBBB"/>
-              <w:left w:val="single" w:sz="4" w:space="0" w:color="BBBBBB"/>
-              <w:bottom w:val="single" w:sz="4" w:space="0" w:color="BBBBBB"/>
-              <w:right w:val="single" w:sz="4" w:space="0" w:color="BBBBBB"/>
+              <w:top w:val="single" w:color="BBBBBB" w:sz="4" w:space="0"/>
+              <w:left w:val="single" w:color="BBBBBB" w:sz="4" w:space="0"/>
+              <w:bottom w:val="single" w:color="BBBBBB" w:sz="4" w:space="0"/>
+              <w:right w:val="single" w:color="BBBBBB" w:sz="4" w:space="0"/>
             </w:tcBorders>
             <w:shd w:val="clear" w:color="auto" w:fill="0B2F6B"/>
             <w:tcMar>
@@ -158,10 +158,10 @@
           <w:tcPr>
             <w:tcW w:w="6640" w:type="dxa"/>
             <w:tcBorders>
-              <w:top w:val="single" w:sz="4" w:space="0" w:color="BBBBBB"/>
-              <w:left w:val="single" w:sz="4" w:space="0" w:color="BBBBBB"/>
-              <w:bottom w:val="single" w:sz="4" w:space="0" w:color="BBBBBB"/>
-              <w:right w:val="single" w:sz="4" w:space="0" w:color="BBBBBB"/>
+              <w:top w:val="single" w:color="BBBBBB" w:sz="4" w:space="0"/>
+              <w:left w:val="single" w:color="BBBBBB" w:sz="4" w:space="0"/>
+              <w:bottom w:val="single" w:color="BBBBBB" w:sz="4" w:space="0"/>
+              <w:right w:val="single" w:color="BBBBBB" w:sz="4" w:space="0"/>
             </w:tcBorders>
             <w:shd w:val="clear" w:color="auto" w:fill="FFFFFF"/>
             <w:tcMar>
@@ -188,10 +188,10 @@
           <w:tcPr>
             <w:tcW w:w="2600" w:type="dxa"/>
             <w:tcBorders>
-              <w:top w:val="single" w:sz="4" w:space="0" w:color="BBBBBB"/>
-              <w:left w:val="single" w:sz="4" w:space="0" w:color="BBBBBB"/>
-              <w:bottom w:val="single" w:sz="4" w:space="0" w:color="BBBBBB"/>
-              <w:right w:val="single" w:sz="4" w:space="0" w:color="BBBBBB"/>
+              <w:top w:val="single" w:color="BBBBBB" w:sz="4" w:space="0"/>
+              <w:left w:val="single" w:color="BBBBBB" w:sz="4" w:space="0"/>
+              <w:bottom w:val="single" w:color="BBBBBB" w:sz="4" w:space="0"/>
+              <w:right w:val="single" w:color="BBBBBB" w:sz="4" w:space="0"/>
             </w:tcBorders>
             <w:shd w:val="clear" w:color="auto" w:fill="0B2F6B"/>
             <w:tcMar>
@@ -218,10 +218,10 @@
           <w:tcPr>
             <w:tcW w:w="6640" w:type="dxa"/>
             <w:tcBorders>
-              <w:top w:val="single" w:sz="4" w:space="0" w:color="BBBBBB"/>
-              <w:left w:val="single" w:sz="4" w:space="0" w:color="BBBBBB"/>
-              <w:bottom w:val="single" w:sz="4" w:space="0" w:color="BBBBBB"/>
-              <w:right w:val="single" w:sz="4" w:space="0" w:color="BBBBBB"/>
+              <w:top w:val="single" w:color="BBBBBB" w:sz="4" w:space="0"/>
+              <w:left w:val="single" w:color="BBBBBB" w:sz="4" w:space="0"/>
+              <w:bottom w:val="single" w:color="BBBBBB" w:sz="4" w:space="0"/>
+              <w:right w:val="single" w:color="BBBBBB" w:sz="4" w:space="0"/>
             </w:tcBorders>
             <w:shd w:val="clear" w:color="auto" w:fill="EBF5FB"/>
             <w:tcMar>
@@ -264,10 +264,10 @@
           <w:tcPr>
             <w:tcW w:w="2600" w:type="dxa"/>
             <w:tcBorders>
-              <w:top w:val="single" w:sz="4" w:space="0" w:color="BBBBBB"/>
-              <w:left w:val="single" w:sz="4" w:space="0" w:color="BBBBBB"/>
-              <w:bottom w:val="single" w:sz="4" w:space="0" w:color="BBBBBB"/>
-              <w:right w:val="single" w:sz="4" w:space="0" w:color="BBBBBB"/>
+              <w:top w:val="single" w:color="BBBBBB" w:sz="4" w:space="0"/>
+              <w:left w:val="single" w:color="BBBBBB" w:sz="4" w:space="0"/>
+              <w:bottom w:val="single" w:color="BBBBBB" w:sz="4" w:space="0"/>
+              <w:right w:val="single" w:color="BBBBBB" w:sz="4" w:space="0"/>
             </w:tcBorders>
             <w:shd w:val="clear" w:color="auto" w:fill="0B2F6B"/>
             <w:tcMar>
@@ -294,10 +294,10 @@
           <w:tcPr>
             <w:tcW w:w="6640" w:type="dxa"/>
             <w:tcBorders>
-              <w:top w:val="single" w:sz="4" w:space="0" w:color="BBBBBB"/>
-              <w:left w:val="single" w:sz="4" w:space="0" w:color="BBBBBB"/>
-              <w:bottom w:val="single" w:sz="4" w:space="0" w:color="BBBBBB"/>
-              <w:right w:val="single" w:sz="4" w:space="0" w:color="BBBBBB"/>
+              <w:top w:val="single" w:color="BBBBBB" w:sz="4" w:space="0"/>
+              <w:left w:val="single" w:color="BBBBBB" w:sz="4" w:space="0"/>
+              <w:bottom w:val="single" w:color="BBBBBB" w:sz="4" w:space="0"/>
+              <w:right w:val="single" w:color="BBBBBB" w:sz="4" w:space="0"/>
             </w:tcBorders>
             <w:shd w:val="clear" w:color="auto" w:fill="EBF5FB"/>
             <w:tcMar>
@@ -324,10 +324,10 @@
           <w:tcPr>
             <w:tcW w:w="2600" w:type="dxa"/>
             <w:tcBorders>
-              <w:top w:val="single" w:sz="4" w:space="0" w:color="BBBBBB"/>
-              <w:left w:val="single" w:sz="4" w:space="0" w:color="BBBBBB"/>
-              <w:bottom w:val="single" w:sz="4" w:space="0" w:color="BBBBBB"/>
-              <w:right w:val="single" w:sz="4" w:space="0" w:color="BBBBBB"/>
+              <w:top w:val="single" w:color="BBBBBB" w:sz="4" w:space="0"/>
+              <w:left w:val="single" w:color="BBBBBB" w:sz="4" w:space="0"/>
+              <w:bottom w:val="single" w:color="BBBBBB" w:sz="4" w:space="0"/>
+              <w:right w:val="single" w:color="BBBBBB" w:sz="4" w:space="0"/>
             </w:tcBorders>
             <w:shd w:val="clear" w:color="auto" w:fill="0B2F6B"/>
             <w:tcMar>
@@ -361,10 +361,10 @@
           <w:tcPr>
             <w:tcW w:w="6640" w:type="dxa"/>
             <w:tcBorders>
-              <w:top w:val="single" w:sz="4" w:space="0" w:color="BBBBBB"/>
-              <w:left w:val="single" w:sz="4" w:space="0" w:color="BBBBBB"/>
-              <w:bottom w:val="single" w:sz="4" w:space="0" w:color="BBBBBB"/>
-              <w:right w:val="single" w:sz="4" w:space="0" w:color="BBBBBB"/>
+              <w:top w:val="single" w:color="BBBBBB" w:sz="4" w:space="0"/>
+              <w:left w:val="single" w:color="BBBBBB" w:sz="4" w:space="0"/>
+              <w:bottom w:val="single" w:color="BBBBBB" w:sz="4" w:space="0"/>
+              <w:right w:val="single" w:color="BBBBBB" w:sz="4" w:space="0"/>
             </w:tcBorders>
             <w:shd w:val="clear" w:color="auto" w:fill="EBF5FB"/>
             <w:tcMar>
@@ -398,10 +398,10 @@
           <w:tcPr>
             <w:tcW w:w="2600" w:type="dxa"/>
             <w:tcBorders>
-              <w:top w:val="single" w:sz="4" w:space="0" w:color="BBBBBB"/>
-              <w:left w:val="single" w:sz="4" w:space="0" w:color="BBBBBB"/>
-              <w:bottom w:val="single" w:sz="4" w:space="0" w:color="BBBBBB"/>
-              <w:right w:val="single" w:sz="4" w:space="0" w:color="BBBBBB"/>
+              <w:top w:val="single" w:color="BBBBBB" w:sz="4" w:space="0"/>
+              <w:left w:val="single" w:color="BBBBBB" w:sz="4" w:space="0"/>
+              <w:bottom w:val="single" w:color="BBBBBB" w:sz="4" w:space="0"/>
+              <w:right w:val="single" w:color="BBBBBB" w:sz="4" w:space="0"/>
             </w:tcBorders>
             <w:shd w:val="clear" w:color="auto" w:fill="0B2F6B"/>
             <w:tcMar>
@@ -428,10 +428,10 @@
           <w:tcPr>
             <w:tcW w:w="6640" w:type="dxa"/>
             <w:tcBorders>
-              <w:top w:val="single" w:sz="4" w:space="0" w:color="BBBBBB"/>
-              <w:left w:val="single" w:sz="4" w:space="0" w:color="BBBBBB"/>
-              <w:bottom w:val="single" w:sz="4" w:space="0" w:color="BBBBBB"/>
-              <w:right w:val="single" w:sz="4" w:space="0" w:color="BBBBBB"/>
+              <w:top w:val="single" w:color="BBBBBB" w:sz="4" w:space="0"/>
+              <w:left w:val="single" w:color="BBBBBB" w:sz="4" w:space="0"/>
+              <w:bottom w:val="single" w:color="BBBBBB" w:sz="4" w:space="0"/>
+              <w:right w:val="single" w:color="BBBBBB" w:sz="4" w:space="0"/>
             </w:tcBorders>
             <w:shd w:val="clear" w:color="auto" w:fill="FFFFFF"/>
             <w:tcMar>
@@ -461,10 +461,10 @@
           <w:tcPr>
             <w:tcW w:w="2600" w:type="dxa"/>
             <w:tcBorders>
-              <w:top w:val="single" w:sz="4" w:space="0" w:color="BBBBBB"/>
-              <w:left w:val="single" w:sz="4" w:space="0" w:color="BBBBBB"/>
-              <w:bottom w:val="single" w:sz="4" w:space="0" w:color="BBBBBB"/>
-              <w:right w:val="single" w:sz="4" w:space="0" w:color="BBBBBB"/>
+              <w:top w:val="single" w:color="BBBBBB" w:sz="4" w:space="0"/>
+              <w:left w:val="single" w:color="BBBBBB" w:sz="4" w:space="0"/>
+              <w:bottom w:val="single" w:color="BBBBBB" w:sz="4" w:space="0"/>
+              <w:right w:val="single" w:color="BBBBBB" w:sz="4" w:space="0"/>
             </w:tcBorders>
             <w:shd w:val="clear" w:color="auto" w:fill="0B2F6B"/>
             <w:tcMar>
@@ -491,10 +491,10 @@
           <w:tcPr>
             <w:tcW w:w="6640" w:type="dxa"/>
             <w:tcBorders>
-              <w:top w:val="single" w:sz="4" w:space="0" w:color="BBBBBB"/>
-              <w:left w:val="single" w:sz="4" w:space="0" w:color="BBBBBB"/>
-              <w:bottom w:val="single" w:sz="4" w:space="0" w:color="BBBBBB"/>
-              <w:right w:val="single" w:sz="4" w:space="0" w:color="BBBBBB"/>
+              <w:top w:val="single" w:color="BBBBBB" w:sz="4" w:space="0"/>
+              <w:left w:val="single" w:color="BBBBBB" w:sz="4" w:space="0"/>
+              <w:bottom w:val="single" w:color="BBBBBB" w:sz="4" w:space="0"/>
+              <w:right w:val="single" w:color="BBBBBB" w:sz="4" w:space="0"/>
             </w:tcBorders>
             <w:shd w:val="clear" w:color="auto" w:fill="EBF5FB"/>
             <w:tcMar>
@@ -524,10 +524,10 @@
           <w:tcPr>
             <w:tcW w:w="2600" w:type="dxa"/>
             <w:tcBorders>
-              <w:top w:val="single" w:sz="4" w:space="0" w:color="BBBBBB"/>
-              <w:left w:val="single" w:sz="4" w:space="0" w:color="BBBBBB"/>
-              <w:bottom w:val="single" w:sz="4" w:space="0" w:color="BBBBBB"/>
-              <w:right w:val="single" w:sz="4" w:space="0" w:color="BBBBBB"/>
+              <w:top w:val="single" w:color="BBBBBB" w:sz="4" w:space="0"/>
+              <w:left w:val="single" w:color="BBBBBB" w:sz="4" w:space="0"/>
+              <w:bottom w:val="single" w:color="BBBBBB" w:sz="4" w:space="0"/>
+              <w:right w:val="single" w:color="BBBBBB" w:sz="4" w:space="0"/>
             </w:tcBorders>
             <w:shd w:val="clear" w:color="auto" w:fill="0B2F6B"/>
             <w:tcMar>
@@ -584,10 +584,10 @@
           <w:tcPr>
             <w:tcW w:w="6640" w:type="dxa"/>
             <w:tcBorders>
-              <w:top w:val="single" w:sz="4" w:space="0" w:color="BBBBBB"/>
-              <w:left w:val="single" w:sz="4" w:space="0" w:color="BBBBBB"/>
-              <w:bottom w:val="single" w:sz="4" w:space="0" w:color="BBBBBB"/>
-              <w:right w:val="single" w:sz="4" w:space="0" w:color="BBBBBB"/>
+              <w:top w:val="single" w:color="BBBBBB" w:sz="4" w:space="0"/>
+              <w:left w:val="single" w:color="BBBBBB" w:sz="4" w:space="0"/>
+              <w:bottom w:val="single" w:color="BBBBBB" w:sz="4" w:space="0"/>
+              <w:right w:val="single" w:color="BBBBBB" w:sz="4" w:space="0"/>
             </w:tcBorders>
             <w:shd w:val="clear" w:color="auto" w:fill="FFFFFF"/>
             <w:tcMar>
@@ -629,10 +629,10 @@
           <w:tcPr>
             <w:tcW w:w="2600" w:type="dxa"/>
             <w:tcBorders>
-              <w:top w:val="single" w:sz="4" w:space="0" w:color="BBBBBB"/>
-              <w:left w:val="single" w:sz="4" w:space="0" w:color="BBBBBB"/>
-              <w:bottom w:val="single" w:sz="4" w:space="0" w:color="BBBBBB"/>
-              <w:right w:val="single" w:sz="4" w:space="0" w:color="BBBBBB"/>
+              <w:top w:val="single" w:color="BBBBBB" w:sz="4" w:space="0"/>
+              <w:left w:val="single" w:color="BBBBBB" w:sz="4" w:space="0"/>
+              <w:bottom w:val="single" w:color="BBBBBB" w:sz="4" w:space="0"/>
+              <w:right w:val="single" w:color="BBBBBB" w:sz="4" w:space="0"/>
             </w:tcBorders>
             <w:shd w:val="clear" w:color="auto" w:fill="0B2F6B"/>
             <w:tcMar>
@@ -659,10 +659,10 @@
           <w:tcPr>
             <w:tcW w:w="6640" w:type="dxa"/>
             <w:tcBorders>
-              <w:top w:val="single" w:sz="4" w:space="0" w:color="BBBBBB"/>
-              <w:left w:val="single" w:sz="4" w:space="0" w:color="BBBBBB"/>
-              <w:bottom w:val="single" w:sz="4" w:space="0" w:color="BBBBBB"/>
-              <w:right w:val="single" w:sz="4" w:space="0" w:color="BBBBBB"/>
+              <w:top w:val="single" w:color="BBBBBB" w:sz="4" w:space="0"/>
+              <w:left w:val="single" w:color="BBBBBB" w:sz="4" w:space="0"/>
+              <w:bottom w:val="single" w:color="BBBBBB" w:sz="4" w:space="0"/>
+              <w:right w:val="single" w:color="BBBBBB" w:sz="4" w:space="0"/>
             </w:tcBorders>
             <w:shd w:val="clear" w:color="auto" w:fill="EBF5FB"/>
             <w:tcMar>
@@ -712,18 +712,24 @@
       <w:pPr>
         <w:pStyle w:val="Heading1"/>
         <w:pBdr>
-          <w:bottom w:val="single" w:sz="10" w:space="4" w:color="B03A2E"/>
+          <w:bottom w:val="single" w:color="B03A2E" w:sz="10" w:space="4"/>
         </w:pBdr>
         <w:spacing w:after="80"/>
-      </w:pPr>
-      <w:bookmarkStart w:id="0" w:name="_Toc233651190"/>
-      <w:bookmarkStart w:id="1" w:name="_Toc233651077"/>
-      <w:bookmarkStart w:id="2" w:name="_Toc233017405"/>
-      <w:bookmarkStart w:id="3" w:name="_Toc233128864"/>
-      <w:bookmarkStart w:id="4" w:name="_Toc233727398"/>
-      <w:r>
         <w:rPr>
           <w:sz w:val="40"/>
+          <w:szCs w:val="40"/>
+        </w:rPr>
+      </w:pPr>
+      <w:bookmarkStart w:name="_Toc233651190" w:id="0"/>
+      <w:bookmarkStart w:name="_Toc233651077" w:id="1"/>
+      <w:bookmarkStart w:name="_Toc233017405" w:id="2"/>
+      <w:bookmarkStart w:name="_Toc233128864" w:id="3"/>
+      <w:bookmarkStart w:name="_Toc233727398" w:id="4"/>
+      <w:bookmarkStart w:name="_Toc801550528" w:id="49308512"/>
+      <w:r>
+        <w:rPr>
+          <w:sz w:val="40"/>
+          <w:szCs w:val="40"/>
         </w:rPr>
         <w:t>Table of Contents</w:t>
       </w:r>
@@ -732,6 +738,7 @@
       <w:bookmarkEnd w:id="2"/>
       <w:bookmarkEnd w:id="3"/>
       <w:bookmarkEnd w:id="4"/>
+      <w:bookmarkEnd w:id="49308512"/>
     </w:p>
     <w:p>
       <w:pPr>
@@ -739,78 +746,79 @@
         <w:tabs>
           <w:tab w:val="right" w:leader="dot" w:pos="10230"/>
         </w:tabs>
-        <w:rPr>
-          <w:rFonts w:asciiTheme="minorHAnsi" w:eastAsiaTheme="minorEastAsia" w:hAnsiTheme="minorHAnsi" w:cstheme="minorBidi"/>
-          <w:noProof/>
-          <w:kern w:val="2"/>
-          <w:sz w:val="24"/>
-          <w:szCs w:val="24"/>
-          <w14:ligatures w14:val="standardContextual"/>
-        </w:rPr>
       </w:pPr>
       <w:r>
         <w:fldChar w:fldCharType="begin"/>
       </w:r>
       <w:r>
-        <w:instrText>TOC \o "1-3" \h \z \u</w:instrText>
+        <w:instrText xml:space="preserve">TOC \o "1-3" \z \u \h</w:instrText>
       </w:r>
       <w:r>
         <w:fldChar w:fldCharType="separate"/>
       </w:r>
-      <w:hyperlink w:anchor="_Toc233727399" w:history="1">
+      <w:hyperlink w:anchor="_Toc801550528">
         <w:r>
           <w:rPr>
             <w:rStyle w:val="Hyperlink"/>
-            <w:noProof/>
+          </w:rPr>
+          <w:t>Table of Contents</w:t>
+        </w:r>
+        <w:r>
+          <w:tab/>
+        </w:r>
+        <w:r>
+          <w:fldChar w:fldCharType="begin"/>
+        </w:r>
+        <w:r>
+          <w:instrText xml:space="preserve">PAGEREF _Toc801550528 \h</w:instrText>
+        </w:r>
+        <w:r>
+          <w:fldChar w:fldCharType="separate"/>
+        </w:r>
+        <w:r>
+          <w:rPr>
+            <w:rStyle w:val="Hyperlink"/>
+          </w:rPr>
+          <w:t>2</w:t>
+        </w:r>
+        <w:r>
+          <w:fldChar w:fldCharType="end"/>
+        </w:r>
+      </w:hyperlink>
+    </w:p>
+    <w:p>
+      <w:pPr>
+        <w:pStyle w:val="TOC1"/>
+        <w:tabs>
+          <w:tab w:val="right" w:leader="dot" w:pos="10230"/>
+        </w:tabs>
+      </w:pPr>
+      <w:hyperlink w:anchor="_Toc1930357522">
+        <w:r>
+          <w:rPr>
+            <w:rStyle w:val="Hyperlink"/>
           </w:rPr>
           <w:t>Introduction</w:t>
         </w:r>
         <w:r>
+          <w:tab/>
+        </w:r>
+        <w:r>
+          <w:fldChar w:fldCharType="begin"/>
+        </w:r>
+        <w:r>
+          <w:instrText xml:space="preserve">PAGEREF _Toc1930357522 \h</w:instrText>
+        </w:r>
+        <w:r>
+          <w:fldChar w:fldCharType="separate"/>
+        </w:r>
+        <w:r>
           <w:rPr>
-            <w:noProof/>
-            <w:webHidden/>
-          </w:rPr>
-          <w:tab/>
-        </w:r>
-        <w:r>
-          <w:rPr>
-            <w:noProof/>
-            <w:webHidden/>
-          </w:rPr>
-          <w:fldChar w:fldCharType="begin"/>
-        </w:r>
-        <w:r>
-          <w:rPr>
-            <w:noProof/>
-            <w:webHidden/>
-          </w:rPr>
-          <w:instrText xml:space="preserve"> PAGEREF _Toc233727399 \h </w:instrText>
-        </w:r>
-        <w:r>
-          <w:rPr>
-            <w:noProof/>
-            <w:webHidden/>
-          </w:rPr>
-        </w:r>
-        <w:r>
-          <w:rPr>
-            <w:noProof/>
-            <w:webHidden/>
-          </w:rPr>
-          <w:fldChar w:fldCharType="separate"/>
-        </w:r>
-        <w:r>
-          <w:rPr>
-            <w:noProof/>
-            <w:webHidden/>
+            <w:rStyle w:val="Hyperlink"/>
           </w:rPr>
           <w:t>2</w:t>
         </w:r>
         <w:r>
-          <w:rPr>
-            <w:noProof/>
-            <w:webHidden/>
-          </w:rPr>
           <w:fldChar w:fldCharType="end"/>
         </w:r>
       </w:hyperlink>
@@ -821,69 +829,33 @@
         <w:tabs>
           <w:tab w:val="right" w:leader="dot" w:pos="10230"/>
         </w:tabs>
-        <w:rPr>
-          <w:rFonts w:asciiTheme="minorHAnsi" w:eastAsiaTheme="minorEastAsia" w:hAnsiTheme="minorHAnsi" w:cstheme="minorBidi"/>
-          <w:noProof/>
-          <w:kern w:val="2"/>
-          <w:sz w:val="24"/>
-          <w:szCs w:val="24"/>
-          <w14:ligatures w14:val="standardContextual"/>
-        </w:rPr>
-      </w:pPr>
-      <w:hyperlink w:anchor="_Toc233727400" w:history="1">
+      </w:pPr>
+      <w:hyperlink w:anchor="_Toc1673062606">
         <w:r>
           <w:rPr>
             <w:rStyle w:val="Hyperlink"/>
-            <w:noProof/>
           </w:rPr>
           <w:t>Purpose</w:t>
         </w:r>
         <w:r>
+          <w:tab/>
+        </w:r>
+        <w:r>
+          <w:fldChar w:fldCharType="begin"/>
+        </w:r>
+        <w:r>
+          <w:instrText xml:space="preserve">PAGEREF _Toc1673062606 \h</w:instrText>
+        </w:r>
+        <w:r>
+          <w:fldChar w:fldCharType="separate"/>
+        </w:r>
+        <w:r>
           <w:rPr>
-            <w:noProof/>
-            <w:webHidden/>
+            <w:rStyle w:val="Hyperlink"/>
           </w:rPr>
-          <w:tab/>
-        </w:r>
-        <w:r>
-          <w:rPr>
-            <w:noProof/>
-            <w:webHidden/>
-          </w:rPr>
-          <w:fldChar w:fldCharType="begin"/>
-        </w:r>
-        <w:r>
-          <w:rPr>
-            <w:noProof/>
-            <w:webHidden/>
-          </w:rPr>
-          <w:instrText xml:space="preserve"> PAGEREF _Toc233727400 \h </w:instrText>
-        </w:r>
-        <w:r>
-          <w:rPr>
-            <w:noProof/>
-            <w:webHidden/>
-          </w:rPr>
-        </w:r>
-        <w:r>
-          <w:rPr>
-            <w:noProof/>
-            <w:webHidden/>
-          </w:rPr>
-          <w:fldChar w:fldCharType="separate"/>
-        </w:r>
-        <w:r>
-          <w:rPr>
-            <w:noProof/>
-            <w:webHidden/>
-          </w:rPr>
-          <w:t>3</w:t>
-        </w:r>
-        <w:r>
-          <w:rPr>
-            <w:noProof/>
-            <w:webHidden/>
-          </w:rPr>
+          <w:t>2</w:t>
+        </w:r>
+        <w:r>
           <w:fldChar w:fldCharType="end"/>
         </w:r>
       </w:hyperlink>
@@ -894,69 +866,33 @@
         <w:tabs>
           <w:tab w:val="right" w:leader="dot" w:pos="10230"/>
         </w:tabs>
-        <w:rPr>
-          <w:rFonts w:asciiTheme="minorHAnsi" w:eastAsiaTheme="minorEastAsia" w:hAnsiTheme="minorHAnsi" w:cstheme="minorBidi"/>
-          <w:noProof/>
-          <w:kern w:val="2"/>
-          <w:sz w:val="24"/>
-          <w:szCs w:val="24"/>
-          <w14:ligatures w14:val="standardContextual"/>
-        </w:rPr>
-      </w:pPr>
-      <w:hyperlink w:anchor="_Toc233727401" w:history="1">
+      </w:pPr>
+      <w:hyperlink w:anchor="_Toc1704420831">
         <w:r>
           <w:rPr>
             <w:rStyle w:val="Hyperlink"/>
-            <w:noProof/>
           </w:rPr>
           <w:t>Scope</w:t>
         </w:r>
         <w:r>
+          <w:tab/>
+        </w:r>
+        <w:r>
+          <w:fldChar w:fldCharType="begin"/>
+        </w:r>
+        <w:r>
+          <w:instrText xml:space="preserve">PAGEREF _Toc1704420831 \h</w:instrText>
+        </w:r>
+        <w:r>
+          <w:fldChar w:fldCharType="separate"/>
+        </w:r>
+        <w:r>
           <w:rPr>
-            <w:noProof/>
-            <w:webHidden/>
+            <w:rStyle w:val="Hyperlink"/>
           </w:rPr>
-          <w:tab/>
-        </w:r>
-        <w:r>
-          <w:rPr>
-            <w:noProof/>
-            <w:webHidden/>
-          </w:rPr>
-          <w:fldChar w:fldCharType="begin"/>
-        </w:r>
-        <w:r>
-          <w:rPr>
-            <w:noProof/>
-            <w:webHidden/>
-          </w:rPr>
-          <w:instrText xml:space="preserve"> PAGEREF _Toc233727401 \h </w:instrText>
-        </w:r>
-        <w:r>
-          <w:rPr>
-            <w:noProof/>
-            <w:webHidden/>
-          </w:rPr>
-        </w:r>
-        <w:r>
-          <w:rPr>
-            <w:noProof/>
-            <w:webHidden/>
-          </w:rPr>
-          <w:fldChar w:fldCharType="separate"/>
-        </w:r>
-        <w:r>
-          <w:rPr>
-            <w:noProof/>
-            <w:webHidden/>
-          </w:rPr>
-          <w:t>3</w:t>
-        </w:r>
-        <w:r>
-          <w:rPr>
-            <w:noProof/>
-            <w:webHidden/>
-          </w:rPr>
+          <w:t>2</w:t>
+        </w:r>
+        <w:r>
           <w:fldChar w:fldCharType="end"/>
         </w:r>
       </w:hyperlink>
@@ -967,69 +903,33 @@
         <w:tabs>
           <w:tab w:val="right" w:leader="dot" w:pos="10230"/>
         </w:tabs>
-        <w:rPr>
-          <w:rFonts w:asciiTheme="minorHAnsi" w:eastAsiaTheme="minorEastAsia" w:hAnsiTheme="minorHAnsi" w:cstheme="minorBidi"/>
-          <w:noProof/>
-          <w:kern w:val="2"/>
-          <w:sz w:val="24"/>
-          <w:szCs w:val="24"/>
-          <w14:ligatures w14:val="standardContextual"/>
-        </w:rPr>
-      </w:pPr>
-      <w:hyperlink w:anchor="_Toc233727402" w:history="1">
+      </w:pPr>
+      <w:hyperlink w:anchor="_Toc228267227">
         <w:r>
           <w:rPr>
             <w:rStyle w:val="Hyperlink"/>
-            <w:noProof/>
           </w:rPr>
           <w:t>1.  Logging Strategy Design Overview</w:t>
         </w:r>
         <w:r>
+          <w:tab/>
+        </w:r>
+        <w:r>
+          <w:fldChar w:fldCharType="begin"/>
+        </w:r>
+        <w:r>
+          <w:instrText xml:space="preserve">PAGEREF _Toc228267227 \h</w:instrText>
+        </w:r>
+        <w:r>
+          <w:fldChar w:fldCharType="separate"/>
+        </w:r>
+        <w:r>
           <w:rPr>
-            <w:noProof/>
-            <w:webHidden/>
+            <w:rStyle w:val="Hyperlink"/>
           </w:rPr>
-          <w:tab/>
-        </w:r>
-        <w:r>
-          <w:rPr>
-            <w:noProof/>
-            <w:webHidden/>
-          </w:rPr>
-          <w:fldChar w:fldCharType="begin"/>
-        </w:r>
-        <w:r>
-          <w:rPr>
-            <w:noProof/>
-            <w:webHidden/>
-          </w:rPr>
-          <w:instrText xml:space="preserve"> PAGEREF _Toc233727402 \h </w:instrText>
-        </w:r>
-        <w:r>
-          <w:rPr>
-            <w:noProof/>
-            <w:webHidden/>
-          </w:rPr>
-        </w:r>
-        <w:r>
-          <w:rPr>
-            <w:noProof/>
-            <w:webHidden/>
-          </w:rPr>
-          <w:fldChar w:fldCharType="separate"/>
-        </w:r>
-        <w:r>
-          <w:rPr>
-            <w:noProof/>
-            <w:webHidden/>
-          </w:rPr>
-          <w:t>4</w:t>
-        </w:r>
-        <w:r>
-          <w:rPr>
-            <w:noProof/>
-            <w:webHidden/>
-          </w:rPr>
+          <w:t>2</w:t>
+        </w:r>
+        <w:r>
           <w:fldChar w:fldCharType="end"/>
         </w:r>
       </w:hyperlink>
@@ -1040,69 +940,33 @@
         <w:tabs>
           <w:tab w:val="right" w:leader="dot" w:pos="10230"/>
         </w:tabs>
-        <w:rPr>
-          <w:rFonts w:asciiTheme="minorHAnsi" w:eastAsiaTheme="minorEastAsia" w:hAnsiTheme="minorHAnsi" w:cstheme="minorBidi"/>
-          <w:noProof/>
-          <w:kern w:val="2"/>
-          <w:sz w:val="24"/>
-          <w:szCs w:val="24"/>
-          <w14:ligatures w14:val="standardContextual"/>
-        </w:rPr>
-      </w:pPr>
-      <w:hyperlink w:anchor="_Toc233727403" w:history="1">
+      </w:pPr>
+      <w:hyperlink w:anchor="_Toc181561942">
         <w:r>
           <w:rPr>
             <w:rStyle w:val="Hyperlink"/>
-            <w:noProof/>
           </w:rPr>
           <w:t>1.1 Work Package Completion Matrix</w:t>
         </w:r>
         <w:r>
+          <w:tab/>
+        </w:r>
+        <w:r>
+          <w:fldChar w:fldCharType="begin"/>
+        </w:r>
+        <w:r>
+          <w:instrText xml:space="preserve">PAGEREF _Toc181561942 \h</w:instrText>
+        </w:r>
+        <w:r>
+          <w:fldChar w:fldCharType="separate"/>
+        </w:r>
+        <w:r>
           <w:rPr>
-            <w:noProof/>
-            <w:webHidden/>
+            <w:rStyle w:val="Hyperlink"/>
           </w:rPr>
-          <w:tab/>
-        </w:r>
-        <w:r>
-          <w:rPr>
-            <w:noProof/>
-            <w:webHidden/>
-          </w:rPr>
-          <w:fldChar w:fldCharType="begin"/>
-        </w:r>
-        <w:r>
-          <w:rPr>
-            <w:noProof/>
-            <w:webHidden/>
-          </w:rPr>
-          <w:instrText xml:space="preserve"> PAGEREF _Toc233727403 \h </w:instrText>
-        </w:r>
-        <w:r>
-          <w:rPr>
-            <w:noProof/>
-            <w:webHidden/>
-          </w:rPr>
-        </w:r>
-        <w:r>
-          <w:rPr>
-            <w:noProof/>
-            <w:webHidden/>
-          </w:rPr>
-          <w:fldChar w:fldCharType="separate"/>
-        </w:r>
-        <w:r>
-          <w:rPr>
-            <w:noProof/>
-            <w:webHidden/>
-          </w:rPr>
-          <w:t>4</w:t>
-        </w:r>
-        <w:r>
-          <w:rPr>
-            <w:noProof/>
-            <w:webHidden/>
-          </w:rPr>
+          <w:t>3</w:t>
+        </w:r>
+        <w:r>
           <w:fldChar w:fldCharType="end"/>
         </w:r>
       </w:hyperlink>
@@ -1113,69 +977,33 @@
         <w:tabs>
           <w:tab w:val="right" w:leader="dot" w:pos="10230"/>
         </w:tabs>
-        <w:rPr>
-          <w:rFonts w:asciiTheme="minorHAnsi" w:eastAsiaTheme="minorEastAsia" w:hAnsiTheme="minorHAnsi" w:cstheme="minorBidi"/>
-          <w:noProof/>
-          <w:kern w:val="2"/>
-          <w:sz w:val="24"/>
-          <w:szCs w:val="24"/>
-          <w14:ligatures w14:val="standardContextual"/>
-        </w:rPr>
-      </w:pPr>
-      <w:hyperlink w:anchor="_Toc233727404" w:history="1">
+      </w:pPr>
+      <w:hyperlink w:anchor="_Toc1368462563">
         <w:r>
           <w:rPr>
             <w:rStyle w:val="Hyperlink"/>
-            <w:noProof/>
           </w:rPr>
           <w:t>2.  Centralized Log Storage Architecture  (WI-1543642)</w:t>
         </w:r>
         <w:r>
+          <w:tab/>
+        </w:r>
+        <w:r>
+          <w:fldChar w:fldCharType="begin"/>
+        </w:r>
+        <w:r>
+          <w:instrText xml:space="preserve">PAGEREF _Toc1368462563 \h</w:instrText>
+        </w:r>
+        <w:r>
+          <w:fldChar w:fldCharType="separate"/>
+        </w:r>
+        <w:r>
           <w:rPr>
-            <w:noProof/>
-            <w:webHidden/>
+            <w:rStyle w:val="Hyperlink"/>
           </w:rPr>
-          <w:tab/>
-        </w:r>
-        <w:r>
-          <w:rPr>
-            <w:noProof/>
-            <w:webHidden/>
-          </w:rPr>
-          <w:fldChar w:fldCharType="begin"/>
-        </w:r>
-        <w:r>
-          <w:rPr>
-            <w:noProof/>
-            <w:webHidden/>
-          </w:rPr>
-          <w:instrText xml:space="preserve"> PAGEREF _Toc233727404 \h </w:instrText>
-        </w:r>
-        <w:r>
-          <w:rPr>
-            <w:noProof/>
-            <w:webHidden/>
-          </w:rPr>
-        </w:r>
-        <w:r>
-          <w:rPr>
-            <w:noProof/>
-            <w:webHidden/>
-          </w:rPr>
-          <w:fldChar w:fldCharType="separate"/>
-        </w:r>
-        <w:r>
-          <w:rPr>
-            <w:noProof/>
-            <w:webHidden/>
-          </w:rPr>
-          <w:t>5</w:t>
-        </w:r>
-        <w:r>
-          <w:rPr>
-            <w:noProof/>
-            <w:webHidden/>
-          </w:rPr>
+          <w:t>3</w:t>
+        </w:r>
+        <w:r>
           <w:fldChar w:fldCharType="end"/>
         </w:r>
       </w:hyperlink>
@@ -1186,69 +1014,33 @@
         <w:tabs>
           <w:tab w:val="right" w:leader="dot" w:pos="10230"/>
         </w:tabs>
-        <w:rPr>
-          <w:rFonts w:asciiTheme="minorHAnsi" w:eastAsiaTheme="minorEastAsia" w:hAnsiTheme="minorHAnsi" w:cstheme="minorBidi"/>
-          <w:noProof/>
-          <w:kern w:val="2"/>
-          <w:sz w:val="24"/>
-          <w:szCs w:val="24"/>
-          <w14:ligatures w14:val="standardContextual"/>
-        </w:rPr>
-      </w:pPr>
-      <w:hyperlink w:anchor="_Toc233727405" w:history="1">
+      </w:pPr>
+      <w:hyperlink w:anchor="_Toc2103819225">
         <w:r>
           <w:rPr>
             <w:rStyle w:val="Hyperlink"/>
-            <w:noProof/>
           </w:rPr>
           <w:t>2.1 ESC-Specific Logging Facts</w:t>
         </w:r>
         <w:r>
+          <w:tab/>
+        </w:r>
+        <w:r>
+          <w:fldChar w:fldCharType="begin"/>
+        </w:r>
+        <w:r>
+          <w:instrText xml:space="preserve">PAGEREF _Toc2103819225 \h</w:instrText>
+        </w:r>
+        <w:r>
+          <w:fldChar w:fldCharType="separate"/>
+        </w:r>
+        <w:r>
           <w:rPr>
-            <w:noProof/>
-            <w:webHidden/>
+            <w:rStyle w:val="Hyperlink"/>
           </w:rPr>
-          <w:tab/>
-        </w:r>
-        <w:r>
-          <w:rPr>
-            <w:noProof/>
-            <w:webHidden/>
-          </w:rPr>
-          <w:fldChar w:fldCharType="begin"/>
-        </w:r>
-        <w:r>
-          <w:rPr>
-            <w:noProof/>
-            <w:webHidden/>
-          </w:rPr>
-          <w:instrText xml:space="preserve"> PAGEREF _Toc233727405 \h </w:instrText>
-        </w:r>
-        <w:r>
-          <w:rPr>
-            <w:noProof/>
-            <w:webHidden/>
-          </w:rPr>
-        </w:r>
-        <w:r>
-          <w:rPr>
-            <w:noProof/>
-            <w:webHidden/>
-          </w:rPr>
-          <w:fldChar w:fldCharType="separate"/>
-        </w:r>
-        <w:r>
-          <w:rPr>
-            <w:noProof/>
-            <w:webHidden/>
-          </w:rPr>
-          <w:t>5</w:t>
-        </w:r>
-        <w:r>
-          <w:rPr>
-            <w:noProof/>
-            <w:webHidden/>
-          </w:rPr>
+          <w:t>4</w:t>
+        </w:r>
+        <w:r>
           <w:fldChar w:fldCharType="end"/>
         </w:r>
       </w:hyperlink>
@@ -1259,69 +1051,33 @@
         <w:tabs>
           <w:tab w:val="right" w:leader="dot" w:pos="10230"/>
         </w:tabs>
-        <w:rPr>
-          <w:rFonts w:asciiTheme="minorHAnsi" w:eastAsiaTheme="minorEastAsia" w:hAnsiTheme="minorHAnsi" w:cstheme="minorBidi"/>
-          <w:noProof/>
-          <w:kern w:val="2"/>
-          <w:sz w:val="24"/>
-          <w:szCs w:val="24"/>
-          <w14:ligatures w14:val="standardContextual"/>
-        </w:rPr>
-      </w:pPr>
-      <w:hyperlink w:anchor="_Toc233727406" w:history="1">
+      </w:pPr>
+      <w:hyperlink w:anchor="_Toc2087008686">
         <w:r>
           <w:rPr>
             <w:rStyle w:val="Hyperlink"/>
-            <w:noProof/>
           </w:rPr>
           <w:t>2.2 Centralized Log Storage Model</w:t>
         </w:r>
         <w:r>
+          <w:tab/>
+        </w:r>
+        <w:r>
+          <w:fldChar w:fldCharType="begin"/>
+        </w:r>
+        <w:r>
+          <w:instrText xml:space="preserve">PAGEREF _Toc2087008686 \h</w:instrText>
+        </w:r>
+        <w:r>
+          <w:fldChar w:fldCharType="separate"/>
+        </w:r>
+        <w:r>
           <w:rPr>
-            <w:noProof/>
-            <w:webHidden/>
+            <w:rStyle w:val="Hyperlink"/>
           </w:rPr>
-          <w:tab/>
-        </w:r>
-        <w:r>
-          <w:rPr>
-            <w:noProof/>
-            <w:webHidden/>
-          </w:rPr>
-          <w:fldChar w:fldCharType="begin"/>
-        </w:r>
-        <w:r>
-          <w:rPr>
-            <w:noProof/>
-            <w:webHidden/>
-          </w:rPr>
-          <w:instrText xml:space="preserve"> PAGEREF _Toc233727406 \h </w:instrText>
-        </w:r>
-        <w:r>
-          <w:rPr>
-            <w:noProof/>
-            <w:webHidden/>
-          </w:rPr>
-        </w:r>
-        <w:r>
-          <w:rPr>
-            <w:noProof/>
-            <w:webHidden/>
-          </w:rPr>
-          <w:fldChar w:fldCharType="separate"/>
-        </w:r>
-        <w:r>
-          <w:rPr>
-            <w:noProof/>
-            <w:webHidden/>
-          </w:rPr>
-          <w:t>5</w:t>
-        </w:r>
-        <w:r>
-          <w:rPr>
-            <w:noProof/>
-            <w:webHidden/>
-          </w:rPr>
+          <w:t>4</w:t>
+        </w:r>
+        <w:r>
           <w:fldChar w:fldCharType="end"/>
         </w:r>
       </w:hyperlink>
@@ -1332,69 +1088,33 @@
         <w:tabs>
           <w:tab w:val="right" w:leader="dot" w:pos="10230"/>
         </w:tabs>
-        <w:rPr>
-          <w:rFonts w:asciiTheme="minorHAnsi" w:eastAsiaTheme="minorEastAsia" w:hAnsiTheme="minorHAnsi" w:cstheme="minorBidi"/>
-          <w:noProof/>
-          <w:kern w:val="2"/>
-          <w:sz w:val="24"/>
-          <w:szCs w:val="24"/>
-          <w14:ligatures w14:val="standardContextual"/>
-        </w:rPr>
-      </w:pPr>
-      <w:hyperlink w:anchor="_Toc233727407" w:history="1">
+      </w:pPr>
+      <w:hyperlink w:anchor="_Toc389789459">
         <w:r>
           <w:rPr>
             <w:rStyle w:val="Hyperlink"/>
-            <w:noProof/>
           </w:rPr>
           <w:t>2.3 Cross-Reference to Companion Documents</w:t>
         </w:r>
         <w:r>
+          <w:tab/>
+        </w:r>
+        <w:r>
+          <w:fldChar w:fldCharType="begin"/>
+        </w:r>
+        <w:r>
+          <w:instrText xml:space="preserve">PAGEREF _Toc389789459 \h</w:instrText>
+        </w:r>
+        <w:r>
+          <w:fldChar w:fldCharType="separate"/>
+        </w:r>
+        <w:r>
           <w:rPr>
-            <w:noProof/>
-            <w:webHidden/>
+            <w:rStyle w:val="Hyperlink"/>
           </w:rPr>
-          <w:tab/>
-        </w:r>
-        <w:r>
-          <w:rPr>
-            <w:noProof/>
-            <w:webHidden/>
-          </w:rPr>
-          <w:fldChar w:fldCharType="begin"/>
-        </w:r>
-        <w:r>
-          <w:rPr>
-            <w:noProof/>
-            <w:webHidden/>
-          </w:rPr>
-          <w:instrText xml:space="preserve"> PAGEREF _Toc233727407 \h </w:instrText>
-        </w:r>
-        <w:r>
-          <w:rPr>
-            <w:noProof/>
-            <w:webHidden/>
-          </w:rPr>
-        </w:r>
-        <w:r>
-          <w:rPr>
-            <w:noProof/>
-            <w:webHidden/>
-          </w:rPr>
-          <w:fldChar w:fldCharType="separate"/>
-        </w:r>
-        <w:r>
-          <w:rPr>
-            <w:noProof/>
-            <w:webHidden/>
-          </w:rPr>
-          <w:t>6</w:t>
-        </w:r>
-        <w:r>
-          <w:rPr>
-            <w:noProof/>
-            <w:webHidden/>
-          </w:rPr>
+          <w:t>5</w:t>
+        </w:r>
+        <w:r>
           <w:fldChar w:fldCharType="end"/>
         </w:r>
       </w:hyperlink>
@@ -1405,69 +1125,33 @@
         <w:tabs>
           <w:tab w:val="right" w:leader="dot" w:pos="10230"/>
         </w:tabs>
-        <w:rPr>
-          <w:rFonts w:asciiTheme="minorHAnsi" w:eastAsiaTheme="minorEastAsia" w:hAnsiTheme="minorHAnsi" w:cstheme="minorBidi"/>
-          <w:noProof/>
-          <w:kern w:val="2"/>
-          <w:sz w:val="24"/>
-          <w:szCs w:val="24"/>
-          <w14:ligatures w14:val="standardContextual"/>
-        </w:rPr>
-      </w:pPr>
-      <w:hyperlink w:anchor="_Toc233727408" w:history="1">
+      </w:pPr>
+      <w:hyperlink w:anchor="_Toc949933614">
         <w:r>
           <w:rPr>
             <w:rStyle w:val="Hyperlink"/>
-            <w:noProof/>
           </w:rPr>
           <w:t>2.4 Security Monitoring Architecture: CSPM, Sentinel, and the Path to Security Hub</w:t>
         </w:r>
         <w:r>
+          <w:tab/>
+        </w:r>
+        <w:r>
+          <w:fldChar w:fldCharType="begin"/>
+        </w:r>
+        <w:r>
+          <w:instrText xml:space="preserve">PAGEREF _Toc949933614 \h</w:instrText>
+        </w:r>
+        <w:r>
+          <w:fldChar w:fldCharType="separate"/>
+        </w:r>
+        <w:r>
           <w:rPr>
-            <w:noProof/>
-            <w:webHidden/>
+            <w:rStyle w:val="Hyperlink"/>
           </w:rPr>
-          <w:tab/>
-        </w:r>
-        <w:r>
-          <w:rPr>
-            <w:noProof/>
-            <w:webHidden/>
-          </w:rPr>
-          <w:fldChar w:fldCharType="begin"/>
-        </w:r>
-        <w:r>
-          <w:rPr>
-            <w:noProof/>
-            <w:webHidden/>
-          </w:rPr>
-          <w:instrText xml:space="preserve"> PAGEREF _Toc233727408 \h </w:instrText>
-        </w:r>
-        <w:r>
-          <w:rPr>
-            <w:noProof/>
-            <w:webHidden/>
-          </w:rPr>
-        </w:r>
-        <w:r>
-          <w:rPr>
-            <w:noProof/>
-            <w:webHidden/>
-          </w:rPr>
-          <w:fldChar w:fldCharType="separate"/>
-        </w:r>
-        <w:r>
-          <w:rPr>
-            <w:noProof/>
-            <w:webHidden/>
-          </w:rPr>
-          <w:t>7</w:t>
-        </w:r>
-        <w:r>
-          <w:rPr>
-            <w:noProof/>
-            <w:webHidden/>
-          </w:rPr>
+          <w:t>6</w:t>
+        </w:r>
+        <w:r>
           <w:fldChar w:fldCharType="end"/>
         </w:r>
       </w:hyperlink>
@@ -1478,69 +1162,33 @@
         <w:tabs>
           <w:tab w:val="right" w:leader="dot" w:pos="10230"/>
         </w:tabs>
-        <w:rPr>
-          <w:rFonts w:asciiTheme="minorHAnsi" w:eastAsiaTheme="minorEastAsia" w:hAnsiTheme="minorHAnsi" w:cstheme="minorBidi"/>
-          <w:noProof/>
-          <w:kern w:val="2"/>
-          <w:sz w:val="24"/>
-          <w:szCs w:val="24"/>
-          <w14:ligatures w14:val="standardContextual"/>
-        </w:rPr>
-      </w:pPr>
-      <w:hyperlink w:anchor="_Toc233727409" w:history="1">
+      </w:pPr>
+      <w:hyperlink w:anchor="_Toc1373257866">
         <w:r>
           <w:rPr>
             <w:rStyle w:val="Hyperlink"/>
-            <w:noProof/>
           </w:rPr>
           <w:t>3.  Landing Zone Audit Logging Requirements (WI-1543640)</w:t>
         </w:r>
         <w:r>
+          <w:tab/>
+        </w:r>
+        <w:r>
+          <w:fldChar w:fldCharType="begin"/>
+        </w:r>
+        <w:r>
+          <w:instrText xml:space="preserve">PAGEREF _Toc1373257866 \h</w:instrText>
+        </w:r>
+        <w:r>
+          <w:fldChar w:fldCharType="separate"/>
+        </w:r>
+        <w:r>
           <w:rPr>
-            <w:noProof/>
-            <w:webHidden/>
+            <w:rStyle w:val="Hyperlink"/>
           </w:rPr>
-          <w:tab/>
-        </w:r>
-        <w:r>
-          <w:rPr>
-            <w:noProof/>
-            <w:webHidden/>
-          </w:rPr>
-          <w:fldChar w:fldCharType="begin"/>
-        </w:r>
-        <w:r>
-          <w:rPr>
-            <w:noProof/>
-            <w:webHidden/>
-          </w:rPr>
-          <w:instrText xml:space="preserve"> PAGEREF _Toc233727409 \h </w:instrText>
-        </w:r>
-        <w:r>
-          <w:rPr>
-            <w:noProof/>
-            <w:webHidden/>
-          </w:rPr>
-        </w:r>
-        <w:r>
-          <w:rPr>
-            <w:noProof/>
-            <w:webHidden/>
-          </w:rPr>
-          <w:fldChar w:fldCharType="separate"/>
-        </w:r>
-        <w:r>
-          <w:rPr>
-            <w:noProof/>
-            <w:webHidden/>
-          </w:rPr>
-          <w:t>7</w:t>
-        </w:r>
-        <w:r>
-          <w:rPr>
-            <w:noProof/>
-            <w:webHidden/>
-          </w:rPr>
+          <w:t>6</w:t>
+        </w:r>
+        <w:r>
           <w:fldChar w:fldCharType="end"/>
         </w:r>
       </w:hyperlink>
@@ -1551,69 +1199,33 @@
         <w:tabs>
           <w:tab w:val="right" w:leader="dot" w:pos="10230"/>
         </w:tabs>
-        <w:rPr>
-          <w:rFonts w:asciiTheme="minorHAnsi" w:eastAsiaTheme="minorEastAsia" w:hAnsiTheme="minorHAnsi" w:cstheme="minorBidi"/>
-          <w:noProof/>
-          <w:kern w:val="2"/>
-          <w:sz w:val="24"/>
-          <w:szCs w:val="24"/>
-          <w14:ligatures w14:val="standardContextual"/>
-        </w:rPr>
-      </w:pPr>
-      <w:hyperlink w:anchor="_Toc233727410" w:history="1">
+      </w:pPr>
+      <w:hyperlink w:anchor="_Toc139153631">
         <w:r>
           <w:rPr>
             <w:rStyle w:val="Hyperlink"/>
-            <w:noProof/>
           </w:rPr>
           <w:t>3.1 In-Scope Log Sources</w:t>
         </w:r>
         <w:r>
+          <w:tab/>
+        </w:r>
+        <w:r>
+          <w:fldChar w:fldCharType="begin"/>
+        </w:r>
+        <w:r>
+          <w:instrText xml:space="preserve">PAGEREF _Toc139153631 \h</w:instrText>
+        </w:r>
+        <w:r>
+          <w:fldChar w:fldCharType="separate"/>
+        </w:r>
+        <w:r>
           <w:rPr>
-            <w:noProof/>
-            <w:webHidden/>
-          </w:rPr>
-          <w:tab/>
-        </w:r>
-        <w:r>
-          <w:rPr>
-            <w:noProof/>
-            <w:webHidden/>
-          </w:rPr>
-          <w:fldChar w:fldCharType="begin"/>
-        </w:r>
-        <w:r>
-          <w:rPr>
-            <w:noProof/>
-            <w:webHidden/>
-          </w:rPr>
-          <w:instrText xml:space="preserve"> PAGEREF _Toc233727410 \h </w:instrText>
-        </w:r>
-        <w:r>
-          <w:rPr>
-            <w:noProof/>
-            <w:webHidden/>
-          </w:rPr>
-        </w:r>
-        <w:r>
-          <w:rPr>
-            <w:noProof/>
-            <w:webHidden/>
-          </w:rPr>
-          <w:fldChar w:fldCharType="separate"/>
-        </w:r>
-        <w:r>
-          <w:rPr>
-            <w:noProof/>
-            <w:webHidden/>
+            <w:rStyle w:val="Hyperlink"/>
           </w:rPr>
           <w:t>7</w:t>
         </w:r>
         <w:r>
-          <w:rPr>
-            <w:noProof/>
-            <w:webHidden/>
-          </w:rPr>
           <w:fldChar w:fldCharType="end"/>
         </w:r>
       </w:hyperlink>
@@ -1624,69 +1236,70 @@
         <w:tabs>
           <w:tab w:val="right" w:leader="dot" w:pos="10230"/>
         </w:tabs>
-        <w:rPr>
-          <w:rFonts w:asciiTheme="minorHAnsi" w:eastAsiaTheme="minorEastAsia" w:hAnsiTheme="minorHAnsi" w:cstheme="minorBidi"/>
-          <w:noProof/>
-          <w:kern w:val="2"/>
-          <w:sz w:val="24"/>
-          <w:szCs w:val="24"/>
-          <w14:ligatures w14:val="standardContextual"/>
-        </w:rPr>
-      </w:pPr>
-      <w:hyperlink w:anchor="_Toc233727411" w:history="1">
+      </w:pPr>
+      <w:hyperlink w:anchor="_Toc2024440536">
         <w:r>
           <w:rPr>
             <w:rStyle w:val="Hyperlink"/>
-            <w:noProof/>
+          </w:rPr>
+          <w:t>3.1.1 Service-Specific Logging Considerations</w:t>
+        </w:r>
+        <w:r>
+          <w:tab/>
+        </w:r>
+        <w:r>
+          <w:fldChar w:fldCharType="begin"/>
+        </w:r>
+        <w:r>
+          <w:instrText xml:space="preserve">PAGEREF _Toc2024440536 \h</w:instrText>
+        </w:r>
+        <w:r>
+          <w:fldChar w:fldCharType="separate"/>
+        </w:r>
+        <w:r>
+          <w:rPr>
+            <w:rStyle w:val="Hyperlink"/>
+          </w:rPr>
+          <w:t>7</w:t>
+        </w:r>
+        <w:r>
+          <w:fldChar w:fldCharType="end"/>
+        </w:r>
+      </w:hyperlink>
+    </w:p>
+    <w:p>
+      <w:pPr>
+        <w:pStyle w:val="TOC2"/>
+        <w:tabs>
+          <w:tab w:val="right" w:leader="dot" w:pos="10230"/>
+        </w:tabs>
+      </w:pPr>
+      <w:hyperlink w:anchor="_Toc2116365092">
+        <w:r>
+          <w:rPr>
+            <w:rStyle w:val="Hyperlink"/>
           </w:rPr>
           <w:t>3.2 Logging Coverage by Account Type</w:t>
         </w:r>
         <w:r>
+          <w:tab/>
+        </w:r>
+        <w:r>
+          <w:fldChar w:fldCharType="begin"/>
+        </w:r>
+        <w:r>
+          <w:instrText xml:space="preserve">PAGEREF _Toc2116365092 \h</w:instrText>
+        </w:r>
+        <w:r>
+          <w:fldChar w:fldCharType="separate"/>
+        </w:r>
+        <w:r>
           <w:rPr>
-            <w:noProof/>
-            <w:webHidden/>
-          </w:rPr>
-          <w:tab/>
-        </w:r>
-        <w:r>
-          <w:rPr>
-            <w:noProof/>
-            <w:webHidden/>
-          </w:rPr>
-          <w:fldChar w:fldCharType="begin"/>
-        </w:r>
-        <w:r>
-          <w:rPr>
-            <w:noProof/>
-            <w:webHidden/>
-          </w:rPr>
-          <w:instrText xml:space="preserve"> PAGEREF _Toc233727411 \h </w:instrText>
-        </w:r>
-        <w:r>
-          <w:rPr>
-            <w:noProof/>
-            <w:webHidden/>
-          </w:rPr>
-        </w:r>
-        <w:r>
-          <w:rPr>
-            <w:noProof/>
-            <w:webHidden/>
-          </w:rPr>
-          <w:fldChar w:fldCharType="separate"/>
-        </w:r>
-        <w:r>
-          <w:rPr>
-            <w:noProof/>
-            <w:webHidden/>
+            <w:rStyle w:val="Hyperlink"/>
           </w:rPr>
           <w:t>8</w:t>
         </w:r>
         <w:r>
-          <w:rPr>
-            <w:noProof/>
-            <w:webHidden/>
-          </w:rPr>
           <w:fldChar w:fldCharType="end"/>
         </w:r>
       </w:hyperlink>
@@ -1697,69 +1310,33 @@
         <w:tabs>
           <w:tab w:val="right" w:leader="dot" w:pos="10230"/>
         </w:tabs>
-        <w:rPr>
-          <w:rFonts w:asciiTheme="minorHAnsi" w:eastAsiaTheme="minorEastAsia" w:hAnsiTheme="minorHAnsi" w:cstheme="minorBidi"/>
-          <w:noProof/>
-          <w:kern w:val="2"/>
-          <w:sz w:val="24"/>
-          <w:szCs w:val="24"/>
-          <w14:ligatures w14:val="standardContextual"/>
-        </w:rPr>
-      </w:pPr>
-      <w:hyperlink w:anchor="_Toc233727412" w:history="1">
+      </w:pPr>
+      <w:hyperlink w:anchor="_Toc448257388">
         <w:r>
           <w:rPr>
             <w:rStyle w:val="Hyperlink"/>
-            <w:noProof/>
           </w:rPr>
           <w:t>4.  Log Lifecycle Management (WI-1543651)</w:t>
         </w:r>
         <w:r>
+          <w:tab/>
+        </w:r>
+        <w:r>
+          <w:fldChar w:fldCharType="begin"/>
+        </w:r>
+        <w:r>
+          <w:instrText xml:space="preserve">PAGEREF _Toc448257388 \h</w:instrText>
+        </w:r>
+        <w:r>
+          <w:fldChar w:fldCharType="separate"/>
+        </w:r>
+        <w:r>
           <w:rPr>
-            <w:noProof/>
-            <w:webHidden/>
+            <w:rStyle w:val="Hyperlink"/>
           </w:rPr>
-          <w:tab/>
-        </w:r>
-        <w:r>
-          <w:rPr>
-            <w:noProof/>
-            <w:webHidden/>
-          </w:rPr>
-          <w:fldChar w:fldCharType="begin"/>
-        </w:r>
-        <w:r>
-          <w:rPr>
-            <w:noProof/>
-            <w:webHidden/>
-          </w:rPr>
-          <w:instrText xml:space="preserve"> PAGEREF _Toc233727412 \h </w:instrText>
-        </w:r>
-        <w:r>
-          <w:rPr>
-            <w:noProof/>
-            <w:webHidden/>
-          </w:rPr>
-        </w:r>
-        <w:r>
-          <w:rPr>
-            <w:noProof/>
-            <w:webHidden/>
-          </w:rPr>
-          <w:fldChar w:fldCharType="separate"/>
-        </w:r>
-        <w:r>
-          <w:rPr>
-            <w:noProof/>
-            <w:webHidden/>
-          </w:rPr>
-          <w:t>10</w:t>
-        </w:r>
-        <w:r>
-          <w:rPr>
-            <w:noProof/>
-            <w:webHidden/>
-          </w:rPr>
+          <w:t>9</w:t>
+        </w:r>
+        <w:r>
           <w:fldChar w:fldCharType="end"/>
         </w:r>
       </w:hyperlink>
@@ -1770,69 +1347,33 @@
         <w:tabs>
           <w:tab w:val="right" w:leader="dot" w:pos="10230"/>
         </w:tabs>
-        <w:rPr>
-          <w:rFonts w:asciiTheme="minorHAnsi" w:eastAsiaTheme="minorEastAsia" w:hAnsiTheme="minorHAnsi" w:cstheme="minorBidi"/>
-          <w:noProof/>
-          <w:kern w:val="2"/>
-          <w:sz w:val="24"/>
-          <w:szCs w:val="24"/>
-          <w14:ligatures w14:val="standardContextual"/>
-        </w:rPr>
-      </w:pPr>
-      <w:hyperlink w:anchor="_Toc233727413" w:history="1">
+      </w:pPr>
+      <w:hyperlink w:anchor="_Toc1201401705">
         <w:r>
           <w:rPr>
             <w:rStyle w:val="Hyperlink"/>
-            <w:noProof/>
           </w:rPr>
           <w:t>4.1 Lifecycle Stages</w:t>
         </w:r>
         <w:r>
+          <w:tab/>
+        </w:r>
+        <w:r>
+          <w:fldChar w:fldCharType="begin"/>
+        </w:r>
+        <w:r>
+          <w:instrText xml:space="preserve">PAGEREF _Toc1201401705 \h</w:instrText>
+        </w:r>
+        <w:r>
+          <w:fldChar w:fldCharType="separate"/>
+        </w:r>
+        <w:r>
           <w:rPr>
-            <w:noProof/>
-            <w:webHidden/>
-          </w:rPr>
-          <w:tab/>
-        </w:r>
-        <w:r>
-          <w:rPr>
-            <w:noProof/>
-            <w:webHidden/>
-          </w:rPr>
-          <w:fldChar w:fldCharType="begin"/>
-        </w:r>
-        <w:r>
-          <w:rPr>
-            <w:noProof/>
-            <w:webHidden/>
-          </w:rPr>
-          <w:instrText xml:space="preserve"> PAGEREF _Toc233727413 \h </w:instrText>
-        </w:r>
-        <w:r>
-          <w:rPr>
-            <w:noProof/>
-            <w:webHidden/>
-          </w:rPr>
-        </w:r>
-        <w:r>
-          <w:rPr>
-            <w:noProof/>
-            <w:webHidden/>
-          </w:rPr>
-          <w:fldChar w:fldCharType="separate"/>
-        </w:r>
-        <w:r>
-          <w:rPr>
-            <w:noProof/>
-            <w:webHidden/>
+            <w:rStyle w:val="Hyperlink"/>
           </w:rPr>
           <w:t>10</w:t>
         </w:r>
         <w:r>
-          <w:rPr>
-            <w:noProof/>
-            <w:webHidden/>
-          </w:rPr>
           <w:fldChar w:fldCharType="end"/>
         </w:r>
       </w:hyperlink>
@@ -1843,69 +1384,33 @@
         <w:tabs>
           <w:tab w:val="right" w:leader="dot" w:pos="10230"/>
         </w:tabs>
-        <w:rPr>
-          <w:rFonts w:asciiTheme="minorHAnsi" w:eastAsiaTheme="minorEastAsia" w:hAnsiTheme="minorHAnsi" w:cstheme="minorBidi"/>
-          <w:noProof/>
-          <w:kern w:val="2"/>
-          <w:sz w:val="24"/>
-          <w:szCs w:val="24"/>
-          <w14:ligatures w14:val="standardContextual"/>
-        </w:rPr>
-      </w:pPr>
-      <w:hyperlink w:anchor="_Toc233727414" w:history="1">
+      </w:pPr>
+      <w:hyperlink w:anchor="_Toc1647039057">
         <w:r>
           <w:rPr>
             <w:rStyle w:val="Hyperlink"/>
-            <w:noProof/>
           </w:rPr>
           <w:t>4.2 Lifecycle Diagram (Narrative)</w:t>
         </w:r>
         <w:r>
+          <w:tab/>
+        </w:r>
+        <w:r>
+          <w:fldChar w:fldCharType="begin"/>
+        </w:r>
+        <w:r>
+          <w:instrText xml:space="preserve">PAGEREF _Toc1647039057 \h</w:instrText>
+        </w:r>
+        <w:r>
+          <w:fldChar w:fldCharType="separate"/>
+        </w:r>
+        <w:r>
           <w:rPr>
-            <w:noProof/>
-            <w:webHidden/>
-          </w:rPr>
-          <w:tab/>
-        </w:r>
-        <w:r>
-          <w:rPr>
-            <w:noProof/>
-            <w:webHidden/>
-          </w:rPr>
-          <w:fldChar w:fldCharType="begin"/>
-        </w:r>
-        <w:r>
-          <w:rPr>
-            <w:noProof/>
-            <w:webHidden/>
-          </w:rPr>
-          <w:instrText xml:space="preserve"> PAGEREF _Toc233727414 \h </w:instrText>
-        </w:r>
-        <w:r>
-          <w:rPr>
-            <w:noProof/>
-            <w:webHidden/>
-          </w:rPr>
-        </w:r>
-        <w:r>
-          <w:rPr>
-            <w:noProof/>
-            <w:webHidden/>
-          </w:rPr>
-          <w:fldChar w:fldCharType="separate"/>
-        </w:r>
-        <w:r>
-          <w:rPr>
-            <w:noProof/>
-            <w:webHidden/>
+            <w:rStyle w:val="Hyperlink"/>
           </w:rPr>
           <w:t>10</w:t>
         </w:r>
         <w:r>
-          <w:rPr>
-            <w:noProof/>
-            <w:webHidden/>
-          </w:rPr>
           <w:fldChar w:fldCharType="end"/>
         </w:r>
       </w:hyperlink>
@@ -1916,69 +1421,33 @@
         <w:tabs>
           <w:tab w:val="right" w:leader="dot" w:pos="10230"/>
         </w:tabs>
-        <w:rPr>
-          <w:rFonts w:asciiTheme="minorHAnsi" w:eastAsiaTheme="minorEastAsia" w:hAnsiTheme="minorHAnsi" w:cstheme="minorBidi"/>
-          <w:noProof/>
-          <w:kern w:val="2"/>
-          <w:sz w:val="24"/>
-          <w:szCs w:val="24"/>
-          <w14:ligatures w14:val="standardContextual"/>
-        </w:rPr>
-      </w:pPr>
-      <w:hyperlink w:anchor="_Toc233727415" w:history="1">
+      </w:pPr>
+      <w:hyperlink w:anchor="_Toc1754774552">
         <w:r>
           <w:rPr>
             <w:rStyle w:val="Hyperlink"/>
-            <w:noProof/>
           </w:rPr>
           <w:t>5.  Log Retention &amp; Archival Requirements (WI-1543641)</w:t>
         </w:r>
         <w:r>
+          <w:tab/>
+        </w:r>
+        <w:r>
+          <w:fldChar w:fldCharType="begin"/>
+        </w:r>
+        <w:r>
+          <w:instrText xml:space="preserve">PAGEREF _Toc1754774552 \h</w:instrText>
+        </w:r>
+        <w:r>
+          <w:fldChar w:fldCharType="separate"/>
+        </w:r>
+        <w:r>
           <w:rPr>
-            <w:noProof/>
-            <w:webHidden/>
+            <w:rStyle w:val="Hyperlink"/>
           </w:rPr>
-          <w:tab/>
-        </w:r>
-        <w:r>
-          <w:rPr>
-            <w:noProof/>
-            <w:webHidden/>
-          </w:rPr>
-          <w:fldChar w:fldCharType="begin"/>
-        </w:r>
-        <w:r>
-          <w:rPr>
-            <w:noProof/>
-            <w:webHidden/>
-          </w:rPr>
-          <w:instrText xml:space="preserve"> PAGEREF _Toc233727415 \h </w:instrText>
-        </w:r>
-        <w:r>
-          <w:rPr>
-            <w:noProof/>
-            <w:webHidden/>
-          </w:rPr>
-        </w:r>
-        <w:r>
-          <w:rPr>
-            <w:noProof/>
-            <w:webHidden/>
-          </w:rPr>
-          <w:fldChar w:fldCharType="separate"/>
-        </w:r>
-        <w:r>
-          <w:rPr>
-            <w:noProof/>
-            <w:webHidden/>
-          </w:rPr>
-          <w:t>11</w:t>
-        </w:r>
-        <w:r>
-          <w:rPr>
-            <w:noProof/>
-            <w:webHidden/>
-          </w:rPr>
+          <w:t>10</w:t>
+        </w:r>
+        <w:r>
           <w:fldChar w:fldCharType="end"/>
         </w:r>
       </w:hyperlink>
@@ -1989,69 +1458,33 @@
         <w:tabs>
           <w:tab w:val="right" w:leader="dot" w:pos="10230"/>
         </w:tabs>
-        <w:rPr>
-          <w:rFonts w:asciiTheme="minorHAnsi" w:eastAsiaTheme="minorEastAsia" w:hAnsiTheme="minorHAnsi" w:cstheme="minorBidi"/>
-          <w:noProof/>
-          <w:kern w:val="2"/>
-          <w:sz w:val="24"/>
-          <w:szCs w:val="24"/>
-          <w14:ligatures w14:val="standardContextual"/>
-        </w:rPr>
-      </w:pPr>
-      <w:hyperlink w:anchor="_Toc233727416" w:history="1">
+      </w:pPr>
+      <w:hyperlink w:anchor="_Toc811048771">
         <w:r>
           <w:rPr>
             <w:rStyle w:val="Hyperlink"/>
-            <w:noProof/>
           </w:rPr>
           <w:t>5.1 Retention Periods by Log Type</w:t>
         </w:r>
         <w:r>
+          <w:tab/>
+        </w:r>
+        <w:r>
+          <w:fldChar w:fldCharType="begin"/>
+        </w:r>
+        <w:r>
+          <w:instrText xml:space="preserve">PAGEREF _Toc811048771 \h</w:instrText>
+        </w:r>
+        <w:r>
+          <w:fldChar w:fldCharType="separate"/>
+        </w:r>
+        <w:r>
           <w:rPr>
-            <w:noProof/>
-            <w:webHidden/>
-          </w:rPr>
-          <w:tab/>
-        </w:r>
-        <w:r>
-          <w:rPr>
-            <w:noProof/>
-            <w:webHidden/>
-          </w:rPr>
-          <w:fldChar w:fldCharType="begin"/>
-        </w:r>
-        <w:r>
-          <w:rPr>
-            <w:noProof/>
-            <w:webHidden/>
-          </w:rPr>
-          <w:instrText xml:space="preserve"> PAGEREF _Toc233727416 \h </w:instrText>
-        </w:r>
-        <w:r>
-          <w:rPr>
-            <w:noProof/>
-            <w:webHidden/>
-          </w:rPr>
-        </w:r>
-        <w:r>
-          <w:rPr>
-            <w:noProof/>
-            <w:webHidden/>
-          </w:rPr>
-          <w:fldChar w:fldCharType="separate"/>
-        </w:r>
-        <w:r>
-          <w:rPr>
-            <w:noProof/>
-            <w:webHidden/>
+            <w:rStyle w:val="Hyperlink"/>
           </w:rPr>
           <w:t>11</w:t>
         </w:r>
         <w:r>
-          <w:rPr>
-            <w:noProof/>
-            <w:webHidden/>
-          </w:rPr>
           <w:fldChar w:fldCharType="end"/>
         </w:r>
       </w:hyperlink>
@@ -2062,69 +1495,33 @@
         <w:tabs>
           <w:tab w:val="right" w:leader="dot" w:pos="10230"/>
         </w:tabs>
-        <w:rPr>
-          <w:rFonts w:asciiTheme="minorHAnsi" w:eastAsiaTheme="minorEastAsia" w:hAnsiTheme="minorHAnsi" w:cstheme="minorBidi"/>
-          <w:noProof/>
-          <w:kern w:val="2"/>
-          <w:sz w:val="24"/>
-          <w:szCs w:val="24"/>
-          <w14:ligatures w14:val="standardContextual"/>
-        </w:rPr>
-      </w:pPr>
-      <w:hyperlink w:anchor="_Toc233727417" w:history="1">
+      </w:pPr>
+      <w:hyperlink w:anchor="_Toc1720964741">
         <w:r>
           <w:rPr>
             <w:rStyle w:val="Hyperlink"/>
-            <w:noProof/>
           </w:rPr>
           <w:t>5.2 Archival Mechanics</w:t>
         </w:r>
         <w:r>
+          <w:tab/>
+        </w:r>
+        <w:r>
+          <w:fldChar w:fldCharType="begin"/>
+        </w:r>
+        <w:r>
+          <w:instrText xml:space="preserve">PAGEREF _Toc1720964741 \h</w:instrText>
+        </w:r>
+        <w:r>
+          <w:fldChar w:fldCharType="separate"/>
+        </w:r>
+        <w:r>
           <w:rPr>
-            <w:noProof/>
-            <w:webHidden/>
+            <w:rStyle w:val="Hyperlink"/>
           </w:rPr>
-          <w:tab/>
-        </w:r>
-        <w:r>
-          <w:rPr>
-            <w:noProof/>
-            <w:webHidden/>
-          </w:rPr>
-          <w:fldChar w:fldCharType="begin"/>
-        </w:r>
-        <w:r>
-          <w:rPr>
-            <w:noProof/>
-            <w:webHidden/>
-          </w:rPr>
-          <w:instrText xml:space="preserve"> PAGEREF _Toc233727417 \h </w:instrText>
-        </w:r>
-        <w:r>
-          <w:rPr>
-            <w:noProof/>
-            <w:webHidden/>
-          </w:rPr>
-        </w:r>
-        <w:r>
-          <w:rPr>
-            <w:noProof/>
-            <w:webHidden/>
-          </w:rPr>
-          <w:fldChar w:fldCharType="separate"/>
-        </w:r>
-        <w:r>
-          <w:rPr>
-            <w:noProof/>
-            <w:webHidden/>
-          </w:rPr>
-          <w:t>12</w:t>
-        </w:r>
-        <w:r>
-          <w:rPr>
-            <w:noProof/>
-            <w:webHidden/>
-          </w:rPr>
+          <w:t>11</w:t>
+        </w:r>
+        <w:r>
           <w:fldChar w:fldCharType="end"/>
         </w:r>
       </w:hyperlink>
@@ -2135,69 +1532,33 @@
         <w:tabs>
           <w:tab w:val="right" w:leader="dot" w:pos="10230"/>
         </w:tabs>
-        <w:rPr>
-          <w:rFonts w:asciiTheme="minorHAnsi" w:eastAsiaTheme="minorEastAsia" w:hAnsiTheme="minorHAnsi" w:cstheme="minorBidi"/>
-          <w:noProof/>
-          <w:kern w:val="2"/>
-          <w:sz w:val="24"/>
-          <w:szCs w:val="24"/>
-          <w14:ligatures w14:val="standardContextual"/>
-        </w:rPr>
-      </w:pPr>
-      <w:hyperlink w:anchor="_Toc233727418" w:history="1">
+      </w:pPr>
+      <w:hyperlink w:anchor="_Toc1568361872">
         <w:r>
           <w:rPr>
             <w:rStyle w:val="Hyperlink"/>
-            <w:noProof/>
           </w:rPr>
           <w:t>5.3 Retention Exceptions</w:t>
         </w:r>
         <w:r>
+          <w:tab/>
+        </w:r>
+        <w:r>
+          <w:fldChar w:fldCharType="begin"/>
+        </w:r>
+        <w:r>
+          <w:instrText xml:space="preserve">PAGEREF _Toc1568361872 \h</w:instrText>
+        </w:r>
+        <w:r>
+          <w:fldChar w:fldCharType="separate"/>
+        </w:r>
+        <w:r>
           <w:rPr>
-            <w:noProof/>
-            <w:webHidden/>
-          </w:rPr>
-          <w:tab/>
-        </w:r>
-        <w:r>
-          <w:rPr>
-            <w:noProof/>
-            <w:webHidden/>
-          </w:rPr>
-          <w:fldChar w:fldCharType="begin"/>
-        </w:r>
-        <w:r>
-          <w:rPr>
-            <w:noProof/>
-            <w:webHidden/>
-          </w:rPr>
-          <w:instrText xml:space="preserve"> PAGEREF _Toc233727418 \h </w:instrText>
-        </w:r>
-        <w:r>
-          <w:rPr>
-            <w:noProof/>
-            <w:webHidden/>
-          </w:rPr>
-        </w:r>
-        <w:r>
-          <w:rPr>
-            <w:noProof/>
-            <w:webHidden/>
-          </w:rPr>
-          <w:fldChar w:fldCharType="separate"/>
-        </w:r>
-        <w:r>
-          <w:rPr>
-            <w:noProof/>
-            <w:webHidden/>
+            <w:rStyle w:val="Hyperlink"/>
           </w:rPr>
           <w:t>12</w:t>
         </w:r>
         <w:r>
-          <w:rPr>
-            <w:noProof/>
-            <w:webHidden/>
-          </w:rPr>
           <w:fldChar w:fldCharType="end"/>
         </w:r>
       </w:hyperlink>
@@ -2208,69 +1569,33 @@
         <w:tabs>
           <w:tab w:val="right" w:leader="dot" w:pos="10230"/>
         </w:tabs>
-        <w:rPr>
-          <w:rFonts w:asciiTheme="minorHAnsi" w:eastAsiaTheme="minorEastAsia" w:hAnsiTheme="minorHAnsi" w:cstheme="minorBidi"/>
-          <w:noProof/>
-          <w:kern w:val="2"/>
-          <w:sz w:val="24"/>
-          <w:szCs w:val="24"/>
-          <w14:ligatures w14:val="standardContextual"/>
-        </w:rPr>
-      </w:pPr>
-      <w:hyperlink w:anchor="_Toc233727419" w:history="1">
+      </w:pPr>
+      <w:hyperlink w:anchor="_Toc1017940501">
         <w:r>
           <w:rPr>
             <w:rStyle w:val="Hyperlink"/>
-            <w:noProof/>
           </w:rPr>
           <w:t>6.  Log Protection &amp; Immutability (WI-1543650)</w:t>
         </w:r>
         <w:r>
+          <w:tab/>
+        </w:r>
+        <w:r>
+          <w:fldChar w:fldCharType="begin"/>
+        </w:r>
+        <w:r>
+          <w:instrText xml:space="preserve">PAGEREF _Toc1017940501 \h</w:instrText>
+        </w:r>
+        <w:r>
+          <w:fldChar w:fldCharType="separate"/>
+        </w:r>
+        <w:r>
           <w:rPr>
-            <w:noProof/>
-            <w:webHidden/>
+            <w:rStyle w:val="Hyperlink"/>
           </w:rPr>
-          <w:tab/>
-        </w:r>
-        <w:r>
-          <w:rPr>
-            <w:noProof/>
-            <w:webHidden/>
-          </w:rPr>
-          <w:fldChar w:fldCharType="begin"/>
-        </w:r>
-        <w:r>
-          <w:rPr>
-            <w:noProof/>
-            <w:webHidden/>
-          </w:rPr>
-          <w:instrText xml:space="preserve"> PAGEREF _Toc233727419 \h </w:instrText>
-        </w:r>
-        <w:r>
-          <w:rPr>
-            <w:noProof/>
-            <w:webHidden/>
-          </w:rPr>
-        </w:r>
-        <w:r>
-          <w:rPr>
-            <w:noProof/>
-            <w:webHidden/>
-          </w:rPr>
-          <w:fldChar w:fldCharType="separate"/>
-        </w:r>
-        <w:r>
-          <w:rPr>
-            <w:noProof/>
-            <w:webHidden/>
-          </w:rPr>
-          <w:t>13</w:t>
-        </w:r>
-        <w:r>
-          <w:rPr>
-            <w:noProof/>
-            <w:webHidden/>
-          </w:rPr>
+          <w:t>12</w:t>
+        </w:r>
+        <w:r>
           <w:fldChar w:fldCharType="end"/>
         </w:r>
       </w:hyperlink>
@@ -2281,69 +1606,33 @@
         <w:tabs>
           <w:tab w:val="right" w:leader="dot" w:pos="10230"/>
         </w:tabs>
-        <w:rPr>
-          <w:rFonts w:asciiTheme="minorHAnsi" w:eastAsiaTheme="minorEastAsia" w:hAnsiTheme="minorHAnsi" w:cstheme="minorBidi"/>
-          <w:noProof/>
-          <w:kern w:val="2"/>
-          <w:sz w:val="24"/>
-          <w:szCs w:val="24"/>
-          <w14:ligatures w14:val="standardContextual"/>
-        </w:rPr>
-      </w:pPr>
-      <w:hyperlink w:anchor="_Toc233727420" w:history="1">
+      </w:pPr>
+      <w:hyperlink w:anchor="_Toc1298929332">
         <w:r>
           <w:rPr>
             <w:rStyle w:val="Hyperlink"/>
-            <w:noProof/>
           </w:rPr>
           <w:t>6.1 Immutability Mechanism</w:t>
         </w:r>
         <w:r>
+          <w:tab/>
+        </w:r>
+        <w:r>
+          <w:fldChar w:fldCharType="begin"/>
+        </w:r>
+        <w:r>
+          <w:instrText xml:space="preserve">PAGEREF _Toc1298929332 \h</w:instrText>
+        </w:r>
+        <w:r>
+          <w:fldChar w:fldCharType="separate"/>
+        </w:r>
+        <w:r>
           <w:rPr>
-            <w:noProof/>
-            <w:webHidden/>
-          </w:rPr>
-          <w:tab/>
-        </w:r>
-        <w:r>
-          <w:rPr>
-            <w:noProof/>
-            <w:webHidden/>
-          </w:rPr>
-          <w:fldChar w:fldCharType="begin"/>
-        </w:r>
-        <w:r>
-          <w:rPr>
-            <w:noProof/>
-            <w:webHidden/>
-          </w:rPr>
-          <w:instrText xml:space="preserve"> PAGEREF _Toc233727420 \h </w:instrText>
-        </w:r>
-        <w:r>
-          <w:rPr>
-            <w:noProof/>
-            <w:webHidden/>
-          </w:rPr>
-        </w:r>
-        <w:r>
-          <w:rPr>
-            <w:noProof/>
-            <w:webHidden/>
-          </w:rPr>
-          <w:fldChar w:fldCharType="separate"/>
-        </w:r>
-        <w:r>
-          <w:rPr>
-            <w:noProof/>
-            <w:webHidden/>
+            <w:rStyle w:val="Hyperlink"/>
           </w:rPr>
           <w:t>13</w:t>
         </w:r>
         <w:r>
-          <w:rPr>
-            <w:noProof/>
-            <w:webHidden/>
-          </w:rPr>
           <w:fldChar w:fldCharType="end"/>
         </w:r>
       </w:hyperlink>
@@ -2354,69 +1643,33 @@
         <w:tabs>
           <w:tab w:val="right" w:leader="dot" w:pos="10230"/>
         </w:tabs>
-        <w:rPr>
-          <w:rFonts w:asciiTheme="minorHAnsi" w:eastAsiaTheme="minorEastAsia" w:hAnsiTheme="minorHAnsi" w:cstheme="minorBidi"/>
-          <w:noProof/>
-          <w:kern w:val="2"/>
-          <w:sz w:val="24"/>
-          <w:szCs w:val="24"/>
-          <w14:ligatures w14:val="standardContextual"/>
-        </w:rPr>
-      </w:pPr>
-      <w:hyperlink w:anchor="_Toc233727421" w:history="1">
+      </w:pPr>
+      <w:hyperlink w:anchor="_Toc1151567205">
         <w:r>
           <w:rPr>
             <w:rStyle w:val="Hyperlink"/>
-            <w:noProof/>
           </w:rPr>
           <w:t>6.2 Tamper Detection</w:t>
         </w:r>
         <w:r>
+          <w:tab/>
+        </w:r>
+        <w:r>
+          <w:fldChar w:fldCharType="begin"/>
+        </w:r>
+        <w:r>
+          <w:instrText xml:space="preserve">PAGEREF _Toc1151567205 \h</w:instrText>
+        </w:r>
+        <w:r>
+          <w:fldChar w:fldCharType="separate"/>
+        </w:r>
+        <w:r>
           <w:rPr>
-            <w:noProof/>
-            <w:webHidden/>
-          </w:rPr>
-          <w:tab/>
-        </w:r>
-        <w:r>
-          <w:rPr>
-            <w:noProof/>
-            <w:webHidden/>
-          </w:rPr>
-          <w:fldChar w:fldCharType="begin"/>
-        </w:r>
-        <w:r>
-          <w:rPr>
-            <w:noProof/>
-            <w:webHidden/>
-          </w:rPr>
-          <w:instrText xml:space="preserve"> PAGEREF _Toc233727421 \h </w:instrText>
-        </w:r>
-        <w:r>
-          <w:rPr>
-            <w:noProof/>
-            <w:webHidden/>
-          </w:rPr>
-        </w:r>
-        <w:r>
-          <w:rPr>
-            <w:noProof/>
-            <w:webHidden/>
-          </w:rPr>
-          <w:fldChar w:fldCharType="separate"/>
-        </w:r>
-        <w:r>
-          <w:rPr>
-            <w:noProof/>
-            <w:webHidden/>
+            <w:rStyle w:val="Hyperlink"/>
           </w:rPr>
           <w:t>13</w:t>
         </w:r>
         <w:r>
-          <w:rPr>
-            <w:noProof/>
-            <w:webHidden/>
-          </w:rPr>
           <w:fldChar w:fldCharType="end"/>
         </w:r>
       </w:hyperlink>
@@ -2427,69 +1680,33 @@
         <w:tabs>
           <w:tab w:val="right" w:leader="dot" w:pos="10230"/>
         </w:tabs>
-        <w:rPr>
-          <w:rFonts w:asciiTheme="minorHAnsi" w:eastAsiaTheme="minorEastAsia" w:hAnsiTheme="minorHAnsi" w:cstheme="minorBidi"/>
-          <w:noProof/>
-          <w:kern w:val="2"/>
-          <w:sz w:val="24"/>
-          <w:szCs w:val="24"/>
-          <w14:ligatures w14:val="standardContextual"/>
-        </w:rPr>
-      </w:pPr>
-      <w:hyperlink w:anchor="_Toc233727422" w:history="1">
+      </w:pPr>
+      <w:hyperlink w:anchor="_Toc496538839">
         <w:r>
           <w:rPr>
             <w:rStyle w:val="Hyperlink"/>
-            <w:noProof/>
           </w:rPr>
           <w:t>6.3 Access Model for the Log Archive Account</w:t>
         </w:r>
         <w:r>
+          <w:tab/>
+        </w:r>
+        <w:r>
+          <w:fldChar w:fldCharType="begin"/>
+        </w:r>
+        <w:r>
+          <w:instrText xml:space="preserve">PAGEREF _Toc496538839 \h</w:instrText>
+        </w:r>
+        <w:r>
+          <w:fldChar w:fldCharType="separate"/>
+        </w:r>
+        <w:r>
           <w:rPr>
-            <w:noProof/>
-            <w:webHidden/>
-          </w:rPr>
-          <w:tab/>
-        </w:r>
-        <w:r>
-          <w:rPr>
-            <w:noProof/>
-            <w:webHidden/>
-          </w:rPr>
-          <w:fldChar w:fldCharType="begin"/>
-        </w:r>
-        <w:r>
-          <w:rPr>
-            <w:noProof/>
-            <w:webHidden/>
-          </w:rPr>
-          <w:instrText xml:space="preserve"> PAGEREF _Toc233727422 \h </w:instrText>
-        </w:r>
-        <w:r>
-          <w:rPr>
-            <w:noProof/>
-            <w:webHidden/>
-          </w:rPr>
-        </w:r>
-        <w:r>
-          <w:rPr>
-            <w:noProof/>
-            <w:webHidden/>
-          </w:rPr>
-          <w:fldChar w:fldCharType="separate"/>
-        </w:r>
-        <w:r>
-          <w:rPr>
-            <w:noProof/>
-            <w:webHidden/>
+            <w:rStyle w:val="Hyperlink"/>
           </w:rPr>
           <w:t>13</w:t>
         </w:r>
         <w:r>
-          <w:rPr>
-            <w:noProof/>
-            <w:webHidden/>
-          </w:rPr>
           <w:fldChar w:fldCharType="end"/>
         </w:r>
       </w:hyperlink>
@@ -2500,69 +1717,33 @@
         <w:tabs>
           <w:tab w:val="right" w:leader="dot" w:pos="10230"/>
         </w:tabs>
-        <w:rPr>
-          <w:rFonts w:asciiTheme="minorHAnsi" w:eastAsiaTheme="minorEastAsia" w:hAnsiTheme="minorHAnsi" w:cstheme="minorBidi"/>
-          <w:noProof/>
-          <w:kern w:val="2"/>
-          <w:sz w:val="24"/>
-          <w:szCs w:val="24"/>
-          <w14:ligatures w14:val="standardContextual"/>
-        </w:rPr>
-      </w:pPr>
-      <w:hyperlink w:anchor="_Toc233727423" w:history="1">
+      </w:pPr>
+      <w:hyperlink w:anchor="_Toc1126209637">
         <w:r>
           <w:rPr>
             <w:rStyle w:val="Hyperlink"/>
-            <w:noProof/>
           </w:rPr>
           <w:t>7.  Stakeholder Review &amp; Approval  (WI-1543667)</w:t>
         </w:r>
         <w:r>
+          <w:tab/>
+        </w:r>
+        <w:r>
+          <w:fldChar w:fldCharType="begin"/>
+        </w:r>
+        <w:r>
+          <w:instrText xml:space="preserve">PAGEREF _Toc1126209637 \h</w:instrText>
+        </w:r>
+        <w:r>
+          <w:fldChar w:fldCharType="separate"/>
+        </w:r>
+        <w:r>
           <w:rPr>
-            <w:noProof/>
-            <w:webHidden/>
-          </w:rPr>
-          <w:tab/>
-        </w:r>
-        <w:r>
-          <w:rPr>
-            <w:noProof/>
-            <w:webHidden/>
-          </w:rPr>
-          <w:fldChar w:fldCharType="begin"/>
-        </w:r>
-        <w:r>
-          <w:rPr>
-            <w:noProof/>
-            <w:webHidden/>
-          </w:rPr>
-          <w:instrText xml:space="preserve"> PAGEREF _Toc233727423 \h </w:instrText>
-        </w:r>
-        <w:r>
-          <w:rPr>
-            <w:noProof/>
-            <w:webHidden/>
-          </w:rPr>
-        </w:r>
-        <w:r>
-          <w:rPr>
-            <w:noProof/>
-            <w:webHidden/>
-          </w:rPr>
-          <w:fldChar w:fldCharType="separate"/>
-        </w:r>
-        <w:r>
-          <w:rPr>
-            <w:noProof/>
-            <w:webHidden/>
+            <w:rStyle w:val="Hyperlink"/>
           </w:rPr>
           <w:t>14</w:t>
         </w:r>
         <w:r>
-          <w:rPr>
-            <w:noProof/>
-            <w:webHidden/>
-          </w:rPr>
           <w:fldChar w:fldCharType="end"/>
         </w:r>
       </w:hyperlink>
@@ -2573,69 +1754,33 @@
         <w:tabs>
           <w:tab w:val="right" w:leader="dot" w:pos="10230"/>
         </w:tabs>
-        <w:rPr>
-          <w:rFonts w:asciiTheme="minorHAnsi" w:eastAsiaTheme="minorEastAsia" w:hAnsiTheme="minorHAnsi" w:cstheme="minorBidi"/>
-          <w:noProof/>
-          <w:kern w:val="2"/>
-          <w:sz w:val="24"/>
-          <w:szCs w:val="24"/>
-          <w14:ligatures w14:val="standardContextual"/>
-        </w:rPr>
-      </w:pPr>
-      <w:hyperlink w:anchor="_Toc233727424" w:history="1">
+      </w:pPr>
+      <w:hyperlink w:anchor="_Toc1864428696">
         <w:r>
           <w:rPr>
             <w:rStyle w:val="Hyperlink"/>
-            <w:noProof/>
           </w:rPr>
           <w:t>7.1 Review Process</w:t>
         </w:r>
         <w:r>
+          <w:tab/>
+        </w:r>
+        <w:r>
+          <w:fldChar w:fldCharType="begin"/>
+        </w:r>
+        <w:r>
+          <w:instrText xml:space="preserve">PAGEREF _Toc1864428696 \h</w:instrText>
+        </w:r>
+        <w:r>
+          <w:fldChar w:fldCharType="separate"/>
+        </w:r>
+        <w:r>
           <w:rPr>
-            <w:noProof/>
-            <w:webHidden/>
-          </w:rPr>
-          <w:tab/>
-        </w:r>
-        <w:r>
-          <w:rPr>
-            <w:noProof/>
-            <w:webHidden/>
-          </w:rPr>
-          <w:fldChar w:fldCharType="begin"/>
-        </w:r>
-        <w:r>
-          <w:rPr>
-            <w:noProof/>
-            <w:webHidden/>
-          </w:rPr>
-          <w:instrText xml:space="preserve"> PAGEREF _Toc233727424 \h </w:instrText>
-        </w:r>
-        <w:r>
-          <w:rPr>
-            <w:noProof/>
-            <w:webHidden/>
-          </w:rPr>
-        </w:r>
-        <w:r>
-          <w:rPr>
-            <w:noProof/>
-            <w:webHidden/>
-          </w:rPr>
-          <w:fldChar w:fldCharType="separate"/>
-        </w:r>
-        <w:r>
-          <w:rPr>
-            <w:noProof/>
-            <w:webHidden/>
+            <w:rStyle w:val="Hyperlink"/>
           </w:rPr>
           <w:t>14</w:t>
         </w:r>
         <w:r>
-          <w:rPr>
-            <w:noProof/>
-            <w:webHidden/>
-          </w:rPr>
           <w:fldChar w:fldCharType="end"/>
         </w:r>
       </w:hyperlink>
@@ -2646,69 +1791,33 @@
         <w:tabs>
           <w:tab w:val="right" w:leader="dot" w:pos="10230"/>
         </w:tabs>
-        <w:rPr>
-          <w:rFonts w:asciiTheme="minorHAnsi" w:eastAsiaTheme="minorEastAsia" w:hAnsiTheme="minorHAnsi" w:cstheme="minorBidi"/>
-          <w:noProof/>
-          <w:kern w:val="2"/>
-          <w:sz w:val="24"/>
-          <w:szCs w:val="24"/>
-          <w14:ligatures w14:val="standardContextual"/>
-        </w:rPr>
-      </w:pPr>
-      <w:hyperlink w:anchor="_Toc233727425" w:history="1">
+      </w:pPr>
+      <w:hyperlink w:anchor="_Toc547551415">
         <w:r>
           <w:rPr>
             <w:rStyle w:val="Hyperlink"/>
-            <w:noProof/>
           </w:rPr>
           <w:t>7.2 Key Review Points for Client</w:t>
         </w:r>
         <w:r>
+          <w:tab/>
+        </w:r>
+        <w:r>
+          <w:fldChar w:fldCharType="begin"/>
+        </w:r>
+        <w:r>
+          <w:instrText xml:space="preserve">PAGEREF _Toc547551415 \h</w:instrText>
+        </w:r>
+        <w:r>
+          <w:fldChar w:fldCharType="separate"/>
+        </w:r>
+        <w:r>
           <w:rPr>
-            <w:noProof/>
-            <w:webHidden/>
-          </w:rPr>
-          <w:tab/>
-        </w:r>
-        <w:r>
-          <w:rPr>
-            <w:noProof/>
-            <w:webHidden/>
-          </w:rPr>
-          <w:fldChar w:fldCharType="begin"/>
-        </w:r>
-        <w:r>
-          <w:rPr>
-            <w:noProof/>
-            <w:webHidden/>
-          </w:rPr>
-          <w:instrText xml:space="preserve"> PAGEREF _Toc233727425 \h </w:instrText>
-        </w:r>
-        <w:r>
-          <w:rPr>
-            <w:noProof/>
-            <w:webHidden/>
-          </w:rPr>
-        </w:r>
-        <w:r>
-          <w:rPr>
-            <w:noProof/>
-            <w:webHidden/>
-          </w:rPr>
-          <w:fldChar w:fldCharType="separate"/>
-        </w:r>
-        <w:r>
-          <w:rPr>
-            <w:noProof/>
-            <w:webHidden/>
+            <w:rStyle w:val="Hyperlink"/>
           </w:rPr>
           <w:t>14</w:t>
         </w:r>
         <w:r>
-          <w:rPr>
-            <w:noProof/>
-            <w:webHidden/>
-          </w:rPr>
           <w:fldChar w:fldCharType="end"/>
         </w:r>
       </w:hyperlink>
@@ -2719,69 +1828,33 @@
         <w:tabs>
           <w:tab w:val="right" w:leader="dot" w:pos="10230"/>
         </w:tabs>
-        <w:rPr>
-          <w:rFonts w:asciiTheme="minorHAnsi" w:eastAsiaTheme="minorEastAsia" w:hAnsiTheme="minorHAnsi" w:cstheme="minorBidi"/>
-          <w:noProof/>
-          <w:kern w:val="2"/>
-          <w:sz w:val="24"/>
-          <w:szCs w:val="24"/>
-          <w14:ligatures w14:val="standardContextual"/>
-        </w:rPr>
-      </w:pPr>
-      <w:hyperlink w:anchor="_Toc233727426" w:history="1">
+      </w:pPr>
+      <w:hyperlink w:anchor="_Toc1088973339">
         <w:r>
           <w:rPr>
             <w:rStyle w:val="Hyperlink"/>
-            <w:noProof/>
           </w:rPr>
           <w:t>7.3 Approval Sign-Off</w:t>
         </w:r>
         <w:r>
+          <w:tab/>
+        </w:r>
+        <w:r>
+          <w:fldChar w:fldCharType="begin"/>
+        </w:r>
+        <w:r>
+          <w:instrText xml:space="preserve">PAGEREF _Toc1088973339 \h</w:instrText>
+        </w:r>
+        <w:r>
+          <w:fldChar w:fldCharType="separate"/>
+        </w:r>
+        <w:r>
           <w:rPr>
-            <w:noProof/>
-            <w:webHidden/>
-          </w:rPr>
-          <w:tab/>
-        </w:r>
-        <w:r>
-          <w:rPr>
-            <w:noProof/>
-            <w:webHidden/>
-          </w:rPr>
-          <w:fldChar w:fldCharType="begin"/>
-        </w:r>
-        <w:r>
-          <w:rPr>
-            <w:noProof/>
-            <w:webHidden/>
-          </w:rPr>
-          <w:instrText xml:space="preserve"> PAGEREF _Toc233727426 \h </w:instrText>
-        </w:r>
-        <w:r>
-          <w:rPr>
-            <w:noProof/>
-            <w:webHidden/>
-          </w:rPr>
-        </w:r>
-        <w:r>
-          <w:rPr>
-            <w:noProof/>
-            <w:webHidden/>
-          </w:rPr>
-          <w:fldChar w:fldCharType="separate"/>
-        </w:r>
-        <w:r>
-          <w:rPr>
-            <w:noProof/>
-            <w:webHidden/>
+            <w:rStyle w:val="Hyperlink"/>
           </w:rPr>
           <w:t>14</w:t>
         </w:r>
         <w:r>
-          <w:rPr>
-            <w:noProof/>
-            <w:webHidden/>
-          </w:rPr>
           <w:fldChar w:fldCharType="end"/>
         </w:r>
       </w:hyperlink>
@@ -2795,14 +1868,15 @@
       <w:pPr>
         <w:pStyle w:val="Heading1"/>
         <w:pBdr>
-          <w:bottom w:val="single" w:sz="10" w:space="4" w:color="B03A2E"/>
+          <w:bottom w:val="single" w:color="B03A2E" w:sz="10" w:space="4"/>
         </w:pBdr>
       </w:pPr>
-      <w:bookmarkStart w:id="5" w:name="_Toc233727399"/>
-      <w:r>
+      <w:bookmarkStart w:name="_Toc1930357522" w:id="1611270873"/>
+      <w:r>
+        <w:rPr/>
         <w:t>Introduction</w:t>
       </w:r>
-      <w:bookmarkEnd w:id="5"/>
+      <w:bookmarkEnd w:id="1611270873"/>
     </w:p>
     <w:p>
       <w:pPr>
@@ -2819,11 +1893,12 @@
       <w:pPr>
         <w:pStyle w:val="Heading2"/>
       </w:pPr>
-      <w:bookmarkStart w:id="6" w:name="_Toc233727400"/>
-      <w:r>
+      <w:bookmarkStart w:name="_Toc1673062606" w:id="1344414551"/>
+      <w:r>
+        <w:rPr/>
         <w:t>Purpose</w:t>
       </w:r>
-      <w:bookmarkEnd w:id="6"/>
+      <w:bookmarkEnd w:id="1344414551"/>
     </w:p>
     <w:p>
       <w:pPr>
@@ -2911,11 +1986,12 @@
       <w:pPr>
         <w:pStyle w:val="Heading2"/>
       </w:pPr>
-      <w:bookmarkStart w:id="7" w:name="_Toc233727401"/>
-      <w:r>
+      <w:bookmarkStart w:name="_Toc1704420831" w:id="586797183"/>
+      <w:r>
+        <w:rPr/>
         <w:t>Scope</w:t>
       </w:r>
-      <w:bookmarkEnd w:id="7"/>
+      <w:bookmarkEnd w:id="586797183"/>
     </w:p>
     <w:p>
       <w:pPr>
@@ -3159,14 +2235,15 @@
       <w:pPr>
         <w:pStyle w:val="Heading1"/>
         <w:pBdr>
-          <w:bottom w:val="single" w:sz="10" w:space="4" w:color="B03A2E"/>
+          <w:bottom w:val="single" w:color="B03A2E" w:sz="10" w:space="4"/>
         </w:pBdr>
       </w:pPr>
-      <w:bookmarkStart w:id="8" w:name="_Toc233727402"/>
-      <w:r>
+      <w:bookmarkStart w:name="_Toc228267227" w:id="707803796"/>
+      <w:r>
+        <w:rPr/>
         <w:t>1.  Logging Strategy Design Overview</w:t>
       </w:r>
-      <w:bookmarkEnd w:id="8"/>
+      <w:bookmarkEnd w:id="707803796"/>
     </w:p>
     <w:p>
       <w:pPr>
@@ -3194,22 +2271,23 @@
       <w:pPr>
         <w:pStyle w:val="Heading2"/>
       </w:pPr>
-      <w:bookmarkStart w:id="9" w:name="_Toc233727403"/>
-      <w:r>
+      <w:bookmarkStart w:name="_Toc181561942" w:id="918756410"/>
+      <w:r>
+        <w:rPr/>
         <w:t>1.1 Work Package Completion Matrix</w:t>
       </w:r>
-      <w:bookmarkEnd w:id="9"/>
+      <w:bookmarkEnd w:id="918756410"/>
     </w:p>
     <w:tbl>
       <w:tblPr>
         <w:tblW w:w="9240" w:type="dxa"/>
         <w:tblBorders>
-          <w:top w:val="single" w:sz="4" w:space="0" w:color="auto"/>
-          <w:left w:val="single" w:sz="4" w:space="0" w:color="auto"/>
-          <w:bottom w:val="single" w:sz="4" w:space="0" w:color="auto"/>
-          <w:right w:val="single" w:sz="4" w:space="0" w:color="auto"/>
-          <w:insideH w:val="single" w:sz="4" w:space="0" w:color="auto"/>
-          <w:insideV w:val="single" w:sz="4" w:space="0" w:color="auto"/>
+          <w:top w:val="single" w:color="auto" w:sz="4" w:space="0"/>
+          <w:left w:val="single" w:color="auto" w:sz="4" w:space="0"/>
+          <w:bottom w:val="single" w:color="auto" w:sz="4" w:space="0"/>
+          <w:right w:val="single" w:color="auto" w:sz="4" w:space="0"/>
+          <w:insideH w:val="single" w:color="auto" w:sz="4" w:space="0"/>
+          <w:insideV w:val="single" w:color="auto" w:sz="4" w:space="0"/>
         </w:tblBorders>
         <w:tblCellMar>
           <w:left w:w="10" w:type="dxa"/>
@@ -3229,10 +2307,10 @@
           <w:tcPr>
             <w:tcW w:w="1000" w:type="dxa"/>
             <w:tcBorders>
-              <w:top w:val="single" w:sz="4" w:space="0" w:color="BBBBBB"/>
-              <w:left w:val="single" w:sz="4" w:space="0" w:color="BBBBBB"/>
-              <w:bottom w:val="single" w:sz="4" w:space="0" w:color="BBBBBB"/>
-              <w:right w:val="single" w:sz="4" w:space="0" w:color="BBBBBB"/>
+              <w:top w:val="single" w:color="BBBBBB" w:sz="4" w:space="0"/>
+              <w:left w:val="single" w:color="BBBBBB" w:sz="4" w:space="0"/>
+              <w:bottom w:val="single" w:color="BBBBBB" w:sz="4" w:space="0"/>
+              <w:right w:val="single" w:color="BBBBBB" w:sz="4" w:space="0"/>
             </w:tcBorders>
             <w:shd w:val="clear" w:color="auto" w:fill="0B2F6B"/>
             <w:tcMar>
@@ -3259,10 +2337,10 @@
           <w:tcPr>
             <w:tcW w:w="1300" w:type="dxa"/>
             <w:tcBorders>
-              <w:top w:val="single" w:sz="4" w:space="0" w:color="BBBBBB"/>
-              <w:left w:val="single" w:sz="4" w:space="0" w:color="BBBBBB"/>
-              <w:bottom w:val="single" w:sz="4" w:space="0" w:color="BBBBBB"/>
-              <w:right w:val="single" w:sz="4" w:space="0" w:color="BBBBBB"/>
+              <w:top w:val="single" w:color="BBBBBB" w:sz="4" w:space="0"/>
+              <w:left w:val="single" w:color="BBBBBB" w:sz="4" w:space="0"/>
+              <w:bottom w:val="single" w:color="BBBBBB" w:sz="4" w:space="0"/>
+              <w:right w:val="single" w:color="BBBBBB" w:sz="4" w:space="0"/>
             </w:tcBorders>
             <w:shd w:val="clear" w:color="auto" w:fill="0B2F6B"/>
             <w:tcMar>
@@ -3289,10 +2367,10 @@
           <w:tcPr>
             <w:tcW w:w="3840" w:type="dxa"/>
             <w:tcBorders>
-              <w:top w:val="single" w:sz="4" w:space="0" w:color="BBBBBB"/>
-              <w:left w:val="single" w:sz="4" w:space="0" w:color="BBBBBB"/>
-              <w:bottom w:val="single" w:sz="4" w:space="0" w:color="BBBBBB"/>
-              <w:right w:val="single" w:sz="4" w:space="0" w:color="BBBBBB"/>
+              <w:top w:val="single" w:color="BBBBBB" w:sz="4" w:space="0"/>
+              <w:left w:val="single" w:color="BBBBBB" w:sz="4" w:space="0"/>
+              <w:bottom w:val="single" w:color="BBBBBB" w:sz="4" w:space="0"/>
+              <w:right w:val="single" w:color="BBBBBB" w:sz="4" w:space="0"/>
             </w:tcBorders>
             <w:shd w:val="clear" w:color="auto" w:fill="0B2F6B"/>
             <w:tcMar>
@@ -3319,10 +2397,10 @@
           <w:tcPr>
             <w:tcW w:w="2100" w:type="dxa"/>
             <w:tcBorders>
-              <w:top w:val="single" w:sz="4" w:space="0" w:color="BBBBBB"/>
-              <w:left w:val="single" w:sz="4" w:space="0" w:color="BBBBBB"/>
-              <w:bottom w:val="single" w:sz="4" w:space="0" w:color="BBBBBB"/>
-              <w:right w:val="single" w:sz="4" w:space="0" w:color="BBBBBB"/>
+              <w:top w:val="single" w:color="BBBBBB" w:sz="4" w:space="0"/>
+              <w:left w:val="single" w:color="BBBBBB" w:sz="4" w:space="0"/>
+              <w:bottom w:val="single" w:color="BBBBBB" w:sz="4" w:space="0"/>
+              <w:right w:val="single" w:color="BBBBBB" w:sz="4" w:space="0"/>
             </w:tcBorders>
             <w:shd w:val="clear" w:color="auto" w:fill="0B2F6B"/>
             <w:tcMar>
@@ -3349,10 +2427,10 @@
           <w:tcPr>
             <w:tcW w:w="1000" w:type="dxa"/>
             <w:tcBorders>
-              <w:top w:val="single" w:sz="4" w:space="0" w:color="BBBBBB"/>
-              <w:left w:val="single" w:sz="4" w:space="0" w:color="BBBBBB"/>
-              <w:bottom w:val="single" w:sz="4" w:space="0" w:color="BBBBBB"/>
-              <w:right w:val="single" w:sz="4" w:space="0" w:color="BBBBBB"/>
+              <w:top w:val="single" w:color="BBBBBB" w:sz="4" w:space="0"/>
+              <w:left w:val="single" w:color="BBBBBB" w:sz="4" w:space="0"/>
+              <w:bottom w:val="single" w:color="BBBBBB" w:sz="4" w:space="0"/>
+              <w:right w:val="single" w:color="BBBBBB" w:sz="4" w:space="0"/>
             </w:tcBorders>
             <w:shd w:val="clear" w:color="auto" w:fill="0B2F6B"/>
             <w:tcMar>
@@ -3381,10 +2459,10 @@
           <w:tcPr>
             <w:tcW w:w="1000" w:type="dxa"/>
             <w:tcBorders>
-              <w:top w:val="single" w:sz="4" w:space="0" w:color="BBBBBB"/>
-              <w:left w:val="single" w:sz="4" w:space="0" w:color="BBBBBB"/>
-              <w:bottom w:val="single" w:sz="4" w:space="0" w:color="BBBBBB"/>
-              <w:right w:val="single" w:sz="4" w:space="0" w:color="BBBBBB"/>
+              <w:top w:val="single" w:color="BBBBBB" w:sz="4" w:space="0"/>
+              <w:left w:val="single" w:color="BBBBBB" w:sz="4" w:space="0"/>
+              <w:bottom w:val="single" w:color="BBBBBB" w:sz="4" w:space="0"/>
+              <w:right w:val="single" w:color="BBBBBB" w:sz="4" w:space="0"/>
             </w:tcBorders>
             <w:shd w:val="clear" w:color="auto" w:fill="FFFFFF"/>
             <w:tcMar>
@@ -3411,10 +2489,10 @@
           <w:tcPr>
             <w:tcW w:w="1300" w:type="dxa"/>
             <w:tcBorders>
-              <w:top w:val="single" w:sz="4" w:space="0" w:color="BBBBBB"/>
-              <w:left w:val="single" w:sz="4" w:space="0" w:color="BBBBBB"/>
-              <w:bottom w:val="single" w:sz="4" w:space="0" w:color="BBBBBB"/>
-              <w:right w:val="single" w:sz="4" w:space="0" w:color="BBBBBB"/>
+              <w:top w:val="single" w:color="BBBBBB" w:sz="4" w:space="0"/>
+              <w:left w:val="single" w:color="BBBBBB" w:sz="4" w:space="0"/>
+              <w:bottom w:val="single" w:color="BBBBBB" w:sz="4" w:space="0"/>
+              <w:right w:val="single" w:color="BBBBBB" w:sz="4" w:space="0"/>
             </w:tcBorders>
             <w:shd w:val="clear" w:color="auto" w:fill="FFFFFF"/>
             <w:tcMar>
@@ -3441,10 +2519,10 @@
           <w:tcPr>
             <w:tcW w:w="3840" w:type="dxa"/>
             <w:tcBorders>
-              <w:top w:val="single" w:sz="4" w:space="0" w:color="BBBBBB"/>
-              <w:left w:val="single" w:sz="4" w:space="0" w:color="BBBBBB"/>
-              <w:bottom w:val="single" w:sz="4" w:space="0" w:color="BBBBBB"/>
-              <w:right w:val="single" w:sz="4" w:space="0" w:color="BBBBBB"/>
+              <w:top w:val="single" w:color="BBBBBB" w:sz="4" w:space="0"/>
+              <w:left w:val="single" w:color="BBBBBB" w:sz="4" w:space="0"/>
+              <w:bottom w:val="single" w:color="BBBBBB" w:sz="4" w:space="0"/>
+              <w:right w:val="single" w:color="BBBBBB" w:sz="4" w:space="0"/>
             </w:tcBorders>
             <w:shd w:val="clear" w:color="auto" w:fill="FFFFFF"/>
             <w:tcMar>
@@ -3469,10 +2547,10 @@
           <w:tcPr>
             <w:tcW w:w="2100" w:type="dxa"/>
             <w:tcBorders>
-              <w:top w:val="single" w:sz="4" w:space="0" w:color="BBBBBB"/>
-              <w:left w:val="single" w:sz="4" w:space="0" w:color="BBBBBB"/>
-              <w:bottom w:val="single" w:sz="4" w:space="0" w:color="BBBBBB"/>
-              <w:right w:val="single" w:sz="4" w:space="0" w:color="BBBBBB"/>
+              <w:top w:val="single" w:color="BBBBBB" w:sz="4" w:space="0"/>
+              <w:left w:val="single" w:color="BBBBBB" w:sz="4" w:space="0"/>
+              <w:bottom w:val="single" w:color="BBBBBB" w:sz="4" w:space="0"/>
+              <w:right w:val="single" w:color="BBBBBB" w:sz="4" w:space="0"/>
             </w:tcBorders>
             <w:shd w:val="clear" w:color="auto" w:fill="FFFFFF"/>
             <w:tcMar>
@@ -3497,10 +2575,10 @@
           <w:tcPr>
             <w:tcW w:w="1000" w:type="dxa"/>
             <w:tcBorders>
-              <w:top w:val="single" w:sz="4" w:space="0" w:color="BBBBBB"/>
-              <w:left w:val="single" w:sz="4" w:space="0" w:color="BBBBBB"/>
-              <w:bottom w:val="single" w:sz="4" w:space="0" w:color="BBBBBB"/>
-              <w:right w:val="single" w:sz="4" w:space="0" w:color="BBBBBB"/>
+              <w:top w:val="single" w:color="BBBBBB" w:sz="4" w:space="0"/>
+              <w:left w:val="single" w:color="BBBBBB" w:sz="4" w:space="0"/>
+              <w:bottom w:val="single" w:color="BBBBBB" w:sz="4" w:space="0"/>
+              <w:right w:val="single" w:color="BBBBBB" w:sz="4" w:space="0"/>
             </w:tcBorders>
             <w:shd w:val="clear" w:color="auto" w:fill="D5F5E3"/>
             <w:tcMar>
@@ -3529,10 +2607,10 @@
           <w:tcPr>
             <w:tcW w:w="1000" w:type="dxa"/>
             <w:tcBorders>
-              <w:top w:val="single" w:sz="4" w:space="0" w:color="BBBBBB"/>
-              <w:left w:val="single" w:sz="4" w:space="0" w:color="BBBBBB"/>
-              <w:bottom w:val="single" w:sz="4" w:space="0" w:color="BBBBBB"/>
-              <w:right w:val="single" w:sz="4" w:space="0" w:color="BBBBBB"/>
+              <w:top w:val="single" w:color="BBBBBB" w:sz="4" w:space="0"/>
+              <w:left w:val="single" w:color="BBBBBB" w:sz="4" w:space="0"/>
+              <w:bottom w:val="single" w:color="BBBBBB" w:sz="4" w:space="0"/>
+              <w:right w:val="single" w:color="BBBBBB" w:sz="4" w:space="0"/>
             </w:tcBorders>
             <w:shd w:val="clear" w:color="auto" w:fill="EBF5FB"/>
             <w:tcMar>
@@ -3559,10 +2637,10 @@
           <w:tcPr>
             <w:tcW w:w="1300" w:type="dxa"/>
             <w:tcBorders>
-              <w:top w:val="single" w:sz="4" w:space="0" w:color="BBBBBB"/>
-              <w:left w:val="single" w:sz="4" w:space="0" w:color="BBBBBB"/>
-              <w:bottom w:val="single" w:sz="4" w:space="0" w:color="BBBBBB"/>
-              <w:right w:val="single" w:sz="4" w:space="0" w:color="BBBBBB"/>
+              <w:top w:val="single" w:color="BBBBBB" w:sz="4" w:space="0"/>
+              <w:left w:val="single" w:color="BBBBBB" w:sz="4" w:space="0"/>
+              <w:bottom w:val="single" w:color="BBBBBB" w:sz="4" w:space="0"/>
+              <w:right w:val="single" w:color="BBBBBB" w:sz="4" w:space="0"/>
             </w:tcBorders>
             <w:shd w:val="clear" w:color="auto" w:fill="EBF5FB"/>
             <w:tcMar>
@@ -3589,10 +2667,10 @@
           <w:tcPr>
             <w:tcW w:w="3840" w:type="dxa"/>
             <w:tcBorders>
-              <w:top w:val="single" w:sz="4" w:space="0" w:color="BBBBBB"/>
-              <w:left w:val="single" w:sz="4" w:space="0" w:color="BBBBBB"/>
-              <w:bottom w:val="single" w:sz="4" w:space="0" w:color="BBBBBB"/>
-              <w:right w:val="single" w:sz="4" w:space="0" w:color="BBBBBB"/>
+              <w:top w:val="single" w:color="BBBBBB" w:sz="4" w:space="0"/>
+              <w:left w:val="single" w:color="BBBBBB" w:sz="4" w:space="0"/>
+              <w:bottom w:val="single" w:color="BBBBBB" w:sz="4" w:space="0"/>
+              <w:right w:val="single" w:color="BBBBBB" w:sz="4" w:space="0"/>
             </w:tcBorders>
             <w:shd w:val="clear" w:color="auto" w:fill="EBF5FB"/>
             <w:tcMar>
@@ -3617,10 +2695,10 @@
           <w:tcPr>
             <w:tcW w:w="2100" w:type="dxa"/>
             <w:tcBorders>
-              <w:top w:val="single" w:sz="4" w:space="0" w:color="BBBBBB"/>
-              <w:left w:val="single" w:sz="4" w:space="0" w:color="BBBBBB"/>
-              <w:bottom w:val="single" w:sz="4" w:space="0" w:color="BBBBBB"/>
-              <w:right w:val="single" w:sz="4" w:space="0" w:color="BBBBBB"/>
+              <w:top w:val="single" w:color="BBBBBB" w:sz="4" w:space="0"/>
+              <w:left w:val="single" w:color="BBBBBB" w:sz="4" w:space="0"/>
+              <w:bottom w:val="single" w:color="BBBBBB" w:sz="4" w:space="0"/>
+              <w:right w:val="single" w:color="BBBBBB" w:sz="4" w:space="0"/>
             </w:tcBorders>
             <w:shd w:val="clear" w:color="auto" w:fill="EBF5FB"/>
             <w:tcMar>
@@ -3661,10 +2739,10 @@
           <w:tcPr>
             <w:tcW w:w="1000" w:type="dxa"/>
             <w:tcBorders>
-              <w:top w:val="single" w:sz="4" w:space="0" w:color="BBBBBB"/>
-              <w:left w:val="single" w:sz="4" w:space="0" w:color="BBBBBB"/>
-              <w:bottom w:val="single" w:sz="4" w:space="0" w:color="BBBBBB"/>
-              <w:right w:val="single" w:sz="4" w:space="0" w:color="BBBBBB"/>
+              <w:top w:val="single" w:color="BBBBBB" w:sz="4" w:space="0"/>
+              <w:left w:val="single" w:color="BBBBBB" w:sz="4" w:space="0"/>
+              <w:bottom w:val="single" w:color="BBBBBB" w:sz="4" w:space="0"/>
+              <w:right w:val="single" w:color="BBBBBB" w:sz="4" w:space="0"/>
             </w:tcBorders>
             <w:shd w:val="clear" w:color="auto" w:fill="D5F5E3"/>
             <w:tcMar>
@@ -3693,10 +2771,10 @@
           <w:tcPr>
             <w:tcW w:w="1000" w:type="dxa"/>
             <w:tcBorders>
-              <w:top w:val="single" w:sz="4" w:space="0" w:color="BBBBBB"/>
-              <w:left w:val="single" w:sz="4" w:space="0" w:color="BBBBBB"/>
-              <w:bottom w:val="single" w:sz="4" w:space="0" w:color="BBBBBB"/>
-              <w:right w:val="single" w:sz="4" w:space="0" w:color="BBBBBB"/>
+              <w:top w:val="single" w:color="BBBBBB" w:sz="4" w:space="0"/>
+              <w:left w:val="single" w:color="BBBBBB" w:sz="4" w:space="0"/>
+              <w:bottom w:val="single" w:color="BBBBBB" w:sz="4" w:space="0"/>
+              <w:right w:val="single" w:color="BBBBBB" w:sz="4" w:space="0"/>
             </w:tcBorders>
             <w:shd w:val="clear" w:color="auto" w:fill="FFFFFF"/>
             <w:tcMar>
@@ -3723,10 +2801,10 @@
           <w:tcPr>
             <w:tcW w:w="1300" w:type="dxa"/>
             <w:tcBorders>
-              <w:top w:val="single" w:sz="4" w:space="0" w:color="BBBBBB"/>
-              <w:left w:val="single" w:sz="4" w:space="0" w:color="BBBBBB"/>
-              <w:bottom w:val="single" w:sz="4" w:space="0" w:color="BBBBBB"/>
-              <w:right w:val="single" w:sz="4" w:space="0" w:color="BBBBBB"/>
+              <w:top w:val="single" w:color="BBBBBB" w:sz="4" w:space="0"/>
+              <w:left w:val="single" w:color="BBBBBB" w:sz="4" w:space="0"/>
+              <w:bottom w:val="single" w:color="BBBBBB" w:sz="4" w:space="0"/>
+              <w:right w:val="single" w:color="BBBBBB" w:sz="4" w:space="0"/>
             </w:tcBorders>
             <w:shd w:val="clear" w:color="auto" w:fill="FFFFFF"/>
             <w:tcMar>
@@ -3753,10 +2831,10 @@
           <w:tcPr>
             <w:tcW w:w="3840" w:type="dxa"/>
             <w:tcBorders>
-              <w:top w:val="single" w:sz="4" w:space="0" w:color="BBBBBB"/>
-              <w:left w:val="single" w:sz="4" w:space="0" w:color="BBBBBB"/>
-              <w:bottom w:val="single" w:sz="4" w:space="0" w:color="BBBBBB"/>
-              <w:right w:val="single" w:sz="4" w:space="0" w:color="BBBBBB"/>
+              <w:top w:val="single" w:color="BBBBBB" w:sz="4" w:space="0"/>
+              <w:left w:val="single" w:color="BBBBBB" w:sz="4" w:space="0"/>
+              <w:bottom w:val="single" w:color="BBBBBB" w:sz="4" w:space="0"/>
+              <w:right w:val="single" w:color="BBBBBB" w:sz="4" w:space="0"/>
             </w:tcBorders>
             <w:shd w:val="clear" w:color="auto" w:fill="FFFFFF"/>
             <w:tcMar>
@@ -3781,10 +2859,10 @@
           <w:tcPr>
             <w:tcW w:w="2100" w:type="dxa"/>
             <w:tcBorders>
-              <w:top w:val="single" w:sz="4" w:space="0" w:color="BBBBBB"/>
-              <w:left w:val="single" w:sz="4" w:space="0" w:color="BBBBBB"/>
-              <w:bottom w:val="single" w:sz="4" w:space="0" w:color="BBBBBB"/>
-              <w:right w:val="single" w:sz="4" w:space="0" w:color="BBBBBB"/>
+              <w:top w:val="single" w:color="BBBBBB" w:sz="4" w:space="0"/>
+              <w:left w:val="single" w:color="BBBBBB" w:sz="4" w:space="0"/>
+              <w:bottom w:val="single" w:color="BBBBBB" w:sz="4" w:space="0"/>
+              <w:right w:val="single" w:color="BBBBBB" w:sz="4" w:space="0"/>
             </w:tcBorders>
             <w:shd w:val="clear" w:color="auto" w:fill="FFFFFF"/>
             <w:tcMar>
@@ -3825,10 +2903,10 @@
           <w:tcPr>
             <w:tcW w:w="1000" w:type="dxa"/>
             <w:tcBorders>
-              <w:top w:val="single" w:sz="4" w:space="0" w:color="BBBBBB"/>
-              <w:left w:val="single" w:sz="4" w:space="0" w:color="BBBBBB"/>
-              <w:bottom w:val="single" w:sz="4" w:space="0" w:color="BBBBBB"/>
-              <w:right w:val="single" w:sz="4" w:space="0" w:color="BBBBBB"/>
+              <w:top w:val="single" w:color="BBBBBB" w:sz="4" w:space="0"/>
+              <w:left w:val="single" w:color="BBBBBB" w:sz="4" w:space="0"/>
+              <w:bottom w:val="single" w:color="BBBBBB" w:sz="4" w:space="0"/>
+              <w:right w:val="single" w:color="BBBBBB" w:sz="4" w:space="0"/>
             </w:tcBorders>
             <w:shd w:val="clear" w:color="auto" w:fill="D5F5E3"/>
             <w:tcMar>
@@ -3857,10 +2935,10 @@
           <w:tcPr>
             <w:tcW w:w="1000" w:type="dxa"/>
             <w:tcBorders>
-              <w:top w:val="single" w:sz="4" w:space="0" w:color="BBBBBB"/>
-              <w:left w:val="single" w:sz="4" w:space="0" w:color="BBBBBB"/>
-              <w:bottom w:val="single" w:sz="4" w:space="0" w:color="BBBBBB"/>
-              <w:right w:val="single" w:sz="4" w:space="0" w:color="BBBBBB"/>
+              <w:top w:val="single" w:color="BBBBBB" w:sz="4" w:space="0"/>
+              <w:left w:val="single" w:color="BBBBBB" w:sz="4" w:space="0"/>
+              <w:bottom w:val="single" w:color="BBBBBB" w:sz="4" w:space="0"/>
+              <w:right w:val="single" w:color="BBBBBB" w:sz="4" w:space="0"/>
             </w:tcBorders>
             <w:shd w:val="clear" w:color="auto" w:fill="EBF5FB"/>
             <w:tcMar>
@@ -3887,10 +2965,10 @@
           <w:tcPr>
             <w:tcW w:w="1300" w:type="dxa"/>
             <w:tcBorders>
-              <w:top w:val="single" w:sz="4" w:space="0" w:color="BBBBBB"/>
-              <w:left w:val="single" w:sz="4" w:space="0" w:color="BBBBBB"/>
-              <w:bottom w:val="single" w:sz="4" w:space="0" w:color="BBBBBB"/>
-              <w:right w:val="single" w:sz="4" w:space="0" w:color="BBBBBB"/>
+              <w:top w:val="single" w:color="BBBBBB" w:sz="4" w:space="0"/>
+              <w:left w:val="single" w:color="BBBBBB" w:sz="4" w:space="0"/>
+              <w:bottom w:val="single" w:color="BBBBBB" w:sz="4" w:space="0"/>
+              <w:right w:val="single" w:color="BBBBBB" w:sz="4" w:space="0"/>
             </w:tcBorders>
             <w:shd w:val="clear" w:color="auto" w:fill="EBF5FB"/>
             <w:tcMar>
@@ -3917,10 +2995,10 @@
           <w:tcPr>
             <w:tcW w:w="3840" w:type="dxa"/>
             <w:tcBorders>
-              <w:top w:val="single" w:sz="4" w:space="0" w:color="BBBBBB"/>
-              <w:left w:val="single" w:sz="4" w:space="0" w:color="BBBBBB"/>
-              <w:bottom w:val="single" w:sz="4" w:space="0" w:color="BBBBBB"/>
-              <w:right w:val="single" w:sz="4" w:space="0" w:color="BBBBBB"/>
+              <w:top w:val="single" w:color="BBBBBB" w:sz="4" w:space="0"/>
+              <w:left w:val="single" w:color="BBBBBB" w:sz="4" w:space="0"/>
+              <w:bottom w:val="single" w:color="BBBBBB" w:sz="4" w:space="0"/>
+              <w:right w:val="single" w:color="BBBBBB" w:sz="4" w:space="0"/>
             </w:tcBorders>
             <w:shd w:val="clear" w:color="auto" w:fill="EBF5FB"/>
             <w:tcMar>
@@ -3945,10 +3023,10 @@
           <w:tcPr>
             <w:tcW w:w="2100" w:type="dxa"/>
             <w:tcBorders>
-              <w:top w:val="single" w:sz="4" w:space="0" w:color="BBBBBB"/>
-              <w:left w:val="single" w:sz="4" w:space="0" w:color="BBBBBB"/>
-              <w:bottom w:val="single" w:sz="4" w:space="0" w:color="BBBBBB"/>
-              <w:right w:val="single" w:sz="4" w:space="0" w:color="BBBBBB"/>
+              <w:top w:val="single" w:color="BBBBBB" w:sz="4" w:space="0"/>
+              <w:left w:val="single" w:color="BBBBBB" w:sz="4" w:space="0"/>
+              <w:bottom w:val="single" w:color="BBBBBB" w:sz="4" w:space="0"/>
+              <w:right w:val="single" w:color="BBBBBB" w:sz="4" w:space="0"/>
             </w:tcBorders>
             <w:shd w:val="clear" w:color="auto" w:fill="EBF5FB"/>
             <w:tcMar>
@@ -3989,10 +3067,10 @@
           <w:tcPr>
             <w:tcW w:w="1000" w:type="dxa"/>
             <w:tcBorders>
-              <w:top w:val="single" w:sz="4" w:space="0" w:color="BBBBBB"/>
-              <w:left w:val="single" w:sz="4" w:space="0" w:color="BBBBBB"/>
-              <w:bottom w:val="single" w:sz="4" w:space="0" w:color="BBBBBB"/>
-              <w:right w:val="single" w:sz="4" w:space="0" w:color="BBBBBB"/>
+              <w:top w:val="single" w:color="BBBBBB" w:sz="4" w:space="0"/>
+              <w:left w:val="single" w:color="BBBBBB" w:sz="4" w:space="0"/>
+              <w:bottom w:val="single" w:color="BBBBBB" w:sz="4" w:space="0"/>
+              <w:right w:val="single" w:color="BBBBBB" w:sz="4" w:space="0"/>
             </w:tcBorders>
             <w:shd w:val="clear" w:color="auto" w:fill="D5F5E3"/>
             <w:tcMar>
@@ -4021,10 +3099,10 @@
           <w:tcPr>
             <w:tcW w:w="1000" w:type="dxa"/>
             <w:tcBorders>
-              <w:top w:val="single" w:sz="4" w:space="0" w:color="BBBBBB"/>
-              <w:left w:val="single" w:sz="4" w:space="0" w:color="BBBBBB"/>
-              <w:bottom w:val="single" w:sz="4" w:space="0" w:color="BBBBBB"/>
-              <w:right w:val="single" w:sz="4" w:space="0" w:color="BBBBBB"/>
+              <w:top w:val="single" w:color="BBBBBB" w:sz="4" w:space="0"/>
+              <w:left w:val="single" w:color="BBBBBB" w:sz="4" w:space="0"/>
+              <w:bottom w:val="single" w:color="BBBBBB" w:sz="4" w:space="0"/>
+              <w:right w:val="single" w:color="BBBBBB" w:sz="4" w:space="0"/>
             </w:tcBorders>
             <w:shd w:val="clear" w:color="auto" w:fill="FFFFFF"/>
             <w:tcMar>
@@ -4051,10 +3129,10 @@
           <w:tcPr>
             <w:tcW w:w="1300" w:type="dxa"/>
             <w:tcBorders>
-              <w:top w:val="single" w:sz="4" w:space="0" w:color="BBBBBB"/>
-              <w:left w:val="single" w:sz="4" w:space="0" w:color="BBBBBB"/>
-              <w:bottom w:val="single" w:sz="4" w:space="0" w:color="BBBBBB"/>
-              <w:right w:val="single" w:sz="4" w:space="0" w:color="BBBBBB"/>
+              <w:top w:val="single" w:color="BBBBBB" w:sz="4" w:space="0"/>
+              <w:left w:val="single" w:color="BBBBBB" w:sz="4" w:space="0"/>
+              <w:bottom w:val="single" w:color="BBBBBB" w:sz="4" w:space="0"/>
+              <w:right w:val="single" w:color="BBBBBB" w:sz="4" w:space="0"/>
             </w:tcBorders>
             <w:shd w:val="clear" w:color="auto" w:fill="FFFFFF"/>
             <w:tcMar>
@@ -4081,10 +3159,10 @@
           <w:tcPr>
             <w:tcW w:w="3840" w:type="dxa"/>
             <w:tcBorders>
-              <w:top w:val="single" w:sz="4" w:space="0" w:color="BBBBBB"/>
-              <w:left w:val="single" w:sz="4" w:space="0" w:color="BBBBBB"/>
-              <w:bottom w:val="single" w:sz="4" w:space="0" w:color="BBBBBB"/>
-              <w:right w:val="single" w:sz="4" w:space="0" w:color="BBBBBB"/>
+              <w:top w:val="single" w:color="BBBBBB" w:sz="4" w:space="0"/>
+              <w:left w:val="single" w:color="BBBBBB" w:sz="4" w:space="0"/>
+              <w:bottom w:val="single" w:color="BBBBBB" w:sz="4" w:space="0"/>
+              <w:right w:val="single" w:color="BBBBBB" w:sz="4" w:space="0"/>
             </w:tcBorders>
             <w:shd w:val="clear" w:color="auto" w:fill="FFFFFF"/>
             <w:tcMar>
@@ -4109,10 +3187,10 @@
           <w:tcPr>
             <w:tcW w:w="2100" w:type="dxa"/>
             <w:tcBorders>
-              <w:top w:val="single" w:sz="4" w:space="0" w:color="BBBBBB"/>
-              <w:left w:val="single" w:sz="4" w:space="0" w:color="BBBBBB"/>
-              <w:bottom w:val="single" w:sz="4" w:space="0" w:color="BBBBBB"/>
-              <w:right w:val="single" w:sz="4" w:space="0" w:color="BBBBBB"/>
+              <w:top w:val="single" w:color="BBBBBB" w:sz="4" w:space="0"/>
+              <w:left w:val="single" w:color="BBBBBB" w:sz="4" w:space="0"/>
+              <w:bottom w:val="single" w:color="BBBBBB" w:sz="4" w:space="0"/>
+              <w:right w:val="single" w:color="BBBBBB" w:sz="4" w:space="0"/>
             </w:tcBorders>
             <w:shd w:val="clear" w:color="auto" w:fill="FFFFFF"/>
             <w:tcMar>
@@ -4153,10 +3231,10 @@
           <w:tcPr>
             <w:tcW w:w="1000" w:type="dxa"/>
             <w:tcBorders>
-              <w:top w:val="single" w:sz="4" w:space="0" w:color="BBBBBB"/>
-              <w:left w:val="single" w:sz="4" w:space="0" w:color="BBBBBB"/>
-              <w:bottom w:val="single" w:sz="4" w:space="0" w:color="BBBBBB"/>
-              <w:right w:val="single" w:sz="4" w:space="0" w:color="BBBBBB"/>
+              <w:top w:val="single" w:color="BBBBBB" w:sz="4" w:space="0"/>
+              <w:left w:val="single" w:color="BBBBBB" w:sz="4" w:space="0"/>
+              <w:bottom w:val="single" w:color="BBBBBB" w:sz="4" w:space="0"/>
+              <w:right w:val="single" w:color="BBBBBB" w:sz="4" w:space="0"/>
             </w:tcBorders>
             <w:shd w:val="clear" w:color="auto" w:fill="D5F5E3"/>
             <w:tcMar>
@@ -4185,10 +3263,10 @@
           <w:tcPr>
             <w:tcW w:w="1000" w:type="dxa"/>
             <w:tcBorders>
-              <w:top w:val="single" w:sz="4" w:space="0" w:color="BBBBBB"/>
-              <w:left w:val="single" w:sz="4" w:space="0" w:color="BBBBBB"/>
-              <w:bottom w:val="single" w:sz="4" w:space="0" w:color="BBBBBB"/>
-              <w:right w:val="single" w:sz="4" w:space="0" w:color="BBBBBB"/>
+              <w:top w:val="single" w:color="BBBBBB" w:sz="4" w:space="0"/>
+              <w:left w:val="single" w:color="BBBBBB" w:sz="4" w:space="0"/>
+              <w:bottom w:val="single" w:color="BBBBBB" w:sz="4" w:space="0"/>
+              <w:right w:val="single" w:color="BBBBBB" w:sz="4" w:space="0"/>
             </w:tcBorders>
             <w:shd w:val="clear" w:color="auto" w:fill="EBF5FB"/>
             <w:tcMar>
@@ -4215,10 +3293,10 @@
           <w:tcPr>
             <w:tcW w:w="1300" w:type="dxa"/>
             <w:tcBorders>
-              <w:top w:val="single" w:sz="4" w:space="0" w:color="BBBBBB"/>
-              <w:left w:val="single" w:sz="4" w:space="0" w:color="BBBBBB"/>
-              <w:bottom w:val="single" w:sz="4" w:space="0" w:color="BBBBBB"/>
-              <w:right w:val="single" w:sz="4" w:space="0" w:color="BBBBBB"/>
+              <w:top w:val="single" w:color="BBBBBB" w:sz="4" w:space="0"/>
+              <w:left w:val="single" w:color="BBBBBB" w:sz="4" w:space="0"/>
+              <w:bottom w:val="single" w:color="BBBBBB" w:sz="4" w:space="0"/>
+              <w:right w:val="single" w:color="BBBBBB" w:sz="4" w:space="0"/>
             </w:tcBorders>
             <w:shd w:val="clear" w:color="auto" w:fill="EBF5FB"/>
             <w:tcMar>
@@ -4245,10 +3323,10 @@
           <w:tcPr>
             <w:tcW w:w="3840" w:type="dxa"/>
             <w:tcBorders>
-              <w:top w:val="single" w:sz="4" w:space="0" w:color="BBBBBB"/>
-              <w:left w:val="single" w:sz="4" w:space="0" w:color="BBBBBB"/>
-              <w:bottom w:val="single" w:sz="4" w:space="0" w:color="BBBBBB"/>
-              <w:right w:val="single" w:sz="4" w:space="0" w:color="BBBBBB"/>
+              <w:top w:val="single" w:color="BBBBBB" w:sz="4" w:space="0"/>
+              <w:left w:val="single" w:color="BBBBBB" w:sz="4" w:space="0"/>
+              <w:bottom w:val="single" w:color="BBBBBB" w:sz="4" w:space="0"/>
+              <w:right w:val="single" w:color="BBBBBB" w:sz="4" w:space="0"/>
             </w:tcBorders>
             <w:shd w:val="clear" w:color="auto" w:fill="EBF5FB"/>
             <w:tcMar>
@@ -4273,10 +3351,10 @@
           <w:tcPr>
             <w:tcW w:w="2100" w:type="dxa"/>
             <w:tcBorders>
-              <w:top w:val="single" w:sz="4" w:space="0" w:color="BBBBBB"/>
-              <w:left w:val="single" w:sz="4" w:space="0" w:color="BBBBBB"/>
-              <w:bottom w:val="single" w:sz="4" w:space="0" w:color="BBBBBB"/>
-              <w:right w:val="single" w:sz="4" w:space="0" w:color="BBBBBB"/>
+              <w:top w:val="single" w:color="BBBBBB" w:sz="4" w:space="0"/>
+              <w:left w:val="single" w:color="BBBBBB" w:sz="4" w:space="0"/>
+              <w:bottom w:val="single" w:color="BBBBBB" w:sz="4" w:space="0"/>
+              <w:right w:val="single" w:color="BBBBBB" w:sz="4" w:space="0"/>
             </w:tcBorders>
             <w:shd w:val="clear" w:color="auto" w:fill="EBF5FB"/>
             <w:tcMar>
@@ -4317,10 +3395,10 @@
           <w:tcPr>
             <w:tcW w:w="1000" w:type="dxa"/>
             <w:tcBorders>
-              <w:top w:val="single" w:sz="4" w:space="0" w:color="BBBBBB"/>
-              <w:left w:val="single" w:sz="4" w:space="0" w:color="BBBBBB"/>
-              <w:bottom w:val="single" w:sz="4" w:space="0" w:color="BBBBBB"/>
-              <w:right w:val="single" w:sz="4" w:space="0" w:color="BBBBBB"/>
+              <w:top w:val="single" w:color="BBBBBB" w:sz="4" w:space="0"/>
+              <w:left w:val="single" w:color="BBBBBB" w:sz="4" w:space="0"/>
+              <w:bottom w:val="single" w:color="BBBBBB" w:sz="4" w:space="0"/>
+              <w:right w:val="single" w:color="BBBBBB" w:sz="4" w:space="0"/>
             </w:tcBorders>
             <w:shd w:val="clear" w:color="auto" w:fill="D5F5E3"/>
             <w:tcMar>
@@ -4349,10 +3427,10 @@
           <w:tcPr>
             <w:tcW w:w="1000" w:type="dxa"/>
             <w:tcBorders>
-              <w:top w:val="single" w:sz="4" w:space="0" w:color="BBBBBB"/>
-              <w:left w:val="single" w:sz="4" w:space="0" w:color="BBBBBB"/>
-              <w:bottom w:val="single" w:sz="4" w:space="0" w:color="BBBBBB"/>
-              <w:right w:val="single" w:sz="4" w:space="0" w:color="BBBBBB"/>
+              <w:top w:val="single" w:color="BBBBBB" w:sz="4" w:space="0"/>
+              <w:left w:val="single" w:color="BBBBBB" w:sz="4" w:space="0"/>
+              <w:bottom w:val="single" w:color="BBBBBB" w:sz="4" w:space="0"/>
+              <w:right w:val="single" w:color="BBBBBB" w:sz="4" w:space="0"/>
             </w:tcBorders>
             <w:shd w:val="clear" w:color="auto" w:fill="FFFFFF"/>
             <w:tcMar>
@@ -4379,10 +3457,10 @@
           <w:tcPr>
             <w:tcW w:w="1300" w:type="dxa"/>
             <w:tcBorders>
-              <w:top w:val="single" w:sz="4" w:space="0" w:color="BBBBBB"/>
-              <w:left w:val="single" w:sz="4" w:space="0" w:color="BBBBBB"/>
-              <w:bottom w:val="single" w:sz="4" w:space="0" w:color="BBBBBB"/>
-              <w:right w:val="single" w:sz="4" w:space="0" w:color="BBBBBB"/>
+              <w:top w:val="single" w:color="BBBBBB" w:sz="4" w:space="0"/>
+              <w:left w:val="single" w:color="BBBBBB" w:sz="4" w:space="0"/>
+              <w:bottom w:val="single" w:color="BBBBBB" w:sz="4" w:space="0"/>
+              <w:right w:val="single" w:color="BBBBBB" w:sz="4" w:space="0"/>
             </w:tcBorders>
             <w:shd w:val="clear" w:color="auto" w:fill="FFFFFF"/>
             <w:tcMar>
@@ -4409,10 +3487,10 @@
           <w:tcPr>
             <w:tcW w:w="3840" w:type="dxa"/>
             <w:tcBorders>
-              <w:top w:val="single" w:sz="4" w:space="0" w:color="BBBBBB"/>
-              <w:left w:val="single" w:sz="4" w:space="0" w:color="BBBBBB"/>
-              <w:bottom w:val="single" w:sz="4" w:space="0" w:color="BBBBBB"/>
-              <w:right w:val="single" w:sz="4" w:space="0" w:color="BBBBBB"/>
+              <w:top w:val="single" w:color="BBBBBB" w:sz="4" w:space="0"/>
+              <w:left w:val="single" w:color="BBBBBB" w:sz="4" w:space="0"/>
+              <w:bottom w:val="single" w:color="BBBBBB" w:sz="4" w:space="0"/>
+              <w:right w:val="single" w:color="BBBBBB" w:sz="4" w:space="0"/>
             </w:tcBorders>
             <w:shd w:val="clear" w:color="auto" w:fill="FFFFFF"/>
             <w:tcMar>
@@ -4437,10 +3515,10 @@
           <w:tcPr>
             <w:tcW w:w="2100" w:type="dxa"/>
             <w:tcBorders>
-              <w:top w:val="single" w:sz="4" w:space="0" w:color="BBBBBB"/>
-              <w:left w:val="single" w:sz="4" w:space="0" w:color="BBBBBB"/>
-              <w:bottom w:val="single" w:sz="4" w:space="0" w:color="BBBBBB"/>
-              <w:right w:val="single" w:sz="4" w:space="0" w:color="BBBBBB"/>
+              <w:top w:val="single" w:color="BBBBBB" w:sz="4" w:space="0"/>
+              <w:left w:val="single" w:color="BBBBBB" w:sz="4" w:space="0"/>
+              <w:bottom w:val="single" w:color="BBBBBB" w:sz="4" w:space="0"/>
+              <w:right w:val="single" w:color="BBBBBB" w:sz="4" w:space="0"/>
             </w:tcBorders>
             <w:shd w:val="clear" w:color="auto" w:fill="FFFFFF"/>
             <w:tcMar>
@@ -4465,10 +3543,10 @@
           <w:tcPr>
             <w:tcW w:w="1000" w:type="dxa"/>
             <w:tcBorders>
-              <w:top w:val="single" w:sz="4" w:space="0" w:color="BBBBBB"/>
-              <w:left w:val="single" w:sz="4" w:space="0" w:color="BBBBBB"/>
-              <w:bottom w:val="single" w:sz="4" w:space="0" w:color="BBBBBB"/>
-              <w:right w:val="single" w:sz="4" w:space="0" w:color="BBBBBB"/>
+              <w:top w:val="single" w:color="BBBBBB" w:sz="4" w:space="0"/>
+              <w:left w:val="single" w:color="BBBBBB" w:sz="4" w:space="0"/>
+              <w:bottom w:val="single" w:color="BBBBBB" w:sz="4" w:space="0"/>
+              <w:right w:val="single" w:color="BBBBBB" w:sz="4" w:space="0"/>
             </w:tcBorders>
             <w:shd w:val="clear" w:color="auto" w:fill="D5F5E3"/>
             <w:tcMar>
@@ -4497,10 +3575,10 @@
           <w:tcPr>
             <w:tcW w:w="1000" w:type="dxa"/>
             <w:tcBorders>
-              <w:top w:val="single" w:sz="4" w:space="0" w:color="BBBBBB"/>
-              <w:left w:val="single" w:sz="4" w:space="0" w:color="BBBBBB"/>
-              <w:bottom w:val="single" w:sz="4" w:space="0" w:color="BBBBBB"/>
-              <w:right w:val="single" w:sz="4" w:space="0" w:color="BBBBBB"/>
+              <w:top w:val="single" w:color="BBBBBB" w:sz="4" w:space="0"/>
+              <w:left w:val="single" w:color="BBBBBB" w:sz="4" w:space="0"/>
+              <w:bottom w:val="single" w:color="BBBBBB" w:sz="4" w:space="0"/>
+              <w:right w:val="single" w:color="BBBBBB" w:sz="4" w:space="0"/>
             </w:tcBorders>
             <w:shd w:val="clear" w:color="auto" w:fill="EBF5FB"/>
             <w:tcMar>
@@ -4527,10 +3605,10 @@
           <w:tcPr>
             <w:tcW w:w="1300" w:type="dxa"/>
             <w:tcBorders>
-              <w:top w:val="single" w:sz="4" w:space="0" w:color="BBBBBB"/>
-              <w:left w:val="single" w:sz="4" w:space="0" w:color="BBBBBB"/>
-              <w:bottom w:val="single" w:sz="4" w:space="0" w:color="BBBBBB"/>
-              <w:right w:val="single" w:sz="4" w:space="0" w:color="BBBBBB"/>
+              <w:top w:val="single" w:color="BBBBBB" w:sz="4" w:space="0"/>
+              <w:left w:val="single" w:color="BBBBBB" w:sz="4" w:space="0"/>
+              <w:bottom w:val="single" w:color="BBBBBB" w:sz="4" w:space="0"/>
+              <w:right w:val="single" w:color="BBBBBB" w:sz="4" w:space="0"/>
             </w:tcBorders>
             <w:shd w:val="clear" w:color="auto" w:fill="EBF5FB"/>
             <w:tcMar>
@@ -4557,10 +3635,10 @@
           <w:tcPr>
             <w:tcW w:w="3840" w:type="dxa"/>
             <w:tcBorders>
-              <w:top w:val="single" w:sz="4" w:space="0" w:color="BBBBBB"/>
-              <w:left w:val="single" w:sz="4" w:space="0" w:color="BBBBBB"/>
-              <w:bottom w:val="single" w:sz="4" w:space="0" w:color="BBBBBB"/>
-              <w:right w:val="single" w:sz="4" w:space="0" w:color="BBBBBB"/>
+              <w:top w:val="single" w:color="BBBBBB" w:sz="4" w:space="0"/>
+              <w:left w:val="single" w:color="BBBBBB" w:sz="4" w:space="0"/>
+              <w:bottom w:val="single" w:color="BBBBBB" w:sz="4" w:space="0"/>
+              <w:right w:val="single" w:color="BBBBBB" w:sz="4" w:space="0"/>
             </w:tcBorders>
             <w:shd w:val="clear" w:color="auto" w:fill="EBF5FB"/>
             <w:tcMar>
@@ -4585,10 +3663,10 @@
           <w:tcPr>
             <w:tcW w:w="2100" w:type="dxa"/>
             <w:tcBorders>
-              <w:top w:val="single" w:sz="4" w:space="0" w:color="BBBBBB"/>
-              <w:left w:val="single" w:sz="4" w:space="0" w:color="BBBBBB"/>
-              <w:bottom w:val="single" w:sz="4" w:space="0" w:color="BBBBBB"/>
-              <w:right w:val="single" w:sz="4" w:space="0" w:color="BBBBBB"/>
+              <w:top w:val="single" w:color="BBBBBB" w:sz="4" w:space="0"/>
+              <w:left w:val="single" w:color="BBBBBB" w:sz="4" w:space="0"/>
+              <w:bottom w:val="single" w:color="BBBBBB" w:sz="4" w:space="0"/>
+              <w:right w:val="single" w:color="BBBBBB" w:sz="4" w:space="0"/>
             </w:tcBorders>
             <w:shd w:val="clear" w:color="auto" w:fill="EBF5FB"/>
             <w:tcMar>
@@ -4629,10 +3707,10 @@
           <w:tcPr>
             <w:tcW w:w="1000" w:type="dxa"/>
             <w:tcBorders>
-              <w:top w:val="single" w:sz="4" w:space="0" w:color="BBBBBB"/>
-              <w:left w:val="single" w:sz="4" w:space="0" w:color="BBBBBB"/>
-              <w:bottom w:val="single" w:sz="4" w:space="0" w:color="BBBBBB"/>
-              <w:right w:val="single" w:sz="4" w:space="0" w:color="BBBBBB"/>
+              <w:top w:val="single" w:color="BBBBBB" w:sz="4" w:space="0"/>
+              <w:left w:val="single" w:color="BBBBBB" w:sz="4" w:space="0"/>
+              <w:bottom w:val="single" w:color="BBBBBB" w:sz="4" w:space="0"/>
+              <w:right w:val="single" w:color="BBBBBB" w:sz="4" w:space="0"/>
             </w:tcBorders>
             <w:shd w:val="clear" w:color="auto" w:fill="FEF9E7"/>
             <w:tcMar>
@@ -4671,30 +3749,32 @@
       <w:pPr>
         <w:pStyle w:val="Heading1"/>
         <w:pBdr>
-          <w:bottom w:val="single" w:sz="10" w:space="4" w:color="B03A2E"/>
+          <w:bottom w:val="single" w:color="B03A2E" w:sz="10" w:space="4"/>
         </w:pBdr>
         <w:tabs>
           <w:tab w:val="left" w:pos="9390"/>
         </w:tabs>
       </w:pPr>
-      <w:bookmarkStart w:id="10" w:name="_Toc233727404"/>
-      <w:r>
+      <w:bookmarkStart w:name="_Toc1368462563" w:id="897219423"/>
+      <w:r>
+        <w:rPr/>
         <w:t>2.  Centralized Log Storage Architecture  (WI-1543642)</w:t>
       </w:r>
-      <w:bookmarkEnd w:id="10"/>
       <w:r>
         <w:tab/>
       </w:r>
+      <w:bookmarkEnd w:id="897219423"/>
     </w:p>
     <w:p>
       <w:pPr>
         <w:pStyle w:val="Heading2"/>
       </w:pPr>
-      <w:bookmarkStart w:id="11" w:name="_Toc233727405"/>
-      <w:r>
+      <w:bookmarkStart w:name="_Toc2103819225" w:id="390464112"/>
+      <w:r>
+        <w:rPr/>
         <w:t>2.1 ESC-Specific Logging Facts</w:t>
       </w:r>
-      <w:bookmarkEnd w:id="11"/>
+      <w:bookmarkEnd w:id="390464112"/>
     </w:p>
     <w:p>
       <w:pPr>
@@ -4731,12 +3811,12 @@
       <w:tblPr>
         <w:tblW w:w="9240" w:type="dxa"/>
         <w:tblBorders>
-          <w:top w:val="single" w:sz="4" w:space="0" w:color="auto"/>
-          <w:left w:val="single" w:sz="4" w:space="0" w:color="auto"/>
-          <w:bottom w:val="single" w:sz="4" w:space="0" w:color="auto"/>
-          <w:right w:val="single" w:sz="4" w:space="0" w:color="auto"/>
-          <w:insideH w:val="single" w:sz="4" w:space="0" w:color="auto"/>
-          <w:insideV w:val="single" w:sz="4" w:space="0" w:color="auto"/>
+          <w:top w:val="single" w:color="auto" w:sz="4" w:space="0"/>
+          <w:left w:val="single" w:color="auto" w:sz="4" w:space="0"/>
+          <w:bottom w:val="single" w:color="auto" w:sz="4" w:space="0"/>
+          <w:right w:val="single" w:color="auto" w:sz="4" w:space="0"/>
+          <w:insideH w:val="single" w:color="auto" w:sz="4" w:space="0"/>
+          <w:insideV w:val="single" w:color="auto" w:sz="4" w:space="0"/>
         </w:tblBorders>
         <w:tblCellMar>
           <w:left w:w="10" w:type="dxa"/>
@@ -4754,10 +3834,10 @@
           <w:tcPr>
             <w:tcW w:w="2600" w:type="dxa"/>
             <w:tcBorders>
-              <w:top w:val="single" w:sz="4" w:space="0" w:color="BBBBBB"/>
-              <w:left w:val="single" w:sz="4" w:space="0" w:color="BBBBBB"/>
-              <w:bottom w:val="single" w:sz="4" w:space="0" w:color="BBBBBB"/>
-              <w:right w:val="single" w:sz="4" w:space="0" w:color="BBBBBB"/>
+              <w:top w:val="single" w:color="BBBBBB" w:sz="4" w:space="0"/>
+              <w:left w:val="single" w:color="BBBBBB" w:sz="4" w:space="0"/>
+              <w:bottom w:val="single" w:color="BBBBBB" w:sz="4" w:space="0"/>
+              <w:right w:val="single" w:color="BBBBBB" w:sz="4" w:space="0"/>
             </w:tcBorders>
             <w:shd w:val="clear" w:color="auto" w:fill="0B2F6B"/>
             <w:tcMar>
@@ -4784,10 +3864,10 @@
           <w:tcPr>
             <w:tcW w:w="3320" w:type="dxa"/>
             <w:tcBorders>
-              <w:top w:val="single" w:sz="4" w:space="0" w:color="BBBBBB"/>
-              <w:left w:val="single" w:sz="4" w:space="0" w:color="BBBBBB"/>
-              <w:bottom w:val="single" w:sz="4" w:space="0" w:color="BBBBBB"/>
-              <w:right w:val="single" w:sz="4" w:space="0" w:color="BBBBBB"/>
+              <w:top w:val="single" w:color="BBBBBB" w:sz="4" w:space="0"/>
+              <w:left w:val="single" w:color="BBBBBB" w:sz="4" w:space="0"/>
+              <w:bottom w:val="single" w:color="BBBBBB" w:sz="4" w:space="0"/>
+              <w:right w:val="single" w:color="BBBBBB" w:sz="4" w:space="0"/>
             </w:tcBorders>
             <w:shd w:val="clear" w:color="auto" w:fill="0B2F6B"/>
             <w:tcMar>
@@ -4814,10 +3894,10 @@
           <w:tcPr>
             <w:tcW w:w="3320" w:type="dxa"/>
             <w:tcBorders>
-              <w:top w:val="single" w:sz="4" w:space="0" w:color="BBBBBB"/>
-              <w:left w:val="single" w:sz="4" w:space="0" w:color="BBBBBB"/>
-              <w:bottom w:val="single" w:sz="4" w:space="0" w:color="BBBBBB"/>
-              <w:right w:val="single" w:sz="4" w:space="0" w:color="BBBBBB"/>
+              <w:top w:val="single" w:color="BBBBBB" w:sz="4" w:space="0"/>
+              <w:left w:val="single" w:color="BBBBBB" w:sz="4" w:space="0"/>
+              <w:bottom w:val="single" w:color="BBBBBB" w:sz="4" w:space="0"/>
+              <w:right w:val="single" w:color="BBBBBB" w:sz="4" w:space="0"/>
             </w:tcBorders>
             <w:shd w:val="clear" w:color="auto" w:fill="0B2F6B"/>
             <w:tcMar>
@@ -4846,10 +3926,10 @@
           <w:tcPr>
             <w:tcW w:w="2600" w:type="dxa"/>
             <w:tcBorders>
-              <w:top w:val="single" w:sz="4" w:space="0" w:color="BBBBBB"/>
-              <w:left w:val="single" w:sz="4" w:space="0" w:color="BBBBBB"/>
-              <w:bottom w:val="single" w:sz="4" w:space="0" w:color="BBBBBB"/>
-              <w:right w:val="single" w:sz="4" w:space="0" w:color="BBBBBB"/>
+              <w:top w:val="single" w:color="BBBBBB" w:sz="4" w:space="0"/>
+              <w:left w:val="single" w:color="BBBBBB" w:sz="4" w:space="0"/>
+              <w:bottom w:val="single" w:color="BBBBBB" w:sz="4" w:space="0"/>
+              <w:right w:val="single" w:color="BBBBBB" w:sz="4" w:space="0"/>
             </w:tcBorders>
             <w:shd w:val="clear" w:color="auto" w:fill="EBF5FB"/>
             <w:tcMar>
@@ -4874,10 +3954,10 @@
           <w:tcPr>
             <w:tcW w:w="3320" w:type="dxa"/>
             <w:tcBorders>
-              <w:top w:val="single" w:sz="4" w:space="0" w:color="BBBBBB"/>
-              <w:left w:val="single" w:sz="4" w:space="0" w:color="BBBBBB"/>
-              <w:bottom w:val="single" w:sz="4" w:space="0" w:color="BBBBBB"/>
-              <w:right w:val="single" w:sz="4" w:space="0" w:color="BBBBBB"/>
+              <w:top w:val="single" w:color="BBBBBB" w:sz="4" w:space="0"/>
+              <w:left w:val="single" w:color="BBBBBB" w:sz="4" w:space="0"/>
+              <w:bottom w:val="single" w:color="BBBBBB" w:sz="4" w:space="0"/>
+              <w:right w:val="single" w:color="BBBBBB" w:sz="4" w:space="0"/>
             </w:tcBorders>
             <w:shd w:val="clear" w:color="auto" w:fill="EBF5FB"/>
             <w:tcMar>
@@ -4904,10 +3984,10 @@
           <w:tcPr>
             <w:tcW w:w="3320" w:type="dxa"/>
             <w:tcBorders>
-              <w:top w:val="single" w:sz="4" w:space="0" w:color="BBBBBB"/>
-              <w:left w:val="single" w:sz="4" w:space="0" w:color="BBBBBB"/>
-              <w:bottom w:val="single" w:sz="4" w:space="0" w:color="BBBBBB"/>
-              <w:right w:val="single" w:sz="4" w:space="0" w:color="BBBBBB"/>
+              <w:top w:val="single" w:color="BBBBBB" w:sz="4" w:space="0"/>
+              <w:left w:val="single" w:color="BBBBBB" w:sz="4" w:space="0"/>
+              <w:bottom w:val="single" w:color="BBBBBB" w:sz="4" w:space="0"/>
+              <w:right w:val="single" w:color="BBBBBB" w:sz="4" w:space="0"/>
             </w:tcBorders>
             <w:shd w:val="clear" w:color="auto" w:fill="EBF5FB"/>
             <w:tcMar>
@@ -4950,10 +4030,10 @@
           <w:tcPr>
             <w:tcW w:w="2600" w:type="dxa"/>
             <w:tcBorders>
-              <w:top w:val="single" w:sz="4" w:space="0" w:color="BBBBBB"/>
-              <w:left w:val="single" w:sz="4" w:space="0" w:color="BBBBBB"/>
-              <w:bottom w:val="single" w:sz="4" w:space="0" w:color="BBBBBB"/>
-              <w:right w:val="single" w:sz="4" w:space="0" w:color="BBBBBB"/>
+              <w:top w:val="single" w:color="BBBBBB" w:sz="4" w:space="0"/>
+              <w:left w:val="single" w:color="BBBBBB" w:sz="4" w:space="0"/>
+              <w:bottom w:val="single" w:color="BBBBBB" w:sz="4" w:space="0"/>
+              <w:right w:val="single" w:color="BBBBBB" w:sz="4" w:space="0"/>
             </w:tcBorders>
             <w:shd w:val="clear" w:color="auto" w:fill="FFFFFF" w:themeFill="background1"/>
             <w:tcMar>
@@ -4978,10 +4058,10 @@
           <w:tcPr>
             <w:tcW w:w="3320" w:type="dxa"/>
             <w:tcBorders>
-              <w:top w:val="single" w:sz="4" w:space="0" w:color="BBBBBB"/>
-              <w:left w:val="single" w:sz="4" w:space="0" w:color="BBBBBB"/>
-              <w:bottom w:val="single" w:sz="4" w:space="0" w:color="BBBBBB"/>
-              <w:right w:val="single" w:sz="4" w:space="0" w:color="BBBBBB"/>
+              <w:top w:val="single" w:color="BBBBBB" w:sz="4" w:space="0"/>
+              <w:left w:val="single" w:color="BBBBBB" w:sz="4" w:space="0"/>
+              <w:bottom w:val="single" w:color="BBBBBB" w:sz="4" w:space="0"/>
+              <w:right w:val="single" w:color="BBBBBB" w:sz="4" w:space="0"/>
             </w:tcBorders>
             <w:shd w:val="clear" w:color="auto" w:fill="FFFFFF" w:themeFill="background1"/>
             <w:tcMar>
@@ -5008,10 +4088,10 @@
           <w:tcPr>
             <w:tcW w:w="3320" w:type="dxa"/>
             <w:tcBorders>
-              <w:top w:val="single" w:sz="4" w:space="0" w:color="BBBBBB"/>
-              <w:left w:val="single" w:sz="4" w:space="0" w:color="BBBBBB"/>
-              <w:bottom w:val="single" w:sz="4" w:space="0" w:color="BBBBBB"/>
-              <w:right w:val="single" w:sz="4" w:space="0" w:color="BBBBBB"/>
+              <w:top w:val="single" w:color="BBBBBB" w:sz="4" w:space="0"/>
+              <w:left w:val="single" w:color="BBBBBB" w:sz="4" w:space="0"/>
+              <w:bottom w:val="single" w:color="BBBBBB" w:sz="4" w:space="0"/>
+              <w:right w:val="single" w:color="BBBBBB" w:sz="4" w:space="0"/>
             </w:tcBorders>
             <w:shd w:val="clear" w:color="auto" w:fill="FFFFFF" w:themeFill="background1"/>
             <w:tcMar>
@@ -5038,10 +4118,10 @@
           <w:tcPr>
             <w:tcW w:w="2600" w:type="dxa"/>
             <w:tcBorders>
-              <w:top w:val="single" w:sz="4" w:space="0" w:color="BBBBBB"/>
-              <w:left w:val="single" w:sz="4" w:space="0" w:color="BBBBBB"/>
-              <w:bottom w:val="single" w:sz="4" w:space="0" w:color="BBBBBB"/>
-              <w:right w:val="single" w:sz="4" w:space="0" w:color="BBBBBB"/>
+              <w:top w:val="single" w:color="BBBBBB" w:sz="4" w:space="0"/>
+              <w:left w:val="single" w:color="BBBBBB" w:sz="4" w:space="0"/>
+              <w:bottom w:val="single" w:color="BBBBBB" w:sz="4" w:space="0"/>
+              <w:right w:val="single" w:color="BBBBBB" w:sz="4" w:space="0"/>
             </w:tcBorders>
             <w:shd w:val="clear" w:color="auto" w:fill="EBF5FB"/>
             <w:tcMar>
@@ -5066,10 +4146,10 @@
           <w:tcPr>
             <w:tcW w:w="3320" w:type="dxa"/>
             <w:tcBorders>
-              <w:top w:val="single" w:sz="4" w:space="0" w:color="BBBBBB"/>
-              <w:left w:val="single" w:sz="4" w:space="0" w:color="BBBBBB"/>
-              <w:bottom w:val="single" w:sz="4" w:space="0" w:color="BBBBBB"/>
-              <w:right w:val="single" w:sz="4" w:space="0" w:color="BBBBBB"/>
+              <w:top w:val="single" w:color="BBBBBB" w:sz="4" w:space="0"/>
+              <w:left w:val="single" w:color="BBBBBB" w:sz="4" w:space="0"/>
+              <w:bottom w:val="single" w:color="BBBBBB" w:sz="4" w:space="0"/>
+              <w:right w:val="single" w:color="BBBBBB" w:sz="4" w:space="0"/>
             </w:tcBorders>
             <w:shd w:val="clear" w:color="auto" w:fill="EBF5FB"/>
             <w:tcMar>
@@ -5096,10 +4176,10 @@
           <w:tcPr>
             <w:tcW w:w="3320" w:type="dxa"/>
             <w:tcBorders>
-              <w:top w:val="single" w:sz="4" w:space="0" w:color="BBBBBB"/>
-              <w:left w:val="single" w:sz="4" w:space="0" w:color="BBBBBB"/>
-              <w:bottom w:val="single" w:sz="4" w:space="0" w:color="BBBBBB"/>
-              <w:right w:val="single" w:sz="4" w:space="0" w:color="BBBBBB"/>
+              <w:top w:val="single" w:color="BBBBBB" w:sz="4" w:space="0"/>
+              <w:left w:val="single" w:color="BBBBBB" w:sz="4" w:space="0"/>
+              <w:bottom w:val="single" w:color="BBBBBB" w:sz="4" w:space="0"/>
+              <w:right w:val="single" w:color="BBBBBB" w:sz="4" w:space="0"/>
             </w:tcBorders>
             <w:shd w:val="clear" w:color="auto" w:fill="EBF5FB"/>
             <w:tcMar>
@@ -5126,10 +4206,10 @@
           <w:tcPr>
             <w:tcW w:w="2600" w:type="dxa"/>
             <w:tcBorders>
-              <w:top w:val="single" w:sz="4" w:space="0" w:color="BBBBBB"/>
-              <w:left w:val="single" w:sz="4" w:space="0" w:color="BBBBBB"/>
-              <w:bottom w:val="single" w:sz="4" w:space="0" w:color="BBBBBB"/>
-              <w:right w:val="single" w:sz="4" w:space="0" w:color="BBBBBB"/>
+              <w:top w:val="single" w:color="BBBBBB" w:sz="4" w:space="0"/>
+              <w:left w:val="single" w:color="BBBBBB" w:sz="4" w:space="0"/>
+              <w:bottom w:val="single" w:color="BBBBBB" w:sz="4" w:space="0"/>
+              <w:right w:val="single" w:color="BBBBBB" w:sz="4" w:space="0"/>
             </w:tcBorders>
             <w:shd w:val="clear" w:color="auto" w:fill="FFFFFF" w:themeFill="background1"/>
             <w:tcMar>
@@ -5154,10 +4234,10 @@
           <w:tcPr>
             <w:tcW w:w="3320" w:type="dxa"/>
             <w:tcBorders>
-              <w:top w:val="single" w:sz="4" w:space="0" w:color="BBBBBB"/>
-              <w:left w:val="single" w:sz="4" w:space="0" w:color="BBBBBB"/>
-              <w:bottom w:val="single" w:sz="4" w:space="0" w:color="BBBBBB"/>
-              <w:right w:val="single" w:sz="4" w:space="0" w:color="BBBBBB"/>
+              <w:top w:val="single" w:color="BBBBBB" w:sz="4" w:space="0"/>
+              <w:left w:val="single" w:color="BBBBBB" w:sz="4" w:space="0"/>
+              <w:bottom w:val="single" w:color="BBBBBB" w:sz="4" w:space="0"/>
+              <w:right w:val="single" w:color="BBBBBB" w:sz="4" w:space="0"/>
             </w:tcBorders>
             <w:shd w:val="clear" w:color="auto" w:fill="FFFFFF" w:themeFill="background1"/>
             <w:tcMar>
@@ -5184,10 +4264,10 @@
           <w:tcPr>
             <w:tcW w:w="3320" w:type="dxa"/>
             <w:tcBorders>
-              <w:top w:val="single" w:sz="4" w:space="0" w:color="BBBBBB"/>
-              <w:left w:val="single" w:sz="4" w:space="0" w:color="BBBBBB"/>
-              <w:bottom w:val="single" w:sz="4" w:space="0" w:color="BBBBBB"/>
-              <w:right w:val="single" w:sz="4" w:space="0" w:color="BBBBBB"/>
+              <w:top w:val="single" w:color="BBBBBB" w:sz="4" w:space="0"/>
+              <w:left w:val="single" w:color="BBBBBB" w:sz="4" w:space="0"/>
+              <w:bottom w:val="single" w:color="BBBBBB" w:sz="4" w:space="0"/>
+              <w:right w:val="single" w:color="BBBBBB" w:sz="4" w:space="0"/>
             </w:tcBorders>
             <w:shd w:val="clear" w:color="auto" w:fill="FFFFFF" w:themeFill="background1"/>
             <w:tcMar>
@@ -5214,10 +4294,10 @@
           <w:tcPr>
             <w:tcW w:w="2600" w:type="dxa"/>
             <w:tcBorders>
-              <w:top w:val="single" w:sz="4" w:space="0" w:color="BBBBBB"/>
-              <w:left w:val="single" w:sz="4" w:space="0" w:color="BBBBBB"/>
-              <w:bottom w:val="single" w:sz="4" w:space="0" w:color="BBBBBB"/>
-              <w:right w:val="single" w:sz="4" w:space="0" w:color="BBBBBB"/>
+              <w:top w:val="single" w:color="BBBBBB" w:sz="4" w:space="0"/>
+              <w:left w:val="single" w:color="BBBBBB" w:sz="4" w:space="0"/>
+              <w:bottom w:val="single" w:color="BBBBBB" w:sz="4" w:space="0"/>
+              <w:right w:val="single" w:color="BBBBBB" w:sz="4" w:space="0"/>
             </w:tcBorders>
             <w:shd w:val="clear" w:color="auto" w:fill="EBF5FB"/>
             <w:tcMar>
@@ -5242,10 +4322,10 @@
           <w:tcPr>
             <w:tcW w:w="3320" w:type="dxa"/>
             <w:tcBorders>
-              <w:top w:val="single" w:sz="4" w:space="0" w:color="BBBBBB"/>
-              <w:left w:val="single" w:sz="4" w:space="0" w:color="BBBBBB"/>
-              <w:bottom w:val="single" w:sz="4" w:space="0" w:color="BBBBBB"/>
-              <w:right w:val="single" w:sz="4" w:space="0" w:color="BBBBBB"/>
+              <w:top w:val="single" w:color="BBBBBB" w:sz="4" w:space="0"/>
+              <w:left w:val="single" w:color="BBBBBB" w:sz="4" w:space="0"/>
+              <w:bottom w:val="single" w:color="BBBBBB" w:sz="4" w:space="0"/>
+              <w:right w:val="single" w:color="BBBBBB" w:sz="4" w:space="0"/>
             </w:tcBorders>
             <w:shd w:val="clear" w:color="auto" w:fill="EBF5FB"/>
             <w:tcMar>
@@ -5272,10 +4352,10 @@
           <w:tcPr>
             <w:tcW w:w="3320" w:type="dxa"/>
             <w:tcBorders>
-              <w:top w:val="single" w:sz="4" w:space="0" w:color="BBBBBB"/>
-              <w:left w:val="single" w:sz="4" w:space="0" w:color="BBBBBB"/>
-              <w:bottom w:val="single" w:sz="4" w:space="0" w:color="BBBBBB"/>
-              <w:right w:val="single" w:sz="4" w:space="0" w:color="BBBBBB"/>
+              <w:top w:val="single" w:color="BBBBBB" w:sz="4" w:space="0"/>
+              <w:left w:val="single" w:color="BBBBBB" w:sz="4" w:space="0"/>
+              <w:bottom w:val="single" w:color="BBBBBB" w:sz="4" w:space="0"/>
+              <w:right w:val="single" w:color="BBBBBB" w:sz="4" w:space="0"/>
             </w:tcBorders>
             <w:shd w:val="clear" w:color="auto" w:fill="EBF5FB"/>
             <w:tcMar>
@@ -5302,10 +4382,10 @@
           <w:tcPr>
             <w:tcW w:w="2600" w:type="dxa"/>
             <w:tcBorders>
-              <w:top w:val="single" w:sz="4" w:space="0" w:color="BBBBBB"/>
-              <w:left w:val="single" w:sz="4" w:space="0" w:color="BBBBBB"/>
-              <w:bottom w:val="single" w:sz="4" w:space="0" w:color="BBBBBB"/>
-              <w:right w:val="single" w:sz="4" w:space="0" w:color="BBBBBB"/>
+              <w:top w:val="single" w:color="BBBBBB" w:sz="4" w:space="0"/>
+              <w:left w:val="single" w:color="BBBBBB" w:sz="4" w:space="0"/>
+              <w:bottom w:val="single" w:color="BBBBBB" w:sz="4" w:space="0"/>
+              <w:right w:val="single" w:color="BBBBBB" w:sz="4" w:space="0"/>
             </w:tcBorders>
             <w:shd w:val="clear" w:color="auto" w:fill="FFFFFF" w:themeFill="background1"/>
             <w:tcMar>
@@ -5330,10 +4410,10 @@
           <w:tcPr>
             <w:tcW w:w="3320" w:type="dxa"/>
             <w:tcBorders>
-              <w:top w:val="single" w:sz="4" w:space="0" w:color="BBBBBB"/>
-              <w:left w:val="single" w:sz="4" w:space="0" w:color="BBBBBB"/>
-              <w:bottom w:val="single" w:sz="4" w:space="0" w:color="BBBBBB"/>
-              <w:right w:val="single" w:sz="4" w:space="0" w:color="BBBBBB"/>
+              <w:top w:val="single" w:color="BBBBBB" w:sz="4" w:space="0"/>
+              <w:left w:val="single" w:color="BBBBBB" w:sz="4" w:space="0"/>
+              <w:bottom w:val="single" w:color="BBBBBB" w:sz="4" w:space="0"/>
+              <w:right w:val="single" w:color="BBBBBB" w:sz="4" w:space="0"/>
             </w:tcBorders>
             <w:shd w:val="clear" w:color="auto" w:fill="FFFFFF" w:themeFill="background1"/>
             <w:tcMar>
@@ -5344,15 +4424,74 @@
             </w:tcMar>
           </w:tcPr>
           <w:p>
-            <w:r>
-              <w:rPr>
-                <w:b/>
-                <w:bCs/>
+            <w:pPr>
+              <w:rPr>
+                <w:b w:val="1"/>
+                <w:bCs w:val="1"/>
                 <w:color w:val="922B21"/>
                 <w:sz w:val="18"/>
                 <w:szCs w:val="18"/>
               </w:rPr>
-              <w:t>NOT available in ESC</w:t>
+            </w:pPr>
+            <w:r>
+              <w:rPr>
+                <w:b w:val="1"/>
+                <w:bCs w:val="1"/>
+                <w:color w:val="922B21"/>
+                <w:sz w:val="18"/>
+                <w:szCs w:val="18"/>
+              </w:rPr>
+              <w:t xml:space="preserve">NOT </w:t>
+            </w:r>
+            <w:r>
+              <w:rPr>
+                <w:b w:val="1"/>
+                <w:bCs w:val="1"/>
+                <w:color w:val="922B21"/>
+                <w:sz w:val="18"/>
+                <w:szCs w:val="18"/>
+              </w:rPr>
+              <w:t xml:space="preserve">currently </w:t>
+            </w:r>
+            <w:r>
+              <w:rPr>
+                <w:b w:val="1"/>
+                <w:bCs w:val="1"/>
+                <w:color w:val="922B21"/>
+                <w:sz w:val="18"/>
+                <w:szCs w:val="18"/>
+              </w:rPr>
+              <w:t xml:space="preserve">available in </w:t>
+            </w:r>
+            <w:r>
+              <w:rPr>
+                <w:b w:val="1"/>
+                <w:bCs w:val="1"/>
+                <w:color w:val="922B21"/>
+                <w:sz w:val="18"/>
+                <w:szCs w:val="18"/>
+              </w:rPr>
+              <w:t xml:space="preserve">AWS </w:t>
+            </w:r>
+            <w:r>
+              <w:rPr>
+                <w:b w:val="1"/>
+                <w:bCs w:val="1"/>
+                <w:color w:val="922B21"/>
+                <w:sz w:val="18"/>
+                <w:szCs w:val="18"/>
+              </w:rPr>
+              <w:t>ESC</w:t>
+            </w:r>
+            <w:r>
+              <w:rPr>
+                <w:b w:val="1"/>
+                <w:bCs w:val="1"/>
+                <w:color w:val="922B21"/>
+                <w:sz w:val="18"/>
+                <w:szCs w:val="18"/>
+              </w:rPr>
+              <w:t xml:space="preserve"> (at the time of design)</w:t>
             </w:r>
           </w:p>
         </w:tc>
@@ -5360,10 +4499,10 @@
           <w:tcPr>
             <w:tcW w:w="3320" w:type="dxa"/>
             <w:tcBorders>
-              <w:top w:val="single" w:sz="4" w:space="0" w:color="BBBBBB"/>
-              <w:left w:val="single" w:sz="4" w:space="0" w:color="BBBBBB"/>
-              <w:bottom w:val="single" w:sz="4" w:space="0" w:color="BBBBBB"/>
-              <w:right w:val="single" w:sz="4" w:space="0" w:color="BBBBBB"/>
+              <w:top w:val="single" w:color="BBBBBB" w:sz="4" w:space="0"/>
+              <w:left w:val="single" w:color="BBBBBB" w:sz="4" w:space="0"/>
+              <w:bottom w:val="single" w:color="BBBBBB" w:sz="4" w:space="0"/>
+              <w:right w:val="single" w:color="BBBBBB" w:sz="4" w:space="0"/>
             </w:tcBorders>
             <w:shd w:val="clear" w:color="auto" w:fill="FFFFFF" w:themeFill="background1"/>
             <w:tcMar>
@@ -5375,46 +4514,69 @@
           </w:tcPr>
           <w:p>
             <w:pPr>
-              <w:rPr>
-                <w:color w:val="1C2833"/>
-                <w:sz w:val="18"/>
-                <w:szCs w:val="18"/>
+              <w:pStyle w:val="Normal"/>
+              <w:suppressLineNumbers w:val="0"/>
+              <w:bidi w:val="0"/>
+              <w:spacing w:before="0" w:beforeAutospacing="off" w:after="0" w:afterAutospacing="off" w:line="259" w:lineRule="auto"/>
+              <w:ind w:left="0" w:right="0"/>
+              <w:jc w:val="left"/>
+              <w:rPr>
+                <w:noProof w:val="0"/>
+                <w:color w:val="1C2833"/>
+                <w:sz w:val="18"/>
+                <w:szCs w:val="18"/>
+                <w:lang w:val="en-IN"/>
               </w:rPr>
             </w:pPr>
             <w:commentRangeStart w:id="12"/>
-            <w:r>
-              <w:rPr>
-                <w:color w:val="1C2833"/>
-                <w:sz w:val="18"/>
-                <w:szCs w:val="18"/>
-              </w:rPr>
-              <w:t>No CDN-layer access logs</w:t>
-            </w:r>
-            <w:r>
-              <w:rPr>
-                <w:color w:val="1C2833"/>
-                <w:sz w:val="18"/>
-                <w:szCs w:val="18"/>
-              </w:rPr>
-              <w:t xml:space="preserve">, </w:t>
-            </w:r>
-            <w:r>
-              <w:rPr>
-                <w:color w:val="1C2833"/>
-                <w:sz w:val="18"/>
-                <w:szCs w:val="18"/>
-              </w:rPr>
-              <w:t>not applicable to this Landing Zone's logging scope</w:t>
+            <w:commentRangeStart w:id="1494777341"/>
+            <w:r>
+              <w:rPr>
+                <w:color w:val="1C2833"/>
+                <w:sz w:val="18"/>
+                <w:szCs w:val="18"/>
+              </w:rPr>
+              <w:t>CD</w:t>
+            </w:r>
+            <w:r>
+              <w:rPr>
+                <w:color w:val="1C2833"/>
+                <w:sz w:val="18"/>
+                <w:szCs w:val="18"/>
+              </w:rPr>
+              <w:t>N</w:t>
+            </w:r>
+            <w:r>
+              <w:rPr>
+                <w:color w:val="1C2833"/>
+                <w:sz w:val="18"/>
+                <w:szCs w:val="18"/>
+              </w:rPr>
+              <w:t xml:space="preserve"> </w:t>
             </w:r>
             <w:commentRangeEnd w:id="12"/>
             <w:r>
               <w:rPr>
                 <w:rStyle w:val="CommentReference"/>
-                <w:color w:val="1C2833"/>
-                <w:sz w:val="18"/>
-                <w:szCs w:val="18"/>
               </w:rPr>
               <w:commentReference w:id="12"/>
+            </w:r>
+            <w:commentRangeEnd w:id="1494777341"/>
+            <w:r>
+              <w:rPr>
+                <w:rStyle w:val="CommentReference"/>
+              </w:rPr>
+              <w:commentReference w:id="1494777341"/>
+            </w:r>
+            <w:r>
+              <w:rPr>
+                <w:noProof w:val="0"/>
+                <w:color w:val="1C2833"/>
+                <w:sz w:val="18"/>
+                <w:szCs w:val="18"/>
+                <w:lang w:val="en-IN"/>
+              </w:rPr>
+              <w:t>-layer access logging is therefore not included within the current Landing Zone logging scope. If CloudFront becomes available in AWS ESC, the logging design will be reviewed and updated to incorporate CloudFront access logs and any related monitoring, retention, and governance requirements as part of a future enhancement.</w:t>
             </w:r>
           </w:p>
         </w:tc>
@@ -5424,10 +4586,10 @@
           <w:tcPr>
             <w:tcW w:w="2600" w:type="dxa"/>
             <w:tcBorders>
-              <w:top w:val="single" w:sz="4" w:space="0" w:color="BBBBBB"/>
-              <w:left w:val="single" w:sz="4" w:space="0" w:color="BBBBBB"/>
-              <w:bottom w:val="single" w:sz="4" w:space="0" w:color="BBBBBB"/>
-              <w:right w:val="single" w:sz="4" w:space="0" w:color="BBBBBB"/>
+              <w:top w:val="single" w:color="BBBBBB" w:sz="4" w:space="0"/>
+              <w:left w:val="single" w:color="BBBBBB" w:sz="4" w:space="0"/>
+              <w:bottom w:val="single" w:color="BBBBBB" w:sz="4" w:space="0"/>
+              <w:right w:val="single" w:color="BBBBBB" w:sz="4" w:space="0"/>
             </w:tcBorders>
             <w:shd w:val="clear" w:color="auto" w:fill="FFFFFF" w:themeFill="background1"/>
             <w:tcMar>
@@ -5470,10 +4632,10 @@
           <w:tcPr>
             <w:tcW w:w="3320" w:type="dxa"/>
             <w:tcBorders>
-              <w:top w:val="single" w:sz="4" w:space="0" w:color="BBBBBB"/>
-              <w:left w:val="single" w:sz="4" w:space="0" w:color="BBBBBB"/>
-              <w:bottom w:val="single" w:sz="4" w:space="0" w:color="BBBBBB"/>
-              <w:right w:val="single" w:sz="4" w:space="0" w:color="BBBBBB"/>
+              <w:top w:val="single" w:color="BBBBBB" w:sz="4" w:space="0"/>
+              <w:left w:val="single" w:color="BBBBBB" w:sz="4" w:space="0"/>
+              <w:bottom w:val="single" w:color="BBBBBB" w:sz="4" w:space="0"/>
+              <w:right w:val="single" w:color="BBBBBB" w:sz="4" w:space="0"/>
             </w:tcBorders>
             <w:shd w:val="clear" w:color="auto" w:fill="FFFFFF" w:themeFill="background1"/>
             <w:tcMar>
@@ -5509,10 +4671,10 @@
           <w:tcPr>
             <w:tcW w:w="3320" w:type="dxa"/>
             <w:tcBorders>
-              <w:top w:val="single" w:sz="4" w:space="0" w:color="BBBBBB"/>
-              <w:left w:val="single" w:sz="4" w:space="0" w:color="BBBBBB"/>
-              <w:bottom w:val="single" w:sz="4" w:space="0" w:color="BBBBBB"/>
-              <w:right w:val="single" w:sz="4" w:space="0" w:color="BBBBBB"/>
+              <w:top w:val="single" w:color="BBBBBB" w:sz="4" w:space="0"/>
+              <w:left w:val="single" w:color="BBBBBB" w:sz="4" w:space="0"/>
+              <w:bottom w:val="single" w:color="BBBBBB" w:sz="4" w:space="0"/>
+              <w:right w:val="single" w:color="BBBBBB" w:sz="4" w:space="0"/>
             </w:tcBorders>
             <w:shd w:val="clear" w:color="auto" w:fill="FFFFFF" w:themeFill="background1"/>
             <w:tcMar>
@@ -5545,10 +4707,10 @@
           <w:tcPr>
             <w:tcW w:w="2600" w:type="dxa"/>
             <w:tcBorders>
-              <w:top w:val="single" w:sz="4" w:space="0" w:color="BBBBBB"/>
-              <w:left w:val="single" w:sz="4" w:space="0" w:color="BBBBBB"/>
-              <w:bottom w:val="single" w:sz="4" w:space="0" w:color="BBBBBB"/>
-              <w:right w:val="single" w:sz="4" w:space="0" w:color="BBBBBB"/>
+              <w:top w:val="single" w:color="BBBBBB" w:sz="4" w:space="0"/>
+              <w:left w:val="single" w:color="BBBBBB" w:sz="4" w:space="0"/>
+              <w:bottom w:val="single" w:color="BBBBBB" w:sz="4" w:space="0"/>
+              <w:right w:val="single" w:color="BBBBBB" w:sz="4" w:space="0"/>
             </w:tcBorders>
             <w:shd w:val="clear" w:color="auto" w:fill="FFFFFF" w:themeFill="background1"/>
             <w:tcMar>
@@ -5582,10 +4744,10 @@
           <w:tcPr>
             <w:tcW w:w="3320" w:type="dxa"/>
             <w:tcBorders>
-              <w:top w:val="single" w:sz="4" w:space="0" w:color="BBBBBB"/>
-              <w:left w:val="single" w:sz="4" w:space="0" w:color="BBBBBB"/>
-              <w:bottom w:val="single" w:sz="4" w:space="0" w:color="BBBBBB"/>
-              <w:right w:val="single" w:sz="4" w:space="0" w:color="BBBBBB"/>
+              <w:top w:val="single" w:color="BBBBBB" w:sz="4" w:space="0"/>
+              <w:left w:val="single" w:color="BBBBBB" w:sz="4" w:space="0"/>
+              <w:bottom w:val="single" w:color="BBBBBB" w:sz="4" w:space="0"/>
+              <w:right w:val="single" w:color="BBBBBB" w:sz="4" w:space="0"/>
             </w:tcBorders>
             <w:shd w:val="clear" w:color="auto" w:fill="FFFFFF" w:themeFill="background1"/>
             <w:tcMar>
@@ -5629,10 +4791,10 @@
           <w:tcPr>
             <w:tcW w:w="3320" w:type="dxa"/>
             <w:tcBorders>
-              <w:top w:val="single" w:sz="4" w:space="0" w:color="BBBBBB"/>
-              <w:left w:val="single" w:sz="4" w:space="0" w:color="BBBBBB"/>
-              <w:bottom w:val="single" w:sz="4" w:space="0" w:color="BBBBBB"/>
-              <w:right w:val="single" w:sz="4" w:space="0" w:color="BBBBBB"/>
+              <w:top w:val="single" w:color="BBBBBB" w:sz="4" w:space="0"/>
+              <w:left w:val="single" w:color="BBBBBB" w:sz="4" w:space="0"/>
+              <w:bottom w:val="single" w:color="BBBBBB" w:sz="4" w:space="0"/>
+              <w:right w:val="single" w:color="BBBBBB" w:sz="4" w:space="0"/>
             </w:tcBorders>
             <w:shd w:val="clear" w:color="auto" w:fill="FFFFFF" w:themeFill="background1"/>
             <w:tcMar>
@@ -5675,11 +4837,12 @@
       <w:pPr>
         <w:pStyle w:val="Heading2"/>
       </w:pPr>
-      <w:bookmarkStart w:id="13" w:name="_Toc233727406"/>
-      <w:r>
+      <w:bookmarkStart w:name="_Toc2087008686" w:id="753640297"/>
+      <w:r>
+        <w:rPr/>
         <w:t>2.2 Centralized Log Storage Model</w:t>
       </w:r>
-      <w:bookmarkEnd w:id="13"/>
+      <w:bookmarkEnd w:id="753640297"/>
     </w:p>
     <w:p>
       <w:pPr>
@@ -5728,12 +4891,12 @@
       <w:tblPr>
         <w:tblW w:w="9240" w:type="dxa"/>
         <w:tblBorders>
-          <w:top w:val="single" w:sz="4" w:space="0" w:color="auto"/>
-          <w:left w:val="single" w:sz="4" w:space="0" w:color="auto"/>
-          <w:bottom w:val="single" w:sz="4" w:space="0" w:color="auto"/>
-          <w:right w:val="single" w:sz="4" w:space="0" w:color="auto"/>
-          <w:insideH w:val="single" w:sz="4" w:space="0" w:color="auto"/>
-          <w:insideV w:val="single" w:sz="4" w:space="0" w:color="auto"/>
+          <w:top w:val="single" w:color="auto" w:sz="4" w:space="0"/>
+          <w:left w:val="single" w:color="auto" w:sz="4" w:space="0"/>
+          <w:bottom w:val="single" w:color="auto" w:sz="4" w:space="0"/>
+          <w:right w:val="single" w:color="auto" w:sz="4" w:space="0"/>
+          <w:insideH w:val="single" w:color="auto" w:sz="4" w:space="0"/>
+          <w:insideV w:val="single" w:color="auto" w:sz="4" w:space="0"/>
         </w:tblBorders>
         <w:tblCellMar>
           <w:left w:w="10" w:type="dxa"/>
@@ -5751,10 +4914,10 @@
           <w:tcPr>
             <w:tcW w:w="2400" w:type="dxa"/>
             <w:tcBorders>
-              <w:top w:val="single" w:sz="4" w:space="0" w:color="BBBBBB"/>
-              <w:left w:val="single" w:sz="4" w:space="0" w:color="BBBBBB"/>
-              <w:bottom w:val="single" w:sz="4" w:space="0" w:color="BBBBBB"/>
-              <w:right w:val="single" w:sz="4" w:space="0" w:color="BBBBBB"/>
+              <w:top w:val="single" w:color="BBBBBB" w:sz="4" w:space="0"/>
+              <w:left w:val="single" w:color="BBBBBB" w:sz="4" w:space="0"/>
+              <w:bottom w:val="single" w:color="BBBBBB" w:sz="4" w:space="0"/>
+              <w:right w:val="single" w:color="BBBBBB" w:sz="4" w:space="0"/>
             </w:tcBorders>
             <w:shd w:val="clear" w:color="auto" w:fill="0B2F6B"/>
             <w:tcMar>
@@ -5781,10 +4944,10 @@
           <w:tcPr>
             <w:tcW w:w="2600" w:type="dxa"/>
             <w:tcBorders>
-              <w:top w:val="single" w:sz="4" w:space="0" w:color="BBBBBB"/>
-              <w:left w:val="single" w:sz="4" w:space="0" w:color="BBBBBB"/>
-              <w:bottom w:val="single" w:sz="4" w:space="0" w:color="BBBBBB"/>
-              <w:right w:val="single" w:sz="4" w:space="0" w:color="BBBBBB"/>
+              <w:top w:val="single" w:color="BBBBBB" w:sz="4" w:space="0"/>
+              <w:left w:val="single" w:color="BBBBBB" w:sz="4" w:space="0"/>
+              <w:bottom w:val="single" w:color="BBBBBB" w:sz="4" w:space="0"/>
+              <w:right w:val="single" w:color="BBBBBB" w:sz="4" w:space="0"/>
             </w:tcBorders>
             <w:shd w:val="clear" w:color="auto" w:fill="0B2F6B"/>
             <w:tcMar>
@@ -5811,10 +4974,10 @@
           <w:tcPr>
             <w:tcW w:w="4240" w:type="dxa"/>
             <w:tcBorders>
-              <w:top w:val="single" w:sz="4" w:space="0" w:color="BBBBBB"/>
-              <w:left w:val="single" w:sz="4" w:space="0" w:color="BBBBBB"/>
-              <w:bottom w:val="single" w:sz="4" w:space="0" w:color="BBBBBB"/>
-              <w:right w:val="single" w:sz="4" w:space="0" w:color="BBBBBB"/>
+              <w:top w:val="single" w:color="BBBBBB" w:sz="4" w:space="0"/>
+              <w:left w:val="single" w:color="BBBBBB" w:sz="4" w:space="0"/>
+              <w:bottom w:val="single" w:color="BBBBBB" w:sz="4" w:space="0"/>
+              <w:right w:val="single" w:color="BBBBBB" w:sz="4" w:space="0"/>
             </w:tcBorders>
             <w:shd w:val="clear" w:color="auto" w:fill="0B2F6B"/>
             <w:tcMar>
@@ -5843,10 +5006,10 @@
           <w:tcPr>
             <w:tcW w:w="2400" w:type="dxa"/>
             <w:tcBorders>
-              <w:top w:val="single" w:sz="4" w:space="0" w:color="BBBBBB"/>
-              <w:left w:val="single" w:sz="4" w:space="0" w:color="BBBBBB"/>
-              <w:bottom w:val="single" w:sz="4" w:space="0" w:color="BBBBBB"/>
-              <w:right w:val="single" w:sz="4" w:space="0" w:color="BBBBBB"/>
+              <w:top w:val="single" w:color="BBBBBB" w:sz="4" w:space="0"/>
+              <w:left w:val="single" w:color="BBBBBB" w:sz="4" w:space="0"/>
+              <w:bottom w:val="single" w:color="BBBBBB" w:sz="4" w:space="0"/>
+              <w:right w:val="single" w:color="BBBBBB" w:sz="4" w:space="0"/>
             </w:tcBorders>
             <w:shd w:val="clear" w:color="auto" w:fill="FFFFFF" w:themeFill="background1"/>
             <w:tcMar>
@@ -5873,10 +5036,10 @@
           <w:tcPr>
             <w:tcW w:w="2600" w:type="dxa"/>
             <w:tcBorders>
-              <w:top w:val="single" w:sz="4" w:space="0" w:color="BBBBBB"/>
-              <w:left w:val="single" w:sz="4" w:space="0" w:color="BBBBBB"/>
-              <w:bottom w:val="single" w:sz="4" w:space="0" w:color="BBBBBB"/>
-              <w:right w:val="single" w:sz="4" w:space="0" w:color="BBBBBB"/>
+              <w:top w:val="single" w:color="BBBBBB" w:sz="4" w:space="0"/>
+              <w:left w:val="single" w:color="BBBBBB" w:sz="4" w:space="0"/>
+              <w:bottom w:val="single" w:color="BBBBBB" w:sz="4" w:space="0"/>
+              <w:right w:val="single" w:color="BBBBBB" w:sz="4" w:space="0"/>
             </w:tcBorders>
             <w:shd w:val="clear" w:color="auto" w:fill="FFFFFF" w:themeFill="background1"/>
             <w:tcMar>
@@ -5901,10 +5064,10 @@
           <w:tcPr>
             <w:tcW w:w="4240" w:type="dxa"/>
             <w:tcBorders>
-              <w:top w:val="single" w:sz="4" w:space="0" w:color="BBBBBB"/>
-              <w:left w:val="single" w:sz="4" w:space="0" w:color="BBBBBB"/>
-              <w:bottom w:val="single" w:sz="4" w:space="0" w:color="BBBBBB"/>
-              <w:right w:val="single" w:sz="4" w:space="0" w:color="BBBBBB"/>
+              <w:top w:val="single" w:color="BBBBBB" w:sz="4" w:space="0"/>
+              <w:left w:val="single" w:color="BBBBBB" w:sz="4" w:space="0"/>
+              <w:bottom w:val="single" w:color="BBBBBB" w:sz="4" w:space="0"/>
+              <w:right w:val="single" w:color="BBBBBB" w:sz="4" w:space="0"/>
             </w:tcBorders>
             <w:shd w:val="clear" w:color="auto" w:fill="FFFFFF" w:themeFill="background1"/>
             <w:tcMar>
@@ -5931,10 +5094,10 @@
           <w:tcPr>
             <w:tcW w:w="2400" w:type="dxa"/>
             <w:tcBorders>
-              <w:top w:val="single" w:sz="4" w:space="0" w:color="BBBBBB"/>
-              <w:left w:val="single" w:sz="4" w:space="0" w:color="BBBBBB"/>
-              <w:bottom w:val="single" w:sz="4" w:space="0" w:color="BBBBBB"/>
-              <w:right w:val="single" w:sz="4" w:space="0" w:color="BBBBBB"/>
+              <w:top w:val="single" w:color="BBBBBB" w:sz="4" w:space="0"/>
+              <w:left w:val="single" w:color="BBBBBB" w:sz="4" w:space="0"/>
+              <w:bottom w:val="single" w:color="BBBBBB" w:sz="4" w:space="0"/>
+              <w:right w:val="single" w:color="BBBBBB" w:sz="4" w:space="0"/>
             </w:tcBorders>
             <w:shd w:val="clear" w:color="auto" w:fill="EBF5FB"/>
             <w:tcMar>
@@ -5961,10 +5124,10 @@
           <w:tcPr>
             <w:tcW w:w="2600" w:type="dxa"/>
             <w:tcBorders>
-              <w:top w:val="single" w:sz="4" w:space="0" w:color="BBBBBB"/>
-              <w:left w:val="single" w:sz="4" w:space="0" w:color="BBBBBB"/>
-              <w:bottom w:val="single" w:sz="4" w:space="0" w:color="BBBBBB"/>
-              <w:right w:val="single" w:sz="4" w:space="0" w:color="BBBBBB"/>
+              <w:top w:val="single" w:color="BBBBBB" w:sz="4" w:space="0"/>
+              <w:left w:val="single" w:color="BBBBBB" w:sz="4" w:space="0"/>
+              <w:bottom w:val="single" w:color="BBBBBB" w:sz="4" w:space="0"/>
+              <w:right w:val="single" w:color="BBBBBB" w:sz="4" w:space="0"/>
             </w:tcBorders>
             <w:shd w:val="clear" w:color="auto" w:fill="EBF5FB"/>
             <w:tcMar>
@@ -5989,10 +5152,10 @@
           <w:tcPr>
             <w:tcW w:w="4240" w:type="dxa"/>
             <w:tcBorders>
-              <w:top w:val="single" w:sz="4" w:space="0" w:color="BBBBBB"/>
-              <w:left w:val="single" w:sz="4" w:space="0" w:color="BBBBBB"/>
-              <w:bottom w:val="single" w:sz="4" w:space="0" w:color="BBBBBB"/>
-              <w:right w:val="single" w:sz="4" w:space="0" w:color="BBBBBB"/>
+              <w:top w:val="single" w:color="BBBBBB" w:sz="4" w:space="0"/>
+              <w:left w:val="single" w:color="BBBBBB" w:sz="4" w:space="0"/>
+              <w:bottom w:val="single" w:color="BBBBBB" w:sz="4" w:space="0"/>
+              <w:right w:val="single" w:color="BBBBBB" w:sz="4" w:space="0"/>
             </w:tcBorders>
             <w:shd w:val="clear" w:color="auto" w:fill="EBF5FB"/>
             <w:tcMar>
@@ -6019,10 +5182,10 @@
           <w:tcPr>
             <w:tcW w:w="2400" w:type="dxa"/>
             <w:tcBorders>
-              <w:top w:val="single" w:sz="4" w:space="0" w:color="BBBBBB"/>
-              <w:left w:val="single" w:sz="4" w:space="0" w:color="BBBBBB"/>
-              <w:bottom w:val="single" w:sz="4" w:space="0" w:color="BBBBBB"/>
-              <w:right w:val="single" w:sz="4" w:space="0" w:color="BBBBBB"/>
+              <w:top w:val="single" w:color="BBBBBB" w:sz="4" w:space="0"/>
+              <w:left w:val="single" w:color="BBBBBB" w:sz="4" w:space="0"/>
+              <w:bottom w:val="single" w:color="BBBBBB" w:sz="4" w:space="0"/>
+              <w:right w:val="single" w:color="BBBBBB" w:sz="4" w:space="0"/>
             </w:tcBorders>
             <w:shd w:val="clear" w:color="auto" w:fill="FFFFFF" w:themeFill="background1"/>
             <w:tcMar>
@@ -6049,10 +5212,10 @@
           <w:tcPr>
             <w:tcW w:w="2600" w:type="dxa"/>
             <w:tcBorders>
-              <w:top w:val="single" w:sz="4" w:space="0" w:color="BBBBBB"/>
-              <w:left w:val="single" w:sz="4" w:space="0" w:color="BBBBBB"/>
-              <w:bottom w:val="single" w:sz="4" w:space="0" w:color="BBBBBB"/>
-              <w:right w:val="single" w:sz="4" w:space="0" w:color="BBBBBB"/>
+              <w:top w:val="single" w:color="BBBBBB" w:sz="4" w:space="0"/>
+              <w:left w:val="single" w:color="BBBBBB" w:sz="4" w:space="0"/>
+              <w:bottom w:val="single" w:color="BBBBBB" w:sz="4" w:space="0"/>
+              <w:right w:val="single" w:color="BBBBBB" w:sz="4" w:space="0"/>
             </w:tcBorders>
             <w:shd w:val="clear" w:color="auto" w:fill="FFFFFF" w:themeFill="background1"/>
             <w:tcMar>
@@ -6064,41 +5227,93 @@
           </w:tcPr>
           <w:p>
             <w:pPr>
-              <w:rPr>
-                <w:color w:val="1C2833"/>
-                <w:sz w:val="18"/>
-                <w:szCs w:val="18"/>
+              <w:spacing w:before="0" w:beforeAutospacing="off" w:after="0" w:afterAutospacing="off" w:line="300" w:lineRule="auto"/>
+              <w:rPr>
+                <w:color w:val="1C2833"/>
+                <w:sz w:val="18"/>
+                <w:szCs w:val="18"/>
+              </w:rPr>
+            </w:pPr>
+            <w:r>
+              <w:rPr>
+                <w:rFonts w:ascii="Arial" w:hAnsi="Arial" w:eastAsia="Arial" w:cs="Arial"/>
+                <w:noProof w:val="0"/>
+                <w:color w:val="1C2833"/>
+                <w:sz w:val="18"/>
+                <w:szCs w:val="18"/>
+                <w:lang w:val="en-IN" w:eastAsia="en-IN" w:bidi="ar-SA"/>
+              </w:rPr>
+              <w:t>Selective VPC</w:t>
+            </w:r>
+            <w:r>
+              <w:rPr>
+                <w:rFonts w:ascii="Arial" w:hAnsi="Arial" w:eastAsia="Arial" w:cs="Arial"/>
+                <w:color w:val="1C2833"/>
+                <w:sz w:val="18"/>
+                <w:szCs w:val="18"/>
+                <w:lang w:eastAsia="en-IN" w:bidi="ar-SA"/>
+              </w:rPr>
+              <w:t xml:space="preserve"> </w:t>
+            </w:r>
+          </w:p>
+          <w:p>
+            <w:pPr>
+              <w:spacing w:before="0" w:beforeAutospacing="off" w:after="0" w:afterAutospacing="off" w:line="300" w:lineRule="auto"/>
+              <w:rPr>
+                <w:noProof w:val="0"/>
+                <w:color w:val="1C2833"/>
+                <w:sz w:val="18"/>
+                <w:szCs w:val="18"/>
+                <w:lang w:val="en-IN"/>
               </w:rPr>
             </w:pPr>
             <w:commentRangeStart w:id="14"/>
-            <w:r>
-              <w:rPr>
-                <w:color w:val="1C2833"/>
-                <w:sz w:val="18"/>
-                <w:szCs w:val="18"/>
-              </w:rPr>
-              <w:t>Per-VPC flow log subscription, all accounts</w:t>
+            <w:commentRangeStart w:id="369731675"/>
+            <w:r>
+              <w:rPr>
+                <w:rFonts w:ascii="Arial" w:hAnsi="Arial" w:eastAsia="Arial" w:cs="Arial"/>
+                <w:color w:val="1C2833"/>
+                <w:sz w:val="18"/>
+                <w:szCs w:val="18"/>
+                <w:lang w:eastAsia="en-IN" w:bidi="ar-SA"/>
+              </w:rPr>
+              <w:t>P</w:t>
             </w:r>
             <w:commentRangeEnd w:id="14"/>
             <w:r>
               <w:rPr>
                 <w:rStyle w:val="CommentReference"/>
-                <w:color w:val="1C2833"/>
-                <w:sz w:val="18"/>
-                <w:szCs w:val="18"/>
               </w:rPr>
               <w:commentReference w:id="14"/>
             </w:r>
+            <w:commentRangeEnd w:id="369731675"/>
+            <w:r>
+              <w:rPr>
+                <w:rStyle w:val="CommentReference"/>
+              </w:rPr>
+              <w:commentReference w:id="369731675"/>
+            </w:r>
+            <w:r>
+              <w:rPr>
+                <w:rFonts w:ascii="Arial" w:hAnsi="Arial" w:eastAsia="Arial" w:cs="Arial"/>
+                <w:noProof w:val="0"/>
+                <w:color w:val="1C2833"/>
+                <w:sz w:val="18"/>
+                <w:szCs w:val="18"/>
+                <w:lang w:val="en-IN" w:eastAsia="en-IN" w:bidi="ar-SA"/>
+              </w:rPr>
+              <w:t>low Log enablement based on security, operational, compliance, and cost requirements. Not enabled by default for all VPCs.</w:t>
+            </w:r>
           </w:p>
         </w:tc>
         <w:tc>
           <w:tcPr>
             <w:tcW w:w="4240" w:type="dxa"/>
             <w:tcBorders>
-              <w:top w:val="single" w:sz="4" w:space="0" w:color="BBBBBB"/>
-              <w:left w:val="single" w:sz="4" w:space="0" w:color="BBBBBB"/>
-              <w:bottom w:val="single" w:sz="4" w:space="0" w:color="BBBBBB"/>
-              <w:right w:val="single" w:sz="4" w:space="0" w:color="BBBBBB"/>
+              <w:top w:val="single" w:color="BBBBBB" w:sz="4" w:space="0"/>
+              <w:left w:val="single" w:color="BBBBBB" w:sz="4" w:space="0"/>
+              <w:bottom w:val="single" w:color="BBBBBB" w:sz="4" w:space="0"/>
+              <w:right w:val="single" w:color="BBBBBB" w:sz="4" w:space="0"/>
             </w:tcBorders>
             <w:shd w:val="clear" w:color="auto" w:fill="FFFFFF" w:themeFill="background1"/>
             <w:tcMar>
@@ -6109,14 +5324,52 @@
             </w:tcMar>
           </w:tcPr>
           <w:p>
-            <w:r>
-              <w:rPr>
+            <w:pPr>
+              <w:pStyle w:val="Normal"/>
+              <w:suppressLineNumbers w:val="0"/>
+              <w:bidi w:val="0"/>
+              <w:spacing w:before="0" w:beforeAutospacing="off" w:after="0" w:afterAutospacing="off" w:line="259" w:lineRule="auto"/>
+              <w:ind w:left="0" w:right="0"/>
+              <w:jc w:val="left"/>
+              <w:rPr>
+                <w:rFonts w:ascii="Segoe UI" w:hAnsi="Segoe UI" w:eastAsia="Segoe UI" w:cs="Segoe UI"/>
+                <w:b w:val="0"/>
+                <w:bCs w:val="0"/>
+                <w:i w:val="0"/>
+                <w:iCs w:val="0"/>
+                <w:noProof w:val="0"/>
+                <w:sz w:val="21"/>
+                <w:szCs w:val="21"/>
+                <w:lang w:val="en-IN"/>
+              </w:rPr>
+            </w:pPr>
+            <w:r>
+              <w:rPr>
+                <w:noProof w:val="0"/>
                 <w:color w:val="0E6655"/>
                 <w:sz w:val="18"/>
                 <w:szCs w:val="18"/>
-              </w:rPr>
-              <w:t>CloudWatch Logs in source account, with cross-account subscription filter to Log Archive</w:t>
-            </w:r>
+                <w:lang w:val="en-IN"/>
+              </w:rPr>
+              <w:t>CloudWatch Logs in the source account, with centralized log collection to the Log Archive account where applicable.</w:t>
+            </w:r>
+          </w:p>
+          <w:p>
+            <w:pPr>
+              <w:pStyle w:val="Normal"/>
+              <w:suppressLineNumbers w:val="0"/>
+              <w:bidi w:val="0"/>
+              <w:spacing w:before="0" w:beforeAutospacing="off" w:after="0" w:afterAutospacing="off" w:line="259" w:lineRule="auto"/>
+              <w:ind w:left="0" w:right="0"/>
+              <w:jc w:val="left"/>
+              <w:rPr>
+                <w:noProof w:val="0"/>
+                <w:color w:val="0E6655"/>
+                <w:sz w:val="18"/>
+                <w:szCs w:val="18"/>
+                <w:lang w:val="en-IN"/>
+              </w:rPr>
+            </w:pPr>
           </w:p>
         </w:tc>
       </w:tr>
@@ -6125,10 +5378,10 @@
           <w:tcPr>
             <w:tcW w:w="2400" w:type="dxa"/>
             <w:tcBorders>
-              <w:top w:val="single" w:sz="4" w:space="0" w:color="BBBBBB"/>
-              <w:left w:val="single" w:sz="4" w:space="0" w:color="BBBBBB"/>
-              <w:bottom w:val="single" w:sz="4" w:space="0" w:color="BBBBBB"/>
-              <w:right w:val="single" w:sz="4" w:space="0" w:color="BBBBBB"/>
+              <w:top w:val="single" w:color="BBBBBB" w:sz="4" w:space="0"/>
+              <w:left w:val="single" w:color="BBBBBB" w:sz="4" w:space="0"/>
+              <w:bottom w:val="single" w:color="BBBBBB" w:sz="4" w:space="0"/>
+              <w:right w:val="single" w:color="BBBBBB" w:sz="4" w:space="0"/>
             </w:tcBorders>
             <w:shd w:val="clear" w:color="auto" w:fill="EBF5FB"/>
             <w:tcMar>
@@ -6141,13 +5394,33 @@
           <w:p>
             <w:r>
               <w:rPr>
-                <w:b/>
-                <w:bCs/>
-                <w:color w:val="1C2833"/>
-                <w:sz w:val="18"/>
-                <w:szCs w:val="18"/>
-              </w:rPr>
-              <w:t>Application &amp; service logs (CloudWatch Logs)</w:t>
+                <w:b w:val="1"/>
+                <w:bCs w:val="1"/>
+                <w:color w:val="1C2833"/>
+                <w:sz w:val="18"/>
+                <w:szCs w:val="18"/>
+              </w:rPr>
+              <w:t>Application &amp; service logs (</w:t>
+            </w:r>
+            <w:r>
+              <w:rPr>
+                <w:b w:val="1"/>
+                <w:bCs w:val="1"/>
+                <w:color w:val="1C2833"/>
+                <w:sz w:val="18"/>
+                <w:szCs w:val="18"/>
+              </w:rPr>
+              <w:t>Amazon C</w:t>
+            </w:r>
+            <w:r>
+              <w:rPr>
+                <w:b w:val="1"/>
+                <w:bCs w:val="1"/>
+                <w:color w:val="1C2833"/>
+                <w:sz w:val="18"/>
+                <w:szCs w:val="18"/>
+              </w:rPr>
+              <w:t>loudWatch Logs)</w:t>
             </w:r>
           </w:p>
         </w:tc>
@@ -6155,10 +5428,10 @@
           <w:tcPr>
             <w:tcW w:w="2600" w:type="dxa"/>
             <w:tcBorders>
-              <w:top w:val="single" w:sz="4" w:space="0" w:color="BBBBBB"/>
-              <w:left w:val="single" w:sz="4" w:space="0" w:color="BBBBBB"/>
-              <w:bottom w:val="single" w:sz="4" w:space="0" w:color="BBBBBB"/>
-              <w:right w:val="single" w:sz="4" w:space="0" w:color="BBBBBB"/>
+              <w:top w:val="single" w:color="BBBBBB" w:sz="4" w:space="0"/>
+              <w:left w:val="single" w:color="BBBBBB" w:sz="4" w:space="0"/>
+              <w:bottom w:val="single" w:color="BBBBBB" w:sz="4" w:space="0"/>
+              <w:right w:val="single" w:color="BBBBBB" w:sz="4" w:space="0"/>
             </w:tcBorders>
             <w:shd w:val="clear" w:color="auto" w:fill="EBF5FB"/>
             <w:tcMar>
@@ -6170,41 +5443,68 @@
           </w:tcPr>
           <w:p>
             <w:pPr>
-              <w:rPr>
-                <w:color w:val="1C2833"/>
-                <w:sz w:val="18"/>
-                <w:szCs w:val="18"/>
-              </w:rPr>
+              <w:pStyle w:val="Normal"/>
             </w:pPr>
             <w:commentRangeStart w:id="15"/>
-            <w:r>
-              <w:rPr>
-                <w:color w:val="1C2833"/>
-                <w:sz w:val="18"/>
-                <w:szCs w:val="18"/>
-              </w:rPr>
-              <w:t>Cross-account CloudWatch Logs subscription filter / destination</w:t>
+            <w:commentRangeStart w:id="421116621"/>
+            <w:r>
+              <w:rPr>
+                <w:color w:val="1C2833"/>
+                <w:sz w:val="18"/>
+                <w:szCs w:val="18"/>
+              </w:rPr>
+              <w:t xml:space="preserve">Logs are </w:t>
+            </w:r>
+            <w:r>
+              <w:rPr>
+                <w:color w:val="1C2833"/>
+                <w:sz w:val="18"/>
+                <w:szCs w:val="18"/>
+              </w:rPr>
+              <w:t>C</w:t>
+            </w:r>
+            <w:r>
+              <w:rPr>
+                <w:color w:val="1C2833"/>
+                <w:sz w:val="18"/>
+                <w:szCs w:val="18"/>
+              </w:rPr>
+              <w:t xml:space="preserve">ollected and </w:t>
             </w:r>
             <w:commentRangeEnd w:id="15"/>
             <w:r>
               <w:rPr>
                 <w:rStyle w:val="CommentReference"/>
-                <w:color w:val="1C2833"/>
-                <w:sz w:val="18"/>
-                <w:szCs w:val="18"/>
               </w:rPr>
               <w:commentReference w:id="15"/>
             </w:r>
+            <w:commentRangeEnd w:id="421116621"/>
+            <w:r>
+              <w:rPr>
+                <w:rStyle w:val="CommentReference"/>
+              </w:rPr>
+              <w:commentReference w:id="421116621"/>
+            </w:r>
+            <w:r>
+              <w:rPr>
+                <w:rFonts w:ascii="Arial" w:hAnsi="Arial" w:eastAsia="Arial" w:cs="Arial"/>
+                <w:noProof w:val="0"/>
+                <w:sz w:val="18"/>
+                <w:szCs w:val="18"/>
+                <w:lang w:val="en-IN"/>
+              </w:rPr>
+              <w:t>retained within the originating workload account. Based on approved operational, security, regulatory, compliance, and retention requirements, selected log groups or log events may be forwarded using cross-account CloudWatch Logs centralization, subscription filters, or an approved enterprise logging integration.</w:t>
+            </w:r>
           </w:p>
         </w:tc>
         <w:tc>
           <w:tcPr>
             <w:tcW w:w="4240" w:type="dxa"/>
             <w:tcBorders>
-              <w:top w:val="single" w:sz="4" w:space="0" w:color="BBBBBB"/>
-              <w:left w:val="single" w:sz="4" w:space="0" w:color="BBBBBB"/>
-              <w:bottom w:val="single" w:sz="4" w:space="0" w:color="BBBBBB"/>
-              <w:right w:val="single" w:sz="4" w:space="0" w:color="BBBBBB"/>
+              <w:top w:val="single" w:color="BBBBBB" w:sz="4" w:space="0"/>
+              <w:left w:val="single" w:color="BBBBBB" w:sz="4" w:space="0"/>
+              <w:bottom w:val="single" w:color="BBBBBB" w:sz="4" w:space="0"/>
+              <w:right w:val="single" w:color="BBBBBB" w:sz="4" w:space="0"/>
             </w:tcBorders>
             <w:shd w:val="clear" w:color="auto" w:fill="EBF5FB"/>
             <w:tcMar>
@@ -6215,13 +5515,50 @@
             </w:tcMar>
           </w:tcPr>
           <w:p>
-            <w:r>
-              <w:rPr>
+            <w:pPr>
+              <w:pStyle w:val="Normal"/>
+              <w:suppressLineNumbers w:val="0"/>
+              <w:bidi w:val="0"/>
+              <w:spacing w:before="0" w:beforeAutospacing="off" w:after="0" w:afterAutospacing="off" w:line="259" w:lineRule="auto"/>
+              <w:ind w:left="0" w:right="0"/>
+              <w:jc w:val="left"/>
+              <w:rPr>
+                <w:noProof w:val="0"/>
                 <w:color w:val="0E6655"/>
                 <w:sz w:val="18"/>
                 <w:szCs w:val="18"/>
-              </w:rPr>
-              <w:t>Centralized CloudWatch Logs destination in Log Archive account</w:t>
+                <w:lang w:val="en-IN"/>
+              </w:rPr>
+            </w:pPr>
+            <w:r>
+              <w:rPr>
+                <w:noProof w:val="0"/>
+                <w:color w:val="0E6655"/>
+                <w:sz w:val="18"/>
+                <w:szCs w:val="18"/>
+                <w:lang w:val="en-IN"/>
+              </w:rPr>
+              <w:t xml:space="preserve">Retained in the originating workload account for operational monitoring, alerting, and troubleshooting. Approved security-relevant, compliance-relevant, or long-term retention logs may additionally be </w:t>
+            </w:r>
+            <w:r>
+              <w:rPr>
+                <w:noProof w:val="0"/>
+                <w:color w:val="0E6655"/>
+                <w:sz w:val="18"/>
+                <w:szCs w:val="18"/>
+                <w:lang w:val="en-IN"/>
+              </w:rPr>
+              <w:t>forwarded</w:t>
+            </w:r>
+            <w:r>
+              <w:rPr>
+                <w:noProof w:val="0"/>
+                <w:color w:val="0E6655"/>
+                <w:sz w:val="18"/>
+                <w:szCs w:val="18"/>
+                <w:lang w:val="en-IN"/>
+              </w:rPr>
+              <w:t xml:space="preserve"> to an approved centralized monitoring platform, SIEM, or Log Archive destination, as defined by the client logging policy</w:t>
             </w:r>
           </w:p>
         </w:tc>
@@ -6231,10 +5568,10 @@
           <w:tcPr>
             <w:tcW w:w="2400" w:type="dxa"/>
             <w:tcBorders>
-              <w:top w:val="single" w:sz="4" w:space="0" w:color="BBBBBB"/>
-              <w:left w:val="single" w:sz="4" w:space="0" w:color="BBBBBB"/>
-              <w:bottom w:val="single" w:sz="4" w:space="0" w:color="BBBBBB"/>
-              <w:right w:val="single" w:sz="4" w:space="0" w:color="BBBBBB"/>
+              <w:top w:val="single" w:color="BBBBBB" w:sz="4" w:space="0"/>
+              <w:left w:val="single" w:color="BBBBBB" w:sz="4" w:space="0"/>
+              <w:bottom w:val="single" w:color="BBBBBB" w:sz="4" w:space="0"/>
+              <w:right w:val="single" w:color="BBBBBB" w:sz="4" w:space="0"/>
             </w:tcBorders>
             <w:shd w:val="clear" w:color="auto" w:fill="FFFFFF" w:themeFill="background1"/>
             <w:tcMar>
@@ -6261,10 +5598,10 @@
           <w:tcPr>
             <w:tcW w:w="2600" w:type="dxa"/>
             <w:tcBorders>
-              <w:top w:val="single" w:sz="4" w:space="0" w:color="BBBBBB"/>
-              <w:left w:val="single" w:sz="4" w:space="0" w:color="BBBBBB"/>
-              <w:bottom w:val="single" w:sz="4" w:space="0" w:color="BBBBBB"/>
-              <w:right w:val="single" w:sz="4" w:space="0" w:color="BBBBBB"/>
+              <w:top w:val="single" w:color="BBBBBB" w:sz="4" w:space="0"/>
+              <w:left w:val="single" w:color="BBBBBB" w:sz="4" w:space="0"/>
+              <w:bottom w:val="single" w:color="BBBBBB" w:sz="4" w:space="0"/>
+              <w:right w:val="single" w:color="BBBBBB" w:sz="4" w:space="0"/>
             </w:tcBorders>
             <w:shd w:val="clear" w:color="auto" w:fill="FFFFFF" w:themeFill="background1"/>
             <w:tcMar>
@@ -6289,10 +5626,10 @@
           <w:tcPr>
             <w:tcW w:w="4240" w:type="dxa"/>
             <w:tcBorders>
-              <w:top w:val="single" w:sz="4" w:space="0" w:color="BBBBBB"/>
-              <w:left w:val="single" w:sz="4" w:space="0" w:color="BBBBBB"/>
-              <w:bottom w:val="single" w:sz="4" w:space="0" w:color="BBBBBB"/>
-              <w:right w:val="single" w:sz="4" w:space="0" w:color="BBBBBB"/>
+              <w:top w:val="single" w:color="BBBBBB" w:sz="4" w:space="0"/>
+              <w:left w:val="single" w:color="BBBBBB" w:sz="4" w:space="0"/>
+              <w:bottom w:val="single" w:color="BBBBBB" w:sz="4" w:space="0"/>
+              <w:right w:val="single" w:color="BBBBBB" w:sz="4" w:space="0"/>
             </w:tcBorders>
             <w:shd w:val="clear" w:color="auto" w:fill="FFFFFF" w:themeFill="background1"/>
             <w:tcMar>
@@ -6362,10 +5699,10 @@
           <w:tcPr>
             <w:tcW w:w="2400" w:type="dxa"/>
             <w:tcBorders>
-              <w:top w:val="single" w:sz="4" w:space="0" w:color="BBBBBB"/>
-              <w:left w:val="single" w:sz="4" w:space="0" w:color="BBBBBB"/>
-              <w:bottom w:val="single" w:sz="4" w:space="0" w:color="BBBBBB"/>
-              <w:right w:val="single" w:sz="4" w:space="0" w:color="BBBBBB"/>
+              <w:top w:val="single" w:color="BBBBBB" w:sz="4" w:space="0"/>
+              <w:left w:val="single" w:color="BBBBBB" w:sz="4" w:space="0"/>
+              <w:bottom w:val="single" w:color="BBBBBB" w:sz="4" w:space="0"/>
+              <w:right w:val="single" w:color="BBBBBB" w:sz="4" w:space="0"/>
             </w:tcBorders>
             <w:shd w:val="clear" w:color="auto" w:fill="EBF5FB"/>
             <w:tcMar>
@@ -6392,10 +5729,10 @@
           <w:tcPr>
             <w:tcW w:w="2600" w:type="dxa"/>
             <w:tcBorders>
-              <w:top w:val="single" w:sz="4" w:space="0" w:color="BBBBBB"/>
-              <w:left w:val="single" w:sz="4" w:space="0" w:color="BBBBBB"/>
-              <w:bottom w:val="single" w:sz="4" w:space="0" w:color="BBBBBB"/>
-              <w:right w:val="single" w:sz="4" w:space="0" w:color="BBBBBB"/>
+              <w:top w:val="single" w:color="BBBBBB" w:sz="4" w:space="0"/>
+              <w:left w:val="single" w:color="BBBBBB" w:sz="4" w:space="0"/>
+              <w:bottom w:val="single" w:color="BBBBBB" w:sz="4" w:space="0"/>
+              <w:right w:val="single" w:color="BBBBBB" w:sz="4" w:space="0"/>
             </w:tcBorders>
             <w:shd w:val="clear" w:color="auto" w:fill="EBF5FB"/>
             <w:tcMar>
@@ -6444,10 +5781,10 @@
           <w:tcPr>
             <w:tcW w:w="4240" w:type="dxa"/>
             <w:tcBorders>
-              <w:top w:val="single" w:sz="4" w:space="0" w:color="BBBBBB"/>
-              <w:left w:val="single" w:sz="4" w:space="0" w:color="BBBBBB"/>
-              <w:bottom w:val="single" w:sz="4" w:space="0" w:color="BBBBBB"/>
-              <w:right w:val="single" w:sz="4" w:space="0" w:color="BBBBBB"/>
+              <w:top w:val="single" w:color="BBBBBB" w:sz="4" w:space="0"/>
+              <w:left w:val="single" w:color="BBBBBB" w:sz="4" w:space="0"/>
+              <w:bottom w:val="single" w:color="BBBBBB" w:sz="4" w:space="0"/>
+              <w:right w:val="single" w:color="BBBBBB" w:sz="4" w:space="0"/>
             </w:tcBorders>
             <w:shd w:val="clear" w:color="auto" w:fill="EBF5FB"/>
             <w:tcMar>
@@ -6563,11 +5900,12 @@
       <w:pPr>
         <w:pStyle w:val="Heading2"/>
       </w:pPr>
-      <w:bookmarkStart w:id="16" w:name="_Toc233727407"/>
-      <w:r>
+      <w:bookmarkStart w:name="_Toc389789459" w:id="590351872"/>
+      <w:r>
+        <w:rPr/>
         <w:t>2.3 Cross-Reference to Companion Documents</w:t>
       </w:r>
-      <w:bookmarkEnd w:id="16"/>
+      <w:bookmarkEnd w:id="590351872"/>
     </w:p>
     <w:p>
       <w:pPr>
@@ -6589,12 +5927,12 @@
       <w:tblPr>
         <w:tblW w:w="9240" w:type="dxa"/>
         <w:tblBorders>
-          <w:top w:val="single" w:sz="4" w:space="0" w:color="auto"/>
-          <w:left w:val="single" w:sz="4" w:space="0" w:color="auto"/>
-          <w:bottom w:val="single" w:sz="4" w:space="0" w:color="auto"/>
-          <w:right w:val="single" w:sz="4" w:space="0" w:color="auto"/>
-          <w:insideH w:val="single" w:sz="4" w:space="0" w:color="auto"/>
-          <w:insideV w:val="single" w:sz="4" w:space="0" w:color="auto"/>
+          <w:top w:val="single" w:color="auto" w:sz="4" w:space="0"/>
+          <w:left w:val="single" w:color="auto" w:sz="4" w:space="0"/>
+          <w:bottom w:val="single" w:color="auto" w:sz="4" w:space="0"/>
+          <w:right w:val="single" w:color="auto" w:sz="4" w:space="0"/>
+          <w:insideH w:val="single" w:color="auto" w:sz="4" w:space="0"/>
+          <w:insideV w:val="single" w:color="auto" w:sz="4" w:space="0"/>
         </w:tblBorders>
         <w:tblCellMar>
           <w:left w:w="10" w:type="dxa"/>
@@ -6612,10 +5950,10 @@
           <w:tcPr>
             <w:tcW w:w="3800" w:type="dxa"/>
             <w:tcBorders>
-              <w:top w:val="single" w:sz="4" w:space="0" w:color="BBBBBB"/>
-              <w:left w:val="single" w:sz="4" w:space="0" w:color="BBBBBB"/>
-              <w:bottom w:val="single" w:sz="4" w:space="0" w:color="BBBBBB"/>
-              <w:right w:val="single" w:sz="4" w:space="0" w:color="BBBBBB"/>
+              <w:top w:val="single" w:color="BBBBBB" w:sz="4" w:space="0"/>
+              <w:left w:val="single" w:color="BBBBBB" w:sz="4" w:space="0"/>
+              <w:bottom w:val="single" w:color="BBBBBB" w:sz="4" w:space="0"/>
+              <w:right w:val="single" w:color="BBBBBB" w:sz="4" w:space="0"/>
             </w:tcBorders>
             <w:shd w:val="clear" w:color="auto" w:fill="0B2F6B"/>
             <w:tcMar>
@@ -6642,10 +5980,10 @@
           <w:tcPr>
             <w:tcW w:w="2400" w:type="dxa"/>
             <w:tcBorders>
-              <w:top w:val="single" w:sz="4" w:space="0" w:color="BBBBBB"/>
-              <w:left w:val="single" w:sz="4" w:space="0" w:color="BBBBBB"/>
-              <w:bottom w:val="single" w:sz="4" w:space="0" w:color="BBBBBB"/>
-              <w:right w:val="single" w:sz="4" w:space="0" w:color="BBBBBB"/>
+              <w:top w:val="single" w:color="BBBBBB" w:sz="4" w:space="0"/>
+              <w:left w:val="single" w:color="BBBBBB" w:sz="4" w:space="0"/>
+              <w:bottom w:val="single" w:color="BBBBBB" w:sz="4" w:space="0"/>
+              <w:right w:val="single" w:color="BBBBBB" w:sz="4" w:space="0"/>
             </w:tcBorders>
             <w:shd w:val="clear" w:color="auto" w:fill="0B2F6B"/>
             <w:tcMar>
@@ -6672,10 +6010,10 @@
           <w:tcPr>
             <w:tcW w:w="3040" w:type="dxa"/>
             <w:tcBorders>
-              <w:top w:val="single" w:sz="4" w:space="0" w:color="BBBBBB"/>
-              <w:left w:val="single" w:sz="4" w:space="0" w:color="BBBBBB"/>
-              <w:bottom w:val="single" w:sz="4" w:space="0" w:color="BBBBBB"/>
-              <w:right w:val="single" w:sz="4" w:space="0" w:color="BBBBBB"/>
+              <w:top w:val="single" w:color="BBBBBB" w:sz="4" w:space="0"/>
+              <w:left w:val="single" w:color="BBBBBB" w:sz="4" w:space="0"/>
+              <w:bottom w:val="single" w:color="BBBBBB" w:sz="4" w:space="0"/>
+              <w:right w:val="single" w:color="BBBBBB" w:sz="4" w:space="0"/>
             </w:tcBorders>
             <w:shd w:val="clear" w:color="auto" w:fill="0B2F6B"/>
             <w:tcMar>
@@ -6704,10 +6042,10 @@
           <w:tcPr>
             <w:tcW w:w="3800" w:type="dxa"/>
             <w:tcBorders>
-              <w:top w:val="single" w:sz="4" w:space="0" w:color="BBBBBB"/>
-              <w:left w:val="single" w:sz="4" w:space="0" w:color="BBBBBB"/>
-              <w:bottom w:val="single" w:sz="4" w:space="0" w:color="BBBBBB"/>
-              <w:right w:val="single" w:sz="4" w:space="0" w:color="BBBBBB"/>
+              <w:top w:val="single" w:color="BBBBBB" w:sz="4" w:space="0"/>
+              <w:left w:val="single" w:color="BBBBBB" w:sz="4" w:space="0"/>
+              <w:bottom w:val="single" w:color="BBBBBB" w:sz="4" w:space="0"/>
+              <w:right w:val="single" w:color="BBBBBB" w:sz="4" w:space="0"/>
             </w:tcBorders>
             <w:shd w:val="clear" w:color="auto" w:fill="FFFFFF"/>
             <w:tcMar>
@@ -6803,10 +6141,10 @@
           <w:tcPr>
             <w:tcW w:w="2400" w:type="dxa"/>
             <w:tcBorders>
-              <w:top w:val="single" w:sz="4" w:space="0" w:color="BBBBBB"/>
-              <w:left w:val="single" w:sz="4" w:space="0" w:color="BBBBBB"/>
-              <w:bottom w:val="single" w:sz="4" w:space="0" w:color="BBBBBB"/>
-              <w:right w:val="single" w:sz="4" w:space="0" w:color="BBBBBB"/>
+              <w:top w:val="single" w:color="BBBBBB" w:sz="4" w:space="0"/>
+              <w:left w:val="single" w:color="BBBBBB" w:sz="4" w:space="0"/>
+              <w:bottom w:val="single" w:color="BBBBBB" w:sz="4" w:space="0"/>
+              <w:right w:val="single" w:color="BBBBBB" w:sz="4" w:space="0"/>
             </w:tcBorders>
             <w:shd w:val="clear" w:color="auto" w:fill="FFFFFF"/>
             <w:tcMar>
@@ -6833,10 +6171,10 @@
           <w:tcPr>
             <w:tcW w:w="3040" w:type="dxa"/>
             <w:tcBorders>
-              <w:top w:val="single" w:sz="4" w:space="0" w:color="BBBBBB"/>
-              <w:left w:val="single" w:sz="4" w:space="0" w:color="BBBBBB"/>
-              <w:bottom w:val="single" w:sz="4" w:space="0" w:color="BBBBBB"/>
-              <w:right w:val="single" w:sz="4" w:space="0" w:color="BBBBBB"/>
+              <w:top w:val="single" w:color="BBBBBB" w:sz="4" w:space="0"/>
+              <w:left w:val="single" w:color="BBBBBB" w:sz="4" w:space="0"/>
+              <w:bottom w:val="single" w:color="BBBBBB" w:sz="4" w:space="0"/>
+              <w:right w:val="single" w:color="BBBBBB" w:sz="4" w:space="0"/>
             </w:tcBorders>
             <w:shd w:val="clear" w:color="auto" w:fill="FFFFFF"/>
             <w:tcMar>
@@ -6863,10 +6201,10 @@
           <w:tcPr>
             <w:tcW w:w="3800" w:type="dxa"/>
             <w:tcBorders>
-              <w:top w:val="single" w:sz="4" w:space="0" w:color="BBBBBB"/>
-              <w:left w:val="single" w:sz="4" w:space="0" w:color="BBBBBB"/>
-              <w:bottom w:val="single" w:sz="4" w:space="0" w:color="BBBBBB"/>
-              <w:right w:val="single" w:sz="4" w:space="0" w:color="BBBBBB"/>
+              <w:top w:val="single" w:color="BBBBBB" w:sz="4" w:space="0"/>
+              <w:left w:val="single" w:color="BBBBBB" w:sz="4" w:space="0"/>
+              <w:bottom w:val="single" w:color="BBBBBB" w:sz="4" w:space="0"/>
+              <w:right w:val="single" w:color="BBBBBB" w:sz="4" w:space="0"/>
             </w:tcBorders>
             <w:shd w:val="clear" w:color="auto" w:fill="EBF5FB"/>
             <w:tcMar>
@@ -6891,10 +6229,10 @@
           <w:tcPr>
             <w:tcW w:w="2400" w:type="dxa"/>
             <w:tcBorders>
-              <w:top w:val="single" w:sz="4" w:space="0" w:color="BBBBBB"/>
-              <w:left w:val="single" w:sz="4" w:space="0" w:color="BBBBBB"/>
-              <w:bottom w:val="single" w:sz="4" w:space="0" w:color="BBBBBB"/>
-              <w:right w:val="single" w:sz="4" w:space="0" w:color="BBBBBB"/>
+              <w:top w:val="single" w:color="BBBBBB" w:sz="4" w:space="0"/>
+              <w:left w:val="single" w:color="BBBBBB" w:sz="4" w:space="0"/>
+              <w:bottom w:val="single" w:color="BBBBBB" w:sz="4" w:space="0"/>
+              <w:right w:val="single" w:color="BBBBBB" w:sz="4" w:space="0"/>
             </w:tcBorders>
             <w:shd w:val="clear" w:color="auto" w:fill="EBF5FB"/>
             <w:tcMar>
@@ -6921,10 +6259,10 @@
           <w:tcPr>
             <w:tcW w:w="3040" w:type="dxa"/>
             <w:tcBorders>
-              <w:top w:val="single" w:sz="4" w:space="0" w:color="BBBBBB"/>
-              <w:left w:val="single" w:sz="4" w:space="0" w:color="BBBBBB"/>
-              <w:bottom w:val="single" w:sz="4" w:space="0" w:color="BBBBBB"/>
-              <w:right w:val="single" w:sz="4" w:space="0" w:color="BBBBBB"/>
+              <w:top w:val="single" w:color="BBBBBB" w:sz="4" w:space="0"/>
+              <w:left w:val="single" w:color="BBBBBB" w:sz="4" w:space="0"/>
+              <w:bottom w:val="single" w:color="BBBBBB" w:sz="4" w:space="0"/>
+              <w:right w:val="single" w:color="BBBBBB" w:sz="4" w:space="0"/>
             </w:tcBorders>
             <w:shd w:val="clear" w:color="auto" w:fill="EBF5FB"/>
             <w:tcMar>
@@ -6951,10 +6289,10 @@
           <w:tcPr>
             <w:tcW w:w="3800" w:type="dxa"/>
             <w:tcBorders>
-              <w:top w:val="single" w:sz="4" w:space="0" w:color="BBBBBB"/>
-              <w:left w:val="single" w:sz="4" w:space="0" w:color="BBBBBB"/>
-              <w:bottom w:val="single" w:sz="4" w:space="0" w:color="BBBBBB"/>
-              <w:right w:val="single" w:sz="4" w:space="0" w:color="BBBBBB"/>
+              <w:top w:val="single" w:color="BBBBBB" w:sz="4" w:space="0"/>
+              <w:left w:val="single" w:color="BBBBBB" w:sz="4" w:space="0"/>
+              <w:bottom w:val="single" w:color="BBBBBB" w:sz="4" w:space="0"/>
+              <w:right w:val="single" w:color="BBBBBB" w:sz="4" w:space="0"/>
             </w:tcBorders>
             <w:shd w:val="clear" w:color="auto" w:fill="FFFFFF"/>
             <w:tcMar>
@@ -6979,10 +6317,10 @@
           <w:tcPr>
             <w:tcW w:w="2400" w:type="dxa"/>
             <w:tcBorders>
-              <w:top w:val="single" w:sz="4" w:space="0" w:color="BBBBBB"/>
-              <w:left w:val="single" w:sz="4" w:space="0" w:color="BBBBBB"/>
-              <w:bottom w:val="single" w:sz="4" w:space="0" w:color="BBBBBB"/>
-              <w:right w:val="single" w:sz="4" w:space="0" w:color="BBBBBB"/>
+              <w:top w:val="single" w:color="BBBBBB" w:sz="4" w:space="0"/>
+              <w:left w:val="single" w:color="BBBBBB" w:sz="4" w:space="0"/>
+              <w:bottom w:val="single" w:color="BBBBBB" w:sz="4" w:space="0"/>
+              <w:right w:val="single" w:color="BBBBBB" w:sz="4" w:space="0"/>
             </w:tcBorders>
             <w:shd w:val="clear" w:color="auto" w:fill="FFFFFF"/>
             <w:tcMar>
@@ -7009,10 +6347,10 @@
           <w:tcPr>
             <w:tcW w:w="3040" w:type="dxa"/>
             <w:tcBorders>
-              <w:top w:val="single" w:sz="4" w:space="0" w:color="BBBBBB"/>
-              <w:left w:val="single" w:sz="4" w:space="0" w:color="BBBBBB"/>
-              <w:bottom w:val="single" w:sz="4" w:space="0" w:color="BBBBBB"/>
-              <w:right w:val="single" w:sz="4" w:space="0" w:color="BBBBBB"/>
+              <w:top w:val="single" w:color="BBBBBB" w:sz="4" w:space="0"/>
+              <w:left w:val="single" w:color="BBBBBB" w:sz="4" w:space="0"/>
+              <w:bottom w:val="single" w:color="BBBBBB" w:sz="4" w:space="0"/>
+              <w:right w:val="single" w:color="BBBBBB" w:sz="4" w:space="0"/>
             </w:tcBorders>
             <w:shd w:val="clear" w:color="auto" w:fill="FFFFFF"/>
             <w:tcMar>
@@ -7039,10 +6377,10 @@
           <w:tcPr>
             <w:tcW w:w="3800" w:type="dxa"/>
             <w:tcBorders>
-              <w:top w:val="single" w:sz="4" w:space="0" w:color="BBBBBB"/>
-              <w:left w:val="single" w:sz="4" w:space="0" w:color="BBBBBB"/>
-              <w:bottom w:val="single" w:sz="4" w:space="0" w:color="BBBBBB"/>
-              <w:right w:val="single" w:sz="4" w:space="0" w:color="BBBBBB"/>
+              <w:top w:val="single" w:color="BBBBBB" w:sz="4" w:space="0"/>
+              <w:left w:val="single" w:color="BBBBBB" w:sz="4" w:space="0"/>
+              <w:bottom w:val="single" w:color="BBBBBB" w:sz="4" w:space="0"/>
+              <w:right w:val="single" w:color="BBBBBB" w:sz="4" w:space="0"/>
             </w:tcBorders>
             <w:shd w:val="clear" w:color="auto" w:fill="EBF5FB"/>
             <w:tcMar>
@@ -7067,10 +6405,10 @@
           <w:tcPr>
             <w:tcW w:w="2400" w:type="dxa"/>
             <w:tcBorders>
-              <w:top w:val="single" w:sz="4" w:space="0" w:color="BBBBBB"/>
-              <w:left w:val="single" w:sz="4" w:space="0" w:color="BBBBBB"/>
-              <w:bottom w:val="single" w:sz="4" w:space="0" w:color="BBBBBB"/>
-              <w:right w:val="single" w:sz="4" w:space="0" w:color="BBBBBB"/>
+              <w:top w:val="single" w:color="BBBBBB" w:sz="4" w:space="0"/>
+              <w:left w:val="single" w:color="BBBBBB" w:sz="4" w:space="0"/>
+              <w:bottom w:val="single" w:color="BBBBBB" w:sz="4" w:space="0"/>
+              <w:right w:val="single" w:color="BBBBBB" w:sz="4" w:space="0"/>
             </w:tcBorders>
             <w:shd w:val="clear" w:color="auto" w:fill="EBF5FB"/>
             <w:tcMar>
@@ -7097,10 +6435,10 @@
           <w:tcPr>
             <w:tcW w:w="3040" w:type="dxa"/>
             <w:tcBorders>
-              <w:top w:val="single" w:sz="4" w:space="0" w:color="BBBBBB"/>
-              <w:left w:val="single" w:sz="4" w:space="0" w:color="BBBBBB"/>
-              <w:bottom w:val="single" w:sz="4" w:space="0" w:color="BBBBBB"/>
-              <w:right w:val="single" w:sz="4" w:space="0" w:color="BBBBBB"/>
+              <w:top w:val="single" w:color="BBBBBB" w:sz="4" w:space="0"/>
+              <w:left w:val="single" w:color="BBBBBB" w:sz="4" w:space="0"/>
+              <w:bottom w:val="single" w:color="BBBBBB" w:sz="4" w:space="0"/>
+              <w:right w:val="single" w:color="BBBBBB" w:sz="4" w:space="0"/>
             </w:tcBorders>
             <w:shd w:val="clear" w:color="auto" w:fill="EBF5FB"/>
             <w:tcMar>
@@ -7127,10 +6465,10 @@
           <w:tcPr>
             <w:tcW w:w="3800" w:type="dxa"/>
             <w:tcBorders>
-              <w:top w:val="single" w:sz="4" w:space="0" w:color="BBBBBB"/>
-              <w:left w:val="single" w:sz="4" w:space="0" w:color="BBBBBB"/>
-              <w:bottom w:val="single" w:sz="4" w:space="0" w:color="BBBBBB"/>
-              <w:right w:val="single" w:sz="4" w:space="0" w:color="BBBBBB"/>
+              <w:top w:val="single" w:color="BBBBBB" w:sz="4" w:space="0"/>
+              <w:left w:val="single" w:color="BBBBBB" w:sz="4" w:space="0"/>
+              <w:bottom w:val="single" w:color="BBBBBB" w:sz="4" w:space="0"/>
+              <w:right w:val="single" w:color="BBBBBB" w:sz="4" w:space="0"/>
             </w:tcBorders>
             <w:shd w:val="clear" w:color="auto" w:fill="FFFFFF"/>
             <w:tcMar>
@@ -7155,10 +6493,10 @@
           <w:tcPr>
             <w:tcW w:w="2400" w:type="dxa"/>
             <w:tcBorders>
-              <w:top w:val="single" w:sz="4" w:space="0" w:color="BBBBBB"/>
-              <w:left w:val="single" w:sz="4" w:space="0" w:color="BBBBBB"/>
-              <w:bottom w:val="single" w:sz="4" w:space="0" w:color="BBBBBB"/>
-              <w:right w:val="single" w:sz="4" w:space="0" w:color="BBBBBB"/>
+              <w:top w:val="single" w:color="BBBBBB" w:sz="4" w:space="0"/>
+              <w:left w:val="single" w:color="BBBBBB" w:sz="4" w:space="0"/>
+              <w:bottom w:val="single" w:color="BBBBBB" w:sz="4" w:space="0"/>
+              <w:right w:val="single" w:color="BBBBBB" w:sz="4" w:space="0"/>
             </w:tcBorders>
             <w:shd w:val="clear" w:color="auto" w:fill="FFFFFF"/>
             <w:tcMar>
@@ -7185,10 +6523,10 @@
           <w:tcPr>
             <w:tcW w:w="3040" w:type="dxa"/>
             <w:tcBorders>
-              <w:top w:val="single" w:sz="4" w:space="0" w:color="BBBBBB"/>
-              <w:left w:val="single" w:sz="4" w:space="0" w:color="BBBBBB"/>
-              <w:bottom w:val="single" w:sz="4" w:space="0" w:color="BBBBBB"/>
-              <w:right w:val="single" w:sz="4" w:space="0" w:color="BBBBBB"/>
+              <w:top w:val="single" w:color="BBBBBB" w:sz="4" w:space="0"/>
+              <w:left w:val="single" w:color="BBBBBB" w:sz="4" w:space="0"/>
+              <w:bottom w:val="single" w:color="BBBBBB" w:sz="4" w:space="0"/>
+              <w:right w:val="single" w:color="BBBBBB" w:sz="4" w:space="0"/>
             </w:tcBorders>
             <w:shd w:val="clear" w:color="auto" w:fill="FFFFFF"/>
             <w:tcMar>
@@ -7216,14 +6554,16 @@
       <w:pPr>
         <w:pStyle w:val="Heading2"/>
       </w:pPr>
-      <w:bookmarkStart w:id="17" w:name="_Toc233727408"/>
-      <w:r>
+      <w:bookmarkStart w:name="_Toc949933614" w:id="347631866"/>
+      <w:r>
+        <w:rPr/>
         <w:t xml:space="preserve">2.4 </w:t>
       </w:r>
       <w:r>
+        <w:rPr/>
         <w:t>Security Monitoring Architecture: CSPM, Sentinel, and the Path to Security Hub</w:t>
       </w:r>
-      <w:bookmarkEnd w:id="17"/>
+      <w:bookmarkEnd w:id="347631866"/>
     </w:p>
     <w:p>
       <w:pPr>
@@ -7330,12 +6670,12 @@
       <w:tblPr>
         <w:tblW w:w="0" w:type="auto"/>
         <w:tblBorders>
-          <w:top w:val="single" w:sz="4" w:space="0" w:color="auto"/>
-          <w:left w:val="single" w:sz="4" w:space="0" w:color="auto"/>
-          <w:bottom w:val="single" w:sz="4" w:space="0" w:color="auto"/>
-          <w:right w:val="single" w:sz="4" w:space="0" w:color="auto"/>
-          <w:insideH w:val="single" w:sz="4" w:space="0" w:color="auto"/>
-          <w:insideV w:val="single" w:sz="4" w:space="0" w:color="auto"/>
+          <w:top w:val="single" w:color="auto" w:sz="4" w:space="0"/>
+          <w:left w:val="single" w:color="auto" w:sz="4" w:space="0"/>
+          <w:bottom w:val="single" w:color="auto" w:sz="4" w:space="0"/>
+          <w:right w:val="single" w:color="auto" w:sz="4" w:space="0"/>
+          <w:insideH w:val="single" w:color="auto" w:sz="4" w:space="0"/>
+          <w:insideV w:val="single" w:color="auto" w:sz="4" w:space="0"/>
         </w:tblBorders>
         <w:tblCellMar>
           <w:left w:w="10" w:type="dxa"/>
@@ -7644,40 +6984,50 @@
       <w:pPr>
         <w:pStyle w:val="Heading1"/>
         <w:pBdr>
-          <w:bottom w:val="single" w:sz="10" w:space="4" w:color="B03A2E"/>
+          <w:bottom w:val="single" w:color="B03A2E" w:sz="10" w:space="4"/>
         </w:pBdr>
       </w:pPr>
-      <w:bookmarkStart w:id="18" w:name="_Toc233727409"/>
-      <w:r>
+      <w:bookmarkStart w:name="_Toc1373257866" w:id="537594190"/>
+      <w:r>
+        <w:rPr/>
         <w:t xml:space="preserve">3.  Landing Zone Audit Logging </w:t>
       </w:r>
       <w:r>
+        <w:rPr/>
         <w:t>Requirements (</w:t>
       </w:r>
       <w:r>
+        <w:rPr/>
         <w:t>WI-1543640)</w:t>
       </w:r>
-      <w:bookmarkEnd w:id="18"/>
+      <w:bookmarkEnd w:id="537594190"/>
     </w:p>
     <w:p>
       <w:pPr>
         <w:pStyle w:val="Heading2"/>
       </w:pPr>
-      <w:bookmarkStart w:id="19" w:name="_Toc233727410"/>
-      <w:r>
+      <w:bookmarkStart w:name="_Toc139153631" w:id="1367045740"/>
+      <w:r>
+        <w:rPr/>
         <w:t>3.1 In-Scope Log Sources</w:t>
       </w:r>
-      <w:bookmarkEnd w:id="19"/>
       <w:commentRangeStart w:id="20"/>
+      <w:commentRangeStart w:id="1674415311"/>
       <w:commentRangeEnd w:id="20"/>
       <w:r>
         <w:rPr>
           <w:rStyle w:val="CommentReference"/>
-          <w:sz w:val="26"/>
-          <w:szCs w:val="26"/>
         </w:rPr>
         <w:commentReference w:id="20"/>
       </w:r>
+      <w:commentRangeEnd w:id="1674415311"/>
+      <w:r>
+        <w:rPr>
+          <w:rStyle w:val="CommentReference"/>
+        </w:rPr>
+        <w:commentReference w:id="1674415311"/>
+      </w:r>
+      <w:bookmarkEnd w:id="1367045740"/>
     </w:p>
     <w:p>
       <w:pPr>
@@ -7730,12 +7080,12 @@
       <w:tblPr>
         <w:tblW w:w="9240" w:type="dxa"/>
         <w:tblBorders>
-          <w:top w:val="single" w:sz="4" w:space="0" w:color="auto"/>
-          <w:left w:val="single" w:sz="4" w:space="0" w:color="auto"/>
-          <w:bottom w:val="single" w:sz="4" w:space="0" w:color="auto"/>
-          <w:right w:val="single" w:sz="4" w:space="0" w:color="auto"/>
-          <w:insideH w:val="single" w:sz="4" w:space="0" w:color="auto"/>
-          <w:insideV w:val="single" w:sz="4" w:space="0" w:color="auto"/>
+          <w:top w:val="single" w:color="auto" w:sz="4" w:space="0"/>
+          <w:left w:val="single" w:color="auto" w:sz="4" w:space="0"/>
+          <w:bottom w:val="single" w:color="auto" w:sz="4" w:space="0"/>
+          <w:right w:val="single" w:color="auto" w:sz="4" w:space="0"/>
+          <w:insideH w:val="single" w:color="auto" w:sz="4" w:space="0"/>
+          <w:insideV w:val="single" w:color="auto" w:sz="4" w:space="0"/>
         </w:tblBorders>
         <w:tblCellMar>
           <w:left w:w="10" w:type="dxa"/>
@@ -7754,10 +7104,10 @@
           <w:tcPr>
             <w:tcW w:w="2200" w:type="dxa"/>
             <w:tcBorders>
-              <w:top w:val="single" w:sz="4" w:space="0" w:color="BBBBBB"/>
-              <w:left w:val="single" w:sz="4" w:space="0" w:color="BBBBBB"/>
-              <w:bottom w:val="single" w:sz="4" w:space="0" w:color="BBBBBB"/>
-              <w:right w:val="single" w:sz="4" w:space="0" w:color="BBBBBB"/>
+              <w:top w:val="single" w:color="BBBBBB" w:sz="4" w:space="0"/>
+              <w:left w:val="single" w:color="BBBBBB" w:sz="4" w:space="0"/>
+              <w:bottom w:val="single" w:color="BBBBBB" w:sz="4" w:space="0"/>
+              <w:right w:val="single" w:color="BBBBBB" w:sz="4" w:space="0"/>
             </w:tcBorders>
             <w:shd w:val="clear" w:color="auto" w:fill="0B2F6B"/>
             <w:tcMar>
@@ -7784,10 +7134,10 @@
           <w:tcPr>
             <w:tcW w:w="2400" w:type="dxa"/>
             <w:tcBorders>
-              <w:top w:val="single" w:sz="4" w:space="0" w:color="BBBBBB"/>
-              <w:left w:val="single" w:sz="4" w:space="0" w:color="BBBBBB"/>
-              <w:bottom w:val="single" w:sz="4" w:space="0" w:color="BBBBBB"/>
-              <w:right w:val="single" w:sz="4" w:space="0" w:color="BBBBBB"/>
+              <w:top w:val="single" w:color="BBBBBB" w:sz="4" w:space="0"/>
+              <w:left w:val="single" w:color="BBBBBB" w:sz="4" w:space="0"/>
+              <w:bottom w:val="single" w:color="BBBBBB" w:sz="4" w:space="0"/>
+              <w:right w:val="single" w:color="BBBBBB" w:sz="4" w:space="0"/>
             </w:tcBorders>
             <w:shd w:val="clear" w:color="auto" w:fill="0B2F6B"/>
             <w:tcMar>
@@ -7814,10 +7164,10 @@
           <w:tcPr>
             <w:tcW w:w="2400" w:type="dxa"/>
             <w:tcBorders>
-              <w:top w:val="single" w:sz="4" w:space="0" w:color="BBBBBB"/>
-              <w:left w:val="single" w:sz="4" w:space="0" w:color="BBBBBB"/>
-              <w:bottom w:val="single" w:sz="4" w:space="0" w:color="BBBBBB"/>
-              <w:right w:val="single" w:sz="4" w:space="0" w:color="BBBBBB"/>
+              <w:top w:val="single" w:color="BBBBBB" w:sz="4" w:space="0"/>
+              <w:left w:val="single" w:color="BBBBBB" w:sz="4" w:space="0"/>
+              <w:bottom w:val="single" w:color="BBBBBB" w:sz="4" w:space="0"/>
+              <w:right w:val="single" w:color="BBBBBB" w:sz="4" w:space="0"/>
             </w:tcBorders>
             <w:shd w:val="clear" w:color="auto" w:fill="0B2F6B"/>
             <w:tcMar>
@@ -7844,10 +7194,10 @@
           <w:tcPr>
             <w:tcW w:w="2240" w:type="dxa"/>
             <w:tcBorders>
-              <w:top w:val="single" w:sz="4" w:space="0" w:color="BBBBBB"/>
-              <w:left w:val="single" w:sz="4" w:space="0" w:color="BBBBBB"/>
-              <w:bottom w:val="single" w:sz="4" w:space="0" w:color="BBBBBB"/>
-              <w:right w:val="single" w:sz="4" w:space="0" w:color="BBBBBB"/>
+              <w:top w:val="single" w:color="BBBBBB" w:sz="4" w:space="0"/>
+              <w:left w:val="single" w:color="BBBBBB" w:sz="4" w:space="0"/>
+              <w:bottom w:val="single" w:color="BBBBBB" w:sz="4" w:space="0"/>
+              <w:right w:val="single" w:color="BBBBBB" w:sz="4" w:space="0"/>
             </w:tcBorders>
             <w:shd w:val="clear" w:color="auto" w:fill="0B2F6B"/>
             <w:tcMar>
@@ -7876,10 +7226,10 @@
           <w:tcPr>
             <w:tcW w:w="2200" w:type="dxa"/>
             <w:tcBorders>
-              <w:top w:val="single" w:sz="4" w:space="0" w:color="BBBBBB"/>
-              <w:left w:val="single" w:sz="4" w:space="0" w:color="BBBBBB"/>
-              <w:bottom w:val="single" w:sz="4" w:space="0" w:color="BBBBBB"/>
-              <w:right w:val="single" w:sz="4" w:space="0" w:color="BBBBBB"/>
+              <w:top w:val="single" w:color="BBBBBB" w:sz="4" w:space="0"/>
+              <w:left w:val="single" w:color="BBBBBB" w:sz="4" w:space="0"/>
+              <w:bottom w:val="single" w:color="BBBBBB" w:sz="4" w:space="0"/>
+              <w:right w:val="single" w:color="BBBBBB" w:sz="4" w:space="0"/>
             </w:tcBorders>
             <w:shd w:val="clear" w:color="auto" w:fill="FFFFFF"/>
             <w:tcMar>
@@ -7906,10 +7256,10 @@
           <w:tcPr>
             <w:tcW w:w="2400" w:type="dxa"/>
             <w:tcBorders>
-              <w:top w:val="single" w:sz="4" w:space="0" w:color="BBBBBB"/>
-              <w:left w:val="single" w:sz="4" w:space="0" w:color="BBBBBB"/>
-              <w:bottom w:val="single" w:sz="4" w:space="0" w:color="BBBBBB"/>
-              <w:right w:val="single" w:sz="4" w:space="0" w:color="BBBBBB"/>
+              <w:top w:val="single" w:color="BBBBBB" w:sz="4" w:space="0"/>
+              <w:left w:val="single" w:color="BBBBBB" w:sz="4" w:space="0"/>
+              <w:bottom w:val="single" w:color="BBBBBB" w:sz="4" w:space="0"/>
+              <w:right w:val="single" w:color="BBBBBB" w:sz="4" w:space="0"/>
             </w:tcBorders>
             <w:shd w:val="clear" w:color="auto" w:fill="FFFFFF"/>
             <w:tcMar>
@@ -7934,10 +7284,10 @@
           <w:tcPr>
             <w:tcW w:w="2400" w:type="dxa"/>
             <w:tcBorders>
-              <w:top w:val="single" w:sz="4" w:space="0" w:color="BBBBBB"/>
-              <w:left w:val="single" w:sz="4" w:space="0" w:color="BBBBBB"/>
-              <w:bottom w:val="single" w:sz="4" w:space="0" w:color="BBBBBB"/>
-              <w:right w:val="single" w:sz="4" w:space="0" w:color="BBBBBB"/>
+              <w:top w:val="single" w:color="BBBBBB" w:sz="4" w:space="0"/>
+              <w:left w:val="single" w:color="BBBBBB" w:sz="4" w:space="0"/>
+              <w:bottom w:val="single" w:color="BBBBBB" w:sz="4" w:space="0"/>
+              <w:right w:val="single" w:color="BBBBBB" w:sz="4" w:space="0"/>
             </w:tcBorders>
             <w:shd w:val="clear" w:color="auto" w:fill="FFFFFF"/>
             <w:tcMar>
@@ -7978,10 +7328,10 @@
           <w:tcPr>
             <w:tcW w:w="2240" w:type="dxa"/>
             <w:tcBorders>
-              <w:top w:val="single" w:sz="4" w:space="0" w:color="BBBBBB"/>
-              <w:left w:val="single" w:sz="4" w:space="0" w:color="BBBBBB"/>
-              <w:bottom w:val="single" w:sz="4" w:space="0" w:color="BBBBBB"/>
-              <w:right w:val="single" w:sz="4" w:space="0" w:color="BBBBBB"/>
+              <w:top w:val="single" w:color="BBBBBB" w:sz="4" w:space="0"/>
+              <w:left w:val="single" w:color="BBBBBB" w:sz="4" w:space="0"/>
+              <w:bottom w:val="single" w:color="BBBBBB" w:sz="4" w:space="0"/>
+              <w:right w:val="single" w:color="BBBBBB" w:sz="4" w:space="0"/>
             </w:tcBorders>
             <w:shd w:val="clear" w:color="auto" w:fill="FFFFFF"/>
             <w:tcMar>
@@ -8008,10 +7358,10 @@
           <w:tcPr>
             <w:tcW w:w="2200" w:type="dxa"/>
             <w:tcBorders>
-              <w:top w:val="single" w:sz="4" w:space="0" w:color="BBBBBB"/>
-              <w:left w:val="single" w:sz="4" w:space="0" w:color="BBBBBB"/>
-              <w:bottom w:val="single" w:sz="4" w:space="0" w:color="BBBBBB"/>
-              <w:right w:val="single" w:sz="4" w:space="0" w:color="BBBBBB"/>
+              <w:top w:val="single" w:color="BBBBBB" w:sz="4" w:space="0"/>
+              <w:left w:val="single" w:color="BBBBBB" w:sz="4" w:space="0"/>
+              <w:bottom w:val="single" w:color="BBBBBB" w:sz="4" w:space="0"/>
+              <w:right w:val="single" w:color="BBBBBB" w:sz="4" w:space="0"/>
             </w:tcBorders>
             <w:shd w:val="clear" w:color="auto" w:fill="EBF5FB"/>
             <w:tcMar>
@@ -8038,10 +7388,10 @@
           <w:tcPr>
             <w:tcW w:w="2400" w:type="dxa"/>
             <w:tcBorders>
-              <w:top w:val="single" w:sz="4" w:space="0" w:color="BBBBBB"/>
-              <w:left w:val="single" w:sz="4" w:space="0" w:color="BBBBBB"/>
-              <w:bottom w:val="single" w:sz="4" w:space="0" w:color="BBBBBB"/>
-              <w:right w:val="single" w:sz="4" w:space="0" w:color="BBBBBB"/>
+              <w:top w:val="single" w:color="BBBBBB" w:sz="4" w:space="0"/>
+              <w:left w:val="single" w:color="BBBBBB" w:sz="4" w:space="0"/>
+              <w:bottom w:val="single" w:color="BBBBBB" w:sz="4" w:space="0"/>
+              <w:right w:val="single" w:color="BBBBBB" w:sz="4" w:space="0"/>
             </w:tcBorders>
             <w:shd w:val="clear" w:color="auto" w:fill="EBF5FB"/>
             <w:tcMar>
@@ -8082,10 +7432,10 @@
           <w:tcPr>
             <w:tcW w:w="2400" w:type="dxa"/>
             <w:tcBorders>
-              <w:top w:val="single" w:sz="4" w:space="0" w:color="BBBBBB"/>
-              <w:left w:val="single" w:sz="4" w:space="0" w:color="BBBBBB"/>
-              <w:bottom w:val="single" w:sz="4" w:space="0" w:color="BBBBBB"/>
-              <w:right w:val="single" w:sz="4" w:space="0" w:color="BBBBBB"/>
+              <w:top w:val="single" w:color="BBBBBB" w:sz="4" w:space="0"/>
+              <w:left w:val="single" w:color="BBBBBB" w:sz="4" w:space="0"/>
+              <w:bottom w:val="single" w:color="BBBBBB" w:sz="4" w:space="0"/>
+              <w:right w:val="single" w:color="BBBBBB" w:sz="4" w:space="0"/>
             </w:tcBorders>
             <w:shd w:val="clear" w:color="auto" w:fill="EBF5FB"/>
             <w:tcMar>
@@ -8110,10 +7460,10 @@
           <w:tcPr>
             <w:tcW w:w="2240" w:type="dxa"/>
             <w:tcBorders>
-              <w:top w:val="single" w:sz="4" w:space="0" w:color="BBBBBB"/>
-              <w:left w:val="single" w:sz="4" w:space="0" w:color="BBBBBB"/>
-              <w:bottom w:val="single" w:sz="4" w:space="0" w:color="BBBBBB"/>
-              <w:right w:val="single" w:sz="4" w:space="0" w:color="BBBBBB"/>
+              <w:top w:val="single" w:color="BBBBBB" w:sz="4" w:space="0"/>
+              <w:left w:val="single" w:color="BBBBBB" w:sz="4" w:space="0"/>
+              <w:bottom w:val="single" w:color="BBBBBB" w:sz="4" w:space="0"/>
+              <w:right w:val="single" w:color="BBBBBB" w:sz="4" w:space="0"/>
             </w:tcBorders>
             <w:shd w:val="clear" w:color="auto" w:fill="EBF5FB"/>
             <w:tcMar>
@@ -8140,10 +7490,10 @@
           <w:tcPr>
             <w:tcW w:w="2200" w:type="dxa"/>
             <w:tcBorders>
-              <w:top w:val="single" w:sz="4" w:space="0" w:color="BBBBBB"/>
-              <w:left w:val="single" w:sz="4" w:space="0" w:color="BBBBBB"/>
-              <w:bottom w:val="single" w:sz="4" w:space="0" w:color="BBBBBB"/>
-              <w:right w:val="single" w:sz="4" w:space="0" w:color="BBBBBB"/>
+              <w:top w:val="single" w:color="BBBBBB" w:sz="4" w:space="0"/>
+              <w:left w:val="single" w:color="BBBBBB" w:sz="4" w:space="0"/>
+              <w:bottom w:val="single" w:color="BBBBBB" w:sz="4" w:space="0"/>
+              <w:right w:val="single" w:color="BBBBBB" w:sz="4" w:space="0"/>
             </w:tcBorders>
             <w:shd w:val="clear" w:color="auto" w:fill="FFFFFF"/>
             <w:tcMar>
@@ -8170,10 +7520,10 @@
           <w:tcPr>
             <w:tcW w:w="2400" w:type="dxa"/>
             <w:tcBorders>
-              <w:top w:val="single" w:sz="4" w:space="0" w:color="BBBBBB"/>
-              <w:left w:val="single" w:sz="4" w:space="0" w:color="BBBBBB"/>
-              <w:bottom w:val="single" w:sz="4" w:space="0" w:color="BBBBBB"/>
-              <w:right w:val="single" w:sz="4" w:space="0" w:color="BBBBBB"/>
+              <w:top w:val="single" w:color="BBBBBB" w:sz="4" w:space="0"/>
+              <w:left w:val="single" w:color="BBBBBB" w:sz="4" w:space="0"/>
+              <w:bottom w:val="single" w:color="BBBBBB" w:sz="4" w:space="0"/>
+              <w:right w:val="single" w:color="BBBBBB" w:sz="4" w:space="0"/>
             </w:tcBorders>
             <w:shd w:val="clear" w:color="auto" w:fill="FFFFFF"/>
             <w:tcMar>
@@ -8198,10 +7548,10 @@
           <w:tcPr>
             <w:tcW w:w="2400" w:type="dxa"/>
             <w:tcBorders>
-              <w:top w:val="single" w:sz="4" w:space="0" w:color="BBBBBB"/>
-              <w:left w:val="single" w:sz="4" w:space="0" w:color="BBBBBB"/>
-              <w:bottom w:val="single" w:sz="4" w:space="0" w:color="BBBBBB"/>
-              <w:right w:val="single" w:sz="4" w:space="0" w:color="BBBBBB"/>
+              <w:top w:val="single" w:color="BBBBBB" w:sz="4" w:space="0"/>
+              <w:left w:val="single" w:color="BBBBBB" w:sz="4" w:space="0"/>
+              <w:bottom w:val="single" w:color="BBBBBB" w:sz="4" w:space="0"/>
+              <w:right w:val="single" w:color="BBBBBB" w:sz="4" w:space="0"/>
             </w:tcBorders>
             <w:shd w:val="clear" w:color="auto" w:fill="FFFFFF"/>
             <w:tcMar>
@@ -8226,10 +7576,10 @@
           <w:tcPr>
             <w:tcW w:w="2240" w:type="dxa"/>
             <w:tcBorders>
-              <w:top w:val="single" w:sz="4" w:space="0" w:color="BBBBBB"/>
-              <w:left w:val="single" w:sz="4" w:space="0" w:color="BBBBBB"/>
-              <w:bottom w:val="single" w:sz="4" w:space="0" w:color="BBBBBB"/>
-              <w:right w:val="single" w:sz="4" w:space="0" w:color="BBBBBB"/>
+              <w:top w:val="single" w:color="BBBBBB" w:sz="4" w:space="0"/>
+              <w:left w:val="single" w:color="BBBBBB" w:sz="4" w:space="0"/>
+              <w:bottom w:val="single" w:color="BBBBBB" w:sz="4" w:space="0"/>
+              <w:right w:val="single" w:color="BBBBBB" w:sz="4" w:space="0"/>
             </w:tcBorders>
             <w:shd w:val="clear" w:color="auto" w:fill="FFFFFF"/>
             <w:tcMar>
@@ -8256,10 +7606,10 @@
           <w:tcPr>
             <w:tcW w:w="2200" w:type="dxa"/>
             <w:tcBorders>
-              <w:top w:val="single" w:sz="4" w:space="0" w:color="BBBBBB"/>
-              <w:left w:val="single" w:sz="4" w:space="0" w:color="BBBBBB"/>
-              <w:bottom w:val="single" w:sz="4" w:space="0" w:color="BBBBBB"/>
-              <w:right w:val="single" w:sz="4" w:space="0" w:color="BBBBBB"/>
+              <w:top w:val="single" w:color="BBBBBB" w:sz="4" w:space="0"/>
+              <w:left w:val="single" w:color="BBBBBB" w:sz="4" w:space="0"/>
+              <w:bottom w:val="single" w:color="BBBBBB" w:sz="4" w:space="0"/>
+              <w:right w:val="single" w:color="BBBBBB" w:sz="4" w:space="0"/>
             </w:tcBorders>
             <w:shd w:val="clear" w:color="auto" w:fill="EBF5FB"/>
             <w:tcMar>
@@ -8286,10 +7636,10 @@
           <w:tcPr>
             <w:tcW w:w="2400" w:type="dxa"/>
             <w:tcBorders>
-              <w:top w:val="single" w:sz="4" w:space="0" w:color="BBBBBB"/>
-              <w:left w:val="single" w:sz="4" w:space="0" w:color="BBBBBB"/>
-              <w:bottom w:val="single" w:sz="4" w:space="0" w:color="BBBBBB"/>
-              <w:right w:val="single" w:sz="4" w:space="0" w:color="BBBBBB"/>
+              <w:top w:val="single" w:color="BBBBBB" w:sz="4" w:space="0"/>
+              <w:left w:val="single" w:color="BBBBBB" w:sz="4" w:space="0"/>
+              <w:bottom w:val="single" w:color="BBBBBB" w:sz="4" w:space="0"/>
+              <w:right w:val="single" w:color="BBBBBB" w:sz="4" w:space="0"/>
             </w:tcBorders>
             <w:shd w:val="clear" w:color="auto" w:fill="EBF5FB"/>
             <w:tcMar>
@@ -8314,10 +7664,10 @@
           <w:tcPr>
             <w:tcW w:w="2400" w:type="dxa"/>
             <w:tcBorders>
-              <w:top w:val="single" w:sz="4" w:space="0" w:color="BBBBBB"/>
-              <w:left w:val="single" w:sz="4" w:space="0" w:color="BBBBBB"/>
-              <w:bottom w:val="single" w:sz="4" w:space="0" w:color="BBBBBB"/>
-              <w:right w:val="single" w:sz="4" w:space="0" w:color="BBBBBB"/>
+              <w:top w:val="single" w:color="BBBBBB" w:sz="4" w:space="0"/>
+              <w:left w:val="single" w:color="BBBBBB" w:sz="4" w:space="0"/>
+              <w:bottom w:val="single" w:color="BBBBBB" w:sz="4" w:space="0"/>
+              <w:right w:val="single" w:color="BBBBBB" w:sz="4" w:space="0"/>
             </w:tcBorders>
             <w:shd w:val="clear" w:color="auto" w:fill="EBF5FB"/>
             <w:tcMar>
@@ -8342,10 +7692,10 @@
           <w:tcPr>
             <w:tcW w:w="2240" w:type="dxa"/>
             <w:tcBorders>
-              <w:top w:val="single" w:sz="4" w:space="0" w:color="BBBBBB"/>
-              <w:left w:val="single" w:sz="4" w:space="0" w:color="BBBBBB"/>
-              <w:bottom w:val="single" w:sz="4" w:space="0" w:color="BBBBBB"/>
-              <w:right w:val="single" w:sz="4" w:space="0" w:color="BBBBBB"/>
+              <w:top w:val="single" w:color="BBBBBB" w:sz="4" w:space="0"/>
+              <w:left w:val="single" w:color="BBBBBB" w:sz="4" w:space="0"/>
+              <w:bottom w:val="single" w:color="BBBBBB" w:sz="4" w:space="0"/>
+              <w:right w:val="single" w:color="BBBBBB" w:sz="4" w:space="0"/>
             </w:tcBorders>
             <w:shd w:val="clear" w:color="auto" w:fill="EBF5FB"/>
             <w:tcMar>
@@ -8372,10 +7722,10 @@
           <w:tcPr>
             <w:tcW w:w="2200" w:type="dxa"/>
             <w:tcBorders>
-              <w:top w:val="single" w:sz="4" w:space="0" w:color="BBBBBB"/>
-              <w:left w:val="single" w:sz="4" w:space="0" w:color="BBBBBB"/>
-              <w:bottom w:val="single" w:sz="4" w:space="0" w:color="BBBBBB"/>
-              <w:right w:val="single" w:sz="4" w:space="0" w:color="BBBBBB"/>
+              <w:top w:val="single" w:color="BBBBBB" w:sz="4" w:space="0"/>
+              <w:left w:val="single" w:color="BBBBBB" w:sz="4" w:space="0"/>
+              <w:bottom w:val="single" w:color="BBBBBB" w:sz="4" w:space="0"/>
+              <w:right w:val="single" w:color="BBBBBB" w:sz="4" w:space="0"/>
             </w:tcBorders>
             <w:shd w:val="clear" w:color="auto" w:fill="FFFFFF"/>
             <w:tcMar>
@@ -8402,10 +7752,10 @@
           <w:tcPr>
             <w:tcW w:w="2400" w:type="dxa"/>
             <w:tcBorders>
-              <w:top w:val="single" w:sz="4" w:space="0" w:color="BBBBBB"/>
-              <w:left w:val="single" w:sz="4" w:space="0" w:color="BBBBBB"/>
-              <w:bottom w:val="single" w:sz="4" w:space="0" w:color="BBBBBB"/>
-              <w:right w:val="single" w:sz="4" w:space="0" w:color="BBBBBB"/>
+              <w:top w:val="single" w:color="BBBBBB" w:sz="4" w:space="0"/>
+              <w:left w:val="single" w:color="BBBBBB" w:sz="4" w:space="0"/>
+              <w:bottom w:val="single" w:color="BBBBBB" w:sz="4" w:space="0"/>
+              <w:right w:val="single" w:color="BBBBBB" w:sz="4" w:space="0"/>
             </w:tcBorders>
             <w:shd w:val="clear" w:color="auto" w:fill="FFFFFF"/>
             <w:tcMar>
@@ -8430,10 +7780,10 @@
           <w:tcPr>
             <w:tcW w:w="2400" w:type="dxa"/>
             <w:tcBorders>
-              <w:top w:val="single" w:sz="4" w:space="0" w:color="BBBBBB"/>
-              <w:left w:val="single" w:sz="4" w:space="0" w:color="BBBBBB"/>
-              <w:bottom w:val="single" w:sz="4" w:space="0" w:color="BBBBBB"/>
-              <w:right w:val="single" w:sz="4" w:space="0" w:color="BBBBBB"/>
+              <w:top w:val="single" w:color="BBBBBB" w:sz="4" w:space="0"/>
+              <w:left w:val="single" w:color="BBBBBB" w:sz="4" w:space="0"/>
+              <w:bottom w:val="single" w:color="BBBBBB" w:sz="4" w:space="0"/>
+              <w:right w:val="single" w:color="BBBBBB" w:sz="4" w:space="0"/>
             </w:tcBorders>
             <w:shd w:val="clear" w:color="auto" w:fill="FFFFFF"/>
             <w:tcMar>
@@ -8458,10 +7808,10 @@
           <w:tcPr>
             <w:tcW w:w="2240" w:type="dxa"/>
             <w:tcBorders>
-              <w:top w:val="single" w:sz="4" w:space="0" w:color="BBBBBB"/>
-              <w:left w:val="single" w:sz="4" w:space="0" w:color="BBBBBB"/>
-              <w:bottom w:val="single" w:sz="4" w:space="0" w:color="BBBBBB"/>
-              <w:right w:val="single" w:sz="4" w:space="0" w:color="BBBBBB"/>
+              <w:top w:val="single" w:color="BBBBBB" w:sz="4" w:space="0"/>
+              <w:left w:val="single" w:color="BBBBBB" w:sz="4" w:space="0"/>
+              <w:bottom w:val="single" w:color="BBBBBB" w:sz="4" w:space="0"/>
+              <w:right w:val="single" w:color="BBBBBB" w:sz="4" w:space="0"/>
             </w:tcBorders>
             <w:shd w:val="clear" w:color="auto" w:fill="FFFFFF"/>
             <w:tcMar>
@@ -8488,10 +7838,10 @@
           <w:tcPr>
             <w:tcW w:w="2200" w:type="dxa"/>
             <w:tcBorders>
-              <w:top w:val="single" w:sz="4" w:space="0" w:color="BBBBBB"/>
-              <w:left w:val="single" w:sz="4" w:space="0" w:color="BBBBBB"/>
-              <w:bottom w:val="single" w:sz="4" w:space="0" w:color="BBBBBB"/>
-              <w:right w:val="single" w:sz="4" w:space="0" w:color="BBBBBB"/>
+              <w:top w:val="single" w:color="BBBBBB" w:sz="4" w:space="0"/>
+              <w:left w:val="single" w:color="BBBBBB" w:sz="4" w:space="0"/>
+              <w:bottom w:val="single" w:color="BBBBBB" w:sz="4" w:space="0"/>
+              <w:right w:val="single" w:color="BBBBBB" w:sz="4" w:space="0"/>
             </w:tcBorders>
             <w:shd w:val="clear" w:color="auto" w:fill="EBF5FB"/>
             <w:tcMar>
@@ -8518,10 +7868,10 @@
           <w:tcPr>
             <w:tcW w:w="2400" w:type="dxa"/>
             <w:tcBorders>
-              <w:top w:val="single" w:sz="4" w:space="0" w:color="BBBBBB"/>
-              <w:left w:val="single" w:sz="4" w:space="0" w:color="BBBBBB"/>
-              <w:bottom w:val="single" w:sz="4" w:space="0" w:color="BBBBBB"/>
-              <w:right w:val="single" w:sz="4" w:space="0" w:color="BBBBBB"/>
+              <w:top w:val="single" w:color="BBBBBB" w:sz="4" w:space="0"/>
+              <w:left w:val="single" w:color="BBBBBB" w:sz="4" w:space="0"/>
+              <w:bottom w:val="single" w:color="BBBBBB" w:sz="4" w:space="0"/>
+              <w:right w:val="single" w:color="BBBBBB" w:sz="4" w:space="0"/>
             </w:tcBorders>
             <w:shd w:val="clear" w:color="auto" w:fill="EBF5FB"/>
             <w:tcMar>
@@ -8594,10 +7944,10 @@
           <w:tcPr>
             <w:tcW w:w="2400" w:type="dxa"/>
             <w:tcBorders>
-              <w:top w:val="single" w:sz="4" w:space="0" w:color="BBBBBB"/>
-              <w:left w:val="single" w:sz="4" w:space="0" w:color="BBBBBB"/>
-              <w:bottom w:val="single" w:sz="4" w:space="0" w:color="BBBBBB"/>
-              <w:right w:val="single" w:sz="4" w:space="0" w:color="BBBBBB"/>
+              <w:top w:val="single" w:color="BBBBBB" w:sz="4" w:space="0"/>
+              <w:left w:val="single" w:color="BBBBBB" w:sz="4" w:space="0"/>
+              <w:bottom w:val="single" w:color="BBBBBB" w:sz="4" w:space="0"/>
+              <w:right w:val="single" w:color="BBBBBB" w:sz="4" w:space="0"/>
             </w:tcBorders>
             <w:shd w:val="clear" w:color="auto" w:fill="EBF5FB"/>
             <w:tcMar>
@@ -8629,10 +7979,10 @@
           <w:tcPr>
             <w:tcW w:w="2240" w:type="dxa"/>
             <w:tcBorders>
-              <w:top w:val="single" w:sz="4" w:space="0" w:color="BBBBBB"/>
-              <w:left w:val="single" w:sz="4" w:space="0" w:color="BBBBBB"/>
-              <w:bottom w:val="single" w:sz="4" w:space="0" w:color="BBBBBB"/>
-              <w:right w:val="single" w:sz="4" w:space="0" w:color="BBBBBB"/>
+              <w:top w:val="single" w:color="BBBBBB" w:sz="4" w:space="0"/>
+              <w:left w:val="single" w:color="BBBBBB" w:sz="4" w:space="0"/>
+              <w:bottom w:val="single" w:color="BBBBBB" w:sz="4" w:space="0"/>
+              <w:right w:val="single" w:color="BBBBBB" w:sz="4" w:space="0"/>
             </w:tcBorders>
             <w:shd w:val="clear" w:color="auto" w:fill="EBF5FB"/>
             <w:tcMar>
@@ -8659,10 +8009,10 @@
           <w:tcPr>
             <w:tcW w:w="2200" w:type="dxa"/>
             <w:tcBorders>
-              <w:top w:val="single" w:sz="4" w:space="0" w:color="BBBBBB"/>
-              <w:left w:val="single" w:sz="4" w:space="0" w:color="BBBBBB"/>
-              <w:bottom w:val="single" w:sz="4" w:space="0" w:color="BBBBBB"/>
-              <w:right w:val="single" w:sz="4" w:space="0" w:color="BBBBBB"/>
+              <w:top w:val="single" w:color="BBBBBB" w:sz="4" w:space="0"/>
+              <w:left w:val="single" w:color="BBBBBB" w:sz="4" w:space="0"/>
+              <w:bottom w:val="single" w:color="BBBBBB" w:sz="4" w:space="0"/>
+              <w:right w:val="single" w:color="BBBBBB" w:sz="4" w:space="0"/>
             </w:tcBorders>
             <w:shd w:val="clear" w:color="auto" w:fill="FFFFFF"/>
             <w:tcMar>
@@ -8689,10 +8039,10 @@
           <w:tcPr>
             <w:tcW w:w="2400" w:type="dxa"/>
             <w:tcBorders>
-              <w:top w:val="single" w:sz="4" w:space="0" w:color="BBBBBB"/>
-              <w:left w:val="single" w:sz="4" w:space="0" w:color="BBBBBB"/>
-              <w:bottom w:val="single" w:sz="4" w:space="0" w:color="BBBBBB"/>
-              <w:right w:val="single" w:sz="4" w:space="0" w:color="BBBBBB"/>
+              <w:top w:val="single" w:color="BBBBBB" w:sz="4" w:space="0"/>
+              <w:left w:val="single" w:color="BBBBBB" w:sz="4" w:space="0"/>
+              <w:bottom w:val="single" w:color="BBBBBB" w:sz="4" w:space="0"/>
+              <w:right w:val="single" w:color="BBBBBB" w:sz="4" w:space="0"/>
             </w:tcBorders>
             <w:shd w:val="clear" w:color="auto" w:fill="FFFFFF"/>
             <w:tcMar>
@@ -8717,10 +8067,10 @@
           <w:tcPr>
             <w:tcW w:w="2400" w:type="dxa"/>
             <w:tcBorders>
-              <w:top w:val="single" w:sz="4" w:space="0" w:color="BBBBBB"/>
-              <w:left w:val="single" w:sz="4" w:space="0" w:color="BBBBBB"/>
-              <w:bottom w:val="single" w:sz="4" w:space="0" w:color="BBBBBB"/>
-              <w:right w:val="single" w:sz="4" w:space="0" w:color="BBBBBB"/>
+              <w:top w:val="single" w:color="BBBBBB" w:sz="4" w:space="0"/>
+              <w:left w:val="single" w:color="BBBBBB" w:sz="4" w:space="0"/>
+              <w:bottom w:val="single" w:color="BBBBBB" w:sz="4" w:space="0"/>
+              <w:right w:val="single" w:color="BBBBBB" w:sz="4" w:space="0"/>
             </w:tcBorders>
             <w:shd w:val="clear" w:color="auto" w:fill="FFFFFF"/>
             <w:tcMar>
@@ -8745,10 +8095,10 @@
           <w:tcPr>
             <w:tcW w:w="2240" w:type="dxa"/>
             <w:tcBorders>
-              <w:top w:val="single" w:sz="4" w:space="0" w:color="BBBBBB"/>
-              <w:left w:val="single" w:sz="4" w:space="0" w:color="BBBBBB"/>
-              <w:bottom w:val="single" w:sz="4" w:space="0" w:color="BBBBBB"/>
-              <w:right w:val="single" w:sz="4" w:space="0" w:color="BBBBBB"/>
+              <w:top w:val="single" w:color="BBBBBB" w:sz="4" w:space="0"/>
+              <w:left w:val="single" w:color="BBBBBB" w:sz="4" w:space="0"/>
+              <w:bottom w:val="single" w:color="BBBBBB" w:sz="4" w:space="0"/>
+              <w:right w:val="single" w:color="BBBBBB" w:sz="4" w:space="0"/>
             </w:tcBorders>
             <w:shd w:val="clear" w:color="auto" w:fill="FFFFFF"/>
             <w:tcMar>
@@ -8779,23 +8129,402 @@
     <w:p>
       <w:pPr>
         <w:pStyle w:val="Heading2"/>
-      </w:pPr>
-      <w:bookmarkStart w:id="21" w:name="_Toc233727411"/>
-      <w:r>
+        <w:spacing w:before="279" w:beforeAutospacing="off" w:after="279" w:afterAutospacing="off" w:line="300" w:lineRule="auto"/>
+        <w:rPr>
+          <w:rFonts w:ascii="Arial" w:hAnsi="Arial" w:eastAsia="Arial" w:cs="Arial"/>
+          <w:b w:val="1"/>
+          <w:bCs w:val="1"/>
+          <w:noProof w:val="0"/>
+          <w:color w:val="1565C0"/>
+          <w:sz w:val="22"/>
+          <w:szCs w:val="22"/>
+          <w:lang w:val="en-IN" w:eastAsia="en-IN" w:bidi="ar-SA"/>
+        </w:rPr>
+      </w:pPr>
+      <w:bookmarkStart w:name="_Toc2024440536" w:id="1628112883"/>
+      <w:r>
+        <w:rPr/>
+        <w:t xml:space="preserve">3.1.1 </w:t>
+      </w:r>
+      <w:r>
+        <w:rPr>
+          <w:rFonts w:ascii="Arial" w:hAnsi="Arial" w:eastAsia="Arial" w:cs="Arial"/>
+          <w:b w:val="1"/>
+          <w:bCs w:val="1"/>
+          <w:noProof w:val="0"/>
+          <w:color w:val="1565C0"/>
+          <w:sz w:val="22"/>
+          <w:szCs w:val="22"/>
+          <w:lang w:val="en-IN" w:eastAsia="en-IN" w:bidi="ar-SA"/>
+        </w:rPr>
+        <w:t>Service-Specific Logging Considerations</w:t>
+      </w:r>
+      <w:bookmarkEnd w:id="1628112883"/>
+    </w:p>
+    <w:p>
+      <w:pPr>
+        <w:pStyle w:val="Normal"/>
+        <w:suppressLineNumbers w:val="0"/>
+        <w:bidi w:val="0"/>
+        <w:spacing w:before="60" w:beforeAutospacing="off" w:after="60" w:afterAutospacing="off" w:line="259" w:lineRule="auto"/>
+        <w:ind w:left="0" w:right="0"/>
+        <w:jc w:val="left"/>
+        <w:rPr>
+          <w:noProof w:val="0"/>
+          <w:color w:val="1C2833"/>
+          <w:lang w:val="en-IN"/>
+        </w:rPr>
+      </w:pPr>
+      <w:r>
+        <w:rPr>
+          <w:noProof w:val="0"/>
+          <w:color w:val="1C2833"/>
+          <w:lang w:val="en-IN"/>
+        </w:rPr>
+        <w:t>In addition to the Landing Zone baseline logging sources defined above, certain AWS services may require service-specific logging depending on workload architecture, security requirements, compliance obligations, and service adoption. Examples include:</w:t>
+      </w:r>
+    </w:p>
+    <w:p>
+      <w:pPr>
+        <w:pStyle w:val="ListParagraph"/>
+        <w:numPr>
+          <w:ilvl w:val="0"/>
+          <w:numId w:val="5"/>
+        </w:numPr>
+        <w:suppressLineNumbers w:val="0"/>
+        <w:bidi w:val="0"/>
+        <w:spacing w:before="60" w:beforeAutospacing="off" w:after="60" w:afterAutospacing="off" w:line="259" w:lineRule="auto"/>
+        <w:ind w:right="0"/>
+        <w:jc w:val="left"/>
+        <w:rPr>
+          <w:noProof w:val="0"/>
+          <w:color w:val="1C2833"/>
+          <w:lang w:val="en-IN"/>
+        </w:rPr>
+      </w:pPr>
+      <w:r>
+        <w:rPr>
+          <w:noProof w:val="0"/>
+          <w:color w:val="1C2833"/>
+          <w:lang w:val="en-IN"/>
+        </w:rPr>
+        <w:t>Route 53 Resolver query logs</w:t>
+      </w:r>
+    </w:p>
+    <w:p>
+      <w:pPr>
+        <w:pStyle w:val="ListParagraph"/>
+        <w:numPr>
+          <w:ilvl w:val="0"/>
+          <w:numId w:val="5"/>
+        </w:numPr>
+        <w:suppressLineNumbers w:val="0"/>
+        <w:bidi w:val="0"/>
+        <w:spacing w:before="60" w:beforeAutospacing="off" w:after="60" w:afterAutospacing="off" w:line="259" w:lineRule="auto"/>
+        <w:ind w:right="0"/>
+        <w:jc w:val="left"/>
+        <w:rPr>
+          <w:noProof w:val="0"/>
+          <w:color w:val="1C2833"/>
+          <w:lang w:val="en-IN"/>
+        </w:rPr>
+      </w:pPr>
+      <w:r>
+        <w:rPr>
+          <w:noProof w:val="0"/>
+          <w:color w:val="1C2833"/>
+          <w:lang w:val="en-IN"/>
+        </w:rPr>
+        <w:t>AWS WAF logs</w:t>
+      </w:r>
+    </w:p>
+    <w:p>
+      <w:pPr>
+        <w:pStyle w:val="ListParagraph"/>
+        <w:numPr>
+          <w:ilvl w:val="0"/>
+          <w:numId w:val="5"/>
+        </w:numPr>
+        <w:suppressLineNumbers w:val="0"/>
+        <w:bidi w:val="0"/>
+        <w:spacing w:before="60" w:beforeAutospacing="off" w:after="60" w:afterAutospacing="off" w:line="259" w:lineRule="auto"/>
+        <w:ind w:right="0"/>
+        <w:jc w:val="left"/>
+        <w:rPr>
+          <w:noProof w:val="0"/>
+          <w:color w:val="1C2833"/>
+          <w:lang w:val="en-IN"/>
+        </w:rPr>
+      </w:pPr>
+      <w:r>
+        <w:rPr>
+          <w:noProof w:val="0"/>
+          <w:color w:val="1C2833"/>
+          <w:lang w:val="en-IN"/>
+        </w:rPr>
+        <w:t>Application Load Balancer (ALB) and Network Load Balancer (NLB) access logs</w:t>
+      </w:r>
+    </w:p>
+    <w:p>
+      <w:pPr>
+        <w:pStyle w:val="ListParagraph"/>
+        <w:numPr>
+          <w:ilvl w:val="0"/>
+          <w:numId w:val="5"/>
+        </w:numPr>
+        <w:suppressLineNumbers w:val="0"/>
+        <w:bidi w:val="0"/>
+        <w:spacing w:before="60" w:beforeAutospacing="off" w:after="60" w:afterAutospacing="off" w:line="259" w:lineRule="auto"/>
+        <w:ind w:right="0"/>
+        <w:jc w:val="left"/>
+        <w:rPr>
+          <w:noProof w:val="0"/>
+          <w:color w:val="1C2833"/>
+          <w:lang w:val="en-IN"/>
+        </w:rPr>
+      </w:pPr>
+      <w:r>
+        <w:rPr>
+          <w:noProof w:val="0"/>
+          <w:color w:val="1C2833"/>
+          <w:lang w:val="en-IN"/>
+        </w:rPr>
+        <w:t>AWS Network Firewall logs</w:t>
+      </w:r>
+    </w:p>
+    <w:p>
+      <w:pPr>
+        <w:pStyle w:val="ListParagraph"/>
+        <w:numPr>
+          <w:ilvl w:val="0"/>
+          <w:numId w:val="5"/>
+        </w:numPr>
+        <w:suppressLineNumbers w:val="0"/>
+        <w:bidi w:val="0"/>
+        <w:spacing w:before="60" w:beforeAutospacing="off" w:after="60" w:afterAutospacing="off" w:line="259" w:lineRule="auto"/>
+        <w:ind w:right="0"/>
+        <w:jc w:val="left"/>
+        <w:rPr>
+          <w:noProof w:val="0"/>
+          <w:color w:val="1C2833"/>
+          <w:lang w:val="en-IN"/>
+        </w:rPr>
+      </w:pPr>
+      <w:r>
+        <w:rPr>
+          <w:noProof w:val="0"/>
+          <w:color w:val="1C2833"/>
+          <w:lang w:val="en-IN"/>
+        </w:rPr>
+        <w:t>Transit Gateway Flow Logs</w:t>
+      </w:r>
+    </w:p>
+    <w:p>
+      <w:pPr>
+        <w:pStyle w:val="ListParagraph"/>
+        <w:numPr>
+          <w:ilvl w:val="0"/>
+          <w:numId w:val="5"/>
+        </w:numPr>
+        <w:suppressLineNumbers w:val="0"/>
+        <w:bidi w:val="0"/>
+        <w:spacing w:before="60" w:beforeAutospacing="off" w:after="60" w:afterAutospacing="off" w:line="259" w:lineRule="auto"/>
+        <w:ind w:right="0"/>
+        <w:jc w:val="left"/>
+        <w:rPr>
+          <w:noProof w:val="0"/>
+          <w:color w:val="1C2833"/>
+          <w:lang w:val="en-IN"/>
+        </w:rPr>
+      </w:pPr>
+      <w:r>
+        <w:rPr>
+          <w:noProof w:val="0"/>
+          <w:color w:val="1C2833"/>
+          <w:lang w:val="en-IN"/>
+        </w:rPr>
+        <w:t>VPN connection logs</w:t>
+      </w:r>
+    </w:p>
+    <w:p>
+      <w:pPr>
+        <w:pStyle w:val="ListParagraph"/>
+        <w:numPr>
+          <w:ilvl w:val="0"/>
+          <w:numId w:val="5"/>
+        </w:numPr>
+        <w:suppressLineNumbers w:val="0"/>
+        <w:bidi w:val="0"/>
+        <w:spacing w:before="60" w:beforeAutospacing="off" w:after="60" w:afterAutospacing="off" w:line="259" w:lineRule="auto"/>
+        <w:ind w:right="0"/>
+        <w:jc w:val="left"/>
+        <w:rPr>
+          <w:noProof w:val="0"/>
+          <w:color w:val="1C2833"/>
+          <w:lang w:val="en-IN"/>
+        </w:rPr>
+      </w:pPr>
+      <w:r>
+        <w:rPr>
+          <w:noProof w:val="0"/>
+          <w:color w:val="1C2833"/>
+          <w:lang w:val="en-IN"/>
+        </w:rPr>
+        <w:t>Amazon EKS control plane logs</w:t>
+      </w:r>
+    </w:p>
+    <w:p>
+      <w:pPr>
+        <w:pStyle w:val="ListParagraph"/>
+        <w:numPr>
+          <w:ilvl w:val="0"/>
+          <w:numId w:val="5"/>
+        </w:numPr>
+        <w:suppressLineNumbers w:val="0"/>
+        <w:bidi w:val="0"/>
+        <w:spacing w:before="60" w:beforeAutospacing="off" w:after="60" w:afterAutospacing="off" w:line="259" w:lineRule="auto"/>
+        <w:ind w:right="0"/>
+        <w:jc w:val="left"/>
+        <w:rPr>
+          <w:noProof w:val="0"/>
+          <w:color w:val="1C2833"/>
+          <w:lang w:val="en-IN"/>
+        </w:rPr>
+      </w:pPr>
+      <w:r>
+        <w:rPr>
+          <w:noProof w:val="0"/>
+          <w:color w:val="1C2833"/>
+          <w:lang w:val="en-IN"/>
+        </w:rPr>
+        <w:t>Amazon RDS/Aurora database logs</w:t>
+      </w:r>
+    </w:p>
+    <w:p>
+      <w:pPr>
+        <w:pStyle w:val="ListParagraph"/>
+        <w:numPr>
+          <w:ilvl w:val="0"/>
+          <w:numId w:val="5"/>
+        </w:numPr>
+        <w:suppressLineNumbers w:val="0"/>
+        <w:bidi w:val="0"/>
+        <w:spacing w:before="60" w:beforeAutospacing="off" w:after="60" w:afterAutospacing="off" w:line="259" w:lineRule="auto"/>
+        <w:ind w:right="0"/>
+        <w:jc w:val="left"/>
+        <w:rPr>
+          <w:noProof w:val="0"/>
+          <w:color w:val="1C2833"/>
+          <w:lang w:val="en-IN"/>
+        </w:rPr>
+      </w:pPr>
+      <w:r>
+        <w:rPr>
+          <w:noProof w:val="0"/>
+          <w:color w:val="1C2833"/>
+          <w:lang w:val="en-IN"/>
+        </w:rPr>
+        <w:t>AWS Systems Manager Session Manager logs</w:t>
+      </w:r>
+    </w:p>
+    <w:p>
+      <w:pPr>
+        <w:pStyle w:val="ListParagraph"/>
+        <w:numPr>
+          <w:ilvl w:val="0"/>
+          <w:numId w:val="5"/>
+        </w:numPr>
+        <w:suppressLineNumbers w:val="0"/>
+        <w:bidi w:val="0"/>
+        <w:spacing w:before="60" w:beforeAutospacing="off" w:after="60" w:afterAutospacing="off" w:line="259" w:lineRule="auto"/>
+        <w:ind w:right="0"/>
+        <w:jc w:val="left"/>
+        <w:rPr>
+          <w:noProof w:val="0"/>
+          <w:color w:val="1C2833"/>
+          <w:lang w:val="en-IN"/>
+        </w:rPr>
+      </w:pPr>
+      <w:r>
+        <w:rPr>
+          <w:noProof w:val="0"/>
+          <w:color w:val="1C2833"/>
+          <w:lang w:val="en-IN"/>
+        </w:rPr>
+        <w:t>AWS Backup audit and operational logs</w:t>
+      </w:r>
+    </w:p>
+    <w:p>
+      <w:pPr>
+        <w:pStyle w:val="ListParagraph"/>
+        <w:numPr>
+          <w:ilvl w:val="0"/>
+          <w:numId w:val="5"/>
+        </w:numPr>
+        <w:suppressLineNumbers w:val="0"/>
+        <w:bidi w:val="0"/>
+        <w:spacing w:before="60" w:beforeAutospacing="off" w:after="60" w:afterAutospacing="off" w:line="259" w:lineRule="auto"/>
+        <w:ind w:right="0"/>
+        <w:jc w:val="left"/>
+        <w:rPr>
+          <w:noProof w:val="0"/>
+          <w:color w:val="1C2833"/>
+          <w:lang w:val="en-IN"/>
+        </w:rPr>
+      </w:pPr>
+      <w:r>
+        <w:rPr>
+          <w:noProof w:val="0"/>
+          <w:color w:val="1C2833"/>
+          <w:lang w:val="en-IN"/>
+        </w:rPr>
+        <w:t>Amazon API Gateway access and execution logs</w:t>
+      </w:r>
+    </w:p>
+    <w:p>
+      <w:pPr>
+        <w:pStyle w:val="Normal"/>
+        <w:suppressLineNumbers w:val="0"/>
+        <w:bidi w:val="0"/>
+        <w:spacing w:before="60" w:beforeAutospacing="off" w:after="60" w:afterAutospacing="off" w:line="259" w:lineRule="auto"/>
+        <w:ind w:left="0" w:right="0"/>
+        <w:jc w:val="left"/>
+        <w:rPr>
+          <w:noProof w:val="0"/>
+          <w:color w:val="1C2833"/>
+          <w:lang w:val="en-IN"/>
+        </w:rPr>
+      </w:pPr>
+      <w:r>
+        <w:rPr>
+          <w:noProof w:val="0"/>
+          <w:color w:val="1C2833"/>
+          <w:lang w:val="en-IN"/>
+        </w:rPr>
+        <w:t>These logs are not mandated as Landing Zone baseline controls and should be enabled based on workload-specific requirements. Logging, retention, monitoring, and centralization requirements for such services may be defined through a future Service Logging Catalogue and associated governance standards.</w:t>
+      </w:r>
+    </w:p>
+    <w:p>
+      <w:pPr>
+        <w:pStyle w:val="Heading2"/>
+      </w:pPr>
+      <w:bookmarkStart w:name="_Toc2116365092" w:id="653726266"/>
+      <w:r>
+        <w:rPr/>
         <w:t>3.2 Logging Coverage by Account Type</w:t>
       </w:r>
-      <w:bookmarkEnd w:id="21"/>
+      <w:bookmarkEnd w:id="653726266"/>
     </w:p>
     <w:tbl>
       <w:tblPr>
         <w:tblW w:w="9240" w:type="dxa"/>
         <w:tblBorders>
-          <w:top w:val="single" w:sz="4" w:space="0" w:color="auto"/>
-          <w:left w:val="single" w:sz="4" w:space="0" w:color="auto"/>
-          <w:bottom w:val="single" w:sz="4" w:space="0" w:color="auto"/>
-          <w:right w:val="single" w:sz="4" w:space="0" w:color="auto"/>
-          <w:insideH w:val="single" w:sz="4" w:space="0" w:color="auto"/>
-          <w:insideV w:val="single" w:sz="4" w:space="0" w:color="auto"/>
+          <w:top w:val="single" w:color="auto" w:sz="4" w:space="0"/>
+          <w:left w:val="single" w:color="auto" w:sz="4" w:space="0"/>
+          <w:bottom w:val="single" w:color="auto" w:sz="4" w:space="0"/>
+          <w:right w:val="single" w:color="auto" w:sz="4" w:space="0"/>
+          <w:insideH w:val="single" w:color="auto" w:sz="4" w:space="0"/>
+          <w:insideV w:val="single" w:color="auto" w:sz="4" w:space="0"/>
         </w:tblBorders>
         <w:tblCellMar>
           <w:left w:w="10" w:type="dxa"/>
@@ -8813,10 +8542,10 @@
           <w:tcPr>
             <w:tcW w:w="2158" w:type="dxa"/>
             <w:tcBorders>
-              <w:top w:val="single" w:sz="4" w:space="0" w:color="BBBBBB"/>
-              <w:left w:val="single" w:sz="4" w:space="0" w:color="BBBBBB"/>
-              <w:bottom w:val="single" w:sz="4" w:space="0" w:color="BBBBBB"/>
-              <w:right w:val="single" w:sz="4" w:space="0" w:color="BBBBBB"/>
+              <w:top w:val="single" w:color="BBBBBB" w:sz="4" w:space="0"/>
+              <w:left w:val="single" w:color="BBBBBB" w:sz="4" w:space="0"/>
+              <w:bottom w:val="single" w:color="BBBBBB" w:sz="4" w:space="0"/>
+              <w:right w:val="single" w:color="BBBBBB" w:sz="4" w:space="0"/>
             </w:tcBorders>
             <w:shd w:val="clear" w:color="auto" w:fill="0B2F6B"/>
             <w:tcMar>
@@ -8843,10 +8572,10 @@
           <w:tcPr>
             <w:tcW w:w="6028" w:type="dxa"/>
             <w:tcBorders>
-              <w:top w:val="single" w:sz="4" w:space="0" w:color="BBBBBB"/>
-              <w:left w:val="single" w:sz="4" w:space="0" w:color="BBBBBB"/>
-              <w:bottom w:val="single" w:sz="4" w:space="0" w:color="BBBBBB"/>
-              <w:right w:val="single" w:sz="4" w:space="0" w:color="BBBBBB"/>
+              <w:top w:val="single" w:color="BBBBBB" w:sz="4" w:space="0"/>
+              <w:left w:val="single" w:color="BBBBBB" w:sz="4" w:space="0"/>
+              <w:bottom w:val="single" w:color="BBBBBB" w:sz="4" w:space="0"/>
+              <w:right w:val="single" w:color="BBBBBB" w:sz="4" w:space="0"/>
             </w:tcBorders>
             <w:shd w:val="clear" w:color="auto" w:fill="0B2F6B"/>
             <w:tcMar>
@@ -8873,10 +8602,10 @@
           <w:tcPr>
             <w:tcW w:w="1054" w:type="dxa"/>
             <w:tcBorders>
-              <w:top w:val="single" w:sz="4" w:space="0" w:color="BBBBBB"/>
-              <w:left w:val="single" w:sz="4" w:space="0" w:color="BBBBBB"/>
-              <w:bottom w:val="single" w:sz="4" w:space="0" w:color="BBBBBB"/>
-              <w:right w:val="single" w:sz="4" w:space="0" w:color="BBBBBB"/>
+              <w:top w:val="single" w:color="BBBBBB" w:sz="4" w:space="0"/>
+              <w:left w:val="single" w:color="BBBBBB" w:sz="4" w:space="0"/>
+              <w:bottom w:val="single" w:color="BBBBBB" w:sz="4" w:space="0"/>
+              <w:right w:val="single" w:color="BBBBBB" w:sz="4" w:space="0"/>
             </w:tcBorders>
             <w:shd w:val="clear" w:color="auto" w:fill="0B2F6B"/>
             <w:tcMar>
@@ -8905,10 +8634,10 @@
           <w:tcPr>
             <w:tcW w:w="2158" w:type="dxa"/>
             <w:tcBorders>
-              <w:top w:val="single" w:sz="4" w:space="0" w:color="BBBBBB"/>
-              <w:left w:val="single" w:sz="4" w:space="0" w:color="BBBBBB"/>
-              <w:bottom w:val="single" w:sz="4" w:space="0" w:color="BBBBBB"/>
-              <w:right w:val="single" w:sz="4" w:space="0" w:color="BBBBBB"/>
+              <w:top w:val="single" w:color="BBBBBB" w:sz="4" w:space="0"/>
+              <w:left w:val="single" w:color="BBBBBB" w:sz="4" w:space="0"/>
+              <w:bottom w:val="single" w:color="BBBBBB" w:sz="4" w:space="0"/>
+              <w:right w:val="single" w:color="BBBBBB" w:sz="4" w:space="0"/>
             </w:tcBorders>
             <w:shd w:val="clear" w:color="auto" w:fill="EBF5FB"/>
             <w:tcMar>
@@ -8933,10 +8662,10 @@
           <w:tcPr>
             <w:tcW w:w="6028" w:type="dxa"/>
             <w:tcBorders>
-              <w:top w:val="single" w:sz="4" w:space="0" w:color="BBBBBB"/>
-              <w:left w:val="single" w:sz="4" w:space="0" w:color="BBBBBB"/>
-              <w:bottom w:val="single" w:sz="4" w:space="0" w:color="BBBBBB"/>
-              <w:right w:val="single" w:sz="4" w:space="0" w:color="BBBBBB"/>
+              <w:top w:val="single" w:color="BBBBBB" w:sz="4" w:space="0"/>
+              <w:left w:val="single" w:color="BBBBBB" w:sz="4" w:space="0"/>
+              <w:bottom w:val="single" w:color="BBBBBB" w:sz="4" w:space="0"/>
+              <w:right w:val="single" w:color="BBBBBB" w:sz="4" w:space="0"/>
             </w:tcBorders>
             <w:shd w:val="clear" w:color="auto" w:fill="EBF5FB"/>
             <w:tcMar>
@@ -8977,10 +8706,10 @@
           <w:tcPr>
             <w:tcW w:w="1054" w:type="dxa"/>
             <w:tcBorders>
-              <w:top w:val="single" w:sz="4" w:space="0" w:color="BBBBBB"/>
-              <w:left w:val="single" w:sz="4" w:space="0" w:color="BBBBBB"/>
-              <w:bottom w:val="single" w:sz="4" w:space="0" w:color="BBBBBB"/>
-              <w:right w:val="single" w:sz="4" w:space="0" w:color="BBBBBB"/>
+              <w:top w:val="single" w:color="BBBBBB" w:sz="4" w:space="0"/>
+              <w:left w:val="single" w:color="BBBBBB" w:sz="4" w:space="0"/>
+              <w:bottom w:val="single" w:color="BBBBBB" w:sz="4" w:space="0"/>
+              <w:right w:val="single" w:color="BBBBBB" w:sz="4" w:space="0"/>
             </w:tcBorders>
             <w:shd w:val="clear" w:color="auto" w:fill="FADBD8"/>
             <w:tcMar>
@@ -9009,10 +8738,10 @@
           <w:tcPr>
             <w:tcW w:w="2158" w:type="dxa"/>
             <w:tcBorders>
-              <w:top w:val="single" w:sz="4" w:space="0" w:color="BBBBBB"/>
-              <w:left w:val="single" w:sz="4" w:space="0" w:color="BBBBBB"/>
-              <w:bottom w:val="single" w:sz="4" w:space="0" w:color="BBBBBB"/>
-              <w:right w:val="single" w:sz="4" w:space="0" w:color="BBBBBB"/>
+              <w:top w:val="single" w:color="BBBBBB" w:sz="4" w:space="0"/>
+              <w:left w:val="single" w:color="BBBBBB" w:sz="4" w:space="0"/>
+              <w:bottom w:val="single" w:color="BBBBBB" w:sz="4" w:space="0"/>
+              <w:right w:val="single" w:color="BBBBBB" w:sz="4" w:space="0"/>
             </w:tcBorders>
             <w:shd w:val="clear" w:color="auto" w:fill="FFFFFF"/>
             <w:tcMar>
@@ -9037,10 +8766,10 @@
           <w:tcPr>
             <w:tcW w:w="6028" w:type="dxa"/>
             <w:tcBorders>
-              <w:top w:val="single" w:sz="4" w:space="0" w:color="BBBBBB"/>
-              <w:left w:val="single" w:sz="4" w:space="0" w:color="BBBBBB"/>
-              <w:bottom w:val="single" w:sz="4" w:space="0" w:color="BBBBBB"/>
-              <w:right w:val="single" w:sz="4" w:space="0" w:color="BBBBBB"/>
+              <w:top w:val="single" w:color="BBBBBB" w:sz="4" w:space="0"/>
+              <w:left w:val="single" w:color="BBBBBB" w:sz="4" w:space="0"/>
+              <w:bottom w:val="single" w:color="BBBBBB" w:sz="4" w:space="0"/>
+              <w:right w:val="single" w:color="BBBBBB" w:sz="4" w:space="0"/>
             </w:tcBorders>
             <w:shd w:val="clear" w:color="auto" w:fill="FFFFFF"/>
             <w:tcMar>
@@ -9081,10 +8810,10 @@
           <w:tcPr>
             <w:tcW w:w="1054" w:type="dxa"/>
             <w:tcBorders>
-              <w:top w:val="single" w:sz="4" w:space="0" w:color="BBBBBB"/>
-              <w:left w:val="single" w:sz="4" w:space="0" w:color="BBBBBB"/>
-              <w:bottom w:val="single" w:sz="4" w:space="0" w:color="BBBBBB"/>
-              <w:right w:val="single" w:sz="4" w:space="0" w:color="BBBBBB"/>
+              <w:top w:val="single" w:color="BBBBBB" w:sz="4" w:space="0"/>
+              <w:left w:val="single" w:color="BBBBBB" w:sz="4" w:space="0"/>
+              <w:bottom w:val="single" w:color="BBBBBB" w:sz="4" w:space="0"/>
+              <w:right w:val="single" w:color="BBBBBB" w:sz="4" w:space="0"/>
             </w:tcBorders>
             <w:shd w:val="clear" w:color="auto" w:fill="FADBD8"/>
             <w:tcMar>
@@ -9113,10 +8842,10 @@
           <w:tcPr>
             <w:tcW w:w="2158" w:type="dxa"/>
             <w:tcBorders>
-              <w:top w:val="single" w:sz="4" w:space="0" w:color="BBBBBB"/>
-              <w:left w:val="single" w:sz="4" w:space="0" w:color="BBBBBB"/>
-              <w:bottom w:val="single" w:sz="4" w:space="0" w:color="BBBBBB"/>
-              <w:right w:val="single" w:sz="4" w:space="0" w:color="BBBBBB"/>
+              <w:top w:val="single" w:color="BBBBBB" w:sz="4" w:space="0"/>
+              <w:left w:val="single" w:color="BBBBBB" w:sz="4" w:space="0"/>
+              <w:bottom w:val="single" w:color="BBBBBB" w:sz="4" w:space="0"/>
+              <w:right w:val="single" w:color="BBBBBB" w:sz="4" w:space="0"/>
             </w:tcBorders>
             <w:shd w:val="clear" w:color="auto" w:fill="EBF5FB"/>
             <w:tcMar>
@@ -9141,10 +8870,10 @@
           <w:tcPr>
             <w:tcW w:w="6028" w:type="dxa"/>
             <w:tcBorders>
-              <w:top w:val="single" w:sz="4" w:space="0" w:color="BBBBBB"/>
-              <w:left w:val="single" w:sz="4" w:space="0" w:color="BBBBBB"/>
-              <w:bottom w:val="single" w:sz="4" w:space="0" w:color="BBBBBB"/>
-              <w:right w:val="single" w:sz="4" w:space="0" w:color="BBBBBB"/>
+              <w:top w:val="single" w:color="BBBBBB" w:sz="4" w:space="0"/>
+              <w:left w:val="single" w:color="BBBBBB" w:sz="4" w:space="0"/>
+              <w:bottom w:val="single" w:color="BBBBBB" w:sz="4" w:space="0"/>
+              <w:right w:val="single" w:color="BBBBBB" w:sz="4" w:space="0"/>
             </w:tcBorders>
             <w:shd w:val="clear" w:color="auto" w:fill="EBF5FB"/>
             <w:tcMar>
@@ -9169,10 +8898,10 @@
           <w:tcPr>
             <w:tcW w:w="1054" w:type="dxa"/>
             <w:tcBorders>
-              <w:top w:val="single" w:sz="4" w:space="0" w:color="BBBBBB"/>
-              <w:left w:val="single" w:sz="4" w:space="0" w:color="BBBBBB"/>
-              <w:bottom w:val="single" w:sz="4" w:space="0" w:color="BBBBBB"/>
-              <w:right w:val="single" w:sz="4" w:space="0" w:color="BBBBBB"/>
+              <w:top w:val="single" w:color="BBBBBB" w:sz="4" w:space="0"/>
+              <w:left w:val="single" w:color="BBBBBB" w:sz="4" w:space="0"/>
+              <w:bottom w:val="single" w:color="BBBBBB" w:sz="4" w:space="0"/>
+              <w:right w:val="single" w:color="BBBBBB" w:sz="4" w:space="0"/>
             </w:tcBorders>
             <w:shd w:val="clear" w:color="auto" w:fill="FEF9E7"/>
             <w:tcMar>
@@ -9201,10 +8930,10 @@
           <w:tcPr>
             <w:tcW w:w="2158" w:type="dxa"/>
             <w:tcBorders>
-              <w:top w:val="single" w:sz="4" w:space="0" w:color="BBBBBB"/>
-              <w:left w:val="single" w:sz="4" w:space="0" w:color="BBBBBB"/>
-              <w:bottom w:val="single" w:sz="4" w:space="0" w:color="BBBBBB"/>
-              <w:right w:val="single" w:sz="4" w:space="0" w:color="BBBBBB"/>
+              <w:top w:val="single" w:color="BBBBBB" w:sz="4" w:space="0"/>
+              <w:left w:val="single" w:color="BBBBBB" w:sz="4" w:space="0"/>
+              <w:bottom w:val="single" w:color="BBBBBB" w:sz="4" w:space="0"/>
+              <w:right w:val="single" w:color="BBBBBB" w:sz="4" w:space="0"/>
             </w:tcBorders>
             <w:shd w:val="clear" w:color="auto" w:fill="EBF5FB"/>
             <w:tcMar>
@@ -9236,10 +8965,10 @@
           <w:tcPr>
             <w:tcW w:w="6028" w:type="dxa"/>
             <w:tcBorders>
-              <w:top w:val="single" w:sz="4" w:space="0" w:color="BBBBBB"/>
-              <w:left w:val="single" w:sz="4" w:space="0" w:color="BBBBBB"/>
-              <w:bottom w:val="single" w:sz="4" w:space="0" w:color="BBBBBB"/>
-              <w:right w:val="single" w:sz="4" w:space="0" w:color="BBBBBB"/>
+              <w:top w:val="single" w:color="BBBBBB" w:sz="4" w:space="0"/>
+              <w:left w:val="single" w:color="BBBBBB" w:sz="4" w:space="0"/>
+              <w:bottom w:val="single" w:color="BBBBBB" w:sz="4" w:space="0"/>
+              <w:right w:val="single" w:color="BBBBBB" w:sz="4" w:space="0"/>
             </w:tcBorders>
             <w:shd w:val="clear" w:color="auto" w:fill="EBF5FB"/>
             <w:tcMar>
@@ -9271,10 +9000,10 @@
           <w:tcPr>
             <w:tcW w:w="1054" w:type="dxa"/>
             <w:tcBorders>
-              <w:top w:val="single" w:sz="4" w:space="0" w:color="BBBBBB"/>
-              <w:left w:val="single" w:sz="4" w:space="0" w:color="BBBBBB"/>
-              <w:bottom w:val="single" w:sz="4" w:space="0" w:color="BBBBBB"/>
-              <w:right w:val="single" w:sz="4" w:space="0" w:color="BBBBBB"/>
+              <w:top w:val="single" w:color="BBBBBB" w:sz="4" w:space="0"/>
+              <w:left w:val="single" w:color="BBBBBB" w:sz="4" w:space="0"/>
+              <w:bottom w:val="single" w:color="BBBBBB" w:sz="4" w:space="0"/>
+              <w:right w:val="single" w:color="BBBBBB" w:sz="4" w:space="0"/>
             </w:tcBorders>
             <w:shd w:val="clear" w:color="auto" w:fill="FEF9E7"/>
             <w:tcMar>
@@ -9312,10 +9041,10 @@
           <w:tcPr>
             <w:tcW w:w="2158" w:type="dxa"/>
             <w:tcBorders>
-              <w:top w:val="single" w:sz="4" w:space="0" w:color="BBBBBB"/>
-              <w:left w:val="single" w:sz="4" w:space="0" w:color="BBBBBB"/>
-              <w:bottom w:val="single" w:sz="4" w:space="0" w:color="BBBBBB"/>
-              <w:right w:val="single" w:sz="4" w:space="0" w:color="BBBBBB"/>
+              <w:top w:val="single" w:color="BBBBBB" w:sz="4" w:space="0"/>
+              <w:left w:val="single" w:color="BBBBBB" w:sz="4" w:space="0"/>
+              <w:bottom w:val="single" w:color="BBBBBB" w:sz="4" w:space="0"/>
+              <w:right w:val="single" w:color="BBBBBB" w:sz="4" w:space="0"/>
             </w:tcBorders>
             <w:shd w:val="clear" w:color="auto" w:fill="EBF5FB"/>
             <w:tcMar>
@@ -9379,10 +9108,10 @@
           <w:tcPr>
             <w:tcW w:w="6028" w:type="dxa"/>
             <w:tcBorders>
-              <w:top w:val="single" w:sz="4" w:space="0" w:color="BBBBBB"/>
-              <w:left w:val="single" w:sz="4" w:space="0" w:color="BBBBBB"/>
-              <w:bottom w:val="single" w:sz="4" w:space="0" w:color="BBBBBB"/>
-              <w:right w:val="single" w:sz="4" w:space="0" w:color="BBBBBB"/>
+              <w:top w:val="single" w:color="BBBBBB" w:sz="4" w:space="0"/>
+              <w:left w:val="single" w:color="BBBBBB" w:sz="4" w:space="0"/>
+              <w:bottom w:val="single" w:color="BBBBBB" w:sz="4" w:space="0"/>
+              <w:right w:val="single" w:color="BBBBBB" w:sz="4" w:space="0"/>
             </w:tcBorders>
             <w:shd w:val="clear" w:color="auto" w:fill="EBF5FB"/>
             <w:tcMar>
@@ -9430,10 +9159,10 @@
           <w:tcPr>
             <w:tcW w:w="1054" w:type="dxa"/>
             <w:tcBorders>
-              <w:top w:val="single" w:sz="4" w:space="0" w:color="BBBBBB"/>
-              <w:left w:val="single" w:sz="4" w:space="0" w:color="BBBBBB"/>
-              <w:bottom w:val="single" w:sz="4" w:space="0" w:color="BBBBBB"/>
-              <w:right w:val="single" w:sz="4" w:space="0" w:color="BBBBBB"/>
+              <w:top w:val="single" w:color="BBBBBB" w:sz="4" w:space="0"/>
+              <w:left w:val="single" w:color="BBBBBB" w:sz="4" w:space="0"/>
+              <w:bottom w:val="single" w:color="BBBBBB" w:sz="4" w:space="0"/>
+              <w:right w:val="single" w:color="BBBBBB" w:sz="4" w:space="0"/>
             </w:tcBorders>
             <w:shd w:val="clear" w:color="auto" w:fill="FEF9E7"/>
             <w:tcMar>
@@ -9471,10 +9200,10 @@
           <w:tcPr>
             <w:tcW w:w="2158" w:type="dxa"/>
             <w:tcBorders>
-              <w:top w:val="single" w:sz="4" w:space="0" w:color="BBBBBB"/>
-              <w:left w:val="single" w:sz="4" w:space="0" w:color="BBBBBB"/>
-              <w:bottom w:val="single" w:sz="4" w:space="0" w:color="BBBBBB"/>
-              <w:right w:val="single" w:sz="4" w:space="0" w:color="BBBBBB"/>
+              <w:top w:val="single" w:color="BBBBBB" w:sz="4" w:space="0"/>
+              <w:left w:val="single" w:color="BBBBBB" w:sz="4" w:space="0"/>
+              <w:bottom w:val="single" w:color="BBBBBB" w:sz="4" w:space="0"/>
+              <w:right w:val="single" w:color="BBBBBB" w:sz="4" w:space="0"/>
             </w:tcBorders>
             <w:shd w:val="clear" w:color="auto" w:fill="EBF5FB"/>
             <w:tcMar>
@@ -9506,10 +9235,10 @@
           <w:tcPr>
             <w:tcW w:w="6028" w:type="dxa"/>
             <w:tcBorders>
-              <w:top w:val="single" w:sz="4" w:space="0" w:color="BBBBBB"/>
-              <w:left w:val="single" w:sz="4" w:space="0" w:color="BBBBBB"/>
-              <w:bottom w:val="single" w:sz="4" w:space="0" w:color="BBBBBB"/>
-              <w:right w:val="single" w:sz="4" w:space="0" w:color="BBBBBB"/>
+              <w:top w:val="single" w:color="BBBBBB" w:sz="4" w:space="0"/>
+              <w:left w:val="single" w:color="BBBBBB" w:sz="4" w:space="0"/>
+              <w:bottom w:val="single" w:color="BBBBBB" w:sz="4" w:space="0"/>
+              <w:right w:val="single" w:color="BBBBBB" w:sz="4" w:space="0"/>
             </w:tcBorders>
             <w:shd w:val="clear" w:color="auto" w:fill="EBF5FB"/>
             <w:tcMar>
@@ -9557,10 +9286,10 @@
           <w:tcPr>
             <w:tcW w:w="1054" w:type="dxa"/>
             <w:tcBorders>
-              <w:top w:val="single" w:sz="4" w:space="0" w:color="BBBBBB"/>
-              <w:left w:val="single" w:sz="4" w:space="0" w:color="BBBBBB"/>
-              <w:bottom w:val="single" w:sz="4" w:space="0" w:color="BBBBBB"/>
-              <w:right w:val="single" w:sz="4" w:space="0" w:color="BBBBBB"/>
+              <w:top w:val="single" w:color="BBBBBB" w:sz="4" w:space="0"/>
+              <w:left w:val="single" w:color="BBBBBB" w:sz="4" w:space="0"/>
+              <w:bottom w:val="single" w:color="BBBBBB" w:sz="4" w:space="0"/>
+              <w:right w:val="single" w:color="BBBBBB" w:sz="4" w:space="0"/>
             </w:tcBorders>
             <w:shd w:val="clear" w:color="auto" w:fill="FEF9E7"/>
             <w:tcMar>
@@ -9598,10 +9327,10 @@
           <w:tcPr>
             <w:tcW w:w="2158" w:type="dxa"/>
             <w:tcBorders>
-              <w:top w:val="single" w:sz="4" w:space="0" w:color="BBBBBB"/>
-              <w:left w:val="single" w:sz="4" w:space="0" w:color="BBBBBB"/>
-              <w:bottom w:val="single" w:sz="4" w:space="0" w:color="BBBBBB"/>
-              <w:right w:val="single" w:sz="4" w:space="0" w:color="BBBBBB"/>
+              <w:top w:val="single" w:color="BBBBBB" w:sz="4" w:space="0"/>
+              <w:left w:val="single" w:color="BBBBBB" w:sz="4" w:space="0"/>
+              <w:bottom w:val="single" w:color="BBBBBB" w:sz="4" w:space="0"/>
+              <w:right w:val="single" w:color="BBBBBB" w:sz="4" w:space="0"/>
             </w:tcBorders>
             <w:shd w:val="clear" w:color="auto" w:fill="FFFFFF"/>
             <w:tcMar>
@@ -9626,10 +9355,10 @@
           <w:tcPr>
             <w:tcW w:w="6028" w:type="dxa"/>
             <w:tcBorders>
-              <w:top w:val="single" w:sz="4" w:space="0" w:color="BBBBBB"/>
-              <w:left w:val="single" w:sz="4" w:space="0" w:color="BBBBBB"/>
-              <w:bottom w:val="single" w:sz="4" w:space="0" w:color="BBBBBB"/>
-              <w:right w:val="single" w:sz="4" w:space="0" w:color="BBBBBB"/>
+              <w:top w:val="single" w:color="BBBBBB" w:sz="4" w:space="0"/>
+              <w:left w:val="single" w:color="BBBBBB" w:sz="4" w:space="0"/>
+              <w:bottom w:val="single" w:color="BBBBBB" w:sz="4" w:space="0"/>
+              <w:right w:val="single" w:color="BBBBBB" w:sz="4" w:space="0"/>
             </w:tcBorders>
             <w:shd w:val="clear" w:color="auto" w:fill="FFFFFF"/>
             <w:tcMar>
@@ -9654,10 +9383,10 @@
           <w:tcPr>
             <w:tcW w:w="1054" w:type="dxa"/>
             <w:tcBorders>
-              <w:top w:val="single" w:sz="4" w:space="0" w:color="BBBBBB"/>
-              <w:left w:val="single" w:sz="4" w:space="0" w:color="BBBBBB"/>
-              <w:bottom w:val="single" w:sz="4" w:space="0" w:color="BBBBBB"/>
-              <w:right w:val="single" w:sz="4" w:space="0" w:color="BBBBBB"/>
+              <w:top w:val="single" w:color="BBBBBB" w:sz="4" w:space="0"/>
+              <w:left w:val="single" w:color="BBBBBB" w:sz="4" w:space="0"/>
+              <w:bottom w:val="single" w:color="BBBBBB" w:sz="4" w:space="0"/>
+              <w:right w:val="single" w:color="BBBBBB" w:sz="4" w:space="0"/>
             </w:tcBorders>
             <w:shd w:val="clear" w:color="auto" w:fill="FADBD8"/>
             <w:tcMar>
@@ -9686,10 +9415,10 @@
           <w:tcPr>
             <w:tcW w:w="2158" w:type="dxa"/>
             <w:tcBorders>
-              <w:top w:val="single" w:sz="4" w:space="0" w:color="BBBBBB"/>
-              <w:left w:val="single" w:sz="4" w:space="0" w:color="BBBBBB"/>
-              <w:bottom w:val="single" w:sz="4" w:space="0" w:color="BBBBBB"/>
-              <w:right w:val="single" w:sz="4" w:space="0" w:color="BBBBBB"/>
+              <w:top w:val="single" w:color="BBBBBB" w:sz="4" w:space="0"/>
+              <w:left w:val="single" w:color="BBBBBB" w:sz="4" w:space="0"/>
+              <w:bottom w:val="single" w:color="BBBBBB" w:sz="4" w:space="0"/>
+              <w:right w:val="single" w:color="BBBBBB" w:sz="4" w:space="0"/>
             </w:tcBorders>
             <w:shd w:val="clear" w:color="auto" w:fill="EBF5FB"/>
             <w:tcMar>
@@ -9730,10 +9459,10 @@
           <w:tcPr>
             <w:tcW w:w="6028" w:type="dxa"/>
             <w:tcBorders>
-              <w:top w:val="single" w:sz="4" w:space="0" w:color="BBBBBB"/>
-              <w:left w:val="single" w:sz="4" w:space="0" w:color="BBBBBB"/>
-              <w:bottom w:val="single" w:sz="4" w:space="0" w:color="BBBBBB"/>
-              <w:right w:val="single" w:sz="4" w:space="0" w:color="BBBBBB"/>
+              <w:top w:val="single" w:color="BBBBBB" w:sz="4" w:space="0"/>
+              <w:left w:val="single" w:color="BBBBBB" w:sz="4" w:space="0"/>
+              <w:bottom w:val="single" w:color="BBBBBB" w:sz="4" w:space="0"/>
+              <w:right w:val="single" w:color="BBBBBB" w:sz="4" w:space="0"/>
             </w:tcBorders>
             <w:shd w:val="clear" w:color="auto" w:fill="EBF5FB"/>
             <w:tcMar>
@@ -9774,10 +9503,10 @@
           <w:tcPr>
             <w:tcW w:w="1054" w:type="dxa"/>
             <w:tcBorders>
-              <w:top w:val="single" w:sz="4" w:space="0" w:color="BBBBBB"/>
-              <w:left w:val="single" w:sz="4" w:space="0" w:color="BBBBBB"/>
-              <w:bottom w:val="single" w:sz="4" w:space="0" w:color="BBBBBB"/>
-              <w:right w:val="single" w:sz="4" w:space="0" w:color="BBBBBB"/>
+              <w:top w:val="single" w:color="BBBBBB" w:sz="4" w:space="0"/>
+              <w:left w:val="single" w:color="BBBBBB" w:sz="4" w:space="0"/>
+              <w:bottom w:val="single" w:color="BBBBBB" w:sz="4" w:space="0"/>
+              <w:right w:val="single" w:color="BBBBBB" w:sz="4" w:space="0"/>
             </w:tcBorders>
             <w:shd w:val="clear" w:color="auto" w:fill="FEF9E7"/>
             <w:tcMar>
@@ -9806,10 +9535,10 @@
           <w:tcPr>
             <w:tcW w:w="2158" w:type="dxa"/>
             <w:tcBorders>
-              <w:top w:val="single" w:sz="4" w:space="0" w:color="BBBBBB"/>
-              <w:left w:val="single" w:sz="4" w:space="0" w:color="BBBBBB"/>
-              <w:bottom w:val="single" w:sz="4" w:space="0" w:color="BBBBBB"/>
-              <w:right w:val="single" w:sz="4" w:space="0" w:color="BBBBBB"/>
+              <w:top w:val="single" w:color="BBBBBB" w:sz="4" w:space="0"/>
+              <w:left w:val="single" w:color="BBBBBB" w:sz="4" w:space="0"/>
+              <w:bottom w:val="single" w:color="BBBBBB" w:sz="4" w:space="0"/>
+              <w:right w:val="single" w:color="BBBBBB" w:sz="4" w:space="0"/>
             </w:tcBorders>
             <w:shd w:val="clear" w:color="auto" w:fill="EBF5FB"/>
             <w:tcMar>
@@ -9841,10 +9570,10 @@
           <w:tcPr>
             <w:tcW w:w="6028" w:type="dxa"/>
             <w:tcBorders>
-              <w:top w:val="single" w:sz="4" w:space="0" w:color="BBBBBB"/>
-              <w:left w:val="single" w:sz="4" w:space="0" w:color="BBBBBB"/>
-              <w:bottom w:val="single" w:sz="4" w:space="0" w:color="BBBBBB"/>
-              <w:right w:val="single" w:sz="4" w:space="0" w:color="BBBBBB"/>
+              <w:top w:val="single" w:color="BBBBBB" w:sz="4" w:space="0"/>
+              <w:left w:val="single" w:color="BBBBBB" w:sz="4" w:space="0"/>
+              <w:bottom w:val="single" w:color="BBBBBB" w:sz="4" w:space="0"/>
+              <w:right w:val="single" w:color="BBBBBB" w:sz="4" w:space="0"/>
             </w:tcBorders>
             <w:shd w:val="clear" w:color="auto" w:fill="EBF5FB"/>
             <w:tcMar>
@@ -9876,10 +9605,10 @@
           <w:tcPr>
             <w:tcW w:w="1054" w:type="dxa"/>
             <w:tcBorders>
-              <w:top w:val="single" w:sz="4" w:space="0" w:color="BBBBBB"/>
-              <w:left w:val="single" w:sz="4" w:space="0" w:color="BBBBBB"/>
-              <w:bottom w:val="single" w:sz="4" w:space="0" w:color="BBBBBB"/>
-              <w:right w:val="single" w:sz="4" w:space="0" w:color="BBBBBB"/>
+              <w:top w:val="single" w:color="BBBBBB" w:sz="4" w:space="0"/>
+              <w:left w:val="single" w:color="BBBBBB" w:sz="4" w:space="0"/>
+              <w:bottom w:val="single" w:color="BBBBBB" w:sz="4" w:space="0"/>
+              <w:right w:val="single" w:color="BBBBBB" w:sz="4" w:space="0"/>
             </w:tcBorders>
             <w:shd w:val="clear" w:color="auto" w:fill="FEF9E7"/>
             <w:tcMar>
@@ -9917,10 +9646,10 @@
           <w:tcPr>
             <w:tcW w:w="2158" w:type="dxa"/>
             <w:tcBorders>
-              <w:top w:val="single" w:sz="4" w:space="0" w:color="BBBBBB"/>
-              <w:left w:val="single" w:sz="4" w:space="0" w:color="BBBBBB"/>
-              <w:bottom w:val="single" w:sz="4" w:space="0" w:color="BBBBBB"/>
-              <w:right w:val="single" w:sz="4" w:space="0" w:color="BBBBBB"/>
+              <w:top w:val="single" w:color="BBBBBB" w:sz="4" w:space="0"/>
+              <w:left w:val="single" w:color="BBBBBB" w:sz="4" w:space="0"/>
+              <w:bottom w:val="single" w:color="BBBBBB" w:sz="4" w:space="0"/>
+              <w:right w:val="single" w:color="BBBBBB" w:sz="4" w:space="0"/>
             </w:tcBorders>
             <w:shd w:val="clear" w:color="auto" w:fill="EBF5FB"/>
             <w:tcMar>
@@ -9952,10 +9681,10 @@
           <w:tcPr>
             <w:tcW w:w="6028" w:type="dxa"/>
             <w:tcBorders>
-              <w:top w:val="single" w:sz="4" w:space="0" w:color="BBBBBB"/>
-              <w:left w:val="single" w:sz="4" w:space="0" w:color="BBBBBB"/>
-              <w:bottom w:val="single" w:sz="4" w:space="0" w:color="BBBBBB"/>
-              <w:right w:val="single" w:sz="4" w:space="0" w:color="BBBBBB"/>
+              <w:top w:val="single" w:color="BBBBBB" w:sz="4" w:space="0"/>
+              <w:left w:val="single" w:color="BBBBBB" w:sz="4" w:space="0"/>
+              <w:bottom w:val="single" w:color="BBBBBB" w:sz="4" w:space="0"/>
+              <w:right w:val="single" w:color="BBBBBB" w:sz="4" w:space="0"/>
             </w:tcBorders>
             <w:shd w:val="clear" w:color="auto" w:fill="EBF5FB"/>
             <w:tcMar>
@@ -9987,10 +9716,10 @@
           <w:tcPr>
             <w:tcW w:w="1054" w:type="dxa"/>
             <w:tcBorders>
-              <w:top w:val="single" w:sz="4" w:space="0" w:color="BBBBBB"/>
-              <w:left w:val="single" w:sz="4" w:space="0" w:color="BBBBBB"/>
-              <w:bottom w:val="single" w:sz="4" w:space="0" w:color="BBBBBB"/>
-              <w:right w:val="single" w:sz="4" w:space="0" w:color="BBBBBB"/>
+              <w:top w:val="single" w:color="BBBBBB" w:sz="4" w:space="0"/>
+              <w:left w:val="single" w:color="BBBBBB" w:sz="4" w:space="0"/>
+              <w:bottom w:val="single" w:color="BBBBBB" w:sz="4" w:space="0"/>
+              <w:right w:val="single" w:color="BBBBBB" w:sz="4" w:space="0"/>
             </w:tcBorders>
             <w:shd w:val="clear" w:color="auto" w:fill="FEF9E7"/>
             <w:tcMar>
@@ -10026,10 +9755,10 @@
           <w:tcPr>
             <w:tcW w:w="2158" w:type="dxa"/>
             <w:tcBorders>
-              <w:top w:val="single" w:sz="4" w:space="0" w:color="BBBBBB"/>
-              <w:left w:val="single" w:sz="4" w:space="0" w:color="BBBBBB"/>
-              <w:bottom w:val="single" w:sz="4" w:space="0" w:color="BBBBBB"/>
-              <w:right w:val="single" w:sz="4" w:space="0" w:color="BBBBBB"/>
+              <w:top w:val="single" w:color="BBBBBB" w:sz="4" w:space="0"/>
+              <w:left w:val="single" w:color="BBBBBB" w:sz="4" w:space="0"/>
+              <w:bottom w:val="single" w:color="BBBBBB" w:sz="4" w:space="0"/>
+              <w:right w:val="single" w:color="BBBBBB" w:sz="4" w:space="0"/>
             </w:tcBorders>
             <w:shd w:val="clear" w:color="auto" w:fill="FFFFFF"/>
             <w:tcMar>
@@ -10054,10 +9783,10 @@
           <w:tcPr>
             <w:tcW w:w="6028" w:type="dxa"/>
             <w:tcBorders>
-              <w:top w:val="single" w:sz="4" w:space="0" w:color="BBBBBB"/>
-              <w:left w:val="single" w:sz="4" w:space="0" w:color="BBBBBB"/>
-              <w:bottom w:val="single" w:sz="4" w:space="0" w:color="BBBBBB"/>
-              <w:right w:val="single" w:sz="4" w:space="0" w:color="BBBBBB"/>
+              <w:top w:val="single" w:color="BBBBBB" w:sz="4" w:space="0"/>
+              <w:left w:val="single" w:color="BBBBBB" w:sz="4" w:space="0"/>
+              <w:bottom w:val="single" w:color="BBBBBB" w:sz="4" w:space="0"/>
+              <w:right w:val="single" w:color="BBBBBB" w:sz="4" w:space="0"/>
             </w:tcBorders>
             <w:shd w:val="clear" w:color="auto" w:fill="FFFFFF"/>
             <w:tcMar>
@@ -10082,10 +9811,10 @@
           <w:tcPr>
             <w:tcW w:w="1054" w:type="dxa"/>
             <w:tcBorders>
-              <w:top w:val="single" w:sz="4" w:space="0" w:color="BBBBBB"/>
-              <w:left w:val="single" w:sz="4" w:space="0" w:color="BBBBBB"/>
-              <w:bottom w:val="single" w:sz="4" w:space="0" w:color="BBBBBB"/>
-              <w:right w:val="single" w:sz="4" w:space="0" w:color="BBBBBB"/>
+              <w:top w:val="single" w:color="BBBBBB" w:sz="4" w:space="0"/>
+              <w:left w:val="single" w:color="BBBBBB" w:sz="4" w:space="0"/>
+              <w:bottom w:val="single" w:color="BBBBBB" w:sz="4" w:space="0"/>
+              <w:right w:val="single" w:color="BBBBBB" w:sz="4" w:space="0"/>
             </w:tcBorders>
             <w:shd w:val="clear" w:color="auto" w:fill="D6EAF8"/>
             <w:tcMar>
@@ -10114,10 +9843,10 @@
           <w:tcPr>
             <w:tcW w:w="2158" w:type="dxa"/>
             <w:tcBorders>
-              <w:top w:val="single" w:sz="4" w:space="0" w:color="BBBBBB"/>
-              <w:left w:val="single" w:sz="4" w:space="0" w:color="BBBBBB"/>
-              <w:bottom w:val="single" w:sz="4" w:space="0" w:color="BBBBBB"/>
-              <w:right w:val="single" w:sz="4" w:space="0" w:color="BBBBBB"/>
+              <w:top w:val="single" w:color="BBBBBB" w:sz="4" w:space="0"/>
+              <w:left w:val="single" w:color="BBBBBB" w:sz="4" w:space="0"/>
+              <w:bottom w:val="single" w:color="BBBBBB" w:sz="4" w:space="0"/>
+              <w:right w:val="single" w:color="BBBBBB" w:sz="4" w:space="0"/>
             </w:tcBorders>
             <w:shd w:val="clear" w:color="auto" w:fill="EBF5FB"/>
             <w:tcMar>
@@ -10142,10 +9871,10 @@
           <w:tcPr>
             <w:tcW w:w="6028" w:type="dxa"/>
             <w:tcBorders>
-              <w:top w:val="single" w:sz="4" w:space="0" w:color="BBBBBB"/>
-              <w:left w:val="single" w:sz="4" w:space="0" w:color="BBBBBB"/>
-              <w:bottom w:val="single" w:sz="4" w:space="0" w:color="BBBBBB"/>
-              <w:right w:val="single" w:sz="4" w:space="0" w:color="BBBBBB"/>
+              <w:top w:val="single" w:color="BBBBBB" w:sz="4" w:space="0"/>
+              <w:left w:val="single" w:color="BBBBBB" w:sz="4" w:space="0"/>
+              <w:bottom w:val="single" w:color="BBBBBB" w:sz="4" w:space="0"/>
+              <w:right w:val="single" w:color="BBBBBB" w:sz="4" w:space="0"/>
             </w:tcBorders>
             <w:shd w:val="clear" w:color="auto" w:fill="EBF5FB"/>
             <w:tcMar>
@@ -10193,10 +9922,10 @@
           <w:tcPr>
             <w:tcW w:w="1054" w:type="dxa"/>
             <w:tcBorders>
-              <w:top w:val="single" w:sz="4" w:space="0" w:color="BBBBBB"/>
-              <w:left w:val="single" w:sz="4" w:space="0" w:color="BBBBBB"/>
-              <w:bottom w:val="single" w:sz="4" w:space="0" w:color="BBBBBB"/>
-              <w:right w:val="single" w:sz="4" w:space="0" w:color="BBBBBB"/>
+              <w:top w:val="single" w:color="BBBBBB" w:sz="4" w:space="0"/>
+              <w:left w:val="single" w:color="BBBBBB" w:sz="4" w:space="0"/>
+              <w:bottom w:val="single" w:color="BBBBBB" w:sz="4" w:space="0"/>
+              <w:right w:val="single" w:color="BBBBBB" w:sz="4" w:space="0"/>
             </w:tcBorders>
             <w:shd w:val="clear" w:color="auto" w:fill="FEF9E7"/>
             <w:tcMar>
@@ -10230,20 +9959,23 @@
       <w:pPr>
         <w:pStyle w:val="Heading1"/>
         <w:pBdr>
-          <w:bottom w:val="single" w:sz="10" w:space="4" w:color="B03A2E"/>
+          <w:bottom w:val="single" w:color="B03A2E" w:sz="10" w:space="4"/>
         </w:pBdr>
       </w:pPr>
-      <w:bookmarkStart w:id="22" w:name="_Toc233727412"/>
-      <w:r>
+      <w:bookmarkStart w:name="_Toc448257388" w:id="143588276"/>
+      <w:r>
+        <w:rPr/>
         <w:t xml:space="preserve">4.  Log Lifecycle </w:t>
       </w:r>
       <w:r>
+        <w:rPr/>
         <w:t>Management (</w:t>
       </w:r>
       <w:r>
+        <w:rPr/>
         <w:t>WI-1543651)</w:t>
       </w:r>
-      <w:bookmarkEnd w:id="22"/>
+      <w:bookmarkEnd w:id="143588276"/>
     </w:p>
     <w:p>
       <w:pPr>
@@ -10260,22 +9992,23 @@
       <w:pPr>
         <w:pStyle w:val="Heading2"/>
       </w:pPr>
-      <w:bookmarkStart w:id="23" w:name="_Toc233727413"/>
-      <w:r>
+      <w:bookmarkStart w:name="_Toc1201401705" w:id="1702901023"/>
+      <w:r>
+        <w:rPr/>
         <w:t>4.1 Lifecycle Stages</w:t>
       </w:r>
-      <w:bookmarkEnd w:id="23"/>
+      <w:bookmarkEnd w:id="1702901023"/>
     </w:p>
     <w:tbl>
       <w:tblPr>
         <w:tblW w:w="9240" w:type="dxa"/>
         <w:tblBorders>
-          <w:top w:val="single" w:sz="4" w:space="0" w:color="auto"/>
-          <w:left w:val="single" w:sz="4" w:space="0" w:color="auto"/>
-          <w:bottom w:val="single" w:sz="4" w:space="0" w:color="auto"/>
-          <w:right w:val="single" w:sz="4" w:space="0" w:color="auto"/>
-          <w:insideH w:val="single" w:sz="4" w:space="0" w:color="auto"/>
-          <w:insideV w:val="single" w:sz="4" w:space="0" w:color="auto"/>
+          <w:top w:val="single" w:color="auto" w:sz="4" w:space="0"/>
+          <w:left w:val="single" w:color="auto" w:sz="4" w:space="0"/>
+          <w:bottom w:val="single" w:color="auto" w:sz="4" w:space="0"/>
+          <w:right w:val="single" w:color="auto" w:sz="4" w:space="0"/>
+          <w:insideH w:val="single" w:color="auto" w:sz="4" w:space="0"/>
+          <w:insideV w:val="single" w:color="auto" w:sz="4" w:space="0"/>
         </w:tblBorders>
         <w:tblCellMar>
           <w:left w:w="10" w:type="dxa"/>
@@ -10294,10 +10027,10 @@
           <w:tcPr>
             <w:tcW w:w="1600" w:type="dxa"/>
             <w:tcBorders>
-              <w:top w:val="single" w:sz="4" w:space="0" w:color="BBBBBB"/>
-              <w:left w:val="single" w:sz="4" w:space="0" w:color="BBBBBB"/>
-              <w:bottom w:val="single" w:sz="4" w:space="0" w:color="BBBBBB"/>
-              <w:right w:val="single" w:sz="4" w:space="0" w:color="BBBBBB"/>
+              <w:top w:val="single" w:color="BBBBBB" w:sz="4" w:space="0"/>
+              <w:left w:val="single" w:color="BBBBBB" w:sz="4" w:space="0"/>
+              <w:bottom w:val="single" w:color="BBBBBB" w:sz="4" w:space="0"/>
+              <w:right w:val="single" w:color="BBBBBB" w:sz="4" w:space="0"/>
             </w:tcBorders>
             <w:shd w:val="clear" w:color="auto" w:fill="0B2F6B"/>
             <w:tcMar>
@@ -10324,10 +10057,10 @@
           <w:tcPr>
             <w:tcW w:w="2800" w:type="dxa"/>
             <w:tcBorders>
-              <w:top w:val="single" w:sz="4" w:space="0" w:color="BBBBBB"/>
-              <w:left w:val="single" w:sz="4" w:space="0" w:color="BBBBBB"/>
-              <w:bottom w:val="single" w:sz="4" w:space="0" w:color="BBBBBB"/>
-              <w:right w:val="single" w:sz="4" w:space="0" w:color="BBBBBB"/>
+              <w:top w:val="single" w:color="BBBBBB" w:sz="4" w:space="0"/>
+              <w:left w:val="single" w:color="BBBBBB" w:sz="4" w:space="0"/>
+              <w:bottom w:val="single" w:color="BBBBBB" w:sz="4" w:space="0"/>
+              <w:right w:val="single" w:color="BBBBBB" w:sz="4" w:space="0"/>
             </w:tcBorders>
             <w:shd w:val="clear" w:color="auto" w:fill="0B2F6B"/>
             <w:tcMar>
@@ -10354,10 +10087,10 @@
           <w:tcPr>
             <w:tcW w:w="2440" w:type="dxa"/>
             <w:tcBorders>
-              <w:top w:val="single" w:sz="4" w:space="0" w:color="BBBBBB"/>
-              <w:left w:val="single" w:sz="4" w:space="0" w:color="BBBBBB"/>
-              <w:bottom w:val="single" w:sz="4" w:space="0" w:color="BBBBBB"/>
-              <w:right w:val="single" w:sz="4" w:space="0" w:color="BBBBBB"/>
+              <w:top w:val="single" w:color="BBBBBB" w:sz="4" w:space="0"/>
+              <w:left w:val="single" w:color="BBBBBB" w:sz="4" w:space="0"/>
+              <w:bottom w:val="single" w:color="BBBBBB" w:sz="4" w:space="0"/>
+              <w:right w:val="single" w:color="BBBBBB" w:sz="4" w:space="0"/>
             </w:tcBorders>
             <w:shd w:val="clear" w:color="auto" w:fill="0B2F6B"/>
             <w:tcMar>
@@ -10384,10 +10117,10 @@
           <w:tcPr>
             <w:tcW w:w="2400" w:type="dxa"/>
             <w:tcBorders>
-              <w:top w:val="single" w:sz="4" w:space="0" w:color="BBBBBB"/>
-              <w:left w:val="single" w:sz="4" w:space="0" w:color="BBBBBB"/>
-              <w:bottom w:val="single" w:sz="4" w:space="0" w:color="BBBBBB"/>
-              <w:right w:val="single" w:sz="4" w:space="0" w:color="BBBBBB"/>
+              <w:top w:val="single" w:color="BBBBBB" w:sz="4" w:space="0"/>
+              <w:left w:val="single" w:color="BBBBBB" w:sz="4" w:space="0"/>
+              <w:bottom w:val="single" w:color="BBBBBB" w:sz="4" w:space="0"/>
+              <w:right w:val="single" w:color="BBBBBB" w:sz="4" w:space="0"/>
             </w:tcBorders>
             <w:shd w:val="clear" w:color="auto" w:fill="0B2F6B"/>
             <w:tcMar>
@@ -10416,10 +10149,10 @@
           <w:tcPr>
             <w:tcW w:w="1600" w:type="dxa"/>
             <w:tcBorders>
-              <w:top w:val="single" w:sz="4" w:space="0" w:color="BBBBBB"/>
-              <w:left w:val="single" w:sz="4" w:space="0" w:color="BBBBBB"/>
-              <w:bottom w:val="single" w:sz="4" w:space="0" w:color="BBBBBB"/>
-              <w:right w:val="single" w:sz="4" w:space="0" w:color="BBBBBB"/>
+              <w:top w:val="single" w:color="BBBBBB" w:sz="4" w:space="0"/>
+              <w:left w:val="single" w:color="BBBBBB" w:sz="4" w:space="0"/>
+              <w:bottom w:val="single" w:color="BBBBBB" w:sz="4" w:space="0"/>
+              <w:right w:val="single" w:color="BBBBBB" w:sz="4" w:space="0"/>
             </w:tcBorders>
             <w:shd w:val="clear" w:color="auto" w:fill="FFFFFF"/>
             <w:tcMar>
@@ -10446,10 +10179,10 @@
           <w:tcPr>
             <w:tcW w:w="2800" w:type="dxa"/>
             <w:tcBorders>
-              <w:top w:val="single" w:sz="4" w:space="0" w:color="BBBBBB"/>
-              <w:left w:val="single" w:sz="4" w:space="0" w:color="BBBBBB"/>
-              <w:bottom w:val="single" w:sz="4" w:space="0" w:color="BBBBBB"/>
-              <w:right w:val="single" w:sz="4" w:space="0" w:color="BBBBBB"/>
+              <w:top w:val="single" w:color="BBBBBB" w:sz="4" w:space="0"/>
+              <w:left w:val="single" w:color="BBBBBB" w:sz="4" w:space="0"/>
+              <w:bottom w:val="single" w:color="BBBBBB" w:sz="4" w:space="0"/>
+              <w:right w:val="single" w:color="BBBBBB" w:sz="4" w:space="0"/>
             </w:tcBorders>
             <w:shd w:val="clear" w:color="auto" w:fill="FFFFFF"/>
             <w:tcMar>
@@ -10474,10 +10207,10 @@
           <w:tcPr>
             <w:tcW w:w="2440" w:type="dxa"/>
             <w:tcBorders>
-              <w:top w:val="single" w:sz="4" w:space="0" w:color="BBBBBB"/>
-              <w:left w:val="single" w:sz="4" w:space="0" w:color="BBBBBB"/>
-              <w:bottom w:val="single" w:sz="4" w:space="0" w:color="BBBBBB"/>
-              <w:right w:val="single" w:sz="4" w:space="0" w:color="BBBBBB"/>
+              <w:top w:val="single" w:color="BBBBBB" w:sz="4" w:space="0"/>
+              <w:left w:val="single" w:color="BBBBBB" w:sz="4" w:space="0"/>
+              <w:bottom w:val="single" w:color="BBBBBB" w:sz="4" w:space="0"/>
+              <w:right w:val="single" w:color="BBBBBB" w:sz="4" w:space="0"/>
             </w:tcBorders>
             <w:shd w:val="clear" w:color="auto" w:fill="FFFFFF"/>
             <w:tcMar>
@@ -10518,10 +10251,10 @@
           <w:tcPr>
             <w:tcW w:w="2400" w:type="dxa"/>
             <w:tcBorders>
-              <w:top w:val="single" w:sz="4" w:space="0" w:color="BBBBBB"/>
-              <w:left w:val="single" w:sz="4" w:space="0" w:color="BBBBBB"/>
-              <w:bottom w:val="single" w:sz="4" w:space="0" w:color="BBBBBB"/>
-              <w:right w:val="single" w:sz="4" w:space="0" w:color="BBBBBB"/>
+              <w:top w:val="single" w:color="BBBBBB" w:sz="4" w:space="0"/>
+              <w:left w:val="single" w:color="BBBBBB" w:sz="4" w:space="0"/>
+              <w:bottom w:val="single" w:color="BBBBBB" w:sz="4" w:space="0"/>
+              <w:right w:val="single" w:color="BBBBBB" w:sz="4" w:space="0"/>
             </w:tcBorders>
             <w:shd w:val="clear" w:color="auto" w:fill="FFFFFF"/>
             <w:tcMar>
@@ -10548,10 +10281,10 @@
           <w:tcPr>
             <w:tcW w:w="1600" w:type="dxa"/>
             <w:tcBorders>
-              <w:top w:val="single" w:sz="4" w:space="0" w:color="BBBBBB"/>
-              <w:left w:val="single" w:sz="4" w:space="0" w:color="BBBBBB"/>
-              <w:bottom w:val="single" w:sz="4" w:space="0" w:color="BBBBBB"/>
-              <w:right w:val="single" w:sz="4" w:space="0" w:color="BBBBBB"/>
+              <w:top w:val="single" w:color="BBBBBB" w:sz="4" w:space="0"/>
+              <w:left w:val="single" w:color="BBBBBB" w:sz="4" w:space="0"/>
+              <w:bottom w:val="single" w:color="BBBBBB" w:sz="4" w:space="0"/>
+              <w:right w:val="single" w:color="BBBBBB" w:sz="4" w:space="0"/>
             </w:tcBorders>
             <w:shd w:val="clear" w:color="auto" w:fill="EBF5FB"/>
             <w:tcMar>
@@ -10578,10 +10311,10 @@
           <w:tcPr>
             <w:tcW w:w="2800" w:type="dxa"/>
             <w:tcBorders>
-              <w:top w:val="single" w:sz="4" w:space="0" w:color="BBBBBB"/>
-              <w:left w:val="single" w:sz="4" w:space="0" w:color="BBBBBB"/>
-              <w:bottom w:val="single" w:sz="4" w:space="0" w:color="BBBBBB"/>
-              <w:right w:val="single" w:sz="4" w:space="0" w:color="BBBBBB"/>
+              <w:top w:val="single" w:color="BBBBBB" w:sz="4" w:space="0"/>
+              <w:left w:val="single" w:color="BBBBBB" w:sz="4" w:space="0"/>
+              <w:bottom w:val="single" w:color="BBBBBB" w:sz="4" w:space="0"/>
+              <w:right w:val="single" w:color="BBBBBB" w:sz="4" w:space="0"/>
             </w:tcBorders>
             <w:shd w:val="clear" w:color="auto" w:fill="EBF5FB"/>
             <w:tcMar>
@@ -10606,10 +10339,10 @@
           <w:tcPr>
             <w:tcW w:w="2440" w:type="dxa"/>
             <w:tcBorders>
-              <w:top w:val="single" w:sz="4" w:space="0" w:color="BBBBBB"/>
-              <w:left w:val="single" w:sz="4" w:space="0" w:color="BBBBBB"/>
-              <w:bottom w:val="single" w:sz="4" w:space="0" w:color="BBBBBB"/>
-              <w:right w:val="single" w:sz="4" w:space="0" w:color="BBBBBB"/>
+              <w:top w:val="single" w:color="BBBBBB" w:sz="4" w:space="0"/>
+              <w:left w:val="single" w:color="BBBBBB" w:sz="4" w:space="0"/>
+              <w:bottom w:val="single" w:color="BBBBBB" w:sz="4" w:space="0"/>
+              <w:right w:val="single" w:color="BBBBBB" w:sz="4" w:space="0"/>
             </w:tcBorders>
             <w:shd w:val="clear" w:color="auto" w:fill="EBF5FB"/>
             <w:tcMar>
@@ -10634,10 +10367,10 @@
           <w:tcPr>
             <w:tcW w:w="2400" w:type="dxa"/>
             <w:tcBorders>
-              <w:top w:val="single" w:sz="4" w:space="0" w:color="BBBBBB"/>
-              <w:left w:val="single" w:sz="4" w:space="0" w:color="BBBBBB"/>
-              <w:bottom w:val="single" w:sz="4" w:space="0" w:color="BBBBBB"/>
-              <w:right w:val="single" w:sz="4" w:space="0" w:color="BBBBBB"/>
+              <w:top w:val="single" w:color="BBBBBB" w:sz="4" w:space="0"/>
+              <w:left w:val="single" w:color="BBBBBB" w:sz="4" w:space="0"/>
+              <w:bottom w:val="single" w:color="BBBBBB" w:sz="4" w:space="0"/>
+              <w:right w:val="single" w:color="BBBBBB" w:sz="4" w:space="0"/>
             </w:tcBorders>
             <w:shd w:val="clear" w:color="auto" w:fill="EBF5FB"/>
             <w:tcMar>
@@ -10664,10 +10397,10 @@
           <w:tcPr>
             <w:tcW w:w="1600" w:type="dxa"/>
             <w:tcBorders>
-              <w:top w:val="single" w:sz="4" w:space="0" w:color="BBBBBB"/>
-              <w:left w:val="single" w:sz="4" w:space="0" w:color="BBBBBB"/>
-              <w:bottom w:val="single" w:sz="4" w:space="0" w:color="BBBBBB"/>
-              <w:right w:val="single" w:sz="4" w:space="0" w:color="BBBBBB"/>
+              <w:top w:val="single" w:color="BBBBBB" w:sz="4" w:space="0"/>
+              <w:left w:val="single" w:color="BBBBBB" w:sz="4" w:space="0"/>
+              <w:bottom w:val="single" w:color="BBBBBB" w:sz="4" w:space="0"/>
+              <w:right w:val="single" w:color="BBBBBB" w:sz="4" w:space="0"/>
             </w:tcBorders>
             <w:shd w:val="clear" w:color="auto" w:fill="FFFFFF"/>
             <w:tcMar>
@@ -10694,10 +10427,10 @@
           <w:tcPr>
             <w:tcW w:w="2800" w:type="dxa"/>
             <w:tcBorders>
-              <w:top w:val="single" w:sz="4" w:space="0" w:color="BBBBBB"/>
-              <w:left w:val="single" w:sz="4" w:space="0" w:color="BBBBBB"/>
-              <w:bottom w:val="single" w:sz="4" w:space="0" w:color="BBBBBB"/>
-              <w:right w:val="single" w:sz="4" w:space="0" w:color="BBBBBB"/>
+              <w:top w:val="single" w:color="BBBBBB" w:sz="4" w:space="0"/>
+              <w:left w:val="single" w:color="BBBBBB" w:sz="4" w:space="0"/>
+              <w:bottom w:val="single" w:color="BBBBBB" w:sz="4" w:space="0"/>
+              <w:right w:val="single" w:color="BBBBBB" w:sz="4" w:space="0"/>
             </w:tcBorders>
             <w:shd w:val="clear" w:color="auto" w:fill="FFFFFF"/>
             <w:tcMar>
@@ -10722,10 +10455,10 @@
           <w:tcPr>
             <w:tcW w:w="2440" w:type="dxa"/>
             <w:tcBorders>
-              <w:top w:val="single" w:sz="4" w:space="0" w:color="BBBBBB"/>
-              <w:left w:val="single" w:sz="4" w:space="0" w:color="BBBBBB"/>
-              <w:bottom w:val="single" w:sz="4" w:space="0" w:color="BBBBBB"/>
-              <w:right w:val="single" w:sz="4" w:space="0" w:color="BBBBBB"/>
+              <w:top w:val="single" w:color="BBBBBB" w:sz="4" w:space="0"/>
+              <w:left w:val="single" w:color="BBBBBB" w:sz="4" w:space="0"/>
+              <w:bottom w:val="single" w:color="BBBBBB" w:sz="4" w:space="0"/>
+              <w:right w:val="single" w:color="BBBBBB" w:sz="4" w:space="0"/>
             </w:tcBorders>
             <w:shd w:val="clear" w:color="auto" w:fill="FFFFFF"/>
             <w:tcMar>
@@ -10750,10 +10483,10 @@
           <w:tcPr>
             <w:tcW w:w="2400" w:type="dxa"/>
             <w:tcBorders>
-              <w:top w:val="single" w:sz="4" w:space="0" w:color="BBBBBB"/>
-              <w:left w:val="single" w:sz="4" w:space="0" w:color="BBBBBB"/>
-              <w:bottom w:val="single" w:sz="4" w:space="0" w:color="BBBBBB"/>
-              <w:right w:val="single" w:sz="4" w:space="0" w:color="BBBBBB"/>
+              <w:top w:val="single" w:color="BBBBBB" w:sz="4" w:space="0"/>
+              <w:left w:val="single" w:color="BBBBBB" w:sz="4" w:space="0"/>
+              <w:bottom w:val="single" w:color="BBBBBB" w:sz="4" w:space="0"/>
+              <w:right w:val="single" w:color="BBBBBB" w:sz="4" w:space="0"/>
             </w:tcBorders>
             <w:shd w:val="clear" w:color="auto" w:fill="FFFFFF"/>
             <w:tcMar>
@@ -10780,10 +10513,10 @@
           <w:tcPr>
             <w:tcW w:w="1600" w:type="dxa"/>
             <w:tcBorders>
-              <w:top w:val="single" w:sz="4" w:space="0" w:color="BBBBBB"/>
-              <w:left w:val="single" w:sz="4" w:space="0" w:color="BBBBBB"/>
-              <w:bottom w:val="single" w:sz="4" w:space="0" w:color="BBBBBB"/>
-              <w:right w:val="single" w:sz="4" w:space="0" w:color="BBBBBB"/>
+              <w:top w:val="single" w:color="BBBBBB" w:sz="4" w:space="0"/>
+              <w:left w:val="single" w:color="BBBBBB" w:sz="4" w:space="0"/>
+              <w:bottom w:val="single" w:color="BBBBBB" w:sz="4" w:space="0"/>
+              <w:right w:val="single" w:color="BBBBBB" w:sz="4" w:space="0"/>
             </w:tcBorders>
             <w:shd w:val="clear" w:color="auto" w:fill="EBF5FB"/>
             <w:tcMar>
@@ -10830,10 +10563,10 @@
           <w:tcPr>
             <w:tcW w:w="2800" w:type="dxa"/>
             <w:tcBorders>
-              <w:top w:val="single" w:sz="4" w:space="0" w:color="BBBBBB"/>
-              <w:left w:val="single" w:sz="4" w:space="0" w:color="BBBBBB"/>
-              <w:bottom w:val="single" w:sz="4" w:space="0" w:color="BBBBBB"/>
-              <w:right w:val="single" w:sz="4" w:space="0" w:color="BBBBBB"/>
+              <w:top w:val="single" w:color="BBBBBB" w:sz="4" w:space="0"/>
+              <w:left w:val="single" w:color="BBBBBB" w:sz="4" w:space="0"/>
+              <w:bottom w:val="single" w:color="BBBBBB" w:sz="4" w:space="0"/>
+              <w:right w:val="single" w:color="BBBBBB" w:sz="4" w:space="0"/>
             </w:tcBorders>
             <w:shd w:val="clear" w:color="auto" w:fill="EBF5FB"/>
             <w:tcMar>
@@ -10922,10 +10655,10 @@
           <w:tcPr>
             <w:tcW w:w="2440" w:type="dxa"/>
             <w:tcBorders>
-              <w:top w:val="single" w:sz="4" w:space="0" w:color="BBBBBB"/>
-              <w:left w:val="single" w:sz="4" w:space="0" w:color="BBBBBB"/>
-              <w:bottom w:val="single" w:sz="4" w:space="0" w:color="BBBBBB"/>
-              <w:right w:val="single" w:sz="4" w:space="0" w:color="BBBBBB"/>
+              <w:top w:val="single" w:color="BBBBBB" w:sz="4" w:space="0"/>
+              <w:left w:val="single" w:color="BBBBBB" w:sz="4" w:space="0"/>
+              <w:bottom w:val="single" w:color="BBBBBB" w:sz="4" w:space="0"/>
+              <w:right w:val="single" w:color="BBBBBB" w:sz="4" w:space="0"/>
             </w:tcBorders>
             <w:shd w:val="clear" w:color="auto" w:fill="EBF5FB"/>
             <w:tcMar>
@@ -10950,10 +10683,10 @@
           <w:tcPr>
             <w:tcW w:w="2400" w:type="dxa"/>
             <w:tcBorders>
-              <w:top w:val="single" w:sz="4" w:space="0" w:color="BBBBBB"/>
-              <w:left w:val="single" w:sz="4" w:space="0" w:color="BBBBBB"/>
-              <w:bottom w:val="single" w:sz="4" w:space="0" w:color="BBBBBB"/>
-              <w:right w:val="single" w:sz="4" w:space="0" w:color="BBBBBB"/>
+              <w:top w:val="single" w:color="BBBBBB" w:sz="4" w:space="0"/>
+              <w:left w:val="single" w:color="BBBBBB" w:sz="4" w:space="0"/>
+              <w:bottom w:val="single" w:color="BBBBBB" w:sz="4" w:space="0"/>
+              <w:right w:val="single" w:color="BBBBBB" w:sz="4" w:space="0"/>
             </w:tcBorders>
             <w:shd w:val="clear" w:color="auto" w:fill="EBF5FB"/>
             <w:tcMar>
@@ -10980,10 +10713,10 @@
           <w:tcPr>
             <w:tcW w:w="1600" w:type="dxa"/>
             <w:tcBorders>
-              <w:top w:val="single" w:sz="4" w:space="0" w:color="BBBBBB"/>
-              <w:left w:val="single" w:sz="4" w:space="0" w:color="BBBBBB"/>
-              <w:bottom w:val="single" w:sz="4" w:space="0" w:color="BBBBBB"/>
-              <w:right w:val="single" w:sz="4" w:space="0" w:color="BBBBBB"/>
+              <w:top w:val="single" w:color="BBBBBB" w:sz="4" w:space="0"/>
+              <w:left w:val="single" w:color="BBBBBB" w:sz="4" w:space="0"/>
+              <w:bottom w:val="single" w:color="BBBBBB" w:sz="4" w:space="0"/>
+              <w:right w:val="single" w:color="BBBBBB" w:sz="4" w:space="0"/>
             </w:tcBorders>
             <w:shd w:val="clear" w:color="auto" w:fill="FFFFFF"/>
             <w:tcMar>
@@ -11010,10 +10743,10 @@
           <w:tcPr>
             <w:tcW w:w="2800" w:type="dxa"/>
             <w:tcBorders>
-              <w:top w:val="single" w:sz="4" w:space="0" w:color="BBBBBB"/>
-              <w:left w:val="single" w:sz="4" w:space="0" w:color="BBBBBB"/>
-              <w:bottom w:val="single" w:sz="4" w:space="0" w:color="BBBBBB"/>
-              <w:right w:val="single" w:sz="4" w:space="0" w:color="BBBBBB"/>
+              <w:top w:val="single" w:color="BBBBBB" w:sz="4" w:space="0"/>
+              <w:left w:val="single" w:color="BBBBBB" w:sz="4" w:space="0"/>
+              <w:bottom w:val="single" w:color="BBBBBB" w:sz="4" w:space="0"/>
+              <w:right w:val="single" w:color="BBBBBB" w:sz="4" w:space="0"/>
             </w:tcBorders>
             <w:shd w:val="clear" w:color="auto" w:fill="FFFFFF"/>
             <w:tcMar>
@@ -11074,10 +10807,10 @@
           <w:tcPr>
             <w:tcW w:w="2440" w:type="dxa"/>
             <w:tcBorders>
-              <w:top w:val="single" w:sz="4" w:space="0" w:color="BBBBBB"/>
-              <w:left w:val="single" w:sz="4" w:space="0" w:color="BBBBBB"/>
-              <w:bottom w:val="single" w:sz="4" w:space="0" w:color="BBBBBB"/>
-              <w:right w:val="single" w:sz="4" w:space="0" w:color="BBBBBB"/>
+              <w:top w:val="single" w:color="BBBBBB" w:sz="4" w:space="0"/>
+              <w:left w:val="single" w:color="BBBBBB" w:sz="4" w:space="0"/>
+              <w:bottom w:val="single" w:color="BBBBBB" w:sz="4" w:space="0"/>
+              <w:right w:val="single" w:color="BBBBBB" w:sz="4" w:space="0"/>
             </w:tcBorders>
             <w:shd w:val="clear" w:color="auto" w:fill="FFFFFF"/>
             <w:tcMar>
@@ -11102,10 +10835,10 @@
           <w:tcPr>
             <w:tcW w:w="2400" w:type="dxa"/>
             <w:tcBorders>
-              <w:top w:val="single" w:sz="4" w:space="0" w:color="BBBBBB"/>
-              <w:left w:val="single" w:sz="4" w:space="0" w:color="BBBBBB"/>
-              <w:bottom w:val="single" w:sz="4" w:space="0" w:color="BBBBBB"/>
-              <w:right w:val="single" w:sz="4" w:space="0" w:color="BBBBBB"/>
+              <w:top w:val="single" w:color="BBBBBB" w:sz="4" w:space="0"/>
+              <w:left w:val="single" w:color="BBBBBB" w:sz="4" w:space="0"/>
+              <w:bottom w:val="single" w:color="BBBBBB" w:sz="4" w:space="0"/>
+              <w:right w:val="single" w:color="BBBBBB" w:sz="4" w:space="0"/>
             </w:tcBorders>
             <w:shd w:val="clear" w:color="auto" w:fill="FFFFFF"/>
             <w:tcMar>
@@ -11148,10 +10881,10 @@
           <w:tcPr>
             <w:tcW w:w="1600" w:type="dxa"/>
             <w:tcBorders>
-              <w:top w:val="single" w:sz="4" w:space="0" w:color="BBBBBB"/>
-              <w:left w:val="single" w:sz="4" w:space="0" w:color="BBBBBB"/>
-              <w:bottom w:val="single" w:sz="4" w:space="0" w:color="BBBBBB"/>
-              <w:right w:val="single" w:sz="4" w:space="0" w:color="BBBBBB"/>
+              <w:top w:val="single" w:color="BBBBBB" w:sz="4" w:space="0"/>
+              <w:left w:val="single" w:color="BBBBBB" w:sz="4" w:space="0"/>
+              <w:bottom w:val="single" w:color="BBBBBB" w:sz="4" w:space="0"/>
+              <w:right w:val="single" w:color="BBBBBB" w:sz="4" w:space="0"/>
             </w:tcBorders>
             <w:shd w:val="clear" w:color="auto" w:fill="EBF5FB"/>
             <w:tcMar>
@@ -11178,10 +10911,10 @@
           <w:tcPr>
             <w:tcW w:w="2800" w:type="dxa"/>
             <w:tcBorders>
-              <w:top w:val="single" w:sz="4" w:space="0" w:color="BBBBBB"/>
-              <w:left w:val="single" w:sz="4" w:space="0" w:color="BBBBBB"/>
-              <w:bottom w:val="single" w:sz="4" w:space="0" w:color="BBBBBB"/>
-              <w:right w:val="single" w:sz="4" w:space="0" w:color="BBBBBB"/>
+              <w:top w:val="single" w:color="BBBBBB" w:sz="4" w:space="0"/>
+              <w:left w:val="single" w:color="BBBBBB" w:sz="4" w:space="0"/>
+              <w:bottom w:val="single" w:color="BBBBBB" w:sz="4" w:space="0"/>
+              <w:right w:val="single" w:color="BBBBBB" w:sz="4" w:space="0"/>
             </w:tcBorders>
             <w:shd w:val="clear" w:color="auto" w:fill="EBF5FB"/>
             <w:tcMar>
@@ -11206,10 +10939,10 @@
           <w:tcPr>
             <w:tcW w:w="2440" w:type="dxa"/>
             <w:tcBorders>
-              <w:top w:val="single" w:sz="4" w:space="0" w:color="BBBBBB"/>
-              <w:left w:val="single" w:sz="4" w:space="0" w:color="BBBBBB"/>
-              <w:bottom w:val="single" w:sz="4" w:space="0" w:color="BBBBBB"/>
-              <w:right w:val="single" w:sz="4" w:space="0" w:color="BBBBBB"/>
+              <w:top w:val="single" w:color="BBBBBB" w:sz="4" w:space="0"/>
+              <w:left w:val="single" w:color="BBBBBB" w:sz="4" w:space="0"/>
+              <w:bottom w:val="single" w:color="BBBBBB" w:sz="4" w:space="0"/>
+              <w:right w:val="single" w:color="BBBBBB" w:sz="4" w:space="0"/>
             </w:tcBorders>
             <w:shd w:val="clear" w:color="auto" w:fill="EBF5FB"/>
             <w:tcMar>
@@ -11234,10 +10967,10 @@
           <w:tcPr>
             <w:tcW w:w="2400" w:type="dxa"/>
             <w:tcBorders>
-              <w:top w:val="single" w:sz="4" w:space="0" w:color="BBBBBB"/>
-              <w:left w:val="single" w:sz="4" w:space="0" w:color="BBBBBB"/>
-              <w:bottom w:val="single" w:sz="4" w:space="0" w:color="BBBBBB"/>
-              <w:right w:val="single" w:sz="4" w:space="0" w:color="BBBBBB"/>
+              <w:top w:val="single" w:color="BBBBBB" w:sz="4" w:space="0"/>
+              <w:left w:val="single" w:color="BBBBBB" w:sz="4" w:space="0"/>
+              <w:bottom w:val="single" w:color="BBBBBB" w:sz="4" w:space="0"/>
+              <w:right w:val="single" w:color="BBBBBB" w:sz="4" w:space="0"/>
             </w:tcBorders>
             <w:shd w:val="clear" w:color="auto" w:fill="EBF5FB"/>
             <w:tcMar>
@@ -11264,10 +10997,10 @@
           <w:tcPr>
             <w:tcW w:w="1600" w:type="dxa"/>
             <w:tcBorders>
-              <w:top w:val="single" w:sz="4" w:space="0" w:color="BBBBBB"/>
-              <w:left w:val="single" w:sz="4" w:space="0" w:color="BBBBBB"/>
-              <w:bottom w:val="single" w:sz="4" w:space="0" w:color="BBBBBB"/>
-              <w:right w:val="single" w:sz="4" w:space="0" w:color="BBBBBB"/>
+              <w:top w:val="single" w:color="BBBBBB" w:sz="4" w:space="0"/>
+              <w:left w:val="single" w:color="BBBBBB" w:sz="4" w:space="0"/>
+              <w:bottom w:val="single" w:color="BBBBBB" w:sz="4" w:space="0"/>
+              <w:right w:val="single" w:color="BBBBBB" w:sz="4" w:space="0"/>
             </w:tcBorders>
             <w:shd w:val="clear" w:color="auto" w:fill="FFFFFF"/>
             <w:tcMar>
@@ -11294,10 +11027,10 @@
           <w:tcPr>
             <w:tcW w:w="2800" w:type="dxa"/>
             <w:tcBorders>
-              <w:top w:val="single" w:sz="4" w:space="0" w:color="BBBBBB"/>
-              <w:left w:val="single" w:sz="4" w:space="0" w:color="BBBBBB"/>
-              <w:bottom w:val="single" w:sz="4" w:space="0" w:color="BBBBBB"/>
-              <w:right w:val="single" w:sz="4" w:space="0" w:color="BBBBBB"/>
+              <w:top w:val="single" w:color="BBBBBB" w:sz="4" w:space="0"/>
+              <w:left w:val="single" w:color="BBBBBB" w:sz="4" w:space="0"/>
+              <w:bottom w:val="single" w:color="BBBBBB" w:sz="4" w:space="0"/>
+              <w:right w:val="single" w:color="BBBBBB" w:sz="4" w:space="0"/>
             </w:tcBorders>
             <w:shd w:val="clear" w:color="auto" w:fill="FFFFFF"/>
             <w:tcMar>
@@ -11322,10 +11055,10 @@
           <w:tcPr>
             <w:tcW w:w="2440" w:type="dxa"/>
             <w:tcBorders>
-              <w:top w:val="single" w:sz="4" w:space="0" w:color="BBBBBB"/>
-              <w:left w:val="single" w:sz="4" w:space="0" w:color="BBBBBB"/>
-              <w:bottom w:val="single" w:sz="4" w:space="0" w:color="BBBBBB"/>
-              <w:right w:val="single" w:sz="4" w:space="0" w:color="BBBBBB"/>
+              <w:top w:val="single" w:color="BBBBBB" w:sz="4" w:space="0"/>
+              <w:left w:val="single" w:color="BBBBBB" w:sz="4" w:space="0"/>
+              <w:bottom w:val="single" w:color="BBBBBB" w:sz="4" w:space="0"/>
+              <w:right w:val="single" w:color="BBBBBB" w:sz="4" w:space="0"/>
             </w:tcBorders>
             <w:shd w:val="clear" w:color="auto" w:fill="FFFFFF"/>
             <w:tcMar>
@@ -11350,10 +11083,10 @@
           <w:tcPr>
             <w:tcW w:w="2400" w:type="dxa"/>
             <w:tcBorders>
-              <w:top w:val="single" w:sz="4" w:space="0" w:color="BBBBBB"/>
-              <w:left w:val="single" w:sz="4" w:space="0" w:color="BBBBBB"/>
-              <w:bottom w:val="single" w:sz="4" w:space="0" w:color="BBBBBB"/>
-              <w:right w:val="single" w:sz="4" w:space="0" w:color="BBBBBB"/>
+              <w:top w:val="single" w:color="BBBBBB" w:sz="4" w:space="0"/>
+              <w:left w:val="single" w:color="BBBBBB" w:sz="4" w:space="0"/>
+              <w:bottom w:val="single" w:color="BBBBBB" w:sz="4" w:space="0"/>
+              <w:right w:val="single" w:color="BBBBBB" w:sz="4" w:space="0"/>
             </w:tcBorders>
             <w:shd w:val="clear" w:color="auto" w:fill="FFFFFF"/>
             <w:tcMar>
@@ -11385,11 +11118,12 @@
       <w:pPr>
         <w:pStyle w:val="Heading2"/>
       </w:pPr>
-      <w:bookmarkStart w:id="24" w:name="_Toc233727414"/>
-      <w:r>
+      <w:bookmarkStart w:name="_Toc1647039057" w:id="1832699290"/>
+      <w:r>
+        <w:rPr/>
         <w:t>4.2 Lifecycle Diagram (Narrative)</w:t>
       </w:r>
-      <w:bookmarkEnd w:id="24"/>
+      <w:bookmarkEnd w:id="1832699290"/>
     </w:p>
     <w:p>
       <w:pPr>
@@ -11423,30 +11157,34 @@
       <w:pPr>
         <w:pStyle w:val="Heading1"/>
         <w:pBdr>
-          <w:bottom w:val="single" w:sz="10" w:space="4" w:color="B03A2E"/>
+          <w:bottom w:val="single" w:color="B03A2E" w:sz="10" w:space="4"/>
         </w:pBdr>
       </w:pPr>
-      <w:bookmarkStart w:id="25" w:name="_Toc233727415"/>
-      <w:r>
+      <w:bookmarkStart w:name="_Toc1754774552" w:id="216534437"/>
+      <w:r>
+        <w:rPr/>
         <w:t xml:space="preserve">5.  Log Retention &amp; Archival </w:t>
       </w:r>
       <w:r>
+        <w:rPr/>
         <w:t>Requirements (</w:t>
       </w:r>
       <w:r>
+        <w:rPr/>
         <w:t>WI-1543641)</w:t>
       </w:r>
-      <w:bookmarkEnd w:id="25"/>
+      <w:bookmarkEnd w:id="216534437"/>
     </w:p>
     <w:p>
       <w:pPr>
         <w:pStyle w:val="Heading2"/>
       </w:pPr>
-      <w:bookmarkStart w:id="26" w:name="_Toc233727416"/>
-      <w:r>
+      <w:bookmarkStart w:name="_Toc811048771" w:id="893679341"/>
+      <w:r>
+        <w:rPr/>
         <w:t>5.1 Retention Periods by Log Type</w:t>
       </w:r>
-      <w:bookmarkEnd w:id="26"/>
+      <w:bookmarkEnd w:id="893679341"/>
     </w:p>
     <w:p>
       <w:pPr>
@@ -11468,12 +11206,12 @@
       <w:tblPr>
         <w:tblW w:w="10485" w:type="dxa"/>
         <w:tblBorders>
-          <w:top w:val="single" w:sz="4" w:space="0" w:color="auto"/>
-          <w:left w:val="single" w:sz="4" w:space="0" w:color="auto"/>
-          <w:bottom w:val="single" w:sz="4" w:space="0" w:color="auto"/>
-          <w:right w:val="single" w:sz="4" w:space="0" w:color="auto"/>
-          <w:insideH w:val="single" w:sz="4" w:space="0" w:color="auto"/>
-          <w:insideV w:val="single" w:sz="4" w:space="0" w:color="auto"/>
+          <w:top w:val="single" w:color="auto" w:sz="4" w:space="0"/>
+          <w:left w:val="single" w:color="auto" w:sz="4" w:space="0"/>
+          <w:bottom w:val="single" w:color="auto" w:sz="4" w:space="0"/>
+          <w:right w:val="single" w:color="auto" w:sz="4" w:space="0"/>
+          <w:insideH w:val="single" w:color="auto" w:sz="4" w:space="0"/>
+          <w:insideV w:val="single" w:color="auto" w:sz="4" w:space="0"/>
         </w:tblBorders>
         <w:tblCellMar>
           <w:left w:w="10" w:type="dxa"/>
@@ -11491,10 +11229,10 @@
           <w:tcPr>
             <w:tcW w:w="2200" w:type="dxa"/>
             <w:tcBorders>
-              <w:top w:val="single" w:sz="4" w:space="0" w:color="BBBBBB"/>
-              <w:left w:val="single" w:sz="4" w:space="0" w:color="BBBBBB"/>
-              <w:bottom w:val="single" w:sz="4" w:space="0" w:color="BBBBBB"/>
-              <w:right w:val="single" w:sz="4" w:space="0" w:color="BBBBBB"/>
+              <w:top w:val="single" w:color="BBBBBB" w:sz="4" w:space="0"/>
+              <w:left w:val="single" w:color="BBBBBB" w:sz="4" w:space="0"/>
+              <w:bottom w:val="single" w:color="BBBBBB" w:sz="4" w:space="0"/>
+              <w:right w:val="single" w:color="BBBBBB" w:sz="4" w:space="0"/>
             </w:tcBorders>
             <w:shd w:val="clear" w:color="auto" w:fill="0B2F6B"/>
             <w:tcMar>
@@ -11521,10 +11259,10 @@
           <w:tcPr>
             <w:tcW w:w="1600" w:type="dxa"/>
             <w:tcBorders>
-              <w:top w:val="single" w:sz="4" w:space="0" w:color="BBBBBB"/>
-              <w:left w:val="single" w:sz="4" w:space="0" w:color="BBBBBB"/>
-              <w:bottom w:val="single" w:sz="4" w:space="0" w:color="BBBBBB"/>
-              <w:right w:val="single" w:sz="4" w:space="0" w:color="BBBBBB"/>
+              <w:top w:val="single" w:color="BBBBBB" w:sz="4" w:space="0"/>
+              <w:left w:val="single" w:color="BBBBBB" w:sz="4" w:space="0"/>
+              <w:bottom w:val="single" w:color="BBBBBB" w:sz="4" w:space="0"/>
+              <w:right w:val="single" w:color="BBBBBB" w:sz="4" w:space="0"/>
             </w:tcBorders>
             <w:shd w:val="clear" w:color="auto" w:fill="0B2F6B"/>
             <w:tcMar>
@@ -11551,10 +11289,10 @@
           <w:tcPr>
             <w:tcW w:w="6685" w:type="dxa"/>
             <w:tcBorders>
-              <w:top w:val="single" w:sz="4" w:space="0" w:color="BBBBBB"/>
-              <w:left w:val="single" w:sz="4" w:space="0" w:color="BBBBBB"/>
-              <w:bottom w:val="single" w:sz="4" w:space="0" w:color="BBBBBB"/>
-              <w:right w:val="single" w:sz="4" w:space="0" w:color="BBBBBB"/>
+              <w:top w:val="single" w:color="BBBBBB" w:sz="4" w:space="0"/>
+              <w:left w:val="single" w:color="BBBBBB" w:sz="4" w:space="0"/>
+              <w:bottom w:val="single" w:color="BBBBBB" w:sz="4" w:space="0"/>
+              <w:right w:val="single" w:color="BBBBBB" w:sz="4" w:space="0"/>
             </w:tcBorders>
             <w:shd w:val="clear" w:color="auto" w:fill="0B2F6B"/>
             <w:tcMar>
@@ -11583,10 +11321,10 @@
           <w:tcPr>
             <w:tcW w:w="2200" w:type="dxa"/>
             <w:tcBorders>
-              <w:top w:val="single" w:sz="4" w:space="0" w:color="BBBBBB"/>
-              <w:left w:val="single" w:sz="4" w:space="0" w:color="BBBBBB"/>
-              <w:bottom w:val="single" w:sz="4" w:space="0" w:color="BBBBBB"/>
-              <w:right w:val="single" w:sz="4" w:space="0" w:color="BBBBBB"/>
+              <w:top w:val="single" w:color="BBBBBB" w:sz="4" w:space="0"/>
+              <w:left w:val="single" w:color="BBBBBB" w:sz="4" w:space="0"/>
+              <w:bottom w:val="single" w:color="BBBBBB" w:sz="4" w:space="0"/>
+              <w:right w:val="single" w:color="BBBBBB" w:sz="4" w:space="0"/>
             </w:tcBorders>
             <w:shd w:val="clear" w:color="auto" w:fill="FFFFFF" w:themeFill="background1"/>
             <w:tcMar>
@@ -11613,10 +11351,10 @@
           <w:tcPr>
             <w:tcW w:w="1600" w:type="dxa"/>
             <w:tcBorders>
-              <w:top w:val="single" w:sz="4" w:space="0" w:color="BBBBBB"/>
-              <w:left w:val="single" w:sz="4" w:space="0" w:color="BBBBBB"/>
-              <w:bottom w:val="single" w:sz="4" w:space="0" w:color="BBBBBB"/>
-              <w:right w:val="single" w:sz="4" w:space="0" w:color="BBBBBB"/>
+              <w:top w:val="single" w:color="BBBBBB" w:sz="4" w:space="0"/>
+              <w:left w:val="single" w:color="BBBBBB" w:sz="4" w:space="0"/>
+              <w:bottom w:val="single" w:color="BBBBBB" w:sz="4" w:space="0"/>
+              <w:right w:val="single" w:color="BBBBBB" w:sz="4" w:space="0"/>
             </w:tcBorders>
             <w:shd w:val="clear" w:color="auto" w:fill="FFFFFF" w:themeFill="background1"/>
             <w:tcMar>
@@ -11643,10 +11381,10 @@
           <w:tcPr>
             <w:tcW w:w="6685" w:type="dxa"/>
             <w:tcBorders>
-              <w:top w:val="single" w:sz="4" w:space="0" w:color="BBBBBB"/>
-              <w:left w:val="single" w:sz="4" w:space="0" w:color="BBBBBB"/>
-              <w:bottom w:val="single" w:sz="4" w:space="0" w:color="BBBBBB"/>
-              <w:right w:val="single" w:sz="4" w:space="0" w:color="BBBBBB"/>
+              <w:top w:val="single" w:color="BBBBBB" w:sz="4" w:space="0"/>
+              <w:left w:val="single" w:color="BBBBBB" w:sz="4" w:space="0"/>
+              <w:bottom w:val="single" w:color="BBBBBB" w:sz="4" w:space="0"/>
+              <w:right w:val="single" w:color="BBBBBB" w:sz="4" w:space="0"/>
             </w:tcBorders>
             <w:shd w:val="clear" w:color="auto" w:fill="FFFFFF" w:themeFill="background1"/>
             <w:tcMar>
@@ -11727,10 +11465,10 @@
           <w:tcPr>
             <w:tcW w:w="2200" w:type="dxa"/>
             <w:tcBorders>
-              <w:top w:val="single" w:sz="4" w:space="0" w:color="BBBBBB"/>
-              <w:left w:val="single" w:sz="4" w:space="0" w:color="BBBBBB"/>
-              <w:bottom w:val="single" w:sz="4" w:space="0" w:color="BBBBBB"/>
-              <w:right w:val="single" w:sz="4" w:space="0" w:color="BBBBBB"/>
+              <w:top w:val="single" w:color="BBBBBB" w:sz="4" w:space="0"/>
+              <w:left w:val="single" w:color="BBBBBB" w:sz="4" w:space="0"/>
+              <w:bottom w:val="single" w:color="BBBBBB" w:sz="4" w:space="0"/>
+              <w:right w:val="single" w:color="BBBBBB" w:sz="4" w:space="0"/>
             </w:tcBorders>
             <w:shd w:val="clear" w:color="auto" w:fill="EBF5FB"/>
             <w:tcMar>
@@ -11757,10 +11495,10 @@
           <w:tcPr>
             <w:tcW w:w="1600" w:type="dxa"/>
             <w:tcBorders>
-              <w:top w:val="single" w:sz="4" w:space="0" w:color="BBBBBB"/>
-              <w:left w:val="single" w:sz="4" w:space="0" w:color="BBBBBB"/>
-              <w:bottom w:val="single" w:sz="4" w:space="0" w:color="BBBBBB"/>
-              <w:right w:val="single" w:sz="4" w:space="0" w:color="BBBBBB"/>
+              <w:top w:val="single" w:color="BBBBBB" w:sz="4" w:space="0"/>
+              <w:left w:val="single" w:color="BBBBBB" w:sz="4" w:space="0"/>
+              <w:bottom w:val="single" w:color="BBBBBB" w:sz="4" w:space="0"/>
+              <w:right w:val="single" w:color="BBBBBB" w:sz="4" w:space="0"/>
             </w:tcBorders>
             <w:shd w:val="clear" w:color="auto" w:fill="EBF5FB"/>
             <w:tcMar>
@@ -11787,10 +11525,10 @@
           <w:tcPr>
             <w:tcW w:w="6685" w:type="dxa"/>
             <w:tcBorders>
-              <w:top w:val="single" w:sz="4" w:space="0" w:color="BBBBBB"/>
-              <w:left w:val="single" w:sz="4" w:space="0" w:color="BBBBBB"/>
-              <w:bottom w:val="single" w:sz="4" w:space="0" w:color="BBBBBB"/>
-              <w:right w:val="single" w:sz="4" w:space="0" w:color="BBBBBB"/>
+              <w:top w:val="single" w:color="BBBBBB" w:sz="4" w:space="0"/>
+              <w:left w:val="single" w:color="BBBBBB" w:sz="4" w:space="0"/>
+              <w:bottom w:val="single" w:color="BBBBBB" w:sz="4" w:space="0"/>
+              <w:right w:val="single" w:color="BBBBBB" w:sz="4" w:space="0"/>
             </w:tcBorders>
             <w:shd w:val="clear" w:color="auto" w:fill="EBF5FB"/>
             <w:tcMar>
@@ -11871,10 +11609,10 @@
           <w:tcPr>
             <w:tcW w:w="2200" w:type="dxa"/>
             <w:tcBorders>
-              <w:top w:val="single" w:sz="4" w:space="0" w:color="BBBBBB"/>
-              <w:left w:val="single" w:sz="4" w:space="0" w:color="BBBBBB"/>
-              <w:bottom w:val="single" w:sz="4" w:space="0" w:color="BBBBBB"/>
-              <w:right w:val="single" w:sz="4" w:space="0" w:color="BBBBBB"/>
+              <w:top w:val="single" w:color="BBBBBB" w:sz="4" w:space="0"/>
+              <w:left w:val="single" w:color="BBBBBB" w:sz="4" w:space="0"/>
+              <w:bottom w:val="single" w:color="BBBBBB" w:sz="4" w:space="0"/>
+              <w:right w:val="single" w:color="BBBBBB" w:sz="4" w:space="0"/>
             </w:tcBorders>
             <w:shd w:val="clear" w:color="auto" w:fill="FFFFFF" w:themeFill="background1"/>
             <w:tcMar>
@@ -11901,10 +11639,10 @@
           <w:tcPr>
             <w:tcW w:w="1600" w:type="dxa"/>
             <w:tcBorders>
-              <w:top w:val="single" w:sz="4" w:space="0" w:color="BBBBBB"/>
-              <w:left w:val="single" w:sz="4" w:space="0" w:color="BBBBBB"/>
-              <w:bottom w:val="single" w:sz="4" w:space="0" w:color="BBBBBB"/>
-              <w:right w:val="single" w:sz="4" w:space="0" w:color="BBBBBB"/>
+              <w:top w:val="single" w:color="BBBBBB" w:sz="4" w:space="0"/>
+              <w:left w:val="single" w:color="BBBBBB" w:sz="4" w:space="0"/>
+              <w:bottom w:val="single" w:color="BBBBBB" w:sz="4" w:space="0"/>
+              <w:right w:val="single" w:color="BBBBBB" w:sz="4" w:space="0"/>
             </w:tcBorders>
             <w:shd w:val="clear" w:color="auto" w:fill="FFFFFF" w:themeFill="background1"/>
             <w:tcMar>
@@ -11931,10 +11669,10 @@
           <w:tcPr>
             <w:tcW w:w="6685" w:type="dxa"/>
             <w:tcBorders>
-              <w:top w:val="single" w:sz="4" w:space="0" w:color="BBBBBB"/>
-              <w:left w:val="single" w:sz="4" w:space="0" w:color="BBBBBB"/>
-              <w:bottom w:val="single" w:sz="4" w:space="0" w:color="BBBBBB"/>
-              <w:right w:val="single" w:sz="4" w:space="0" w:color="BBBBBB"/>
+              <w:top w:val="single" w:color="BBBBBB" w:sz="4" w:space="0"/>
+              <w:left w:val="single" w:color="BBBBBB" w:sz="4" w:space="0"/>
+              <w:bottom w:val="single" w:color="BBBBBB" w:sz="4" w:space="0"/>
+              <w:right w:val="single" w:color="BBBBBB" w:sz="4" w:space="0"/>
             </w:tcBorders>
             <w:shd w:val="clear" w:color="auto" w:fill="FFFFFF" w:themeFill="background1"/>
             <w:tcMar>
@@ -12015,10 +11753,10 @@
           <w:tcPr>
             <w:tcW w:w="2200" w:type="dxa"/>
             <w:tcBorders>
-              <w:top w:val="single" w:sz="4" w:space="0" w:color="BBBBBB"/>
-              <w:left w:val="single" w:sz="4" w:space="0" w:color="BBBBBB"/>
-              <w:bottom w:val="single" w:sz="4" w:space="0" w:color="BBBBBB"/>
-              <w:right w:val="single" w:sz="4" w:space="0" w:color="BBBBBB"/>
+              <w:top w:val="single" w:color="BBBBBB" w:sz="4" w:space="0"/>
+              <w:left w:val="single" w:color="BBBBBB" w:sz="4" w:space="0"/>
+              <w:bottom w:val="single" w:color="BBBBBB" w:sz="4" w:space="0"/>
+              <w:right w:val="single" w:color="BBBBBB" w:sz="4" w:space="0"/>
             </w:tcBorders>
             <w:shd w:val="clear" w:color="auto" w:fill="EBF5FB"/>
             <w:tcMar>
@@ -12045,10 +11783,10 @@
           <w:tcPr>
             <w:tcW w:w="1600" w:type="dxa"/>
             <w:tcBorders>
-              <w:top w:val="single" w:sz="4" w:space="0" w:color="BBBBBB"/>
-              <w:left w:val="single" w:sz="4" w:space="0" w:color="BBBBBB"/>
-              <w:bottom w:val="single" w:sz="4" w:space="0" w:color="BBBBBB"/>
-              <w:right w:val="single" w:sz="4" w:space="0" w:color="BBBBBB"/>
+              <w:top w:val="single" w:color="BBBBBB" w:sz="4" w:space="0"/>
+              <w:left w:val="single" w:color="BBBBBB" w:sz="4" w:space="0"/>
+              <w:bottom w:val="single" w:color="BBBBBB" w:sz="4" w:space="0"/>
+              <w:right w:val="single" w:color="BBBBBB" w:sz="4" w:space="0"/>
             </w:tcBorders>
             <w:shd w:val="clear" w:color="auto" w:fill="EBF5FB"/>
             <w:tcMar>
@@ -12075,10 +11813,10 @@
           <w:tcPr>
             <w:tcW w:w="6685" w:type="dxa"/>
             <w:tcBorders>
-              <w:top w:val="single" w:sz="4" w:space="0" w:color="BBBBBB"/>
-              <w:left w:val="single" w:sz="4" w:space="0" w:color="BBBBBB"/>
-              <w:bottom w:val="single" w:sz="4" w:space="0" w:color="BBBBBB"/>
-              <w:right w:val="single" w:sz="4" w:space="0" w:color="BBBBBB"/>
+              <w:top w:val="single" w:color="BBBBBB" w:sz="4" w:space="0"/>
+              <w:left w:val="single" w:color="BBBBBB" w:sz="4" w:space="0"/>
+              <w:bottom w:val="single" w:color="BBBBBB" w:sz="4" w:space="0"/>
+              <w:right w:val="single" w:color="BBBBBB" w:sz="4" w:space="0"/>
             </w:tcBorders>
             <w:shd w:val="clear" w:color="auto" w:fill="EBF5FB"/>
             <w:tcMar>
@@ -12105,10 +11843,10 @@
           <w:tcPr>
             <w:tcW w:w="2200" w:type="dxa"/>
             <w:tcBorders>
-              <w:top w:val="single" w:sz="4" w:space="0" w:color="BBBBBB"/>
-              <w:left w:val="single" w:sz="4" w:space="0" w:color="BBBBBB"/>
-              <w:bottom w:val="single" w:sz="4" w:space="0" w:color="BBBBBB"/>
-              <w:right w:val="single" w:sz="4" w:space="0" w:color="BBBBBB"/>
+              <w:top w:val="single" w:color="BBBBBB" w:sz="4" w:space="0"/>
+              <w:left w:val="single" w:color="BBBBBB" w:sz="4" w:space="0"/>
+              <w:bottom w:val="single" w:color="BBBBBB" w:sz="4" w:space="0"/>
+              <w:right w:val="single" w:color="BBBBBB" w:sz="4" w:space="0"/>
             </w:tcBorders>
             <w:shd w:val="clear" w:color="auto" w:fill="FFFFFF" w:themeFill="background1"/>
             <w:tcMar>
@@ -12155,10 +11893,10 @@
           <w:tcPr>
             <w:tcW w:w="1600" w:type="dxa"/>
             <w:tcBorders>
-              <w:top w:val="single" w:sz="4" w:space="0" w:color="BBBBBB"/>
-              <w:left w:val="single" w:sz="4" w:space="0" w:color="BBBBBB"/>
-              <w:bottom w:val="single" w:sz="4" w:space="0" w:color="BBBBBB"/>
-              <w:right w:val="single" w:sz="4" w:space="0" w:color="BBBBBB"/>
+              <w:top w:val="single" w:color="BBBBBB" w:sz="4" w:space="0"/>
+              <w:left w:val="single" w:color="BBBBBB" w:sz="4" w:space="0"/>
+              <w:bottom w:val="single" w:color="BBBBBB" w:sz="4" w:space="0"/>
+              <w:right w:val="single" w:color="BBBBBB" w:sz="4" w:space="0"/>
             </w:tcBorders>
             <w:shd w:val="clear" w:color="auto" w:fill="FFFFFF" w:themeFill="background1"/>
             <w:tcMar>
@@ -12185,10 +11923,10 @@
           <w:tcPr>
             <w:tcW w:w="6685" w:type="dxa"/>
             <w:tcBorders>
-              <w:top w:val="single" w:sz="4" w:space="0" w:color="BBBBBB"/>
-              <w:left w:val="single" w:sz="4" w:space="0" w:color="BBBBBB"/>
-              <w:bottom w:val="single" w:sz="4" w:space="0" w:color="BBBBBB"/>
-              <w:right w:val="single" w:sz="4" w:space="0" w:color="BBBBBB"/>
+              <w:top w:val="single" w:color="BBBBBB" w:sz="4" w:space="0"/>
+              <w:left w:val="single" w:color="BBBBBB" w:sz="4" w:space="0"/>
+              <w:bottom w:val="single" w:color="BBBBBB" w:sz="4" w:space="0"/>
+              <w:right w:val="single" w:color="BBBBBB" w:sz="4" w:space="0"/>
             </w:tcBorders>
             <w:shd w:val="clear" w:color="auto" w:fill="FFFFFF" w:themeFill="background1"/>
             <w:tcMar>
@@ -12251,10 +11989,10 @@
           <w:tcPr>
             <w:tcW w:w="2200" w:type="dxa"/>
             <w:tcBorders>
-              <w:top w:val="single" w:sz="4" w:space="0" w:color="BBBBBB"/>
-              <w:left w:val="single" w:sz="4" w:space="0" w:color="BBBBBB"/>
-              <w:bottom w:val="single" w:sz="4" w:space="0" w:color="BBBBBB"/>
-              <w:right w:val="single" w:sz="4" w:space="0" w:color="BBBBBB"/>
+              <w:top w:val="single" w:color="BBBBBB" w:sz="4" w:space="0"/>
+              <w:left w:val="single" w:color="BBBBBB" w:sz="4" w:space="0"/>
+              <w:bottom w:val="single" w:color="BBBBBB" w:sz="4" w:space="0"/>
+              <w:right w:val="single" w:color="BBBBBB" w:sz="4" w:space="0"/>
             </w:tcBorders>
             <w:shd w:val="clear" w:color="auto" w:fill="EBF5FB"/>
             <w:tcMar>
@@ -12281,10 +12019,10 @@
           <w:tcPr>
             <w:tcW w:w="1600" w:type="dxa"/>
             <w:tcBorders>
-              <w:top w:val="single" w:sz="4" w:space="0" w:color="BBBBBB"/>
-              <w:left w:val="single" w:sz="4" w:space="0" w:color="BBBBBB"/>
-              <w:bottom w:val="single" w:sz="4" w:space="0" w:color="BBBBBB"/>
-              <w:right w:val="single" w:sz="4" w:space="0" w:color="BBBBBB"/>
+              <w:top w:val="single" w:color="BBBBBB" w:sz="4" w:space="0"/>
+              <w:left w:val="single" w:color="BBBBBB" w:sz="4" w:space="0"/>
+              <w:bottom w:val="single" w:color="BBBBBB" w:sz="4" w:space="0"/>
+              <w:right w:val="single" w:color="BBBBBB" w:sz="4" w:space="0"/>
             </w:tcBorders>
             <w:shd w:val="clear" w:color="auto" w:fill="EBF5FB"/>
             <w:tcMar>
@@ -12311,10 +12049,10 @@
           <w:tcPr>
             <w:tcW w:w="6685" w:type="dxa"/>
             <w:tcBorders>
-              <w:top w:val="single" w:sz="4" w:space="0" w:color="BBBBBB"/>
-              <w:left w:val="single" w:sz="4" w:space="0" w:color="BBBBBB"/>
-              <w:bottom w:val="single" w:sz="4" w:space="0" w:color="BBBBBB"/>
-              <w:right w:val="single" w:sz="4" w:space="0" w:color="BBBBBB"/>
+              <w:top w:val="single" w:color="BBBBBB" w:sz="4" w:space="0"/>
+              <w:left w:val="single" w:color="BBBBBB" w:sz="4" w:space="0"/>
+              <w:bottom w:val="single" w:color="BBBBBB" w:sz="4" w:space="0"/>
+              <w:right w:val="single" w:color="BBBBBB" w:sz="4" w:space="0"/>
             </w:tcBorders>
             <w:shd w:val="clear" w:color="auto" w:fill="EBF5FB"/>
             <w:tcMar>
@@ -12377,10 +12115,10 @@
           <w:tcPr>
             <w:tcW w:w="2200" w:type="dxa"/>
             <w:tcBorders>
-              <w:top w:val="single" w:sz="4" w:space="0" w:color="BBBBBB"/>
-              <w:left w:val="single" w:sz="4" w:space="0" w:color="BBBBBB"/>
-              <w:bottom w:val="single" w:sz="4" w:space="0" w:color="BBBBBB"/>
-              <w:right w:val="single" w:sz="4" w:space="0" w:color="BBBBBB"/>
+              <w:top w:val="single" w:color="BBBBBB" w:sz="4" w:space="0"/>
+              <w:left w:val="single" w:color="BBBBBB" w:sz="4" w:space="0"/>
+              <w:bottom w:val="single" w:color="BBBBBB" w:sz="4" w:space="0"/>
+              <w:right w:val="single" w:color="BBBBBB" w:sz="4" w:space="0"/>
             </w:tcBorders>
             <w:shd w:val="clear" w:color="auto" w:fill="FFFFFF" w:themeFill="background1"/>
             <w:tcMar>
@@ -12407,10 +12145,10 @@
           <w:tcPr>
             <w:tcW w:w="1600" w:type="dxa"/>
             <w:tcBorders>
-              <w:top w:val="single" w:sz="4" w:space="0" w:color="BBBBBB"/>
-              <w:left w:val="single" w:sz="4" w:space="0" w:color="BBBBBB"/>
-              <w:bottom w:val="single" w:sz="4" w:space="0" w:color="BBBBBB"/>
-              <w:right w:val="single" w:sz="4" w:space="0" w:color="BBBBBB"/>
+              <w:top w:val="single" w:color="BBBBBB" w:sz="4" w:space="0"/>
+              <w:left w:val="single" w:color="BBBBBB" w:sz="4" w:space="0"/>
+              <w:bottom w:val="single" w:color="BBBBBB" w:sz="4" w:space="0"/>
+              <w:right w:val="single" w:color="BBBBBB" w:sz="4" w:space="0"/>
             </w:tcBorders>
             <w:shd w:val="clear" w:color="auto" w:fill="FFFFFF" w:themeFill="background1"/>
             <w:tcMar>
@@ -12437,10 +12175,10 @@
           <w:tcPr>
             <w:tcW w:w="6685" w:type="dxa"/>
             <w:tcBorders>
-              <w:top w:val="single" w:sz="4" w:space="0" w:color="BBBBBB"/>
-              <w:left w:val="single" w:sz="4" w:space="0" w:color="BBBBBB"/>
-              <w:bottom w:val="single" w:sz="4" w:space="0" w:color="BBBBBB"/>
-              <w:right w:val="single" w:sz="4" w:space="0" w:color="BBBBBB"/>
+              <w:top w:val="single" w:color="BBBBBB" w:sz="4" w:space="0"/>
+              <w:left w:val="single" w:color="BBBBBB" w:sz="4" w:space="0"/>
+              <w:bottom w:val="single" w:color="BBBBBB" w:sz="4" w:space="0"/>
+              <w:right w:val="single" w:color="BBBBBB" w:sz="4" w:space="0"/>
             </w:tcBorders>
             <w:shd w:val="clear" w:color="auto" w:fill="FFFFFF" w:themeFill="background1"/>
             <w:tcMar>
@@ -12483,9 +12221,6 @@
             <w:r>
               <w:rPr>
                 <w:rStyle w:val="CommentReference"/>
-                <w:color w:val="0E6655"/>
-                <w:sz w:val="18"/>
-                <w:szCs w:val="18"/>
               </w:rPr>
               <w:commentReference w:id="28"/>
             </w:r>
@@ -12535,10 +12270,10 @@
           <w:tcPr>
             <w:tcW w:w="2200" w:type="dxa"/>
             <w:tcBorders>
-              <w:top w:val="single" w:sz="4" w:space="0" w:color="BBBBBB"/>
-              <w:left w:val="single" w:sz="4" w:space="0" w:color="BBBBBB"/>
-              <w:bottom w:val="single" w:sz="4" w:space="0" w:color="BBBBBB"/>
-              <w:right w:val="single" w:sz="4" w:space="0" w:color="BBBBBB"/>
+              <w:top w:val="single" w:color="BBBBBB" w:sz="4" w:space="0"/>
+              <w:left w:val="single" w:color="BBBBBB" w:sz="4" w:space="0"/>
+              <w:bottom w:val="single" w:color="BBBBBB" w:sz="4" w:space="0"/>
+              <w:right w:val="single" w:color="BBBBBB" w:sz="4" w:space="0"/>
             </w:tcBorders>
             <w:shd w:val="clear" w:color="auto" w:fill="EBF5FB"/>
             <w:tcMar>
@@ -12565,10 +12300,10 @@
           <w:tcPr>
             <w:tcW w:w="1600" w:type="dxa"/>
             <w:tcBorders>
-              <w:top w:val="single" w:sz="4" w:space="0" w:color="BBBBBB"/>
-              <w:left w:val="single" w:sz="4" w:space="0" w:color="BBBBBB"/>
-              <w:bottom w:val="single" w:sz="4" w:space="0" w:color="BBBBBB"/>
-              <w:right w:val="single" w:sz="4" w:space="0" w:color="BBBBBB"/>
+              <w:top w:val="single" w:color="BBBBBB" w:sz="4" w:space="0"/>
+              <w:left w:val="single" w:color="BBBBBB" w:sz="4" w:space="0"/>
+              <w:bottom w:val="single" w:color="BBBBBB" w:sz="4" w:space="0"/>
+              <w:right w:val="single" w:color="BBBBBB" w:sz="4" w:space="0"/>
             </w:tcBorders>
             <w:shd w:val="clear" w:color="auto" w:fill="EBF5FB"/>
             <w:tcMar>
@@ -12595,10 +12330,10 @@
           <w:tcPr>
             <w:tcW w:w="6685" w:type="dxa"/>
             <w:tcBorders>
-              <w:top w:val="single" w:sz="4" w:space="0" w:color="BBBBBB"/>
-              <w:left w:val="single" w:sz="4" w:space="0" w:color="BBBBBB"/>
-              <w:bottom w:val="single" w:sz="4" w:space="0" w:color="BBBBBB"/>
-              <w:right w:val="single" w:sz="4" w:space="0" w:color="BBBBBB"/>
+              <w:top w:val="single" w:color="BBBBBB" w:sz="4" w:space="0"/>
+              <w:left w:val="single" w:color="BBBBBB" w:sz="4" w:space="0"/>
+              <w:bottom w:val="single" w:color="BBBBBB" w:sz="4" w:space="0"/>
+              <w:right w:val="single" w:color="BBBBBB" w:sz="4" w:space="0"/>
             </w:tcBorders>
             <w:shd w:val="clear" w:color="auto" w:fill="EBF5FB"/>
             <w:tcMar>
@@ -12690,11 +12425,12 @@
       <w:pPr>
         <w:pStyle w:val="Heading2"/>
       </w:pPr>
-      <w:bookmarkStart w:id="29" w:name="_Toc233727417"/>
-      <w:r>
+      <w:bookmarkStart w:name="_Toc1720964741" w:id="126174216"/>
+      <w:r>
+        <w:rPr/>
         <w:t>5.2 Archival Mechanics</w:t>
       </w:r>
-      <w:bookmarkEnd w:id="29"/>
+      <w:bookmarkEnd w:id="126174216"/>
     </w:p>
     <w:p>
       <w:pPr>
@@ -12961,11 +12697,12 @@
       <w:pPr>
         <w:pStyle w:val="Heading2"/>
       </w:pPr>
-      <w:bookmarkStart w:id="30" w:name="_Toc233727418"/>
-      <w:r>
+      <w:bookmarkStart w:name="_Toc1568361872" w:id="1376258938"/>
+      <w:r>
+        <w:rPr/>
         <w:t>5.3 Retention Exceptions</w:t>
       </w:r>
-      <w:bookmarkEnd w:id="30"/>
+      <w:bookmarkEnd w:id="1376258938"/>
     </w:p>
     <w:p>
       <w:pPr>
@@ -13071,30 +12808,34 @@
       <w:pPr>
         <w:pStyle w:val="Heading1"/>
         <w:pBdr>
-          <w:bottom w:val="single" w:sz="10" w:space="4" w:color="B03A2E"/>
+          <w:bottom w:val="single" w:color="B03A2E" w:sz="10" w:space="4"/>
         </w:pBdr>
       </w:pPr>
-      <w:bookmarkStart w:id="31" w:name="_Toc233727419"/>
-      <w:r>
+      <w:bookmarkStart w:name="_Toc1017940501" w:id="612036452"/>
+      <w:r>
+        <w:rPr/>
         <w:t xml:space="preserve">6.  Log Protection &amp; </w:t>
       </w:r>
       <w:r>
+        <w:rPr/>
         <w:t>Immutability (</w:t>
       </w:r>
       <w:r>
+        <w:rPr/>
         <w:t>WI-1543650)</w:t>
       </w:r>
-      <w:bookmarkEnd w:id="31"/>
+      <w:bookmarkEnd w:id="612036452"/>
     </w:p>
     <w:p>
       <w:pPr>
         <w:pStyle w:val="Heading2"/>
       </w:pPr>
-      <w:bookmarkStart w:id="32" w:name="_Toc233727420"/>
-      <w:r>
+      <w:bookmarkStart w:name="_Toc1298929332" w:id="1540394485"/>
+      <w:r>
+        <w:rPr/>
         <w:t>6.1 Immutability Mechanism</w:t>
       </w:r>
-      <w:bookmarkEnd w:id="32"/>
+      <w:bookmarkEnd w:id="1540394485"/>
     </w:p>
     <w:p>
       <w:pPr>
@@ -13140,12 +12881,12 @@
       <w:tblPr>
         <w:tblW w:w="9240" w:type="dxa"/>
         <w:tblBorders>
-          <w:top w:val="single" w:sz="4" w:space="0" w:color="auto"/>
-          <w:left w:val="single" w:sz="4" w:space="0" w:color="auto"/>
-          <w:bottom w:val="single" w:sz="4" w:space="0" w:color="auto"/>
-          <w:right w:val="single" w:sz="4" w:space="0" w:color="auto"/>
-          <w:insideH w:val="single" w:sz="4" w:space="0" w:color="auto"/>
-          <w:insideV w:val="single" w:sz="4" w:space="0" w:color="auto"/>
+          <w:top w:val="single" w:color="auto" w:sz="4" w:space="0"/>
+          <w:left w:val="single" w:color="auto" w:sz="4" w:space="0"/>
+          <w:bottom w:val="single" w:color="auto" w:sz="4" w:space="0"/>
+          <w:right w:val="single" w:color="auto" w:sz="4" w:space="0"/>
+          <w:insideH w:val="single" w:color="auto" w:sz="4" w:space="0"/>
+          <w:insideV w:val="single" w:color="auto" w:sz="4" w:space="0"/>
         </w:tblBorders>
         <w:tblCellMar>
           <w:left w:w="10" w:type="dxa"/>
@@ -13163,10 +12904,10 @@
           <w:tcPr>
             <w:tcW w:w="2400" w:type="dxa"/>
             <w:tcBorders>
-              <w:top w:val="single" w:sz="4" w:space="0" w:color="BBBBBB"/>
-              <w:left w:val="single" w:sz="4" w:space="0" w:color="BBBBBB"/>
-              <w:bottom w:val="single" w:sz="4" w:space="0" w:color="BBBBBB"/>
-              <w:right w:val="single" w:sz="4" w:space="0" w:color="BBBBBB"/>
+              <w:top w:val="single" w:color="BBBBBB" w:sz="4" w:space="0"/>
+              <w:left w:val="single" w:color="BBBBBB" w:sz="4" w:space="0"/>
+              <w:bottom w:val="single" w:color="BBBBBB" w:sz="4" w:space="0"/>
+              <w:right w:val="single" w:color="BBBBBB" w:sz="4" w:space="0"/>
             </w:tcBorders>
             <w:shd w:val="clear" w:color="auto" w:fill="0B2F6B"/>
             <w:tcMar>
@@ -13193,10 +12934,10 @@
           <w:tcPr>
             <w:tcW w:w="2400" w:type="dxa"/>
             <w:tcBorders>
-              <w:top w:val="single" w:sz="4" w:space="0" w:color="BBBBBB"/>
-              <w:left w:val="single" w:sz="4" w:space="0" w:color="BBBBBB"/>
-              <w:bottom w:val="single" w:sz="4" w:space="0" w:color="BBBBBB"/>
-              <w:right w:val="single" w:sz="4" w:space="0" w:color="BBBBBB"/>
+              <w:top w:val="single" w:color="BBBBBB" w:sz="4" w:space="0"/>
+              <w:left w:val="single" w:color="BBBBBB" w:sz="4" w:space="0"/>
+              <w:bottom w:val="single" w:color="BBBBBB" w:sz="4" w:space="0"/>
+              <w:right w:val="single" w:color="BBBBBB" w:sz="4" w:space="0"/>
             </w:tcBorders>
             <w:shd w:val="clear" w:color="auto" w:fill="0B2F6B"/>
             <w:tcMar>
@@ -13223,10 +12964,10 @@
           <w:tcPr>
             <w:tcW w:w="4440" w:type="dxa"/>
             <w:tcBorders>
-              <w:top w:val="single" w:sz="4" w:space="0" w:color="BBBBBB"/>
-              <w:left w:val="single" w:sz="4" w:space="0" w:color="BBBBBB"/>
-              <w:bottom w:val="single" w:sz="4" w:space="0" w:color="BBBBBB"/>
-              <w:right w:val="single" w:sz="4" w:space="0" w:color="BBBBBB"/>
+              <w:top w:val="single" w:color="BBBBBB" w:sz="4" w:space="0"/>
+              <w:left w:val="single" w:color="BBBBBB" w:sz="4" w:space="0"/>
+              <w:bottom w:val="single" w:color="BBBBBB" w:sz="4" w:space="0"/>
+              <w:right w:val="single" w:color="BBBBBB" w:sz="4" w:space="0"/>
             </w:tcBorders>
             <w:shd w:val="clear" w:color="auto" w:fill="0B2F6B"/>
             <w:tcMar>
@@ -13255,10 +12996,10 @@
           <w:tcPr>
             <w:tcW w:w="2400" w:type="dxa"/>
             <w:tcBorders>
-              <w:top w:val="single" w:sz="4" w:space="0" w:color="BBBBBB"/>
-              <w:left w:val="single" w:sz="4" w:space="0" w:color="BBBBBB"/>
-              <w:bottom w:val="single" w:sz="4" w:space="0" w:color="BBBBBB"/>
-              <w:right w:val="single" w:sz="4" w:space="0" w:color="BBBBBB"/>
+              <w:top w:val="single" w:color="BBBBBB" w:sz="4" w:space="0"/>
+              <w:left w:val="single" w:color="BBBBBB" w:sz="4" w:space="0"/>
+              <w:bottom w:val="single" w:color="BBBBBB" w:sz="4" w:space="0"/>
+              <w:right w:val="single" w:color="BBBBBB" w:sz="4" w:space="0"/>
             </w:tcBorders>
             <w:shd w:val="clear" w:color="auto" w:fill="FFFFFF"/>
             <w:tcMar>
@@ -13285,10 +13026,10 @@
           <w:tcPr>
             <w:tcW w:w="2400" w:type="dxa"/>
             <w:tcBorders>
-              <w:top w:val="single" w:sz="4" w:space="0" w:color="BBBBBB"/>
-              <w:left w:val="single" w:sz="4" w:space="0" w:color="BBBBBB"/>
-              <w:bottom w:val="single" w:sz="4" w:space="0" w:color="BBBBBB"/>
-              <w:right w:val="single" w:sz="4" w:space="0" w:color="BBBBBB"/>
+              <w:top w:val="single" w:color="BBBBBB" w:sz="4" w:space="0"/>
+              <w:left w:val="single" w:color="BBBBBB" w:sz="4" w:space="0"/>
+              <w:bottom w:val="single" w:color="BBBBBB" w:sz="4" w:space="0"/>
+              <w:right w:val="single" w:color="BBBBBB" w:sz="4" w:space="0"/>
             </w:tcBorders>
             <w:shd w:val="clear" w:color="auto" w:fill="FFFFFF"/>
             <w:tcMar>
@@ -13313,10 +13054,10 @@
           <w:tcPr>
             <w:tcW w:w="4440" w:type="dxa"/>
             <w:tcBorders>
-              <w:top w:val="single" w:sz="4" w:space="0" w:color="BBBBBB"/>
-              <w:left w:val="single" w:sz="4" w:space="0" w:color="BBBBBB"/>
-              <w:bottom w:val="single" w:sz="4" w:space="0" w:color="BBBBBB"/>
-              <w:right w:val="single" w:sz="4" w:space="0" w:color="BBBBBB"/>
+              <w:top w:val="single" w:color="BBBBBB" w:sz="4" w:space="0"/>
+              <w:left w:val="single" w:color="BBBBBB" w:sz="4" w:space="0"/>
+              <w:bottom w:val="single" w:color="BBBBBB" w:sz="4" w:space="0"/>
+              <w:right w:val="single" w:color="BBBBBB" w:sz="4" w:space="0"/>
             </w:tcBorders>
             <w:shd w:val="clear" w:color="auto" w:fill="FFFFFF"/>
             <w:tcMar>
@@ -13343,10 +13084,10 @@
           <w:tcPr>
             <w:tcW w:w="2400" w:type="dxa"/>
             <w:tcBorders>
-              <w:top w:val="single" w:sz="4" w:space="0" w:color="BBBBBB"/>
-              <w:left w:val="single" w:sz="4" w:space="0" w:color="BBBBBB"/>
-              <w:bottom w:val="single" w:sz="4" w:space="0" w:color="BBBBBB"/>
-              <w:right w:val="single" w:sz="4" w:space="0" w:color="BBBBBB"/>
+              <w:top w:val="single" w:color="BBBBBB" w:sz="4" w:space="0"/>
+              <w:left w:val="single" w:color="BBBBBB" w:sz="4" w:space="0"/>
+              <w:bottom w:val="single" w:color="BBBBBB" w:sz="4" w:space="0"/>
+              <w:right w:val="single" w:color="BBBBBB" w:sz="4" w:space="0"/>
             </w:tcBorders>
             <w:shd w:val="clear" w:color="auto" w:fill="EBF5FB"/>
             <w:tcMar>
@@ -13373,10 +13114,10 @@
           <w:tcPr>
             <w:tcW w:w="2400" w:type="dxa"/>
             <w:tcBorders>
-              <w:top w:val="single" w:sz="4" w:space="0" w:color="BBBBBB"/>
-              <w:left w:val="single" w:sz="4" w:space="0" w:color="BBBBBB"/>
-              <w:bottom w:val="single" w:sz="4" w:space="0" w:color="BBBBBB"/>
-              <w:right w:val="single" w:sz="4" w:space="0" w:color="BBBBBB"/>
+              <w:top w:val="single" w:color="BBBBBB" w:sz="4" w:space="0"/>
+              <w:left w:val="single" w:color="BBBBBB" w:sz="4" w:space="0"/>
+              <w:bottom w:val="single" w:color="BBBBBB" w:sz="4" w:space="0"/>
+              <w:right w:val="single" w:color="BBBBBB" w:sz="4" w:space="0"/>
             </w:tcBorders>
             <w:shd w:val="clear" w:color="auto" w:fill="EBF5FB"/>
             <w:tcMar>
@@ -13401,10 +13142,10 @@
           <w:tcPr>
             <w:tcW w:w="4440" w:type="dxa"/>
             <w:tcBorders>
-              <w:top w:val="single" w:sz="4" w:space="0" w:color="BBBBBB"/>
-              <w:left w:val="single" w:sz="4" w:space="0" w:color="BBBBBB"/>
-              <w:bottom w:val="single" w:sz="4" w:space="0" w:color="BBBBBB"/>
-              <w:right w:val="single" w:sz="4" w:space="0" w:color="BBBBBB"/>
+              <w:top w:val="single" w:color="BBBBBB" w:sz="4" w:space="0"/>
+              <w:left w:val="single" w:color="BBBBBB" w:sz="4" w:space="0"/>
+              <w:bottom w:val="single" w:color="BBBBBB" w:sz="4" w:space="0"/>
+              <w:right w:val="single" w:color="BBBBBB" w:sz="4" w:space="0"/>
             </w:tcBorders>
             <w:shd w:val="clear" w:color="auto" w:fill="EBF5FB"/>
             <w:tcMar>
@@ -13431,10 +13172,10 @@
           <w:tcPr>
             <w:tcW w:w="2400" w:type="dxa"/>
             <w:tcBorders>
-              <w:top w:val="single" w:sz="4" w:space="0" w:color="BBBBBB"/>
-              <w:left w:val="single" w:sz="4" w:space="0" w:color="BBBBBB"/>
-              <w:bottom w:val="single" w:sz="4" w:space="0" w:color="BBBBBB"/>
-              <w:right w:val="single" w:sz="4" w:space="0" w:color="BBBBBB"/>
+              <w:top w:val="single" w:color="BBBBBB" w:sz="4" w:space="0"/>
+              <w:left w:val="single" w:color="BBBBBB" w:sz="4" w:space="0"/>
+              <w:bottom w:val="single" w:color="BBBBBB" w:sz="4" w:space="0"/>
+              <w:right w:val="single" w:color="BBBBBB" w:sz="4" w:space="0"/>
             </w:tcBorders>
             <w:shd w:val="clear" w:color="auto" w:fill="FFFFFF"/>
             <w:tcMar>
@@ -13461,10 +13202,10 @@
           <w:tcPr>
             <w:tcW w:w="2400" w:type="dxa"/>
             <w:tcBorders>
-              <w:top w:val="single" w:sz="4" w:space="0" w:color="BBBBBB"/>
-              <w:left w:val="single" w:sz="4" w:space="0" w:color="BBBBBB"/>
-              <w:bottom w:val="single" w:sz="4" w:space="0" w:color="BBBBBB"/>
-              <w:right w:val="single" w:sz="4" w:space="0" w:color="BBBBBB"/>
+              <w:top w:val="single" w:color="BBBBBB" w:sz="4" w:space="0"/>
+              <w:left w:val="single" w:color="BBBBBB" w:sz="4" w:space="0"/>
+              <w:bottom w:val="single" w:color="BBBBBB" w:sz="4" w:space="0"/>
+              <w:right w:val="single" w:color="BBBBBB" w:sz="4" w:space="0"/>
             </w:tcBorders>
             <w:shd w:val="clear" w:color="auto" w:fill="FFFFFF"/>
             <w:tcMar>
@@ -13489,10 +13230,10 @@
           <w:tcPr>
             <w:tcW w:w="4440" w:type="dxa"/>
             <w:tcBorders>
-              <w:top w:val="single" w:sz="4" w:space="0" w:color="BBBBBB"/>
-              <w:left w:val="single" w:sz="4" w:space="0" w:color="BBBBBB"/>
-              <w:bottom w:val="single" w:sz="4" w:space="0" w:color="BBBBBB"/>
-              <w:right w:val="single" w:sz="4" w:space="0" w:color="BBBBBB"/>
+              <w:top w:val="single" w:color="BBBBBB" w:sz="4" w:space="0"/>
+              <w:left w:val="single" w:color="BBBBBB" w:sz="4" w:space="0"/>
+              <w:bottom w:val="single" w:color="BBBBBB" w:sz="4" w:space="0"/>
+              <w:right w:val="single" w:color="BBBBBB" w:sz="4" w:space="0"/>
             </w:tcBorders>
             <w:shd w:val="clear" w:color="auto" w:fill="FFFFFF"/>
             <w:tcMar>
@@ -13542,10 +13283,10 @@
           <w:tcPr>
             <w:tcW w:w="2400" w:type="dxa"/>
             <w:tcBorders>
-              <w:top w:val="single" w:sz="4" w:space="0" w:color="BBBBBB"/>
-              <w:left w:val="single" w:sz="4" w:space="0" w:color="BBBBBB"/>
-              <w:bottom w:val="single" w:sz="4" w:space="0" w:color="BBBBBB"/>
-              <w:right w:val="single" w:sz="4" w:space="0" w:color="BBBBBB"/>
+              <w:top w:val="single" w:color="BBBBBB" w:sz="4" w:space="0"/>
+              <w:left w:val="single" w:color="BBBBBB" w:sz="4" w:space="0"/>
+              <w:bottom w:val="single" w:color="BBBBBB" w:sz="4" w:space="0"/>
+              <w:right w:val="single" w:color="BBBBBB" w:sz="4" w:space="0"/>
             </w:tcBorders>
             <w:shd w:val="clear" w:color="auto" w:fill="EBF5FB"/>
             <w:tcMar>
@@ -13572,10 +13313,10 @@
           <w:tcPr>
             <w:tcW w:w="2400" w:type="dxa"/>
             <w:tcBorders>
-              <w:top w:val="single" w:sz="4" w:space="0" w:color="BBBBBB"/>
-              <w:left w:val="single" w:sz="4" w:space="0" w:color="BBBBBB"/>
-              <w:bottom w:val="single" w:sz="4" w:space="0" w:color="BBBBBB"/>
-              <w:right w:val="single" w:sz="4" w:space="0" w:color="BBBBBB"/>
+              <w:top w:val="single" w:color="BBBBBB" w:sz="4" w:space="0"/>
+              <w:left w:val="single" w:color="BBBBBB" w:sz="4" w:space="0"/>
+              <w:bottom w:val="single" w:color="BBBBBB" w:sz="4" w:space="0"/>
+              <w:right w:val="single" w:color="BBBBBB" w:sz="4" w:space="0"/>
             </w:tcBorders>
             <w:shd w:val="clear" w:color="auto" w:fill="EBF5FB"/>
             <w:tcMar>
@@ -13600,10 +13341,10 @@
           <w:tcPr>
             <w:tcW w:w="4440" w:type="dxa"/>
             <w:tcBorders>
-              <w:top w:val="single" w:sz="4" w:space="0" w:color="BBBBBB"/>
-              <w:left w:val="single" w:sz="4" w:space="0" w:color="BBBBBB"/>
-              <w:bottom w:val="single" w:sz="4" w:space="0" w:color="BBBBBB"/>
-              <w:right w:val="single" w:sz="4" w:space="0" w:color="BBBBBB"/>
+              <w:top w:val="single" w:color="BBBBBB" w:sz="4" w:space="0"/>
+              <w:left w:val="single" w:color="BBBBBB" w:sz="4" w:space="0"/>
+              <w:bottom w:val="single" w:color="BBBBBB" w:sz="4" w:space="0"/>
+              <w:right w:val="single" w:color="BBBBBB" w:sz="4" w:space="0"/>
             </w:tcBorders>
             <w:shd w:val="clear" w:color="auto" w:fill="EBF5FB"/>
             <w:tcMar>
@@ -13630,10 +13371,10 @@
           <w:tcPr>
             <w:tcW w:w="2400" w:type="dxa"/>
             <w:tcBorders>
-              <w:top w:val="single" w:sz="4" w:space="0" w:color="BBBBBB"/>
-              <w:left w:val="single" w:sz="4" w:space="0" w:color="BBBBBB"/>
-              <w:bottom w:val="single" w:sz="4" w:space="0" w:color="BBBBBB"/>
-              <w:right w:val="single" w:sz="4" w:space="0" w:color="BBBBBB"/>
+              <w:top w:val="single" w:color="BBBBBB" w:sz="4" w:space="0"/>
+              <w:left w:val="single" w:color="BBBBBB" w:sz="4" w:space="0"/>
+              <w:bottom w:val="single" w:color="BBBBBB" w:sz="4" w:space="0"/>
+              <w:right w:val="single" w:color="BBBBBB" w:sz="4" w:space="0"/>
             </w:tcBorders>
             <w:shd w:val="clear" w:color="auto" w:fill="FFFFFF"/>
             <w:tcMar>
@@ -13660,10 +13401,10 @@
           <w:tcPr>
             <w:tcW w:w="2400" w:type="dxa"/>
             <w:tcBorders>
-              <w:top w:val="single" w:sz="4" w:space="0" w:color="BBBBBB"/>
-              <w:left w:val="single" w:sz="4" w:space="0" w:color="BBBBBB"/>
-              <w:bottom w:val="single" w:sz="4" w:space="0" w:color="BBBBBB"/>
-              <w:right w:val="single" w:sz="4" w:space="0" w:color="BBBBBB"/>
+              <w:top w:val="single" w:color="BBBBBB" w:sz="4" w:space="0"/>
+              <w:left w:val="single" w:color="BBBBBB" w:sz="4" w:space="0"/>
+              <w:bottom w:val="single" w:color="BBBBBB" w:sz="4" w:space="0"/>
+              <w:right w:val="single" w:color="BBBBBB" w:sz="4" w:space="0"/>
             </w:tcBorders>
             <w:shd w:val="clear" w:color="auto" w:fill="FFFFFF"/>
             <w:tcMar>
@@ -13688,10 +13429,10 @@
           <w:tcPr>
             <w:tcW w:w="4440" w:type="dxa"/>
             <w:tcBorders>
-              <w:top w:val="single" w:sz="4" w:space="0" w:color="BBBBBB"/>
-              <w:left w:val="single" w:sz="4" w:space="0" w:color="BBBBBB"/>
-              <w:bottom w:val="single" w:sz="4" w:space="0" w:color="BBBBBB"/>
-              <w:right w:val="single" w:sz="4" w:space="0" w:color="BBBBBB"/>
+              <w:top w:val="single" w:color="BBBBBB" w:sz="4" w:space="0"/>
+              <w:left w:val="single" w:color="BBBBBB" w:sz="4" w:space="0"/>
+              <w:bottom w:val="single" w:color="BBBBBB" w:sz="4" w:space="0"/>
+              <w:right w:val="single" w:color="BBBBBB" w:sz="4" w:space="0"/>
             </w:tcBorders>
             <w:shd w:val="clear" w:color="auto" w:fill="FFFFFF"/>
             <w:tcMar>
@@ -13718,10 +13459,10 @@
           <w:tcPr>
             <w:tcW w:w="2400" w:type="dxa"/>
             <w:tcBorders>
-              <w:top w:val="single" w:sz="4" w:space="0" w:color="BBBBBB"/>
-              <w:left w:val="single" w:sz="4" w:space="0" w:color="BBBBBB"/>
-              <w:bottom w:val="single" w:sz="4" w:space="0" w:color="BBBBBB"/>
-              <w:right w:val="single" w:sz="4" w:space="0" w:color="BBBBBB"/>
+              <w:top w:val="single" w:color="BBBBBB" w:sz="4" w:space="0"/>
+              <w:left w:val="single" w:color="BBBBBB" w:sz="4" w:space="0"/>
+              <w:bottom w:val="single" w:color="BBBBBB" w:sz="4" w:space="0"/>
+              <w:right w:val="single" w:color="BBBBBB" w:sz="4" w:space="0"/>
             </w:tcBorders>
             <w:shd w:val="clear" w:color="auto" w:fill="EBF5FB"/>
             <w:tcMar>
@@ -13748,10 +13489,10 @@
           <w:tcPr>
             <w:tcW w:w="2400" w:type="dxa"/>
             <w:tcBorders>
-              <w:top w:val="single" w:sz="4" w:space="0" w:color="BBBBBB"/>
-              <w:left w:val="single" w:sz="4" w:space="0" w:color="BBBBBB"/>
-              <w:bottom w:val="single" w:sz="4" w:space="0" w:color="BBBBBB"/>
-              <w:right w:val="single" w:sz="4" w:space="0" w:color="BBBBBB"/>
+              <w:top w:val="single" w:color="BBBBBB" w:sz="4" w:space="0"/>
+              <w:left w:val="single" w:color="BBBBBB" w:sz="4" w:space="0"/>
+              <w:bottom w:val="single" w:color="BBBBBB" w:sz="4" w:space="0"/>
+              <w:right w:val="single" w:color="BBBBBB" w:sz="4" w:space="0"/>
             </w:tcBorders>
             <w:shd w:val="clear" w:color="auto" w:fill="EBF5FB"/>
             <w:tcMar>
@@ -13776,10 +13517,10 @@
           <w:tcPr>
             <w:tcW w:w="4440" w:type="dxa"/>
             <w:tcBorders>
-              <w:top w:val="single" w:sz="4" w:space="0" w:color="BBBBBB"/>
-              <w:left w:val="single" w:sz="4" w:space="0" w:color="BBBBBB"/>
-              <w:bottom w:val="single" w:sz="4" w:space="0" w:color="BBBBBB"/>
-              <w:right w:val="single" w:sz="4" w:space="0" w:color="BBBBBB"/>
+              <w:top w:val="single" w:color="BBBBBB" w:sz="4" w:space="0"/>
+              <w:left w:val="single" w:color="BBBBBB" w:sz="4" w:space="0"/>
+              <w:bottom w:val="single" w:color="BBBBBB" w:sz="4" w:space="0"/>
+              <w:right w:val="single" w:color="BBBBBB" w:sz="4" w:space="0"/>
             </w:tcBorders>
             <w:shd w:val="clear" w:color="auto" w:fill="EBF5FB"/>
             <w:tcMar>
@@ -13811,11 +13552,12 @@
       <w:pPr>
         <w:pStyle w:val="Heading2"/>
       </w:pPr>
-      <w:bookmarkStart w:id="33" w:name="_Toc233727421"/>
-      <w:r>
+      <w:bookmarkStart w:name="_Toc1151567205" w:id="1870207092"/>
+      <w:r>
+        <w:rPr/>
         <w:t>6.2 Tamper Detection</w:t>
       </w:r>
-      <w:bookmarkEnd w:id="33"/>
+      <w:bookmarkEnd w:id="1870207092"/>
     </w:p>
     <w:p>
       <w:pPr>
@@ -13878,11 +13620,12 @@
       <w:pPr>
         <w:pStyle w:val="Heading2"/>
       </w:pPr>
-      <w:bookmarkStart w:id="34" w:name="_Toc233727422"/>
-      <w:r>
+      <w:bookmarkStart w:name="_Toc496538839" w:id="1947116520"/>
+      <w:r>
+        <w:rPr/>
         <w:t>6.3 Access Model for the Log Archive Account</w:t>
       </w:r>
-      <w:bookmarkEnd w:id="34"/>
+      <w:bookmarkEnd w:id="1947116520"/>
     </w:p>
     <w:p>
       <w:pPr>
@@ -13959,24 +13702,26 @@
       <w:pPr>
         <w:pStyle w:val="Heading1"/>
         <w:pBdr>
-          <w:bottom w:val="single" w:sz="10" w:space="4" w:color="B03A2E"/>
+          <w:bottom w:val="single" w:color="B03A2E" w:sz="10" w:space="4"/>
         </w:pBdr>
       </w:pPr>
-      <w:bookmarkStart w:id="35" w:name="_Toc233727423"/>
-      <w:r>
+      <w:bookmarkStart w:name="_Toc1126209637" w:id="1685572881"/>
+      <w:r>
+        <w:rPr/>
         <w:t>7.  Stakeholder Review &amp; Approval  (WI-1543667)</w:t>
       </w:r>
-      <w:bookmarkEnd w:id="35"/>
+      <w:bookmarkEnd w:id="1685572881"/>
     </w:p>
     <w:p>
       <w:pPr>
         <w:pStyle w:val="Heading2"/>
       </w:pPr>
-      <w:bookmarkStart w:id="36" w:name="_Toc233727424"/>
-      <w:r>
+      <w:bookmarkStart w:name="_Toc1864428696" w:id="595033456"/>
+      <w:r>
+        <w:rPr/>
         <w:t>7.1 Review Process</w:t>
       </w:r>
-      <w:bookmarkEnd w:id="36"/>
+      <w:bookmarkEnd w:id="595033456"/>
     </w:p>
     <w:p>
       <w:pPr>
@@ -14030,22 +13775,23 @@
       <w:pPr>
         <w:pStyle w:val="Heading2"/>
       </w:pPr>
-      <w:bookmarkStart w:id="37" w:name="_Toc233727425"/>
-      <w:r>
+      <w:bookmarkStart w:name="_Toc547551415" w:id="1159605576"/>
+      <w:r>
+        <w:rPr/>
         <w:t>7.2 Key Review Points for Client</w:t>
       </w:r>
-      <w:bookmarkEnd w:id="37"/>
+      <w:bookmarkEnd w:id="1159605576"/>
     </w:p>
     <w:tbl>
       <w:tblPr>
         <w:tblW w:w="9240" w:type="dxa"/>
         <w:tblBorders>
-          <w:top w:val="single" w:sz="4" w:space="0" w:color="auto"/>
-          <w:left w:val="single" w:sz="4" w:space="0" w:color="auto"/>
-          <w:bottom w:val="single" w:sz="4" w:space="0" w:color="auto"/>
-          <w:right w:val="single" w:sz="4" w:space="0" w:color="auto"/>
-          <w:insideH w:val="single" w:sz="4" w:space="0" w:color="auto"/>
-          <w:insideV w:val="single" w:sz="4" w:space="0" w:color="auto"/>
+          <w:top w:val="single" w:color="auto" w:sz="4" w:space="0"/>
+          <w:left w:val="single" w:color="auto" w:sz="4" w:space="0"/>
+          <w:bottom w:val="single" w:color="auto" w:sz="4" w:space="0"/>
+          <w:right w:val="single" w:color="auto" w:sz="4" w:space="0"/>
+          <w:insideH w:val="single" w:color="auto" w:sz="4" w:space="0"/>
+          <w:insideV w:val="single" w:color="auto" w:sz="4" w:space="0"/>
         </w:tblBorders>
         <w:tblCellMar>
           <w:left w:w="10" w:type="dxa"/>
@@ -14062,10 +13808,10 @@
           <w:tcPr>
             <w:tcW w:w="3200" w:type="dxa"/>
             <w:tcBorders>
-              <w:top w:val="single" w:sz="4" w:space="0" w:color="BBBBBB"/>
-              <w:left w:val="single" w:sz="4" w:space="0" w:color="BBBBBB"/>
-              <w:bottom w:val="single" w:sz="4" w:space="0" w:color="BBBBBB"/>
-              <w:right w:val="single" w:sz="4" w:space="0" w:color="BBBBBB"/>
+              <w:top w:val="single" w:color="BBBBBB" w:sz="4" w:space="0"/>
+              <w:left w:val="single" w:color="BBBBBB" w:sz="4" w:space="0"/>
+              <w:bottom w:val="single" w:color="BBBBBB" w:sz="4" w:space="0"/>
+              <w:right w:val="single" w:color="BBBBBB" w:sz="4" w:space="0"/>
             </w:tcBorders>
             <w:shd w:val="clear" w:color="auto" w:fill="0B2F6B"/>
             <w:tcMar>
@@ -14092,10 +13838,10 @@
           <w:tcPr>
             <w:tcW w:w="6040" w:type="dxa"/>
             <w:tcBorders>
-              <w:top w:val="single" w:sz="4" w:space="0" w:color="BBBBBB"/>
-              <w:left w:val="single" w:sz="4" w:space="0" w:color="BBBBBB"/>
-              <w:bottom w:val="single" w:sz="4" w:space="0" w:color="BBBBBB"/>
-              <w:right w:val="single" w:sz="4" w:space="0" w:color="BBBBBB"/>
+              <w:top w:val="single" w:color="BBBBBB" w:sz="4" w:space="0"/>
+              <w:left w:val="single" w:color="BBBBBB" w:sz="4" w:space="0"/>
+              <w:bottom w:val="single" w:color="BBBBBB" w:sz="4" w:space="0"/>
+              <w:right w:val="single" w:color="BBBBBB" w:sz="4" w:space="0"/>
             </w:tcBorders>
             <w:shd w:val="clear" w:color="auto" w:fill="0B2F6B"/>
             <w:tcMar>
@@ -14124,10 +13870,10 @@
           <w:tcPr>
             <w:tcW w:w="3200" w:type="dxa"/>
             <w:tcBorders>
-              <w:top w:val="single" w:sz="4" w:space="0" w:color="BBBBBB"/>
-              <w:left w:val="single" w:sz="4" w:space="0" w:color="BBBBBB"/>
-              <w:bottom w:val="single" w:sz="4" w:space="0" w:color="BBBBBB"/>
-              <w:right w:val="single" w:sz="4" w:space="0" w:color="BBBBBB"/>
+              <w:top w:val="single" w:color="BBBBBB" w:sz="4" w:space="0"/>
+              <w:left w:val="single" w:color="BBBBBB" w:sz="4" w:space="0"/>
+              <w:bottom w:val="single" w:color="BBBBBB" w:sz="4" w:space="0"/>
+              <w:right w:val="single" w:color="BBBBBB" w:sz="4" w:space="0"/>
             </w:tcBorders>
             <w:shd w:val="clear" w:color="auto" w:fill="EBF5FB"/>
             <w:tcMar>
@@ -14152,10 +13898,10 @@
           <w:tcPr>
             <w:tcW w:w="6040" w:type="dxa"/>
             <w:tcBorders>
-              <w:top w:val="single" w:sz="4" w:space="0" w:color="BBBBBB"/>
-              <w:left w:val="single" w:sz="4" w:space="0" w:color="BBBBBB"/>
-              <w:bottom w:val="single" w:sz="4" w:space="0" w:color="BBBBBB"/>
-              <w:right w:val="single" w:sz="4" w:space="0" w:color="BBBBBB"/>
+              <w:top w:val="single" w:color="BBBBBB" w:sz="4" w:space="0"/>
+              <w:left w:val="single" w:color="BBBBBB" w:sz="4" w:space="0"/>
+              <w:bottom w:val="single" w:color="BBBBBB" w:sz="4" w:space="0"/>
+              <w:right w:val="single" w:color="BBBBBB" w:sz="4" w:space="0"/>
             </w:tcBorders>
             <w:shd w:val="clear" w:color="auto" w:fill="EBF5FB"/>
             <w:tcMar>
@@ -14182,10 +13928,10 @@
           <w:tcPr>
             <w:tcW w:w="3200" w:type="dxa"/>
             <w:tcBorders>
-              <w:top w:val="single" w:sz="4" w:space="0" w:color="BBBBBB"/>
-              <w:left w:val="single" w:sz="4" w:space="0" w:color="BBBBBB"/>
-              <w:bottom w:val="single" w:sz="4" w:space="0" w:color="BBBBBB"/>
-              <w:right w:val="single" w:sz="4" w:space="0" w:color="BBBBBB"/>
+              <w:top w:val="single" w:color="BBBBBB" w:sz="4" w:space="0"/>
+              <w:left w:val="single" w:color="BBBBBB" w:sz="4" w:space="0"/>
+              <w:bottom w:val="single" w:color="BBBBBB" w:sz="4" w:space="0"/>
+              <w:right w:val="single" w:color="BBBBBB" w:sz="4" w:space="0"/>
             </w:tcBorders>
             <w:shd w:val="clear" w:color="auto" w:fill="FFFFFF"/>
             <w:tcMar>
@@ -14210,10 +13956,10 @@
           <w:tcPr>
             <w:tcW w:w="6040" w:type="dxa"/>
             <w:tcBorders>
-              <w:top w:val="single" w:sz="4" w:space="0" w:color="BBBBBB"/>
-              <w:left w:val="single" w:sz="4" w:space="0" w:color="BBBBBB"/>
-              <w:bottom w:val="single" w:sz="4" w:space="0" w:color="BBBBBB"/>
-              <w:right w:val="single" w:sz="4" w:space="0" w:color="BBBBBB"/>
+              <w:top w:val="single" w:color="BBBBBB" w:sz="4" w:space="0"/>
+              <w:left w:val="single" w:color="BBBBBB" w:sz="4" w:space="0"/>
+              <w:bottom w:val="single" w:color="BBBBBB" w:sz="4" w:space="0"/>
+              <w:right w:val="single" w:color="BBBBBB" w:sz="4" w:space="0"/>
             </w:tcBorders>
             <w:shd w:val="clear" w:color="auto" w:fill="FFFFFF"/>
             <w:tcMar>
@@ -14240,10 +13986,10 @@
           <w:tcPr>
             <w:tcW w:w="3200" w:type="dxa"/>
             <w:tcBorders>
-              <w:top w:val="single" w:sz="4" w:space="0" w:color="BBBBBB"/>
-              <w:left w:val="single" w:sz="4" w:space="0" w:color="BBBBBB"/>
-              <w:bottom w:val="single" w:sz="4" w:space="0" w:color="BBBBBB"/>
-              <w:right w:val="single" w:sz="4" w:space="0" w:color="BBBBBB"/>
+              <w:top w:val="single" w:color="BBBBBB" w:sz="4" w:space="0"/>
+              <w:left w:val="single" w:color="BBBBBB" w:sz="4" w:space="0"/>
+              <w:bottom w:val="single" w:color="BBBBBB" w:sz="4" w:space="0"/>
+              <w:right w:val="single" w:color="BBBBBB" w:sz="4" w:space="0"/>
             </w:tcBorders>
             <w:shd w:val="clear" w:color="auto" w:fill="EBF5FB"/>
             <w:tcMar>
@@ -14268,10 +14014,10 @@
           <w:tcPr>
             <w:tcW w:w="6040" w:type="dxa"/>
             <w:tcBorders>
-              <w:top w:val="single" w:sz="4" w:space="0" w:color="BBBBBB"/>
-              <w:left w:val="single" w:sz="4" w:space="0" w:color="BBBBBB"/>
-              <w:bottom w:val="single" w:sz="4" w:space="0" w:color="BBBBBB"/>
-              <w:right w:val="single" w:sz="4" w:space="0" w:color="BBBBBB"/>
+              <w:top w:val="single" w:color="BBBBBB" w:sz="4" w:space="0"/>
+              <w:left w:val="single" w:color="BBBBBB" w:sz="4" w:space="0"/>
+              <w:bottom w:val="single" w:color="BBBBBB" w:sz="4" w:space="0"/>
+              <w:right w:val="single" w:color="BBBBBB" w:sz="4" w:space="0"/>
             </w:tcBorders>
             <w:shd w:val="clear" w:color="auto" w:fill="EBF5FB"/>
             <w:tcMar>
@@ -14377,10 +14123,10 @@
           <w:tcPr>
             <w:tcW w:w="3200" w:type="dxa"/>
             <w:tcBorders>
-              <w:top w:val="single" w:sz="4" w:space="0" w:color="BBBBBB"/>
-              <w:left w:val="single" w:sz="4" w:space="0" w:color="BBBBBB"/>
-              <w:bottom w:val="single" w:sz="4" w:space="0" w:color="BBBBBB"/>
-              <w:right w:val="single" w:sz="4" w:space="0" w:color="BBBBBB"/>
+              <w:top w:val="single" w:color="BBBBBB" w:sz="4" w:space="0"/>
+              <w:left w:val="single" w:color="BBBBBB" w:sz="4" w:space="0"/>
+              <w:bottom w:val="single" w:color="BBBBBB" w:sz="4" w:space="0"/>
+              <w:right w:val="single" w:color="BBBBBB" w:sz="4" w:space="0"/>
             </w:tcBorders>
             <w:shd w:val="clear" w:color="auto" w:fill="FFFFFF"/>
             <w:tcMar>
@@ -14405,10 +14151,10 @@
           <w:tcPr>
             <w:tcW w:w="6040" w:type="dxa"/>
             <w:tcBorders>
-              <w:top w:val="single" w:sz="4" w:space="0" w:color="BBBBBB"/>
-              <w:left w:val="single" w:sz="4" w:space="0" w:color="BBBBBB"/>
-              <w:bottom w:val="single" w:sz="4" w:space="0" w:color="BBBBBB"/>
-              <w:right w:val="single" w:sz="4" w:space="0" w:color="BBBBBB"/>
+              <w:top w:val="single" w:color="BBBBBB" w:sz="4" w:space="0"/>
+              <w:left w:val="single" w:color="BBBBBB" w:sz="4" w:space="0"/>
+              <w:bottom w:val="single" w:color="BBBBBB" w:sz="4" w:space="0"/>
+              <w:right w:val="single" w:color="BBBBBB" w:sz="4" w:space="0"/>
             </w:tcBorders>
             <w:shd w:val="clear" w:color="auto" w:fill="FFFFFF"/>
             <w:tcMar>
@@ -14435,10 +14181,10 @@
           <w:tcPr>
             <w:tcW w:w="3200" w:type="dxa"/>
             <w:tcBorders>
-              <w:top w:val="single" w:sz="4" w:space="0" w:color="BBBBBB"/>
-              <w:left w:val="single" w:sz="4" w:space="0" w:color="BBBBBB"/>
-              <w:bottom w:val="single" w:sz="4" w:space="0" w:color="BBBBBB"/>
-              <w:right w:val="single" w:sz="4" w:space="0" w:color="BBBBBB"/>
+              <w:top w:val="single" w:color="BBBBBB" w:sz="4" w:space="0"/>
+              <w:left w:val="single" w:color="BBBBBB" w:sz="4" w:space="0"/>
+              <w:bottom w:val="single" w:color="BBBBBB" w:sz="4" w:space="0"/>
+              <w:right w:val="single" w:color="BBBBBB" w:sz="4" w:space="0"/>
             </w:tcBorders>
             <w:shd w:val="clear" w:color="auto" w:fill="EBF5FB"/>
             <w:tcMar>
@@ -14463,10 +14209,10 @@
           <w:tcPr>
             <w:tcW w:w="6040" w:type="dxa"/>
             <w:tcBorders>
-              <w:top w:val="single" w:sz="4" w:space="0" w:color="BBBBBB"/>
-              <w:left w:val="single" w:sz="4" w:space="0" w:color="BBBBBB"/>
-              <w:bottom w:val="single" w:sz="4" w:space="0" w:color="BBBBBB"/>
-              <w:right w:val="single" w:sz="4" w:space="0" w:color="BBBBBB"/>
+              <w:top w:val="single" w:color="BBBBBB" w:sz="4" w:space="0"/>
+              <w:left w:val="single" w:color="BBBBBB" w:sz="4" w:space="0"/>
+              <w:bottom w:val="single" w:color="BBBBBB" w:sz="4" w:space="0"/>
+              <w:right w:val="single" w:color="BBBBBB" w:sz="4" w:space="0"/>
             </w:tcBorders>
             <w:shd w:val="clear" w:color="auto" w:fill="EBF5FB"/>
             <w:tcMar>
@@ -14493,10 +14239,10 @@
           <w:tcPr>
             <w:tcW w:w="3200" w:type="dxa"/>
             <w:tcBorders>
-              <w:top w:val="single" w:sz="4" w:space="0" w:color="BBBBBB"/>
-              <w:left w:val="single" w:sz="4" w:space="0" w:color="BBBBBB"/>
-              <w:bottom w:val="single" w:sz="4" w:space="0" w:color="BBBBBB"/>
-              <w:right w:val="single" w:sz="4" w:space="0" w:color="BBBBBB"/>
+              <w:top w:val="single" w:color="BBBBBB" w:sz="4" w:space="0"/>
+              <w:left w:val="single" w:color="BBBBBB" w:sz="4" w:space="0"/>
+              <w:bottom w:val="single" w:color="BBBBBB" w:sz="4" w:space="0"/>
+              <w:right w:val="single" w:color="BBBBBB" w:sz="4" w:space="0"/>
             </w:tcBorders>
             <w:shd w:val="clear" w:color="auto" w:fill="FFFFFF"/>
             <w:tcMar>
@@ -14521,10 +14267,10 @@
           <w:tcPr>
             <w:tcW w:w="6040" w:type="dxa"/>
             <w:tcBorders>
-              <w:top w:val="single" w:sz="4" w:space="0" w:color="BBBBBB"/>
-              <w:left w:val="single" w:sz="4" w:space="0" w:color="BBBBBB"/>
-              <w:bottom w:val="single" w:sz="4" w:space="0" w:color="BBBBBB"/>
-              <w:right w:val="single" w:sz="4" w:space="0" w:color="BBBBBB"/>
+              <w:top w:val="single" w:color="BBBBBB" w:sz="4" w:space="0"/>
+              <w:left w:val="single" w:color="BBBBBB" w:sz="4" w:space="0"/>
+              <w:bottom w:val="single" w:color="BBBBBB" w:sz="4" w:space="0"/>
+              <w:right w:val="single" w:color="BBBBBB" w:sz="4" w:space="0"/>
             </w:tcBorders>
             <w:shd w:val="clear" w:color="auto" w:fill="FFFFFF"/>
             <w:tcMar>
@@ -14551,10 +14297,10 @@
           <w:tcPr>
             <w:tcW w:w="3200" w:type="dxa"/>
             <w:tcBorders>
-              <w:top w:val="single" w:sz="4" w:space="0" w:color="BBBBBB"/>
-              <w:left w:val="single" w:sz="4" w:space="0" w:color="BBBBBB"/>
-              <w:bottom w:val="single" w:sz="4" w:space="0" w:color="BBBBBB"/>
-              <w:right w:val="single" w:sz="4" w:space="0" w:color="BBBBBB"/>
+              <w:top w:val="single" w:color="BBBBBB" w:sz="4" w:space="0"/>
+              <w:left w:val="single" w:color="BBBBBB" w:sz="4" w:space="0"/>
+              <w:bottom w:val="single" w:color="BBBBBB" w:sz="4" w:space="0"/>
+              <w:right w:val="single" w:color="BBBBBB" w:sz="4" w:space="0"/>
             </w:tcBorders>
             <w:shd w:val="clear" w:color="auto" w:fill="EBF5FB"/>
             <w:tcMar>
@@ -14579,10 +14325,10 @@
           <w:tcPr>
             <w:tcW w:w="6040" w:type="dxa"/>
             <w:tcBorders>
-              <w:top w:val="single" w:sz="4" w:space="0" w:color="BBBBBB"/>
-              <w:left w:val="single" w:sz="4" w:space="0" w:color="BBBBBB"/>
-              <w:bottom w:val="single" w:sz="4" w:space="0" w:color="BBBBBB"/>
-              <w:right w:val="single" w:sz="4" w:space="0" w:color="BBBBBB"/>
+              <w:top w:val="single" w:color="BBBBBB" w:sz="4" w:space="0"/>
+              <w:left w:val="single" w:color="BBBBBB" w:sz="4" w:space="0"/>
+              <w:bottom w:val="single" w:color="BBBBBB" w:sz="4" w:space="0"/>
+              <w:right w:val="single" w:color="BBBBBB" w:sz="4" w:space="0"/>
             </w:tcBorders>
             <w:shd w:val="clear" w:color="auto" w:fill="EBF5FB"/>
             <w:tcMar>
@@ -14614,22 +14360,23 @@
       <w:pPr>
         <w:pStyle w:val="Heading2"/>
       </w:pPr>
-      <w:bookmarkStart w:id="38" w:name="_Toc233727426"/>
-      <w:r>
+      <w:bookmarkStart w:name="_Toc1088973339" w:id="1476661034"/>
+      <w:r>
+        <w:rPr/>
         <w:t>7.3 Approval Sign-Off</w:t>
       </w:r>
-      <w:bookmarkEnd w:id="38"/>
+      <w:bookmarkEnd w:id="1476661034"/>
     </w:p>
     <w:tbl>
       <w:tblPr>
         <w:tblW w:w="9240" w:type="dxa"/>
         <w:tblBorders>
-          <w:top w:val="single" w:sz="4" w:space="0" w:color="auto"/>
-          <w:left w:val="single" w:sz="4" w:space="0" w:color="auto"/>
-          <w:bottom w:val="single" w:sz="4" w:space="0" w:color="auto"/>
-          <w:right w:val="single" w:sz="4" w:space="0" w:color="auto"/>
-          <w:insideH w:val="single" w:sz="4" w:space="0" w:color="auto"/>
-          <w:insideV w:val="single" w:sz="4" w:space="0" w:color="auto"/>
+          <w:top w:val="single" w:color="auto" w:sz="4" w:space="0"/>
+          <w:left w:val="single" w:color="auto" w:sz="4" w:space="0"/>
+          <w:bottom w:val="single" w:color="auto" w:sz="4" w:space="0"/>
+          <w:right w:val="single" w:color="auto" w:sz="4" w:space="0"/>
+          <w:insideH w:val="single" w:color="auto" w:sz="4" w:space="0"/>
+          <w:insideV w:val="single" w:color="auto" w:sz="4" w:space="0"/>
         </w:tblBorders>
         <w:tblCellMar>
           <w:left w:w="10" w:type="dxa"/>
@@ -14648,10 +14395,10 @@
           <w:tcPr>
             <w:tcW w:w="2600" w:type="dxa"/>
             <w:tcBorders>
-              <w:top w:val="single" w:sz="4" w:space="0" w:color="BBBBBB"/>
-              <w:left w:val="single" w:sz="4" w:space="0" w:color="BBBBBB"/>
-              <w:bottom w:val="single" w:sz="4" w:space="0" w:color="BBBBBB"/>
-              <w:right w:val="single" w:sz="4" w:space="0" w:color="BBBBBB"/>
+              <w:top w:val="single" w:color="BBBBBB" w:sz="4" w:space="0"/>
+              <w:left w:val="single" w:color="BBBBBB" w:sz="4" w:space="0"/>
+              <w:bottom w:val="single" w:color="BBBBBB" w:sz="4" w:space="0"/>
+              <w:right w:val="single" w:color="BBBBBB" w:sz="4" w:space="0"/>
             </w:tcBorders>
             <w:shd w:val="clear" w:color="auto" w:fill="0B2F6B"/>
             <w:tcMar>
@@ -14678,10 +14425,10 @@
           <w:tcPr>
             <w:tcW w:w="2240" w:type="dxa"/>
             <w:tcBorders>
-              <w:top w:val="single" w:sz="4" w:space="0" w:color="BBBBBB"/>
-              <w:left w:val="single" w:sz="4" w:space="0" w:color="BBBBBB"/>
-              <w:bottom w:val="single" w:sz="4" w:space="0" w:color="BBBBBB"/>
-              <w:right w:val="single" w:sz="4" w:space="0" w:color="BBBBBB"/>
+              <w:top w:val="single" w:color="BBBBBB" w:sz="4" w:space="0"/>
+              <w:left w:val="single" w:color="BBBBBB" w:sz="4" w:space="0"/>
+              <w:bottom w:val="single" w:color="BBBBBB" w:sz="4" w:space="0"/>
+              <w:right w:val="single" w:color="BBBBBB" w:sz="4" w:space="0"/>
             </w:tcBorders>
             <w:shd w:val="clear" w:color="auto" w:fill="0B2F6B"/>
             <w:tcMar>
@@ -14708,10 +14455,10 @@
           <w:tcPr>
             <w:tcW w:w="1800" w:type="dxa"/>
             <w:tcBorders>
-              <w:top w:val="single" w:sz="4" w:space="0" w:color="BBBBBB"/>
-              <w:left w:val="single" w:sz="4" w:space="0" w:color="BBBBBB"/>
-              <w:bottom w:val="single" w:sz="4" w:space="0" w:color="BBBBBB"/>
-              <w:right w:val="single" w:sz="4" w:space="0" w:color="BBBBBB"/>
+              <w:top w:val="single" w:color="BBBBBB" w:sz="4" w:space="0"/>
+              <w:left w:val="single" w:color="BBBBBB" w:sz="4" w:space="0"/>
+              <w:bottom w:val="single" w:color="BBBBBB" w:sz="4" w:space="0"/>
+              <w:right w:val="single" w:color="BBBBBB" w:sz="4" w:space="0"/>
             </w:tcBorders>
             <w:shd w:val="clear" w:color="auto" w:fill="0B2F6B"/>
             <w:tcMar>
@@ -14738,10 +14485,10 @@
           <w:tcPr>
             <w:tcW w:w="2600" w:type="dxa"/>
             <w:tcBorders>
-              <w:top w:val="single" w:sz="4" w:space="0" w:color="BBBBBB"/>
-              <w:left w:val="single" w:sz="4" w:space="0" w:color="BBBBBB"/>
-              <w:bottom w:val="single" w:sz="4" w:space="0" w:color="BBBBBB"/>
-              <w:right w:val="single" w:sz="4" w:space="0" w:color="BBBBBB"/>
+              <w:top w:val="single" w:color="BBBBBB" w:sz="4" w:space="0"/>
+              <w:left w:val="single" w:color="BBBBBB" w:sz="4" w:space="0"/>
+              <w:bottom w:val="single" w:color="BBBBBB" w:sz="4" w:space="0"/>
+              <w:right w:val="single" w:color="BBBBBB" w:sz="4" w:space="0"/>
             </w:tcBorders>
             <w:shd w:val="clear" w:color="auto" w:fill="0B2F6B"/>
             <w:tcMar>
@@ -14770,10 +14517,10 @@
           <w:tcPr>
             <w:tcW w:w="2600" w:type="dxa"/>
             <w:tcBorders>
-              <w:top w:val="single" w:sz="4" w:space="0" w:color="BBBBBB"/>
-              <w:left w:val="single" w:sz="4" w:space="0" w:color="BBBBBB"/>
-              <w:bottom w:val="single" w:sz="4" w:space="0" w:color="BBBBBB"/>
-              <w:right w:val="single" w:sz="4" w:space="0" w:color="BBBBBB"/>
+              <w:top w:val="single" w:color="BBBBBB" w:sz="4" w:space="0"/>
+              <w:left w:val="single" w:color="BBBBBB" w:sz="4" w:space="0"/>
+              <w:bottom w:val="single" w:color="BBBBBB" w:sz="4" w:space="0"/>
+              <w:right w:val="single" w:color="BBBBBB" w:sz="4" w:space="0"/>
             </w:tcBorders>
             <w:shd w:val="clear" w:color="auto" w:fill="FFFFFF"/>
             <w:tcMar>
@@ -14800,10 +14547,10 @@
           <w:tcPr>
             <w:tcW w:w="2240" w:type="dxa"/>
             <w:tcBorders>
-              <w:top w:val="single" w:sz="4" w:space="0" w:color="BBBBBB"/>
-              <w:left w:val="single" w:sz="4" w:space="0" w:color="BBBBBB"/>
-              <w:bottom w:val="single" w:sz="4" w:space="0" w:color="BBBBBB"/>
-              <w:right w:val="single" w:sz="4" w:space="0" w:color="BBBBBB"/>
+              <w:top w:val="single" w:color="BBBBBB" w:sz="4" w:space="0"/>
+              <w:left w:val="single" w:color="BBBBBB" w:sz="4" w:space="0"/>
+              <w:bottom w:val="single" w:color="BBBBBB" w:sz="4" w:space="0"/>
+              <w:right w:val="single" w:color="BBBBBB" w:sz="4" w:space="0"/>
             </w:tcBorders>
             <w:shd w:val="clear" w:color="auto" w:fill="FFFFFF"/>
             <w:tcMar>
@@ -14819,10 +14566,10 @@
           <w:tcPr>
             <w:tcW w:w="1800" w:type="dxa"/>
             <w:tcBorders>
-              <w:top w:val="single" w:sz="4" w:space="0" w:color="BBBBBB"/>
-              <w:left w:val="single" w:sz="4" w:space="0" w:color="BBBBBB"/>
-              <w:bottom w:val="single" w:sz="4" w:space="0" w:color="BBBBBB"/>
-              <w:right w:val="single" w:sz="4" w:space="0" w:color="BBBBBB"/>
+              <w:top w:val="single" w:color="BBBBBB" w:sz="4" w:space="0"/>
+              <w:left w:val="single" w:color="BBBBBB" w:sz="4" w:space="0"/>
+              <w:bottom w:val="single" w:color="BBBBBB" w:sz="4" w:space="0"/>
+              <w:right w:val="single" w:color="BBBBBB" w:sz="4" w:space="0"/>
             </w:tcBorders>
             <w:shd w:val="clear" w:color="auto" w:fill="FFFFFF"/>
             <w:tcMar>
@@ -14838,10 +14585,10 @@
           <w:tcPr>
             <w:tcW w:w="2600" w:type="dxa"/>
             <w:tcBorders>
-              <w:top w:val="single" w:sz="4" w:space="0" w:color="BBBBBB"/>
-              <w:left w:val="single" w:sz="4" w:space="0" w:color="BBBBBB"/>
-              <w:bottom w:val="single" w:sz="4" w:space="0" w:color="BBBBBB"/>
-              <w:right w:val="single" w:sz="4" w:space="0" w:color="BBBBBB"/>
+              <w:top w:val="single" w:color="BBBBBB" w:sz="4" w:space="0"/>
+              <w:left w:val="single" w:color="BBBBBB" w:sz="4" w:space="0"/>
+              <w:bottom w:val="single" w:color="BBBBBB" w:sz="4" w:space="0"/>
+              <w:right w:val="single" w:color="BBBBBB" w:sz="4" w:space="0"/>
             </w:tcBorders>
             <w:shd w:val="clear" w:color="auto" w:fill="FFFFFF"/>
             <w:tcMar>
@@ -14859,10 +14606,10 @@
           <w:tcPr>
             <w:tcW w:w="2600" w:type="dxa"/>
             <w:tcBorders>
-              <w:top w:val="single" w:sz="4" w:space="0" w:color="BBBBBB"/>
-              <w:left w:val="single" w:sz="4" w:space="0" w:color="BBBBBB"/>
-              <w:bottom w:val="single" w:sz="4" w:space="0" w:color="BBBBBB"/>
-              <w:right w:val="single" w:sz="4" w:space="0" w:color="BBBBBB"/>
+              <w:top w:val="single" w:color="BBBBBB" w:sz="4" w:space="0"/>
+              <w:left w:val="single" w:color="BBBBBB" w:sz="4" w:space="0"/>
+              <w:bottom w:val="single" w:color="BBBBBB" w:sz="4" w:space="0"/>
+              <w:right w:val="single" w:color="BBBBBB" w:sz="4" w:space="0"/>
             </w:tcBorders>
             <w:shd w:val="clear" w:color="auto" w:fill="EBF5FB"/>
             <w:tcMar>
@@ -14889,10 +14636,10 @@
           <w:tcPr>
             <w:tcW w:w="2240" w:type="dxa"/>
             <w:tcBorders>
-              <w:top w:val="single" w:sz="4" w:space="0" w:color="BBBBBB"/>
-              <w:left w:val="single" w:sz="4" w:space="0" w:color="BBBBBB"/>
-              <w:bottom w:val="single" w:sz="4" w:space="0" w:color="BBBBBB"/>
-              <w:right w:val="single" w:sz="4" w:space="0" w:color="BBBBBB"/>
+              <w:top w:val="single" w:color="BBBBBB" w:sz="4" w:space="0"/>
+              <w:left w:val="single" w:color="BBBBBB" w:sz="4" w:space="0"/>
+              <w:bottom w:val="single" w:color="BBBBBB" w:sz="4" w:space="0"/>
+              <w:right w:val="single" w:color="BBBBBB" w:sz="4" w:space="0"/>
             </w:tcBorders>
             <w:shd w:val="clear" w:color="auto" w:fill="EBF5FB"/>
             <w:tcMar>
@@ -14908,10 +14655,10 @@
           <w:tcPr>
             <w:tcW w:w="1800" w:type="dxa"/>
             <w:tcBorders>
-              <w:top w:val="single" w:sz="4" w:space="0" w:color="BBBBBB"/>
-              <w:left w:val="single" w:sz="4" w:space="0" w:color="BBBBBB"/>
-              <w:bottom w:val="single" w:sz="4" w:space="0" w:color="BBBBBB"/>
-              <w:right w:val="single" w:sz="4" w:space="0" w:color="BBBBBB"/>
+              <w:top w:val="single" w:color="BBBBBB" w:sz="4" w:space="0"/>
+              <w:left w:val="single" w:color="BBBBBB" w:sz="4" w:space="0"/>
+              <w:bottom w:val="single" w:color="BBBBBB" w:sz="4" w:space="0"/>
+              <w:right w:val="single" w:color="BBBBBB" w:sz="4" w:space="0"/>
             </w:tcBorders>
             <w:shd w:val="clear" w:color="auto" w:fill="EBF5FB"/>
             <w:tcMar>
@@ -14927,10 +14674,10 @@
           <w:tcPr>
             <w:tcW w:w="2600" w:type="dxa"/>
             <w:tcBorders>
-              <w:top w:val="single" w:sz="4" w:space="0" w:color="BBBBBB"/>
-              <w:left w:val="single" w:sz="4" w:space="0" w:color="BBBBBB"/>
-              <w:bottom w:val="single" w:sz="4" w:space="0" w:color="BBBBBB"/>
-              <w:right w:val="single" w:sz="4" w:space="0" w:color="BBBBBB"/>
+              <w:top w:val="single" w:color="BBBBBB" w:sz="4" w:space="0"/>
+              <w:left w:val="single" w:color="BBBBBB" w:sz="4" w:space="0"/>
+              <w:bottom w:val="single" w:color="BBBBBB" w:sz="4" w:space="0"/>
+              <w:right w:val="single" w:color="BBBBBB" w:sz="4" w:space="0"/>
             </w:tcBorders>
             <w:shd w:val="clear" w:color="auto" w:fill="EBF5FB"/>
             <w:tcMar>
@@ -14948,10 +14695,10 @@
           <w:tcPr>
             <w:tcW w:w="2600" w:type="dxa"/>
             <w:tcBorders>
-              <w:top w:val="single" w:sz="4" w:space="0" w:color="BBBBBB"/>
-              <w:left w:val="single" w:sz="4" w:space="0" w:color="BBBBBB"/>
-              <w:bottom w:val="single" w:sz="4" w:space="0" w:color="BBBBBB"/>
-              <w:right w:val="single" w:sz="4" w:space="0" w:color="BBBBBB"/>
+              <w:top w:val="single" w:color="BBBBBB" w:sz="4" w:space="0"/>
+              <w:left w:val="single" w:color="BBBBBB" w:sz="4" w:space="0"/>
+              <w:bottom w:val="single" w:color="BBBBBB" w:sz="4" w:space="0"/>
+              <w:right w:val="single" w:color="BBBBBB" w:sz="4" w:space="0"/>
             </w:tcBorders>
             <w:shd w:val="clear" w:color="auto" w:fill="EBF5FB"/>
             <w:tcMar>
@@ -14978,10 +14725,10 @@
           <w:tcPr>
             <w:tcW w:w="2240" w:type="dxa"/>
             <w:tcBorders>
-              <w:top w:val="single" w:sz="4" w:space="0" w:color="BBBBBB"/>
-              <w:left w:val="single" w:sz="4" w:space="0" w:color="BBBBBB"/>
-              <w:bottom w:val="single" w:sz="4" w:space="0" w:color="BBBBBB"/>
-              <w:right w:val="single" w:sz="4" w:space="0" w:color="BBBBBB"/>
+              <w:top w:val="single" w:color="BBBBBB" w:sz="4" w:space="0"/>
+              <w:left w:val="single" w:color="BBBBBB" w:sz="4" w:space="0"/>
+              <w:bottom w:val="single" w:color="BBBBBB" w:sz="4" w:space="0"/>
+              <w:right w:val="single" w:color="BBBBBB" w:sz="4" w:space="0"/>
             </w:tcBorders>
             <w:shd w:val="clear" w:color="auto" w:fill="EBF5FB"/>
             <w:tcMar>
@@ -14997,10 +14744,10 @@
           <w:tcPr>
             <w:tcW w:w="1800" w:type="dxa"/>
             <w:tcBorders>
-              <w:top w:val="single" w:sz="4" w:space="0" w:color="BBBBBB"/>
-              <w:left w:val="single" w:sz="4" w:space="0" w:color="BBBBBB"/>
-              <w:bottom w:val="single" w:sz="4" w:space="0" w:color="BBBBBB"/>
-              <w:right w:val="single" w:sz="4" w:space="0" w:color="BBBBBB"/>
+              <w:top w:val="single" w:color="BBBBBB" w:sz="4" w:space="0"/>
+              <w:left w:val="single" w:color="BBBBBB" w:sz="4" w:space="0"/>
+              <w:bottom w:val="single" w:color="BBBBBB" w:sz="4" w:space="0"/>
+              <w:right w:val="single" w:color="BBBBBB" w:sz="4" w:space="0"/>
             </w:tcBorders>
             <w:shd w:val="clear" w:color="auto" w:fill="EBF5FB"/>
             <w:tcMar>
@@ -15016,10 +14763,10 @@
           <w:tcPr>
             <w:tcW w:w="2600" w:type="dxa"/>
             <w:tcBorders>
-              <w:top w:val="single" w:sz="4" w:space="0" w:color="BBBBBB"/>
-              <w:left w:val="single" w:sz="4" w:space="0" w:color="BBBBBB"/>
-              <w:bottom w:val="single" w:sz="4" w:space="0" w:color="BBBBBB"/>
-              <w:right w:val="single" w:sz="4" w:space="0" w:color="BBBBBB"/>
+              <w:top w:val="single" w:color="BBBBBB" w:sz="4" w:space="0"/>
+              <w:left w:val="single" w:color="BBBBBB" w:sz="4" w:space="0"/>
+              <w:bottom w:val="single" w:color="BBBBBB" w:sz="4" w:space="0"/>
+              <w:right w:val="single" w:color="BBBBBB" w:sz="4" w:space="0"/>
             </w:tcBorders>
             <w:shd w:val="clear" w:color="auto" w:fill="EBF5FB"/>
             <w:tcMar>
@@ -15037,7 +14784,7 @@
     <w:sectPr>
       <w:headerReference w:type="default" r:id="rId14"/>
       <w:footerReference w:type="default" r:id="rId15"/>
-      <w:pgSz w:w="12240" w:h="15840"/>
+      <w:pgSz w:w="12240" w:h="15840" w:orient="portrait"/>
       <w:pgMar w:top="1000" w:right="1000" w:bottom="1000" w:left="1000" w:header="708" w:footer="708" w:gutter="0"/>
       <w:cols w:space="720"/>
       <w:docGrid w:linePitch="360"/>
@@ -15048,7 +14795,7 @@
 
 <file path=word/comments.xml><?xml version="1.0" encoding="utf-8"?>
 <w:comments xmlns:wpc="http://schemas.microsoft.com/office/word/2010/wordprocessingCanvas" xmlns:cx="http://schemas.microsoft.com/office/drawing/2014/chartex" xmlns:cx1="http://schemas.microsoft.com/office/drawing/2015/9/8/chartex" xmlns:cx2="http://schemas.microsoft.com/office/drawing/2015/10/21/chartex" xmlns:cx3="http://schemas.microsoft.com/office/drawing/2016/5/9/chartex" xmlns:cx4="http://schemas.microsoft.com/office/drawing/2016/5/10/chartex" xmlns:cx5="http://schemas.microsoft.com/office/drawing/2016/5/11/chartex" xmlns:cx6="http://schemas.microsoft.com/office/drawing/2016/5/12/chartex" xmlns:cx7="http://schemas.microsoft.com/office/drawing/2016/5/13/chartex" xmlns:cx8="http://schemas.microsoft.com/office/drawing/2016/5/14/chartex" xmlns:mc="http://schemas.openxmlformats.org/markup-compatibility/2006" xmlns:aink="http://schemas.microsoft.com/office/drawing/2016/ink" xmlns:am3d="http://schemas.microsoft.com/office/drawing/2017/model3d" xmlns:o="urn:schemas-microsoft-com:office:office" xmlns:oel="http://schemas.microsoft.com/office/2019/extlst" xmlns:r="http://schemas.openxmlformats.org/officeDocument/2006/relationships" xmlns:m="http://schemas.openxmlformats.org/officeDocument/2006/math" xmlns:v="urn:schemas-microsoft-com:vml" xmlns:wp14="http://schemas.microsoft.com/office/word/2010/wordprocessingDrawing" xmlns:wp="http://schemas.openxmlformats.org/drawingml/2006/wordprocessingDrawing" xmlns:w10="urn:schemas-microsoft-com:office:word" xmlns:w="http://schemas.openxmlformats.org/wordprocessingml/2006/main" xmlns:w14="http://schemas.microsoft.com/office/word/2010/wordml" xmlns:w15="http://schemas.microsoft.com/office/word/2012/wordml" xmlns:w16cex="http://schemas.microsoft.com/office/word/2018/wordml/cex" xmlns:w16cid="http://schemas.microsoft.com/office/word/2016/wordml/cid" xmlns:w16="http://schemas.microsoft.com/office/word/2018/wordml" xmlns:w16du="http://schemas.microsoft.com/office/word/2023/wordml/word16du" xmlns:w16sdtdh="http://schemas.microsoft.com/office/word/2020/wordml/sdtdatahash" xmlns:w16sdtfl="http://schemas.microsoft.com/office/word/2024/wordml/sdtformatlock" xmlns:w16se="http://schemas.microsoft.com/office/word/2015/wordml/symex" xmlns:wpg="http://schemas.microsoft.com/office/word/2010/wordprocessingGroup" xmlns:wpi="http://schemas.microsoft.com/office/word/2010/wordprocessingInk" xmlns:wne="http://schemas.microsoft.com/office/word/2006/wordml" xmlns:wps="http://schemas.microsoft.com/office/word/2010/wordprocessingShape" mc:Ignorable="w14 w15 w16se w16cid w16 w16cex w16sdtdh w16sdtfl w16du wp14">
-  <w:comment w:id="12" w:author="Behrend, Flemming Jæger" w:date="2026-07-10T15:27:00Z" w:initials="BF">
+  <w:comment w:initials="BF" w:author="Behrend, Flemming Jæger" w:date="2026-07-10T15:27:00Z" w:id="12">
     <w:p>
       <w:r>
         <w:annotationRef/>
@@ -15058,7 +14805,7 @@
       </w:r>
     </w:p>
   </w:comment>
-  <w:comment w:id="14" w:author="Behrend, Flemming Jæger" w:date="2026-07-10T15:32:00Z" w:initials="BF">
+  <w:comment w:initials="BF" w:author="Behrend, Flemming Jæger" w:date="2026-07-10T15:32:00Z" w:id="14">
     <w:p>
       <w:r>
         <w:annotationRef/>
@@ -15074,7 +14821,7 @@
       </w:r>
     </w:p>
   </w:comment>
-  <w:comment w:id="15" w:author="Behrend, Flemming Jæger" w:date="2026-07-10T15:33:00Z" w:initials="BF">
+  <w:comment w:initials="BF" w:author="Behrend, Flemming Jæger" w:date="2026-07-10T15:33:00Z" w:id="15">
     <w:p>
       <w:r>
         <w:annotationRef/>
@@ -15084,7 +14831,7 @@
       </w:r>
     </w:p>
   </w:comment>
-  <w:comment w:id="20" w:author="Møller, Rasmus Emil" w:date="2026-07-10T10:26:00Z" w:initials="MR">
+  <w:comment w:initials="MR" w:author="Møller, Rasmus Emil" w:date="2026-07-10T10:26:00Z" w:id="20">
     <w:p>
       <w:r>
         <w:annotationRef/>
@@ -15150,7 +14897,7 @@
       </w:r>
     </w:p>
   </w:comment>
-  <w:comment w:id="27" w:author="Møller, Rasmus Emil" w:date="2026-07-06T15:37:00Z" w:initials="MR">
+  <w:comment w:initials="MR" w:author="Møller, Rasmus Emil" w:date="2026-07-06T15:37:00Z" w:id="27">
     <w:p>
       <w:r>
         <w:annotationRef/>
@@ -15171,13 +14918,100 @@
       </w:r>
     </w:p>
   </w:comment>
-  <w:comment w:id="28" w:author="Deepa K" w:date="2026-07-09T13:25:00Z" w:initials="DK">
+  <w:comment w:initials="DK" w:author="Deepa K" w:date="2026-07-09T13:25:00Z" w:id="28">
     <w:p>
       <w:r>
         <w:annotationRef/>
       </w:r>
       <w:r>
         <w:t>Thanks for highlighting this. I agree that the retention period and storage schedule are not aligned in the current wording. The requirement is for a 90-day retention period, with logs remaining in searchable storage for the first 30 days and then moving to lower-cost storage for the remaining 60 days before deletion. I have updated the document accordingly.</w:t>
+      </w:r>
+    </w:p>
+  </w:comment>
+  <w:comment xmlns:w="http://schemas.openxmlformats.org/wordprocessingml/2006/main" w:initials="DK" w:author="Deepa K" w:date="2026-07-31T10:55:37" w:id="1494777341">
+    <w:p xmlns:w14="http://schemas.microsoft.com/office/word/2010/wordml" xmlns:w="http://schemas.openxmlformats.org/wordprocessingml/2006/main">
+      <w:pPr>
+        <w:pStyle w:val="CommentText"/>
+      </w:pPr>
+      <w:r>
+        <w:rPr>
+          <w:rStyle w:val="CommentReference"/>
+        </w:rPr>
+        <w:annotationRef/>
+      </w:r>
+      <w:r>
+        <w:t>Acknowledged. The document has been updated to clarify that CloudFront is currently out of scope due to AWS ESC service availability, and that CloudFront logging and monitoring requirements will be reviewed and incorporated as a future enhancement when the service becomes available in ESC.</w:t>
+      </w:r>
+    </w:p>
+  </w:comment>
+  <w:comment xmlns:w="http://schemas.openxmlformats.org/wordprocessingml/2006/main" w:initials="DK" w:author="Deepa K" w:date="2026-07-31T11:03:02" w:id="369731675">
+    <w:p xmlns:w14="http://schemas.microsoft.com/office/word/2010/wordml" xmlns:w="http://schemas.openxmlformats.org/wordprocessingml/2006/main">
+      <w:pPr>
+        <w:pStyle w:val="CommentText"/>
+      </w:pPr>
+      <w:r>
+        <w:rPr>
+          <w:rStyle w:val="CommentReference"/>
+        </w:rPr>
+        <w:annotationRef/>
+      </w:r>
+      <w:r>
+        <w:t>Good point. Continuous VPC Flow Log collection across all VPCs may result in significant log volume, storage consumption, and additional cost, particularly in a multi-account environments and hub-and-spoke network architectures where individual accounts maintain dedicated VPCs rather than consuming shared subnets through AWS RAM. The document has been updated to clarify that VPC Flow Log enablement is not assumed for all VPCs by default and that the logging scope will be determined based on security, operational, compliance, and cost considerations. The updated design reflects a selective enablement approach for approved VPCs where network-level telemetry is required.</w:t>
+      </w:r>
+    </w:p>
+  </w:comment>
+  <w:comment xmlns:w="http://schemas.openxmlformats.org/wordprocessingml/2006/main" w:initials="DK" w:author="Deepa K" w:date="2026-07-31T14:10:26" w:id="421116621">
+    <w:p xmlns:w14="http://schemas.microsoft.com/office/word/2010/wordml" xmlns:w="http://schemas.openxmlformats.org/wordprocessingml/2006/main">
+      <w:pPr>
+        <w:pStyle w:val="CommentText"/>
+      </w:pPr>
+      <w:r>
+        <w:rPr>
+          <w:rStyle w:val="CommentReference"/>
+        </w:rPr>
+        <w:annotationRef/>
+      </w:r>
+      <w:r>
+        <w:t>Good observation. Application and service logs may have different operational ownership, access, retention, data-classification, compliance, and cost requirements from mandatory Landing Zone governance and audit logs.</w:t>
+      </w:r>
+    </w:p>
+    <w:p xmlns:w14="http://schemas.microsoft.com/office/word/2010/wordml" xmlns:w="http://schemas.openxmlformats.org/wordprocessingml/2006/main">
+      <w:pPr>
+        <w:pStyle w:val="CommentText"/>
+      </w:pPr>
+      <w:r>
+        <w:t>The document has been updated to clarify that application and service logs will remain within their originating workload accounts for operational monitoring, troubleshooting, alerting, and application-team access. Selected log groups or log categories may be forwarded to an approved centralized logging destination where required for security monitoring, Microsoft Sentinel integration, compliance evidence, or long-term retention.</w:t>
+      </w:r>
+    </w:p>
+    <w:p xmlns:w14="http://schemas.microsoft.com/office/word/2010/wordml" xmlns:w="http://schemas.openxmlformats.org/wordprocessingml/2006/main">
+      <w:pPr>
+        <w:pStyle w:val="CommentText"/>
+      </w:pPr>
+      <w:r>
+        <w:t>Forwarding to the Log Archive account will therefore be selective and policy-driven rather than mandatory for all application and service logs. The applicable log categories, retention periods, filtering requirements, and destinations will be defined based on the client’s logging, security, compliance, and operational requirements.</w:t>
+      </w:r>
+    </w:p>
+  </w:comment>
+  <w:comment xmlns:w="http://schemas.openxmlformats.org/wordprocessingml/2006/main" w:initials="DK" w:author="Deepa K" w:date="2026-07-31T11:57:17" w:id="1674415311">
+    <w:p xmlns:w14="http://schemas.microsoft.com/office/word/2010/wordml" xmlns:w="http://schemas.openxmlformats.org/wordprocessingml/2006/main">
+      <w:pPr>
+        <w:pStyle w:val="CommentText"/>
+      </w:pPr>
+      <w:r>
+        <w:rPr>
+          <w:rStyle w:val="CommentReference"/>
+        </w:rPr>
+        <w:annotationRef/>
+      </w:r>
+      <w:r>
+        <w:t xml:space="preserve">Good suggestion. The current table focuses on the baseline logging sources required to provide management-plane, configuration, identity, network, security, and application visibility across the AWS ESC Landing Zone. Additional service-specific logs such as Route 53 Resolver query logs, WAF logs, ALB/NLB access logs, Transit Gateway Flow Logs, Network Firewall logs, EKS control plane logs, RDS/Aurora logs, SSM Session Manager logs, AWS Backup logs, and API Gateway logs may be required depending on workload architecture, service adoption, security requirements, and compliance obligations. As these logging sources are workload- and service-dependent rather than mandatory Landing Zone controls, they have not been included in the baseline scope. To address this consideration, </w:t>
+      </w:r>
+      <w:r>
+        <w:rPr>
+          <w:b w:val="1"/>
+          <w:bCs w:val="1"/>
+        </w:rPr>
+        <w:t>Section 3.1.1 has been added to identify service-specific logging requirements as a future logging catalogue consideration and to provide guidance for the onboarding of additional AWS service logs as platform usage evolves.</w:t>
       </w:r>
     </w:p>
   </w:comment>
@@ -15185,35 +15019,47 @@
 </file>
 
 <file path=word/commentsExtended.xml><?xml version="1.0" encoding="utf-8"?>
-<w15:commentsEx xmlns:wpc="http://schemas.microsoft.com/office/word/2010/wordprocessingCanvas" xmlns:cx="http://schemas.microsoft.com/office/drawing/2014/chartex" xmlns:cx1="http://schemas.microsoft.com/office/drawing/2015/9/8/chartex" xmlns:cx2="http://schemas.microsoft.com/office/drawing/2015/10/21/chartex" xmlns:cx3="http://schemas.microsoft.com/office/drawing/2016/5/9/chartex" xmlns:cx4="http://schemas.microsoft.com/office/drawing/2016/5/10/chartex" xmlns:cx5="http://schemas.microsoft.com/office/drawing/2016/5/11/chartex" xmlns:cx6="http://schemas.microsoft.com/office/drawing/2016/5/12/chartex" xmlns:cx7="http://schemas.microsoft.com/office/drawing/2016/5/13/chartex" xmlns:cx8="http://schemas.microsoft.com/office/drawing/2016/5/14/chartex" xmlns:mc="http://schemas.openxmlformats.org/markup-compatibility/2006" xmlns:aink="http://schemas.microsoft.com/office/drawing/2016/ink" xmlns:am3d="http://schemas.microsoft.com/office/drawing/2017/model3d" xmlns:o="urn:schemas-microsoft-com:office:office" xmlns:oel="http://schemas.microsoft.com/office/2019/extlst" xmlns:r="http://schemas.openxmlformats.org/officeDocument/2006/relationships" xmlns:m="http://schemas.openxmlformats.org/officeDocument/2006/math" xmlns:v="urn:schemas-microsoft-com:vml" xmlns:wp14="http://schemas.microsoft.com/office/word/2010/wordprocessingDrawing" xmlns:wp="http://schemas.openxmlformats.org/drawingml/2006/wordprocessingDrawing" xmlns:w10="urn:schemas-microsoft-com:office:word" xmlns:w="http://schemas.openxmlformats.org/wordprocessingml/2006/main" xmlns:w14="http://schemas.microsoft.com/office/word/2010/wordml" xmlns:w15="http://schemas.microsoft.com/office/word/2012/wordml" xmlns:w16cex="http://schemas.microsoft.com/office/word/2018/wordml/cex" xmlns:w16cid="http://schemas.microsoft.com/office/word/2016/wordml/cid" xmlns:w16="http://schemas.microsoft.com/office/word/2018/wordml" xmlns:w16du="http://schemas.microsoft.com/office/word/2023/wordml/word16du" xmlns:w16sdtdh="http://schemas.microsoft.com/office/word/2020/wordml/sdtdatahash" xmlns:w16sdtfl="http://schemas.microsoft.com/office/word/2024/wordml/sdtformatlock" xmlns:w16se="http://schemas.microsoft.com/office/word/2015/wordml/symex" xmlns:wpg="http://schemas.microsoft.com/office/word/2010/wordprocessingGroup" xmlns:wpi="http://schemas.microsoft.com/office/word/2010/wordprocessingInk" xmlns:wne="http://schemas.microsoft.com/office/word/2006/wordml" xmlns:wps="http://schemas.microsoft.com/office/word/2010/wordprocessingShape" mc:Ignorable="w14 w15 w16se w16cid w16 w16cex w16sdtdh w16sdtfl w16du wp14">
-  <w15:commentEx w15:paraId="5C85349C" w15:done="0"/>
-  <w15:commentEx w15:paraId="471E7342" w15:done="0"/>
-  <w15:commentEx w15:paraId="5D95F9B1" w15:done="0"/>
-  <w15:commentEx w15:paraId="314671E6" w15:done="0"/>
-  <w15:commentEx w15:paraId="4F7C3608" w15:done="0"/>
-  <w15:commentEx w15:paraId="3329000C" w15:paraIdParent="4F7C3608" w15:done="0"/>
+<w15:commentsEx xmlns:mc="http://schemas.openxmlformats.org/markup-compatibility/2006" xmlns:w15="http://schemas.microsoft.com/office/word/2012/wordml" mc:Ignorable="w15">
+  <w15:commentEx w15:done="0" w15:paraId="5C85349C"/>
+  <w15:commentEx w15:done="0" w15:paraId="471E7342"/>
+  <w15:commentEx w15:done="0" w15:paraId="5D95F9B1"/>
+  <w15:commentEx w15:done="0" w15:paraId="314671E6"/>
+  <w15:commentEx w15:done="0" w15:paraId="4F7C3608"/>
+  <w15:commentEx w15:done="0" w15:paraId="3329000C" w15:paraIdParent="4F7C3608"/>
+  <w15:commentEx w15:done="0" w15:paraId="38143343" w15:paraIdParent="5C85349C"/>
+  <w15:commentEx w15:done="0" w15:paraId="58891BCE" w15:paraIdParent="471E7342"/>
+  <w15:commentEx w15:done="0" w15:paraId="4E9F7EAF" w15:paraIdParent="5D95F9B1"/>
+  <w15:commentEx w15:done="0" w15:paraId="1C79E245" w15:paraIdParent="314671E6"/>
 </w15:commentsEx>
 </file>
 
 <file path=word/commentsExtensible.xml><?xml version="1.0" encoding="utf-8"?>
-<w16cex:commentsExtensible xmlns:wpc="http://schemas.microsoft.com/office/word/2010/wordprocessingCanvas" xmlns:cx="http://schemas.microsoft.com/office/drawing/2014/chartex" xmlns:cx1="http://schemas.microsoft.com/office/drawing/2015/9/8/chartex" xmlns:cx2="http://schemas.microsoft.com/office/drawing/2015/10/21/chartex" xmlns:cx3="http://schemas.microsoft.com/office/drawing/2016/5/9/chartex" xmlns:cx4="http://schemas.microsoft.com/office/drawing/2016/5/10/chartex" xmlns:cx5="http://schemas.microsoft.com/office/drawing/2016/5/11/chartex" xmlns:cx6="http://schemas.microsoft.com/office/drawing/2016/5/12/chartex" xmlns:cx7="http://schemas.microsoft.com/office/drawing/2016/5/13/chartex" xmlns:cx8="http://schemas.microsoft.com/office/drawing/2016/5/14/chartex" xmlns:cr="http://schemas.microsoft.com/office/comments/2020/reactions" xmlns:mc="http://schemas.openxmlformats.org/markup-compatibility/2006" xmlns:aink="http://schemas.microsoft.com/office/drawing/2016/ink" xmlns:am3d="http://schemas.microsoft.com/office/drawing/2017/model3d" xmlns:o="urn:schemas-microsoft-com:office:office" xmlns:oel="http://schemas.microsoft.com/office/2019/extlst" xmlns:r="http://schemas.openxmlformats.org/officeDocument/2006/relationships" xmlns:m="http://schemas.openxmlformats.org/officeDocument/2006/math" xmlns:v="urn:schemas-microsoft-com:vml" xmlns:wp14="http://schemas.microsoft.com/office/word/2010/wordprocessingDrawing" xmlns:wp="http://schemas.openxmlformats.org/drawingml/2006/wordprocessingDrawing" xmlns:w10="urn:schemas-microsoft-com:office:word" xmlns:w="http://schemas.openxmlformats.org/wordprocessingml/2006/main" xmlns:w14="http://schemas.microsoft.com/office/word/2010/wordml" xmlns:w15="http://schemas.microsoft.com/office/word/2012/wordml" xmlns:w16cex="http://schemas.microsoft.com/office/word/2018/wordml/cex" xmlns:w16cid="http://schemas.microsoft.com/office/word/2016/wordml/cid" xmlns:w16="http://schemas.microsoft.com/office/word/2018/wordml" xmlns:w16du="http://schemas.microsoft.com/office/word/2023/wordml/word16du" xmlns:w16sdtdh="http://schemas.microsoft.com/office/word/2020/wordml/sdtdatahash" xmlns:w16sdtfl="http://schemas.microsoft.com/office/word/2024/wordml/sdtformatlock" xmlns:w16se="http://schemas.microsoft.com/office/word/2015/wordml/symex" xmlns:wpg="http://schemas.microsoft.com/office/word/2010/wordprocessingGroup" xmlns:wpi="http://schemas.microsoft.com/office/word/2010/wordprocessingInk" xmlns:wne="http://schemas.microsoft.com/office/word/2006/wordml" xmlns:wps="http://schemas.microsoft.com/office/word/2010/wordprocessingShape" mc:Ignorable="w14 w15 w16se w16cid w16 w16cex w16sdtdh w16sdtfl cr w16du wp14">
+<w16cex:commentsExtensible xmlns:w16="http://schemas.microsoft.com/office/word/2018/wordml" xmlns:w16cex="http://schemas.microsoft.com/office/word/2018/wordml/cex" xmlns:mc="http://schemas.openxmlformats.org/markup-compatibility/2006" mc:Ignorable="w16 w16cex">
   <w16cex:commentExtensible w16cex:durableId="2A35CE8B" w16cex:dateUtc="2026-07-10T13:27:00Z"/>
   <w16cex:commentExtensible w16cex:durableId="26DDBD1F" w16cex:dateUtc="2026-07-10T13:32:00Z"/>
   <w16cex:commentExtensible w16cex:durableId="5E1DE4E2" w16cex:dateUtc="2026-07-10T13:33:00Z"/>
   <w16cex:commentExtensible w16cex:durableId="7ED4AD45" w16cex:dateUtc="2026-07-10T08:26:00Z"/>
   <w16cex:commentExtensible w16cex:durableId="5C8F927C" w16cex:dateUtc="2026-07-06T13:37:00Z"/>
   <w16cex:commentExtensible w16cex:durableId="3369BAEC" w16cex:dateUtc="2026-07-09T07:55:00Z"/>
+  <w16cex:commentExtensible w16cex:durableId="6DC5F761" w16cex:dateUtc="2026-07-31T05:25:37.734Z"/>
+  <w16cex:commentExtensible w16cex:durableId="07B5B6CC" w16cex:dateUtc="2026-07-31T05:33:02.369Z"/>
+  <w16cex:commentExtensible w16cex:durableId="419DE4AE" w16cex:dateUtc="2026-07-31T08:40:26.001Z"/>
+  <w16cex:commentExtensible w16cex:durableId="71CCE3A4" w16cex:dateUtc="2026-07-31T06:27:17.195Z"/>
 </w16cex:commentsExtensible>
 </file>
 
 <file path=word/commentsIds.xml><?xml version="1.0" encoding="utf-8"?>
-<w16cid:commentsIds xmlns:wpc="http://schemas.microsoft.com/office/word/2010/wordprocessingCanvas" xmlns:cx="http://schemas.microsoft.com/office/drawing/2014/chartex" xmlns:cx1="http://schemas.microsoft.com/office/drawing/2015/9/8/chartex" xmlns:cx2="http://schemas.microsoft.com/office/drawing/2015/10/21/chartex" xmlns:cx3="http://schemas.microsoft.com/office/drawing/2016/5/9/chartex" xmlns:cx4="http://schemas.microsoft.com/office/drawing/2016/5/10/chartex" xmlns:cx5="http://schemas.microsoft.com/office/drawing/2016/5/11/chartex" xmlns:cx6="http://schemas.microsoft.com/office/drawing/2016/5/12/chartex" xmlns:cx7="http://schemas.microsoft.com/office/drawing/2016/5/13/chartex" xmlns:cx8="http://schemas.microsoft.com/office/drawing/2016/5/14/chartex" xmlns:mc="http://schemas.openxmlformats.org/markup-compatibility/2006" xmlns:aink="http://schemas.microsoft.com/office/drawing/2016/ink" xmlns:am3d="http://schemas.microsoft.com/office/drawing/2017/model3d" xmlns:o="urn:schemas-microsoft-com:office:office" xmlns:oel="http://schemas.microsoft.com/office/2019/extlst" xmlns:r="http://schemas.openxmlformats.org/officeDocument/2006/relationships" xmlns:m="http://schemas.openxmlformats.org/officeDocument/2006/math" xmlns:v="urn:schemas-microsoft-com:vml" xmlns:wp14="http://schemas.microsoft.com/office/word/2010/wordprocessingDrawing" xmlns:wp="http://schemas.openxmlformats.org/drawingml/2006/wordprocessingDrawing" xmlns:w10="urn:schemas-microsoft-com:office:word" xmlns:w="http://schemas.openxmlformats.org/wordprocessingml/2006/main" xmlns:w14="http://schemas.microsoft.com/office/word/2010/wordml" xmlns:w15="http://schemas.microsoft.com/office/word/2012/wordml" xmlns:w16cex="http://schemas.microsoft.com/office/word/2018/wordml/cex" xmlns:w16cid="http://schemas.microsoft.com/office/word/2016/wordml/cid" xmlns:w16="http://schemas.microsoft.com/office/word/2018/wordml" xmlns:w16du="http://schemas.microsoft.com/office/word/2023/wordml/word16du" xmlns:w16sdtdh="http://schemas.microsoft.com/office/word/2020/wordml/sdtdatahash" xmlns:w16sdtfl="http://schemas.microsoft.com/office/word/2024/wordml/sdtformatlock" xmlns:w16se="http://schemas.microsoft.com/office/word/2015/wordml/symex" xmlns:wpg="http://schemas.microsoft.com/office/word/2010/wordprocessingGroup" xmlns:wpi="http://schemas.microsoft.com/office/word/2010/wordprocessingInk" xmlns:wne="http://schemas.microsoft.com/office/word/2006/wordml" xmlns:wps="http://schemas.microsoft.com/office/word/2010/wordprocessingShape" mc:Ignorable="w14 w15 w16se w16cid w16 w16cex w16sdtdh w16sdtfl w16du wp14">
+<w16cid:commentsIds xmlns:mc="http://schemas.openxmlformats.org/markup-compatibility/2006" xmlns:w16cid="http://schemas.microsoft.com/office/word/2016/wordml/cid" mc:Ignorable="w16cid">
   <w16cid:commentId w16cid:paraId="5C85349C" w16cid:durableId="2A35CE8B"/>
   <w16cid:commentId w16cid:paraId="471E7342" w16cid:durableId="26DDBD1F"/>
   <w16cid:commentId w16cid:paraId="5D95F9B1" w16cid:durableId="5E1DE4E2"/>
   <w16cid:commentId w16cid:paraId="314671E6" w16cid:durableId="7ED4AD45"/>
   <w16cid:commentId w16cid:paraId="4F7C3608" w16cid:durableId="5C8F927C"/>
   <w16cid:commentId w16cid:paraId="3329000C" w16cid:durableId="3369BAEC"/>
+  <w16cid:commentId w16cid:paraId="38143343" w16cid:durableId="6DC5F761"/>
+  <w16cid:commentId w16cid:paraId="58891BCE" w16cid:durableId="07B5B6CC"/>
+  <w16cid:commentId w16cid:paraId="4E9F7EAF" w16cid:durableId="419DE4AE"/>
+  <w16cid:commentId w16cid:paraId="1C79E245" w16cid:durableId="71CCE3A4"/>
 </w16cid:commentsIds>
 </file>
 
@@ -15241,7 +15087,7 @@
   <w:p>
     <w:pPr>
       <w:pBdr>
-        <w:top w:val="single" w:sz="6" w:space="4" w:color="B03A2E"/>
+        <w:top w:val="single" w:color="B03A2E" w:sz="6" w:space="4"/>
       </w:pBdr>
       <w:jc w:val="right"/>
     </w:pPr>
@@ -15377,18 +15223,18 @@
 </file>
 
 <file path=word/header1.xml><?xml version="1.0" encoding="utf-8"?>
-<w:hdr xmlns:wpc="http://schemas.microsoft.com/office/word/2010/wordprocessingCanvas" xmlns:cx="http://schemas.microsoft.com/office/drawing/2014/chartex" xmlns:cx1="http://schemas.microsoft.com/office/drawing/2015/9/8/chartex" xmlns:cx2="http://schemas.microsoft.com/office/drawing/2015/10/21/chartex" xmlns:cx3="http://schemas.microsoft.com/office/drawing/2016/5/9/chartex" xmlns:cx4="http://schemas.microsoft.com/office/drawing/2016/5/10/chartex" xmlns:cx5="http://schemas.microsoft.com/office/drawing/2016/5/11/chartex" xmlns:cx6="http://schemas.microsoft.com/office/drawing/2016/5/12/chartex" xmlns:cx7="http://schemas.microsoft.com/office/drawing/2016/5/13/chartex" xmlns:cx8="http://schemas.microsoft.com/office/drawing/2016/5/14/chartex" xmlns:mc="http://schemas.openxmlformats.org/markup-compatibility/2006" xmlns:aink="http://schemas.microsoft.com/office/drawing/2016/ink" xmlns:am3d="http://schemas.microsoft.com/office/drawing/2017/model3d" xmlns:o="urn:schemas-microsoft-com:office:office" xmlns:oel="http://schemas.microsoft.com/office/2019/extlst" xmlns:r="http://schemas.openxmlformats.org/officeDocument/2006/relationships" xmlns:m="http://schemas.openxmlformats.org/officeDocument/2006/math" xmlns:v="urn:schemas-microsoft-com:vml" xmlns:wp14="http://schemas.microsoft.com/office/word/2010/wordprocessingDrawing" xmlns:wp="http://schemas.openxmlformats.org/drawingml/2006/wordprocessingDrawing" xmlns:w10="urn:schemas-microsoft-com:office:word" xmlns:w="http://schemas.openxmlformats.org/wordprocessingml/2006/main" xmlns:w14="http://schemas.microsoft.com/office/word/2010/wordml" xmlns:w15="http://schemas.microsoft.com/office/word/2012/wordml" xmlns:w16cex="http://schemas.microsoft.com/office/word/2018/wordml/cex" xmlns:w16cid="http://schemas.microsoft.com/office/word/2016/wordml/cid" xmlns:w16="http://schemas.microsoft.com/office/word/2018/wordml" xmlns:w16du="http://schemas.microsoft.com/office/word/2023/wordml/word16du" xmlns:w16sdtdh="http://schemas.microsoft.com/office/word/2020/wordml/sdtdatahash" xmlns:w16sdtfl="http://schemas.microsoft.com/office/word/2024/wordml/sdtformatlock" xmlns:w16se="http://schemas.microsoft.com/office/word/2015/wordml/symex" xmlns:wpg="http://schemas.microsoft.com/office/word/2010/wordprocessingGroup" xmlns:wpi="http://schemas.microsoft.com/office/word/2010/wordprocessingInk" xmlns:wne="http://schemas.microsoft.com/office/word/2006/wordml" xmlns:wps="http://schemas.microsoft.com/office/word/2010/wordprocessingShape" mc:Ignorable="w14 w15 w16se w16cid w16 w16cex w16sdtdh w16sdtfl w16du wp14">
+<w:hdr xmlns:wpc="http://schemas.microsoft.com/office/word/2010/wordprocessingCanvas" xmlns:cx="http://schemas.microsoft.com/office/drawing/2014/chartex" xmlns:cx1="http://schemas.microsoft.com/office/drawing/2015/9/8/chartex" xmlns:cx2="http://schemas.microsoft.com/office/drawing/2015/10/21/chartex" xmlns:cx3="http://schemas.microsoft.com/office/drawing/2016/5/9/chartex" xmlns:cx4="http://schemas.microsoft.com/office/drawing/2016/5/10/chartex" xmlns:cx5="http://schemas.microsoft.com/office/drawing/2016/5/11/chartex" xmlns:cx6="http://schemas.microsoft.com/office/drawing/2016/5/12/chartex" xmlns:cx7="http://schemas.microsoft.com/office/drawing/2016/5/13/chartex" xmlns:cx8="http://schemas.microsoft.com/office/drawing/2016/5/14/chartex" xmlns:mc="http://schemas.openxmlformats.org/markup-compatibility/2006" xmlns:aink="http://schemas.microsoft.com/office/drawing/2016/ink" xmlns:am3d="http://schemas.microsoft.com/office/drawing/2017/model3d" xmlns:o="urn:schemas-microsoft-com:office:office" xmlns:oel="http://schemas.microsoft.com/office/2019/extlst" xmlns:r="http://schemas.openxmlformats.org/officeDocument/2006/relationships" xmlns:m="http://schemas.openxmlformats.org/officeDocument/2006/math" xmlns:v="urn:schemas-microsoft-com:vml" xmlns:wp14="http://schemas.microsoft.com/office/word/2010/wordprocessingDrawing" xmlns:wp="http://schemas.openxmlformats.org/drawingml/2006/wordprocessingDrawing" xmlns:w10="urn:schemas-microsoft-com:office:word" xmlns:w="http://schemas.openxmlformats.org/wordprocessingml/2006/main" xmlns:w14="http://schemas.microsoft.com/office/word/2010/wordml" xmlns:w15="http://schemas.microsoft.com/office/word/2012/wordml" xmlns:w16cex="http://schemas.microsoft.com/office/word/2018/wordml/cex" xmlns:w16cid="http://schemas.microsoft.com/office/word/2016/wordml/cid" xmlns:w16="http://schemas.microsoft.com/office/word/2018/wordml" xmlns:w16du="http://schemas.microsoft.com/office/word/2023/wordml/word16du" xmlns:w16sdtdh="http://schemas.microsoft.com/office/word/2020/wordml/sdtdatahash" xmlns:w16sdtfl="http://schemas.microsoft.com/office/word/2024/wordml/sdtformatlock" xmlns:w16se="http://schemas.microsoft.com/office/word/2015/wordml/symex" xmlns:wpg="http://schemas.microsoft.com/office/word/2010/wordprocessingGroup" xmlns:wpi="http://schemas.microsoft.com/office/word/2010/wordprocessingInk" xmlns:wne="http://schemas.microsoft.com/office/word/2006/wordml" xmlns:wps="http://schemas.microsoft.com/office/word/2010/wordprocessingShape" xmlns:a="http://schemas.openxmlformats.org/drawingml/2006/main" xmlns:a16="http://schemas.microsoft.com/office/drawing/2014/main" xmlns:pic="http://schemas.openxmlformats.org/drawingml/2006/picture" xmlns:a14="http://schemas.microsoft.com/office/drawing/2010/main" mc:Ignorable="w14 w15 w16se w16cid w16 w16cex w16sdtdh w16sdtfl w16du wp14">
   <w:tbl>
     <w:tblPr>
       <w:tblStyle w:val="TableGrid"/>
       <w:tblW w:w="0" w:type="auto"/>
       <w:tblBorders>
-        <w:top w:val="none" w:sz="0" w:space="0" w:color="auto"/>
-        <w:left w:val="none" w:sz="0" w:space="0" w:color="auto"/>
-        <w:bottom w:val="none" w:sz="0" w:space="0" w:color="auto"/>
-        <w:right w:val="none" w:sz="0" w:space="0" w:color="auto"/>
-        <w:insideH w:val="none" w:sz="0" w:space="0" w:color="auto"/>
-        <w:insideV w:val="none" w:sz="0" w:space="0" w:color="auto"/>
+        <w:top w:val="none" w:color="auto" w:sz="0" w:space="0"/>
+        <w:left w:val="none" w:color="auto" w:sz="0" w:space="0"/>
+        <w:bottom w:val="none" w:color="auto" w:sz="0" w:space="0"/>
+        <w:right w:val="none" w:color="auto" w:sz="0" w:space="0"/>
+        <w:insideH w:val="none" w:color="auto" w:sz="0" w:space="0"/>
+        <w:insideV w:val="none" w:color="auto" w:sz="0" w:space="0"/>
       </w:tblBorders>
       <w:tblLook w:val="04A0" w:firstRow="1" w:lastRow="0" w:firstColumn="1" w:lastColumn="0" w:noHBand="0" w:noVBand="1"/>
     </w:tblPr>
@@ -15616,6 +15462,230 @@
 
 <file path=word/numbering.xml><?xml version="1.0" encoding="utf-8"?>
 <w:numbering xmlns:wpc="http://schemas.microsoft.com/office/word/2010/wordprocessingCanvas" xmlns:cx="http://schemas.microsoft.com/office/drawing/2014/chartex" xmlns:cx1="http://schemas.microsoft.com/office/drawing/2015/9/8/chartex" xmlns:cx2="http://schemas.microsoft.com/office/drawing/2015/10/21/chartex" xmlns:cx3="http://schemas.microsoft.com/office/drawing/2016/5/9/chartex" xmlns:cx4="http://schemas.microsoft.com/office/drawing/2016/5/10/chartex" xmlns:cx5="http://schemas.microsoft.com/office/drawing/2016/5/11/chartex" xmlns:cx6="http://schemas.microsoft.com/office/drawing/2016/5/12/chartex" xmlns:cx7="http://schemas.microsoft.com/office/drawing/2016/5/13/chartex" xmlns:cx8="http://schemas.microsoft.com/office/drawing/2016/5/14/chartex" xmlns:mc="http://schemas.openxmlformats.org/markup-compatibility/2006" xmlns:aink="http://schemas.microsoft.com/office/drawing/2016/ink" xmlns:am3d="http://schemas.microsoft.com/office/drawing/2017/model3d" xmlns:o="urn:schemas-microsoft-com:office:office" xmlns:oel="http://schemas.microsoft.com/office/2019/extlst" xmlns:r="http://schemas.openxmlformats.org/officeDocument/2006/relationships" xmlns:m="http://schemas.openxmlformats.org/officeDocument/2006/math" xmlns:v="urn:schemas-microsoft-com:vml" xmlns:wp14="http://schemas.microsoft.com/office/word/2010/wordprocessingDrawing" xmlns:wp="http://schemas.openxmlformats.org/drawingml/2006/wordprocessingDrawing" xmlns:w10="urn:schemas-microsoft-com:office:word" xmlns:w="http://schemas.openxmlformats.org/wordprocessingml/2006/main" xmlns:w14="http://schemas.microsoft.com/office/word/2010/wordml" xmlns:w15="http://schemas.microsoft.com/office/word/2012/wordml" xmlns:w16cex="http://schemas.microsoft.com/office/word/2018/wordml/cex" xmlns:w16cid="http://schemas.microsoft.com/office/word/2016/wordml/cid" xmlns:w16="http://schemas.microsoft.com/office/word/2018/wordml" xmlns:w16du="http://schemas.microsoft.com/office/word/2023/wordml/word16du" xmlns:w16sdtdh="http://schemas.microsoft.com/office/word/2020/wordml/sdtdatahash" xmlns:w16sdtfl="http://schemas.microsoft.com/office/word/2024/wordml/sdtformatlock" xmlns:w16se="http://schemas.microsoft.com/office/word/2015/wordml/symex" xmlns:wpg="http://schemas.microsoft.com/office/word/2010/wordprocessingGroup" xmlns:wpi="http://schemas.microsoft.com/office/word/2010/wordprocessingInk" xmlns:wne="http://schemas.microsoft.com/office/word/2006/wordml" xmlns:wps="http://schemas.microsoft.com/office/word/2010/wordprocessingShape" mc:Ignorable="w14 w15 w16se w16cid w16 w16cex w16sdtdh w16sdtfl w16du wp14">
+  <w:abstractNum xmlns:w="http://schemas.openxmlformats.org/wordprocessingml/2006/main" w:abstractNumId="4">
+    <w:nsid w:val="448d793d"/>
+    <w:multiLevelType xmlns:w="http://schemas.openxmlformats.org/wordprocessingml/2006/main" w:val="hybridMultilevel"/>
+    <w:lvl xmlns:w="http://schemas.openxmlformats.org/wordprocessingml/2006/main" w:ilvl="0">
+      <w:start w:val="1"/>
+      <w:numFmt w:val="bullet"/>
+      <w:lvlText w:val=""/>
+      <w:lvlJc w:val="left"/>
+      <w:pPr>
+        <w:ind w:left="720" w:hanging="360"/>
+      </w:pPr>
+      <w:rPr>
+        <w:rFonts w:hint="default" w:ascii="Symbol" w:hAnsi="Symbol"/>
+      </w:rPr>
+    </w:lvl>
+    <w:lvl xmlns:w="http://schemas.openxmlformats.org/wordprocessingml/2006/main" w:ilvl="1">
+      <w:start w:val="1"/>
+      <w:numFmt w:val="bullet"/>
+      <w:lvlText w:val="o"/>
+      <w:lvlJc w:val="left"/>
+      <w:pPr>
+        <w:ind w:left="1440" w:hanging="360"/>
+      </w:pPr>
+      <w:rPr>
+        <w:rFonts w:hint="default" w:ascii="Courier New" w:hAnsi="Courier New"/>
+      </w:rPr>
+    </w:lvl>
+    <w:lvl xmlns:w="http://schemas.openxmlformats.org/wordprocessingml/2006/main" w:ilvl="2">
+      <w:start w:val="1"/>
+      <w:numFmt w:val="bullet"/>
+      <w:lvlText w:val=""/>
+      <w:lvlJc w:val="left"/>
+      <w:pPr>
+        <w:ind w:left="2160" w:hanging="360"/>
+      </w:pPr>
+      <w:rPr>
+        <w:rFonts w:hint="default" w:ascii="Wingdings" w:hAnsi="Wingdings"/>
+      </w:rPr>
+    </w:lvl>
+    <w:lvl xmlns:w="http://schemas.openxmlformats.org/wordprocessingml/2006/main" w:ilvl="3">
+      <w:start w:val="1"/>
+      <w:numFmt w:val="bullet"/>
+      <w:lvlText w:val=""/>
+      <w:lvlJc w:val="left"/>
+      <w:pPr>
+        <w:ind w:left="2880" w:hanging="360"/>
+      </w:pPr>
+      <w:rPr>
+        <w:rFonts w:hint="default" w:ascii="Symbol" w:hAnsi="Symbol"/>
+      </w:rPr>
+    </w:lvl>
+    <w:lvl xmlns:w="http://schemas.openxmlformats.org/wordprocessingml/2006/main" w:ilvl="4">
+      <w:start w:val="1"/>
+      <w:numFmt w:val="bullet"/>
+      <w:lvlText w:val="o"/>
+      <w:lvlJc w:val="left"/>
+      <w:pPr>
+        <w:ind w:left="3600" w:hanging="360"/>
+      </w:pPr>
+      <w:rPr>
+        <w:rFonts w:hint="default" w:ascii="Courier New" w:hAnsi="Courier New"/>
+      </w:rPr>
+    </w:lvl>
+    <w:lvl xmlns:w="http://schemas.openxmlformats.org/wordprocessingml/2006/main" w:ilvl="5">
+      <w:start w:val="1"/>
+      <w:numFmt w:val="bullet"/>
+      <w:lvlText w:val=""/>
+      <w:lvlJc w:val="left"/>
+      <w:pPr>
+        <w:ind w:left="4320" w:hanging="360"/>
+      </w:pPr>
+      <w:rPr>
+        <w:rFonts w:hint="default" w:ascii="Wingdings" w:hAnsi="Wingdings"/>
+      </w:rPr>
+    </w:lvl>
+    <w:lvl xmlns:w="http://schemas.openxmlformats.org/wordprocessingml/2006/main" w:ilvl="6">
+      <w:start w:val="1"/>
+      <w:numFmt w:val="bullet"/>
+      <w:lvlText w:val=""/>
+      <w:lvlJc w:val="left"/>
+      <w:pPr>
+        <w:ind w:left="5040" w:hanging="360"/>
+      </w:pPr>
+      <w:rPr>
+        <w:rFonts w:hint="default" w:ascii="Symbol" w:hAnsi="Symbol"/>
+      </w:rPr>
+    </w:lvl>
+    <w:lvl xmlns:w="http://schemas.openxmlformats.org/wordprocessingml/2006/main" w:ilvl="7">
+      <w:start w:val="1"/>
+      <w:numFmt w:val="bullet"/>
+      <w:lvlText w:val="o"/>
+      <w:lvlJc w:val="left"/>
+      <w:pPr>
+        <w:ind w:left="5760" w:hanging="360"/>
+      </w:pPr>
+      <w:rPr>
+        <w:rFonts w:hint="default" w:ascii="Courier New" w:hAnsi="Courier New"/>
+      </w:rPr>
+    </w:lvl>
+    <w:lvl xmlns:w="http://schemas.openxmlformats.org/wordprocessingml/2006/main" w:ilvl="8">
+      <w:start w:val="1"/>
+      <w:numFmt w:val="bullet"/>
+      <w:lvlText w:val=""/>
+      <w:lvlJc w:val="left"/>
+      <w:pPr>
+        <w:ind w:left="6480" w:hanging="360"/>
+      </w:pPr>
+      <w:rPr>
+        <w:rFonts w:hint="default" w:ascii="Wingdings" w:hAnsi="Wingdings"/>
+      </w:rPr>
+    </w:lvl>
+  </w:abstractNum>
+  <w:abstractNum xmlns:w="http://schemas.openxmlformats.org/wordprocessingml/2006/main" w:abstractNumId="3">
+    <w:nsid w:val="ee90506"/>
+    <w:multiLevelType xmlns:w="http://schemas.openxmlformats.org/wordprocessingml/2006/main" w:val="hybridMultilevel"/>
+    <w:lvl xmlns:w="http://schemas.openxmlformats.org/wordprocessingml/2006/main" w:ilvl="0">
+      <w:start w:val="1"/>
+      <w:numFmt w:val="bullet"/>
+      <w:lvlText w:val=""/>
+      <w:lvlJc w:val="left"/>
+      <w:pPr>
+        <w:ind w:left="720" w:hanging="360"/>
+      </w:pPr>
+      <w:rPr>
+        <w:rFonts w:hint="default" w:ascii="Symbol" w:hAnsi="Symbol"/>
+      </w:rPr>
+    </w:lvl>
+    <w:lvl xmlns:w="http://schemas.openxmlformats.org/wordprocessingml/2006/main" w:ilvl="1">
+      <w:start w:val="1"/>
+      <w:numFmt w:val="bullet"/>
+      <w:lvlText w:val="o"/>
+      <w:lvlJc w:val="left"/>
+      <w:pPr>
+        <w:ind w:left="1440" w:hanging="360"/>
+      </w:pPr>
+      <w:rPr>
+        <w:rFonts w:hint="default" w:ascii="Courier New" w:hAnsi="Courier New"/>
+      </w:rPr>
+    </w:lvl>
+    <w:lvl xmlns:w="http://schemas.openxmlformats.org/wordprocessingml/2006/main" w:ilvl="2">
+      <w:start w:val="1"/>
+      <w:numFmt w:val="bullet"/>
+      <w:lvlText w:val=""/>
+      <w:lvlJc w:val="left"/>
+      <w:pPr>
+        <w:ind w:left="2160" w:hanging="360"/>
+      </w:pPr>
+      <w:rPr>
+        <w:rFonts w:hint="default" w:ascii="Wingdings" w:hAnsi="Wingdings"/>
+      </w:rPr>
+    </w:lvl>
+    <w:lvl xmlns:w="http://schemas.openxmlformats.org/wordprocessingml/2006/main" w:ilvl="3">
+      <w:start w:val="1"/>
+      <w:numFmt w:val="bullet"/>
+      <w:lvlText w:val=""/>
+      <w:lvlJc w:val="left"/>
+      <w:pPr>
+        <w:ind w:left="2880" w:hanging="360"/>
+      </w:pPr>
+      <w:rPr>
+        <w:rFonts w:hint="default" w:ascii="Symbol" w:hAnsi="Symbol"/>
+      </w:rPr>
+    </w:lvl>
+    <w:lvl xmlns:w="http://schemas.openxmlformats.org/wordprocessingml/2006/main" w:ilvl="4">
+      <w:start w:val="1"/>
+      <w:numFmt w:val="bullet"/>
+      <w:lvlText w:val="o"/>
+      <w:lvlJc w:val="left"/>
+      <w:pPr>
+        <w:ind w:left="3600" w:hanging="360"/>
+      </w:pPr>
+      <w:rPr>
+        <w:rFonts w:hint="default" w:ascii="Courier New" w:hAnsi="Courier New"/>
+      </w:rPr>
+    </w:lvl>
+    <w:lvl xmlns:w="http://schemas.openxmlformats.org/wordprocessingml/2006/main" w:ilvl="5">
+      <w:start w:val="1"/>
+      <w:numFmt w:val="bullet"/>
+      <w:lvlText w:val=""/>
+      <w:lvlJc w:val="left"/>
+      <w:pPr>
+        <w:ind w:left="4320" w:hanging="360"/>
+      </w:pPr>
+      <w:rPr>
+        <w:rFonts w:hint="default" w:ascii="Wingdings" w:hAnsi="Wingdings"/>
+      </w:rPr>
+    </w:lvl>
+    <w:lvl xmlns:w="http://schemas.openxmlformats.org/wordprocessingml/2006/main" w:ilvl="6">
+      <w:start w:val="1"/>
+      <w:numFmt w:val="bullet"/>
+      <w:lvlText w:val=""/>
+      <w:lvlJc w:val="left"/>
+      <w:pPr>
+        <w:ind w:left="5040" w:hanging="360"/>
+      </w:pPr>
+      <w:rPr>
+        <w:rFonts w:hint="default" w:ascii="Symbol" w:hAnsi="Symbol"/>
+      </w:rPr>
+    </w:lvl>
+    <w:lvl xmlns:w="http://schemas.openxmlformats.org/wordprocessingml/2006/main" w:ilvl="7">
+      <w:start w:val="1"/>
+      <w:numFmt w:val="bullet"/>
+      <w:lvlText w:val="o"/>
+      <w:lvlJc w:val="left"/>
+      <w:pPr>
+        <w:ind w:left="5760" w:hanging="360"/>
+      </w:pPr>
+      <w:rPr>
+        <w:rFonts w:hint="default" w:ascii="Courier New" w:hAnsi="Courier New"/>
+      </w:rPr>
+    </w:lvl>
+    <w:lvl xmlns:w="http://schemas.openxmlformats.org/wordprocessingml/2006/main" w:ilvl="8">
+      <w:start w:val="1"/>
+      <w:numFmt w:val="bullet"/>
+      <w:lvlText w:val=""/>
+      <w:lvlJc w:val="left"/>
+      <w:pPr>
+        <w:ind w:left="6480" w:hanging="360"/>
+      </w:pPr>
+      <w:rPr>
+        <w:rFonts w:hint="default" w:ascii="Wingdings" w:hAnsi="Wingdings"/>
+      </w:rPr>
+    </w:lvl>
+  </w:abstractNum>
   <w:abstractNum w:abstractNumId="0" w15:restartNumberingAfterBreak="0">
     <w:nsid w:val="42E51C29"/>
     <w:multiLevelType w:val="hybridMultilevel"/>
@@ -15834,6 +15904,12 @@
       </w:pPr>
     </w:lvl>
   </w:abstractNum>
+  <w:num w:numId="5">
+    <w:abstractNumId w:val="4"/>
+  </w:num>
+  <w:num w:numId="4">
+    <w:abstractNumId w:val="3"/>
+  </w:num>
   <w:num w:numId="1" w16cid:durableId="1189101031">
     <w:abstractNumId w:val="1"/>
   </w:num>
@@ -15853,7 +15929,7 @@
 </file>
 
 <file path=word/people.xml><?xml version="1.0" encoding="utf-8"?>
-<w15:people xmlns:wpc="http://schemas.microsoft.com/office/word/2010/wordprocessingCanvas" xmlns:cx="http://schemas.microsoft.com/office/drawing/2014/chartex" xmlns:cx1="http://schemas.microsoft.com/office/drawing/2015/9/8/chartex" xmlns:cx2="http://schemas.microsoft.com/office/drawing/2015/10/21/chartex" xmlns:cx3="http://schemas.microsoft.com/office/drawing/2016/5/9/chartex" xmlns:cx4="http://schemas.microsoft.com/office/drawing/2016/5/10/chartex" xmlns:cx5="http://schemas.microsoft.com/office/drawing/2016/5/11/chartex" xmlns:cx6="http://schemas.microsoft.com/office/drawing/2016/5/12/chartex" xmlns:cx7="http://schemas.microsoft.com/office/drawing/2016/5/13/chartex" xmlns:cx8="http://schemas.microsoft.com/office/drawing/2016/5/14/chartex" xmlns:mc="http://schemas.openxmlformats.org/markup-compatibility/2006" xmlns:aink="http://schemas.microsoft.com/office/drawing/2016/ink" xmlns:am3d="http://schemas.microsoft.com/office/drawing/2017/model3d" xmlns:o="urn:schemas-microsoft-com:office:office" xmlns:oel="http://schemas.microsoft.com/office/2019/extlst" xmlns:r="http://schemas.openxmlformats.org/officeDocument/2006/relationships" xmlns:m="http://schemas.openxmlformats.org/officeDocument/2006/math" xmlns:v="urn:schemas-microsoft-com:vml" xmlns:wp14="http://schemas.microsoft.com/office/word/2010/wordprocessingDrawing" xmlns:wp="http://schemas.openxmlformats.org/drawingml/2006/wordprocessingDrawing" xmlns:w10="urn:schemas-microsoft-com:office:word" xmlns:w="http://schemas.openxmlformats.org/wordprocessingml/2006/main" xmlns:w14="http://schemas.microsoft.com/office/word/2010/wordml" xmlns:w15="http://schemas.microsoft.com/office/word/2012/wordml" xmlns:w16cex="http://schemas.microsoft.com/office/word/2018/wordml/cex" xmlns:w16cid="http://schemas.microsoft.com/office/word/2016/wordml/cid" xmlns:w16="http://schemas.microsoft.com/office/word/2018/wordml" xmlns:w16du="http://schemas.microsoft.com/office/word/2023/wordml/word16du" xmlns:w16sdtdh="http://schemas.microsoft.com/office/word/2020/wordml/sdtdatahash" xmlns:w16sdtfl="http://schemas.microsoft.com/office/word/2024/wordml/sdtformatlock" xmlns:w16se="http://schemas.microsoft.com/office/word/2015/wordml/symex" xmlns:wpg="http://schemas.microsoft.com/office/word/2010/wordprocessingGroup" xmlns:wpi="http://schemas.microsoft.com/office/word/2010/wordprocessingInk" xmlns:wne="http://schemas.microsoft.com/office/word/2006/wordml" xmlns:wps="http://schemas.microsoft.com/office/word/2010/wordprocessingShape" mc:Ignorable="w14 w15 w16se w16cid w16 w16cex w16sdtdh w16sdtfl w16du wp14">
+<w15:people xmlns:mc="http://schemas.openxmlformats.org/markup-compatibility/2006" xmlns:w15="http://schemas.microsoft.com/office/word/2012/wordml" mc:Ignorable="w15">
   <w15:person w15:author="Behrend, Flemming Jæger">
     <w15:presenceInfo w15:providerId="AD" w15:userId="S::flemming.jager.behrend@if.dk::4e856a3d-26c5-4158-847e-3d09e6c9a548"/>
   </w15:person>
@@ -15871,7 +15947,7 @@
   <w:docDefaults>
     <w:rPrDefault>
       <w:rPr>
-        <w:rFonts w:ascii="Arial" w:eastAsia="Arial" w:hAnsi="Arial" w:cs="Arial"/>
+        <w:rFonts w:ascii="Arial" w:hAnsi="Arial" w:eastAsia="Arial" w:cs="Arial"/>
         <w:lang w:val="en-IN" w:eastAsia="en-IN" w:bidi="ar-SA"/>
       </w:rPr>
     </w:rPrDefault>
@@ -15880,14 +15956,14 @@
   <w:latentStyles w:defLockedState="0" w:defUIPriority="99" w:defSemiHidden="0" w:defUnhideWhenUsed="0" w:defQFormat="0" w:count="376">
     <w:lsdException w:name="Normal" w:uiPriority="0" w:qFormat="1"/>
     <w:lsdException w:name="heading 1" w:uiPriority="9" w:qFormat="1"/>
-    <w:lsdException w:name="heading 2" w:semiHidden="1" w:uiPriority="9" w:unhideWhenUsed="1" w:qFormat="1"/>
-    <w:lsdException w:name="heading 3" w:semiHidden="1" w:uiPriority="9" w:unhideWhenUsed="1" w:qFormat="1"/>
-    <w:lsdException w:name="heading 4" w:semiHidden="1" w:uiPriority="9" w:unhideWhenUsed="1" w:qFormat="1"/>
-    <w:lsdException w:name="heading 5" w:semiHidden="1" w:uiPriority="9" w:unhideWhenUsed="1" w:qFormat="1"/>
-    <w:lsdException w:name="heading 6" w:semiHidden="1" w:uiPriority="9" w:unhideWhenUsed="1" w:qFormat="1"/>
-    <w:lsdException w:name="heading 7" w:semiHidden="1" w:uiPriority="9" w:unhideWhenUsed="1" w:qFormat="1"/>
-    <w:lsdException w:name="heading 8" w:semiHidden="1" w:uiPriority="9" w:unhideWhenUsed="1" w:qFormat="1"/>
-    <w:lsdException w:name="heading 9" w:semiHidden="1" w:uiPriority="9" w:unhideWhenUsed="1" w:qFormat="1"/>
+    <w:lsdException w:name="heading 2" w:uiPriority="9" w:semiHidden="1" w:unhideWhenUsed="1" w:qFormat="1"/>
+    <w:lsdException w:name="heading 3" w:uiPriority="9" w:semiHidden="1" w:unhideWhenUsed="1" w:qFormat="1"/>
+    <w:lsdException w:name="heading 4" w:uiPriority="9" w:semiHidden="1" w:unhideWhenUsed="1" w:qFormat="1"/>
+    <w:lsdException w:name="heading 5" w:uiPriority="9" w:semiHidden="1" w:unhideWhenUsed="1" w:qFormat="1"/>
+    <w:lsdException w:name="heading 6" w:uiPriority="9" w:semiHidden="1" w:unhideWhenUsed="1" w:qFormat="1"/>
+    <w:lsdException w:name="heading 7" w:uiPriority="9" w:semiHidden="1" w:unhideWhenUsed="1" w:qFormat="1"/>
+    <w:lsdException w:name="heading 8" w:uiPriority="9" w:semiHidden="1" w:unhideWhenUsed="1" w:qFormat="1"/>
+    <w:lsdException w:name="heading 9" w:uiPriority="9" w:semiHidden="1" w:unhideWhenUsed="1" w:qFormat="1"/>
     <w:lsdException w:name="index 1" w:semiHidden="1" w:unhideWhenUsed="1"/>
     <w:lsdException w:name="index 2" w:semiHidden="1" w:unhideWhenUsed="1"/>
     <w:lsdException w:name="index 3" w:semiHidden="1" w:unhideWhenUsed="1"/>
@@ -15897,22 +15973,22 @@
     <w:lsdException w:name="index 7" w:semiHidden="1" w:unhideWhenUsed="1"/>
     <w:lsdException w:name="index 8" w:semiHidden="1" w:unhideWhenUsed="1"/>
     <w:lsdException w:name="index 9" w:semiHidden="1" w:unhideWhenUsed="1"/>
-    <w:lsdException w:name="toc 1" w:semiHidden="1" w:uiPriority="39" w:unhideWhenUsed="1"/>
-    <w:lsdException w:name="toc 2" w:semiHidden="1" w:uiPriority="39" w:unhideWhenUsed="1"/>
-    <w:lsdException w:name="toc 3" w:semiHidden="1" w:uiPriority="39" w:unhideWhenUsed="1"/>
-    <w:lsdException w:name="toc 4" w:semiHidden="1" w:uiPriority="39" w:unhideWhenUsed="1"/>
-    <w:lsdException w:name="toc 5" w:semiHidden="1" w:uiPriority="39" w:unhideWhenUsed="1"/>
-    <w:lsdException w:name="toc 6" w:semiHidden="1" w:uiPriority="39" w:unhideWhenUsed="1"/>
-    <w:lsdException w:name="toc 7" w:semiHidden="1" w:uiPriority="39" w:unhideWhenUsed="1"/>
-    <w:lsdException w:name="toc 8" w:semiHidden="1" w:uiPriority="39" w:unhideWhenUsed="1"/>
-    <w:lsdException w:name="toc 9" w:semiHidden="1" w:uiPriority="39" w:unhideWhenUsed="1"/>
+    <w:lsdException w:name="toc 1" w:uiPriority="39" w:semiHidden="1" w:unhideWhenUsed="1"/>
+    <w:lsdException w:name="toc 2" w:uiPriority="39" w:semiHidden="1" w:unhideWhenUsed="1"/>
+    <w:lsdException w:name="toc 3" w:uiPriority="39" w:semiHidden="1" w:unhideWhenUsed="1"/>
+    <w:lsdException w:name="toc 4" w:uiPriority="39" w:semiHidden="1" w:unhideWhenUsed="1"/>
+    <w:lsdException w:name="toc 5" w:uiPriority="39" w:semiHidden="1" w:unhideWhenUsed="1"/>
+    <w:lsdException w:name="toc 6" w:uiPriority="39" w:semiHidden="1" w:unhideWhenUsed="1"/>
+    <w:lsdException w:name="toc 7" w:uiPriority="39" w:semiHidden="1" w:unhideWhenUsed="1"/>
+    <w:lsdException w:name="toc 8" w:uiPriority="39" w:semiHidden="1" w:unhideWhenUsed="1"/>
+    <w:lsdException w:name="toc 9" w:uiPriority="39" w:semiHidden="1" w:unhideWhenUsed="1"/>
     <w:lsdException w:name="Normal Indent" w:semiHidden="1" w:unhideWhenUsed="1"/>
     <w:lsdException w:name="footnote text" w:semiHidden="1" w:unhideWhenUsed="1"/>
     <w:lsdException w:name="annotation text" w:semiHidden="1" w:unhideWhenUsed="1"/>
     <w:lsdException w:name="header" w:semiHidden="1" w:unhideWhenUsed="1"/>
     <w:lsdException w:name="footer" w:semiHidden="1" w:unhideWhenUsed="1"/>
     <w:lsdException w:name="index heading" w:semiHidden="1" w:unhideWhenUsed="1"/>
-    <w:lsdException w:name="caption" w:semiHidden="1" w:uiPriority="35" w:unhideWhenUsed="1" w:qFormat="1"/>
+    <w:lsdException w:name="caption" w:uiPriority="35" w:semiHidden="1" w:unhideWhenUsed="1" w:qFormat="1"/>
     <w:lsdException w:name="table of figures" w:semiHidden="1" w:unhideWhenUsed="1"/>
     <w:lsdException w:name="envelope address" w:semiHidden="1" w:unhideWhenUsed="1"/>
     <w:lsdException w:name="envelope return" w:semiHidden="1" w:unhideWhenUsed="1"/>
@@ -15943,7 +16019,7 @@
     <w:lsdException w:name="Title" w:uiPriority="10" w:qFormat="1"/>
     <w:lsdException w:name="Closing" w:semiHidden="1" w:unhideWhenUsed="1"/>
     <w:lsdException w:name="Signature" w:semiHidden="1" w:unhideWhenUsed="1"/>
-    <w:lsdException w:name="Default Paragraph Font" w:semiHidden="1" w:uiPriority="1" w:unhideWhenUsed="1"/>
+    <w:lsdException w:name="Default Paragraph Font" w:uiPriority="1" w:semiHidden="1" w:unhideWhenUsed="1"/>
     <w:lsdException w:name="Body Text" w:semiHidden="1" w:unhideWhenUsed="1"/>
     <w:lsdException w:name="Body Text Indent" w:semiHidden="1" w:unhideWhenUsed="1"/>
     <w:lsdException w:name="List Continue" w:semiHidden="1" w:unhideWhenUsed="1"/>
@@ -16143,8 +16219,8 @@
     <w:lsdException w:name="Subtle Reference" w:uiPriority="31" w:qFormat="1"/>
     <w:lsdException w:name="Intense Reference" w:uiPriority="32" w:qFormat="1"/>
     <w:lsdException w:name="Book Title" w:uiPriority="33" w:qFormat="1"/>
-    <w:lsdException w:name="Bibliography" w:semiHidden="1" w:uiPriority="37" w:unhideWhenUsed="1"/>
-    <w:lsdException w:name="TOC Heading" w:semiHidden="1" w:uiPriority="39" w:unhideWhenUsed="1" w:qFormat="1"/>
+    <w:lsdException w:name="Bibliography" w:uiPriority="37" w:semiHidden="1" w:unhideWhenUsed="1"/>
+    <w:lsdException w:name="TOC Heading" w:uiPriority="39" w:semiHidden="1" w:unhideWhenUsed="1" w:qFormat="1"/>
     <w:lsdException w:name="Plain Table 1" w:uiPriority="41"/>
     <w:lsdException w:name="Plain Table 2" w:uiPriority="42"/>
     <w:lsdException w:name="Plain Table 3" w:uiPriority="43"/>
@@ -16255,7 +16331,7 @@
     <w:lsdException w:name="Unresolved Mention" w:semiHidden="1" w:unhideWhenUsed="1"/>
     <w:lsdException w:name="Smart Link" w:semiHidden="1" w:unhideWhenUsed="1"/>
   </w:latentStyles>
-  <w:style w:type="paragraph" w:default="1" w:styleId="Normal">
+  <w:style w:type="paragraph" w:styleId="Normal" w:default="1">
     <w:name w:val="Normal"/>
     <w:qFormat/>
   </w:style>
@@ -16348,13 +16424,13 @@
       <w:color w:val="1F4D78"/>
     </w:rPr>
   </w:style>
-  <w:style w:type="character" w:default="1" w:styleId="DefaultParagraphFont">
+  <w:style w:type="character" w:styleId="DefaultParagraphFont" w:default="1">
     <w:name w:val="Default Paragraph Font"/>
     <w:uiPriority w:val="1"/>
     <w:semiHidden/>
     <w:unhideWhenUsed/>
   </w:style>
-  <w:style w:type="table" w:default="1" w:styleId="TableNormal">
+  <w:style w:type="table" w:styleId="TableNormal" w:default="1">
     <w:name w:val="Normal Table"/>
     <w:uiPriority w:val="99"/>
     <w:semiHidden/>
@@ -16369,7 +16445,7 @@
       </w:tblCellMar>
     </w:tblPr>
   </w:style>
-  <w:style w:type="numbering" w:default="1" w:styleId="NoList">
+  <w:style w:type="numbering" w:styleId="NoList" w:default="1">
     <w:name w:val="No List"/>
     <w:uiPriority w:val="99"/>
     <w:semiHidden/>
@@ -16384,7 +16460,7 @@
       <w:szCs w:val="56"/>
     </w:rPr>
   </w:style>
-  <w:style w:type="paragraph" w:customStyle="1" w:styleId="Strong1">
+  <w:style w:type="paragraph" w:styleId="Strong1" w:customStyle="1">
     <w:name w:val="Strong1"/>
     <w:qFormat/>
     <w:rPr>
@@ -16421,7 +16497,7 @@
     <w:semiHidden/>
     <w:unhideWhenUsed/>
   </w:style>
-  <w:style w:type="character" w:customStyle="1" w:styleId="FootnoteTextChar">
+  <w:style w:type="character" w:styleId="FootnoteTextChar" w:customStyle="1">
     <w:name w:val="Footnote Text Char"/>
     <w:link w:val="FootnoteText"/>
     <w:uiPriority w:val="99"/>
@@ -16448,7 +16524,7 @@
     <w:semiHidden/>
     <w:unhideWhenUsed/>
   </w:style>
-  <w:style w:type="character" w:customStyle="1" w:styleId="EndnoteTextChar">
+  <w:style w:type="character" w:styleId="EndnoteTextChar" w:customStyle="1">
     <w:name w:val="Endnote Text Char"/>
     <w:link w:val="EndnoteText"/>
     <w:uiPriority w:val="99"/>
@@ -16473,7 +16549,7 @@
       </w:tabs>
     </w:pPr>
   </w:style>
-  <w:style w:type="character" w:customStyle="1" w:styleId="HeaderChar">
+  <w:style w:type="character" w:styleId="HeaderChar" w:customStyle="1">
     <w:name w:val="Header Char"/>
     <w:basedOn w:val="DefaultParagraphFont"/>
     <w:link w:val="Header"/>
@@ -16494,7 +16570,7 @@
       </w:tabs>
     </w:pPr>
   </w:style>
-  <w:style w:type="character" w:customStyle="1" w:styleId="FooterChar">
+  <w:style w:type="character" w:styleId="FooterChar" w:customStyle="1">
     <w:name w:val="Footer Char"/>
     <w:basedOn w:val="DefaultParagraphFont"/>
     <w:link w:val="Footer"/>
@@ -16508,12 +16584,12 @@
     <w:rsid w:val="003E765E"/>
     <w:tblPr>
       <w:tblBorders>
-        <w:top w:val="single" w:sz="4" w:space="0" w:color="auto"/>
-        <w:left w:val="single" w:sz="4" w:space="0" w:color="auto"/>
-        <w:bottom w:val="single" w:sz="4" w:space="0" w:color="auto"/>
-        <w:right w:val="single" w:sz="4" w:space="0" w:color="auto"/>
-        <w:insideH w:val="single" w:sz="4" w:space="0" w:color="auto"/>
-        <w:insideV w:val="single" w:sz="4" w:space="0" w:color="auto"/>
+        <w:top w:val="single" w:color="auto" w:sz="4" w:space="0"/>
+        <w:left w:val="single" w:color="auto" w:sz="4" w:space="0"/>
+        <w:bottom w:val="single" w:color="auto" w:sz="4" w:space="0"/>
+        <w:right w:val="single" w:color="auto" w:sz="4" w:space="0"/>
+        <w:insideH w:val="single" w:color="auto" w:sz="4" w:space="0"/>
+        <w:insideV w:val="single" w:color="auto" w:sz="4" w:space="0"/>
       </w:tblBorders>
     </w:tblPr>
   </w:style>
@@ -16550,7 +16626,7 @@
     <w:semiHidden/>
     <w:unhideWhenUsed/>
   </w:style>
-  <w:style w:type="character" w:customStyle="1" w:styleId="CommentTextChar">
+  <w:style w:type="character" w:styleId="CommentTextChar" w:customStyle="1">
     <w:name w:val="Comment Text Char"/>
     <w:basedOn w:val="DefaultParagraphFont"/>
     <w:link w:val="CommentText"/>
@@ -16572,7 +16648,7 @@
 </file>
 
 <file path=word/theme/theme1.xml><?xml version="1.0" encoding="utf-8"?>
-<a:theme xmlns:a="http://schemas.openxmlformats.org/drawingml/2006/main" name="Office Theme">
+<a:theme xmlns:a="http://schemas.openxmlformats.org/drawingml/2006/main" xmlns:thm15="http://schemas.microsoft.com/office/thememl/2012/main" name="Office Theme">
   <a:themeElements>
     <a:clrScheme name="Office">
       <a:dk1>
